--- a/Doc/proekt.docx
+++ b/Doc/proekt.docx
@@ -45,7 +45,7 @@
                     </pic:cNvPicPr>
                   </pic:nvPicPr>
                   <pic:blipFill>
-                    <a:blip r:embed="rId7">
+                    <a:blip r:embed="rId8">
                       <a:extLst>
                         <a:ext uri="{28A0092B-C50C-407E-A947-70E740481C1C}">
                           <a14:useLocalDpi xmlns:a14="http://schemas.microsoft.com/office/drawing/2010/main" val="0"/>
@@ -303,7 +303,18 @@
           <w:lang w:val="en-US"/>
           <w14:ligatures w14:val="none"/>
         </w:rPr>
-        <w:t>Agile refinement database</w:t>
+        <w:t xml:space="preserve">Backlog </w:t>
+      </w:r>
+      <w:r>
+        <w:rPr>
+          <w:rFonts w:eastAsia="Times New Roman" w:cs="Times New Roman"/>
+          <w:kern w:val="0"/>
+          <w:sz w:val="40"/>
+          <w:szCs w:val="40"/>
+          <w:lang w:val="en-US"/>
+          <w14:ligatures w14:val="none"/>
+        </w:rPr>
+        <w:t>refinement database</w:t>
       </w:r>
       <w:r>
         <w:rPr>
@@ -433,13 +444,30 @@
         <w:spacing w:line="276" w:lineRule="auto"/>
         <w:rPr>
           <w:rFonts w:eastAsia="Aptos" w:cs="Times New Roman"/>
-          <w:lang w:val="en-US"/>
+        </w:rPr>
+      </w:pPr>
+    </w:p>
+    <w:p>
+      <w:pPr>
+        <w:spacing w:line="276" w:lineRule="auto"/>
+        <w:rPr>
+          <w:rFonts w:eastAsia="Aptos" w:cs="Times New Roman"/>
         </w:rPr>
       </w:pPr>
     </w:p>
     <w:sdt>
       <w:sdtPr>
-        <w:id w:val="2083097962"/>
+        <w:rPr>
+          <w:rFonts w:eastAsiaTheme="minorHAnsi" w:cstheme="minorBidi"/>
+          <w:b w:val="0"/>
+          <w:color w:val="auto"/>
+          <w:kern w:val="2"/>
+          <w:sz w:val="24"/>
+          <w:szCs w:val="24"/>
+          <w:lang w:eastAsia="en-US"/>
+          <w14:ligatures w14:val="standardContextual"/>
+        </w:rPr>
+        <w:id w:val="1006166055"/>
         <w:docPartObj>
           <w:docPartGallery w:val="Table of Contents"/>
           <w:docPartUnique/>
@@ -447,14 +475,7 @@
       </w:sdtPr>
       <w:sdtEndPr>
         <w:rPr>
-          <w:rFonts w:eastAsiaTheme="minorHAnsi" w:cstheme="minorBidi"/>
           <w:bCs/>
-          <w:color w:val="auto"/>
-          <w:kern w:val="2"/>
-          <w:sz w:val="24"/>
-          <w:szCs w:val="24"/>
-          <w:lang w:eastAsia="en-US"/>
-          <w14:ligatures w14:val="standardContextual"/>
         </w:rPr>
       </w:sdtEndPr>
       <w:sdtContent>
@@ -487,7 +508,7 @@
           <w:r>
             <w:fldChar w:fldCharType="separate"/>
           </w:r>
-          <w:hyperlink w:anchor="_Toc222262902" w:history="1">
+          <w:hyperlink w:anchor="_Toc222604993" w:history="1">
             <w:r>
               <w:rPr>
                 <w:rStyle w:val="Hyperlink"/>
@@ -515,7 +536,7 @@
                 <w:noProof/>
                 <w:webHidden/>
               </w:rPr>
-              <w:instrText xml:space="preserve"> PAGEREF _Toc222262902 \h </w:instrText>
+              <w:instrText xml:space="preserve"> PAGEREF _Toc222604993 \h </w:instrText>
             </w:r>
             <w:r>
               <w:rPr>
@@ -558,7 +579,7 @@
               <w:lang w:eastAsia="bg-BG"/>
             </w:rPr>
           </w:pPr>
-          <w:hyperlink w:anchor="_Toc222262903" w:history="1">
+          <w:hyperlink w:anchor="_Toc222604994" w:history="1">
             <w:r>
               <w:rPr>
                 <w:rStyle w:val="Hyperlink"/>
@@ -585,7 +606,7 @@
                 <w:noProof/>
                 <w:webHidden/>
               </w:rPr>
-              <w:instrText xml:space="preserve"> PAGEREF _Toc222262903 \h </w:instrText>
+              <w:instrText xml:space="preserve"> PAGEREF _Toc222604994 \h </w:instrText>
             </w:r>
             <w:r>
               <w:rPr>
@@ -606,6 +627,429 @@
                 <w:webHidden/>
               </w:rPr>
               <w:t>4</w:t>
+            </w:r>
+            <w:r>
+              <w:rPr>
+                <w:noProof/>
+                <w:webHidden/>
+              </w:rPr>
+              <w:fldChar w:fldCharType="end"/>
+            </w:r>
+          </w:hyperlink>
+        </w:p>
+        <w:p>
+          <w:pPr>
+            <w:pStyle w:val="TOC1"/>
+            <w:tabs>
+              <w:tab w:val="right" w:leader="dot" w:pos="9062"/>
+            </w:tabs>
+            <w:rPr>
+              <w:rFonts w:asciiTheme="minorHAnsi" w:eastAsiaTheme="minorEastAsia" w:hAnsiTheme="minorHAnsi"/>
+              <w:noProof/>
+              <w:lang w:eastAsia="bg-BG"/>
+            </w:rPr>
+          </w:pPr>
+          <w:hyperlink w:anchor="_Toc222604995" w:history="1">
+            <w:r>
+              <w:rPr>
+                <w:rStyle w:val="Hyperlink"/>
+                <w:noProof/>
+              </w:rPr>
+              <w:t>Архитектура и реализация</w:t>
+            </w:r>
+            <w:r>
+              <w:rPr>
+                <w:noProof/>
+                <w:webHidden/>
+              </w:rPr>
+              <w:tab/>
+            </w:r>
+            <w:r>
+              <w:rPr>
+                <w:noProof/>
+                <w:webHidden/>
+              </w:rPr>
+              <w:fldChar w:fldCharType="begin"/>
+            </w:r>
+            <w:r>
+              <w:rPr>
+                <w:noProof/>
+                <w:webHidden/>
+              </w:rPr>
+              <w:instrText xml:space="preserve"> PAGEREF _Toc222604995 \h </w:instrText>
+            </w:r>
+            <w:r>
+              <w:rPr>
+                <w:noProof/>
+                <w:webHidden/>
+              </w:rPr>
+            </w:r>
+            <w:r>
+              <w:rPr>
+                <w:noProof/>
+                <w:webHidden/>
+              </w:rPr>
+              <w:fldChar w:fldCharType="separate"/>
+            </w:r>
+            <w:r>
+              <w:rPr>
+                <w:noProof/>
+                <w:webHidden/>
+              </w:rPr>
+              <w:t>5</w:t>
+            </w:r>
+            <w:r>
+              <w:rPr>
+                <w:noProof/>
+                <w:webHidden/>
+              </w:rPr>
+              <w:fldChar w:fldCharType="end"/>
+            </w:r>
+          </w:hyperlink>
+        </w:p>
+        <w:p>
+          <w:pPr>
+            <w:pStyle w:val="TOC2"/>
+            <w:tabs>
+              <w:tab w:val="right" w:leader="dot" w:pos="9062"/>
+            </w:tabs>
+            <w:rPr>
+              <w:rFonts w:asciiTheme="minorHAnsi" w:eastAsiaTheme="minorEastAsia" w:hAnsiTheme="minorHAnsi"/>
+              <w:noProof/>
+              <w:lang w:eastAsia="bg-BG"/>
+            </w:rPr>
+          </w:pPr>
+          <w:hyperlink w:anchor="_Toc222604996" w:history="1">
+            <w:r>
+              <w:rPr>
+                <w:rStyle w:val="Hyperlink"/>
+                <w:noProof/>
+                <w:lang w:val="en-US"/>
+              </w:rPr>
+              <w:t>Sessions</w:t>
+            </w:r>
+            <w:r>
+              <w:rPr>
+                <w:noProof/>
+                <w:webHidden/>
+              </w:rPr>
+              <w:tab/>
+            </w:r>
+            <w:r>
+              <w:rPr>
+                <w:noProof/>
+                <w:webHidden/>
+              </w:rPr>
+              <w:fldChar w:fldCharType="begin"/>
+            </w:r>
+            <w:r>
+              <w:rPr>
+                <w:noProof/>
+                <w:webHidden/>
+              </w:rPr>
+              <w:instrText xml:space="preserve"> PAGEREF _Toc222604996 \h </w:instrText>
+            </w:r>
+            <w:r>
+              <w:rPr>
+                <w:noProof/>
+                <w:webHidden/>
+              </w:rPr>
+            </w:r>
+            <w:r>
+              <w:rPr>
+                <w:noProof/>
+                <w:webHidden/>
+              </w:rPr>
+              <w:fldChar w:fldCharType="separate"/>
+            </w:r>
+            <w:r>
+              <w:rPr>
+                <w:noProof/>
+                <w:webHidden/>
+              </w:rPr>
+              <w:t>6</w:t>
+            </w:r>
+            <w:r>
+              <w:rPr>
+                <w:noProof/>
+                <w:webHidden/>
+              </w:rPr>
+              <w:fldChar w:fldCharType="end"/>
+            </w:r>
+          </w:hyperlink>
+        </w:p>
+        <w:p>
+          <w:pPr>
+            <w:pStyle w:val="TOC2"/>
+            <w:tabs>
+              <w:tab w:val="right" w:leader="dot" w:pos="9062"/>
+            </w:tabs>
+            <w:rPr>
+              <w:rFonts w:asciiTheme="minorHAnsi" w:eastAsiaTheme="minorEastAsia" w:hAnsiTheme="minorHAnsi"/>
+              <w:noProof/>
+              <w:lang w:eastAsia="bg-BG"/>
+            </w:rPr>
+          </w:pPr>
+          <w:hyperlink w:anchor="_Toc222604997" w:history="1">
+            <w:r>
+              <w:rPr>
+                <w:rStyle w:val="Hyperlink"/>
+                <w:noProof/>
+                <w:lang w:val="en-US"/>
+              </w:rPr>
+              <w:t>Stories</w:t>
+            </w:r>
+            <w:r>
+              <w:rPr>
+                <w:noProof/>
+                <w:webHidden/>
+              </w:rPr>
+              <w:tab/>
+            </w:r>
+            <w:r>
+              <w:rPr>
+                <w:noProof/>
+                <w:webHidden/>
+              </w:rPr>
+              <w:fldChar w:fldCharType="begin"/>
+            </w:r>
+            <w:r>
+              <w:rPr>
+                <w:noProof/>
+                <w:webHidden/>
+              </w:rPr>
+              <w:instrText xml:space="preserve"> PAGEREF _Toc222604997 \h </w:instrText>
+            </w:r>
+            <w:r>
+              <w:rPr>
+                <w:noProof/>
+                <w:webHidden/>
+              </w:rPr>
+            </w:r>
+            <w:r>
+              <w:rPr>
+                <w:noProof/>
+                <w:webHidden/>
+              </w:rPr>
+              <w:fldChar w:fldCharType="separate"/>
+            </w:r>
+            <w:r>
+              <w:rPr>
+                <w:noProof/>
+                <w:webHidden/>
+              </w:rPr>
+              <w:t>7</w:t>
+            </w:r>
+            <w:r>
+              <w:rPr>
+                <w:noProof/>
+                <w:webHidden/>
+              </w:rPr>
+              <w:fldChar w:fldCharType="end"/>
+            </w:r>
+          </w:hyperlink>
+        </w:p>
+        <w:p>
+          <w:pPr>
+            <w:pStyle w:val="TOC2"/>
+            <w:tabs>
+              <w:tab w:val="right" w:leader="dot" w:pos="9062"/>
+            </w:tabs>
+            <w:rPr>
+              <w:rFonts w:asciiTheme="minorHAnsi" w:eastAsiaTheme="minorEastAsia" w:hAnsiTheme="minorHAnsi"/>
+              <w:noProof/>
+              <w:lang w:eastAsia="bg-BG"/>
+            </w:rPr>
+          </w:pPr>
+          <w:hyperlink w:anchor="_Toc222604998" w:history="1">
+            <w:r>
+              <w:rPr>
+                <w:rStyle w:val="Hyperlink"/>
+                <w:noProof/>
+                <w:lang w:val="en-US"/>
+              </w:rPr>
+              <w:t>Votes</w:t>
+            </w:r>
+            <w:r>
+              <w:rPr>
+                <w:noProof/>
+                <w:webHidden/>
+              </w:rPr>
+              <w:tab/>
+            </w:r>
+            <w:r>
+              <w:rPr>
+                <w:noProof/>
+                <w:webHidden/>
+              </w:rPr>
+              <w:fldChar w:fldCharType="begin"/>
+            </w:r>
+            <w:r>
+              <w:rPr>
+                <w:noProof/>
+                <w:webHidden/>
+              </w:rPr>
+              <w:instrText xml:space="preserve"> PAGEREF _Toc222604998 \h </w:instrText>
+            </w:r>
+            <w:r>
+              <w:rPr>
+                <w:noProof/>
+                <w:webHidden/>
+              </w:rPr>
+            </w:r>
+            <w:r>
+              <w:rPr>
+                <w:noProof/>
+                <w:webHidden/>
+              </w:rPr>
+              <w:fldChar w:fldCharType="separate"/>
+            </w:r>
+            <w:r>
+              <w:rPr>
+                <w:noProof/>
+                <w:webHidden/>
+              </w:rPr>
+              <w:t>8</w:t>
+            </w:r>
+            <w:r>
+              <w:rPr>
+                <w:noProof/>
+                <w:webHidden/>
+              </w:rPr>
+              <w:fldChar w:fldCharType="end"/>
+            </w:r>
+          </w:hyperlink>
+        </w:p>
+        <w:p>
+          <w:pPr>
+            <w:pStyle w:val="TOC1"/>
+            <w:tabs>
+              <w:tab w:val="right" w:leader="dot" w:pos="9062"/>
+            </w:tabs>
+            <w:rPr>
+              <w:rFonts w:asciiTheme="minorHAnsi" w:eastAsiaTheme="minorEastAsia" w:hAnsiTheme="minorHAnsi"/>
+              <w:noProof/>
+              <w:lang w:eastAsia="bg-BG"/>
+            </w:rPr>
+          </w:pPr>
+          <w:hyperlink w:anchor="_Toc222604999" w:history="1">
+            <w:r>
+              <w:rPr>
+                <w:rStyle w:val="Hyperlink"/>
+                <w:noProof/>
+              </w:rPr>
+              <w:t>Цитирани източници</w:t>
+            </w:r>
+            <w:r>
+              <w:rPr>
+                <w:noProof/>
+                <w:webHidden/>
+              </w:rPr>
+              <w:tab/>
+            </w:r>
+            <w:r>
+              <w:rPr>
+                <w:noProof/>
+                <w:webHidden/>
+              </w:rPr>
+              <w:fldChar w:fldCharType="begin"/>
+            </w:r>
+            <w:r>
+              <w:rPr>
+                <w:noProof/>
+                <w:webHidden/>
+              </w:rPr>
+              <w:instrText xml:space="preserve"> PAGEREF _Toc222604999 \h </w:instrText>
+            </w:r>
+            <w:r>
+              <w:rPr>
+                <w:noProof/>
+                <w:webHidden/>
+              </w:rPr>
+            </w:r>
+            <w:r>
+              <w:rPr>
+                <w:noProof/>
+                <w:webHidden/>
+              </w:rPr>
+              <w:fldChar w:fldCharType="separate"/>
+            </w:r>
+            <w:r>
+              <w:rPr>
+                <w:noProof/>
+                <w:webHidden/>
+              </w:rPr>
+              <w:t>9</w:t>
+            </w:r>
+            <w:r>
+              <w:rPr>
+                <w:noProof/>
+                <w:webHidden/>
+              </w:rPr>
+              <w:fldChar w:fldCharType="end"/>
+            </w:r>
+          </w:hyperlink>
+        </w:p>
+        <w:p>
+          <w:pPr>
+            <w:pStyle w:val="TOC2"/>
+            <w:tabs>
+              <w:tab w:val="right" w:leader="dot" w:pos="9062"/>
+            </w:tabs>
+            <w:rPr>
+              <w:rFonts w:asciiTheme="minorHAnsi" w:eastAsiaTheme="minorEastAsia" w:hAnsiTheme="minorHAnsi"/>
+              <w:noProof/>
+              <w:lang w:eastAsia="bg-BG"/>
+            </w:rPr>
+          </w:pPr>
+          <w:hyperlink w:anchor="_Toc222605000" w:history="1">
+            <w:r>
+              <w:rPr>
+                <w:rStyle w:val="Hyperlink"/>
+                <w:noProof/>
+              </w:rPr>
+              <w:t>Използвани съкращения</w:t>
+            </w:r>
+            <w:r>
+              <w:rPr>
+                <w:noProof/>
+                <w:webHidden/>
+              </w:rPr>
+              <w:tab/>
+            </w:r>
+            <w:r>
+              <w:rPr>
+                <w:noProof/>
+                <w:webHidden/>
+              </w:rPr>
+              <w:fldChar w:fldCharType="begin"/>
+            </w:r>
+            <w:r>
+              <w:rPr>
+                <w:noProof/>
+                <w:webHidden/>
+              </w:rPr>
+              <w:instrText xml:space="preserve"> PAGEREF _Toc222605000 \h </w:instrText>
+            </w:r>
+            <w:r>
+              <w:rPr>
+                <w:noProof/>
+                <w:webHidden/>
+              </w:rPr>
+            </w:r>
+            <w:r>
+              <w:rPr>
+                <w:noProof/>
+                <w:webHidden/>
+              </w:rPr>
+              <w:fldChar w:fldCharType="separate"/>
+            </w:r>
+            <w:r>
+              <w:rPr>
+                <w:noProof/>
+                <w:webHidden/>
+              </w:rPr>
+              <w:t>9</w:t>
             </w:r>
             <w:r>
               <w:rPr>
@@ -659,7 +1103,7 @@
           <w:lang w:val="en-US"/>
         </w:rPr>
       </w:pPr>
-      <w:bookmarkStart w:id="0" w:name="_Toc222262902"/>
+      <w:bookmarkStart w:id="0" w:name="_Toc222604993"/>
       <w:r>
         <w:rPr>
           <w:rFonts w:eastAsia="Aptos"/>
@@ -671,237 +1115,366 @@
     </w:p>
     <w:p>
       <w:pPr>
+        <w:ind w:firstLine="708"/>
         <w:jc w:val="both"/>
       </w:pPr>
       <w:r>
         <w:rPr>
           <w:lang w:val="en-US"/>
         </w:rPr>
+        <w:t>Backlog refinement</w:t>
+      </w:r>
+      <w:r>
+        <w:t xml:space="preserve"> срещата</w:t>
+      </w:r>
+      <w:r>
+        <w:rPr>
+          <w:lang w:val="en-US"/>
+        </w:rPr>
+        <w:t xml:space="preserve"> </w:t>
+      </w:r>
+      <w:r>
+        <w:t xml:space="preserve">е ключова част от </w:t>
+      </w:r>
+      <w:r>
+        <w:rPr>
+          <w:lang w:val="en-US"/>
+        </w:rPr>
+        <w:t>Agile</w:t>
+      </w:r>
+      <w:r>
+        <w:t xml:space="preserve"> церемониите</w:t>
+      </w:r>
+      <w:sdt>
+        <w:sdtPr>
+          <w:id w:val="-1677027227"/>
+          <w:citation/>
+        </w:sdtPr>
+        <w:sdtContent>
+          <w:r>
+            <w:fldChar w:fldCharType="begin"/>
+          </w:r>
+          <w:r>
+            <w:rPr>
+              <w:lang w:val="en-US"/>
+            </w:rPr>
+            <w:instrText xml:space="preserve"> CITATION Dan \l 1033 </w:instrText>
+          </w:r>
+          <w:r>
+            <w:fldChar w:fldCharType="separate"/>
+          </w:r>
+          <w:r>
+            <w:rPr>
+              <w:noProof/>
+              <w:lang w:val="en-US"/>
+            </w:rPr>
+            <w:t xml:space="preserve"> </w:t>
+          </w:r>
+          <w:r>
+            <w:rPr>
+              <w:noProof/>
+              <w:lang w:val="en-US"/>
+            </w:rPr>
+            <w:t>[1]</w:t>
+          </w:r>
+          <w:r>
+            <w:fldChar w:fldCharType="end"/>
+          </w:r>
+        </w:sdtContent>
+      </w:sdt>
+      <w:r>
+        <w:t>. В нея софтуерните разработчици</w:t>
+      </w:r>
+      <w:r>
+        <w:rPr>
+          <w:lang w:val="en-US"/>
+        </w:rPr>
+        <w:t>, SCRUM master</w:t>
+      </w:r>
+      <w:r>
+        <w:t xml:space="preserve"> и </w:t>
+      </w:r>
+      <w:r>
+        <w:rPr>
+          <w:lang w:val="en-US"/>
+        </w:rPr>
+        <w:t>Product Owner</w:t>
+      </w:r>
+      <w:r>
+        <w:t xml:space="preserve"> </w:t>
+      </w:r>
+      <w:r>
+        <w:t xml:space="preserve">анализират, </w:t>
+      </w:r>
+      <w:r>
+        <w:t xml:space="preserve">оценяват и разбиват задачите на </w:t>
+      </w:r>
+      <w:r>
+        <w:t xml:space="preserve">по-малки </w:t>
+      </w:r>
+      <w:r>
+        <w:t>подзадачи. Най-популярните начини за оценка са</w:t>
+      </w:r>
+      <w:r>
+        <w:rPr>
+          <w:lang w:val="en-US"/>
+        </w:rPr>
+        <w:t xml:space="preserve"> </w:t>
+      </w:r>
+      <w:r>
+        <w:t xml:space="preserve">числата на </w:t>
+      </w:r>
+      <w:proofErr w:type="spellStart"/>
+      <w:r>
+        <w:t>Фибоначи</w:t>
+      </w:r>
+      <w:proofErr w:type="spellEnd"/>
+      <w:r>
+        <w:t xml:space="preserve"> или размери на дрехи</w:t>
+      </w:r>
+      <w:r>
+        <w:rPr>
+          <w:lang w:val="en-US"/>
+        </w:rPr>
+        <w:t xml:space="preserve"> – S, M, L</w:t>
+      </w:r>
+      <w:r>
+        <w:t xml:space="preserve"> и </w:t>
+      </w:r>
+      <w:r>
+        <w:t>т.н.</w:t>
+      </w:r>
+      <w:r>
+        <w:t xml:space="preserve"> Всеки размер символизира сложността и </w:t>
+      </w:r>
+      <w:r>
+        <w:t xml:space="preserve">очакваната </w:t>
+      </w:r>
+      <w:r>
+        <w:t xml:space="preserve">продължителност </w:t>
+      </w:r>
+      <w:r>
+        <w:t xml:space="preserve">на </w:t>
+      </w:r>
+      <w:r>
+        <w:t>задача</w:t>
+      </w:r>
+      <w:r>
+        <w:t>та</w:t>
+      </w:r>
+      <w:r>
+        <w:t>. Ако задача е</w:t>
+      </w:r>
+      <w:r>
+        <w:t xml:space="preserve"> оценена</w:t>
+      </w:r>
+      <w:r>
+        <w:t xml:space="preserve"> с размер </w:t>
+      </w:r>
+      <w:r>
+        <w:rPr>
+          <w:lang w:val="en-US"/>
+        </w:rPr>
+        <w:t>L</w:t>
+      </w:r>
+      <w:r>
+        <w:t xml:space="preserve"> или по-голям, </w:t>
+      </w:r>
+      <w:r>
+        <w:t xml:space="preserve">тя се </w:t>
+      </w:r>
+      <w:r>
+        <w:t>разби</w:t>
+      </w:r>
+      <w:r>
+        <w:t>в</w:t>
+      </w:r>
+      <w:r>
+        <w:t>а на подзадачи</w:t>
+      </w:r>
+      <w:sdt>
+        <w:sdtPr>
+          <w:id w:val="1238600360"/>
+          <w:citation/>
+        </w:sdtPr>
+        <w:sdtContent>
+          <w:r>
+            <w:fldChar w:fldCharType="begin"/>
+          </w:r>
+          <w:r>
+            <w:rPr>
+              <w:lang w:val="en-US"/>
+            </w:rPr>
+            <w:instrText xml:space="preserve"> CITATION Max \l 1033 </w:instrText>
+          </w:r>
+          <w:r>
+            <w:fldChar w:fldCharType="separate"/>
+          </w:r>
+          <w:r>
+            <w:rPr>
+              <w:noProof/>
+              <w:lang w:val="en-US"/>
+            </w:rPr>
+            <w:t xml:space="preserve"> </w:t>
+          </w:r>
+          <w:r>
+            <w:rPr>
+              <w:noProof/>
+              <w:lang w:val="en-US"/>
+            </w:rPr>
+            <w:t>[2]</w:t>
+          </w:r>
+          <w:r>
+            <w:fldChar w:fldCharType="end"/>
+          </w:r>
+        </w:sdtContent>
+      </w:sdt>
+      <w:r>
+        <w:t>.</w:t>
+      </w:r>
+    </w:p>
+    <w:p>
+      <w:pPr>
+        <w:jc w:val="both"/>
+      </w:pPr>
+      <w:r>
         <w:tab/>
-        <w:t>Backlog refinement</w:t>
-      </w:r>
-      <w:r>
-        <w:t xml:space="preserve"> срещата</w:t>
-      </w:r>
-      <w:r>
-        <w:rPr>
-          <w:lang w:val="en-US"/>
-        </w:rPr>
-        <w:t xml:space="preserve"> </w:t>
-      </w:r>
-      <w:r>
-        <w:t xml:space="preserve">е ключова част от </w:t>
-      </w:r>
-      <w:r>
-        <w:rPr>
-          <w:lang w:val="en-US"/>
-        </w:rPr>
-        <w:t xml:space="preserve">Agile </w:t>
-      </w:r>
-      <w:r>
-        <w:t>методологията. В нея софтуерните разработчици</w:t>
-      </w:r>
-      <w:r>
-        <w:rPr>
-          <w:lang w:val="en-US"/>
-        </w:rPr>
-        <w:t>, SCRUM master</w:t>
-      </w:r>
-      <w:r>
-        <w:t xml:space="preserve"> и </w:t>
-      </w:r>
-      <w:r>
-        <w:rPr>
-          <w:lang w:val="en-US"/>
-        </w:rPr>
-        <w:t>Product Owner</w:t>
-      </w:r>
-      <w:r>
-        <w:t xml:space="preserve"> </w:t>
+      </w:r>
+      <w:r>
+        <w:t xml:space="preserve">Основният проблем, който се разглежда в курсовата работа, е липсата на напълно безплатно и централизирано решение за оценяване на задачи по време на </w:t>
       </w:r>
       <w:proofErr w:type="spellStart"/>
       <w:r>
-        <w:t>ревюрат</w:t>
+        <w:t>refinement</w:t>
       </w:r>
       <w:proofErr w:type="spellEnd"/>
       <w:r>
-        <w:t xml:space="preserve">, </w:t>
+        <w:t xml:space="preserve"> срещи. Съществуващите </w:t>
       </w:r>
       <w:proofErr w:type="spellStart"/>
       <w:r>
-        <w:t>приотеризират</w:t>
+        <w:t>SaaS</w:t>
       </w:r>
       <w:proofErr w:type="spellEnd"/>
       <w:r>
-        <w:t>, оценяват и разбиват задачите на подзадачи. Най-популярните начини за оценка на задачите са</w:t>
-      </w:r>
-      <w:r>
-        <w:rPr>
-          <w:lang w:val="en-US"/>
-        </w:rPr>
-        <w:t xml:space="preserve"> </w:t>
-      </w:r>
-      <w:r>
-        <w:t xml:space="preserve">чрез използването на числата на </w:t>
+        <w:t xml:space="preserve"> платформи често имат ограничения – лимитирани гласувания, ограничен брой потребители или необходимост от платен абонамент.</w:t>
+      </w:r>
+    </w:p>
+    <w:p>
+      <w:pPr>
+        <w:ind w:firstLine="708"/>
+        <w:jc w:val="both"/>
+      </w:pPr>
+      <w:r>
+        <w:t>В резултат на това много екипи извършват оценяването ръчно – чрез чат приложения или устно, което води до:</w:t>
+      </w:r>
+    </w:p>
+    <w:p>
+      <w:pPr>
+        <w:pStyle w:val="ListParagraph"/>
+        <w:numPr>
+          <w:ilvl w:val="0"/>
+          <w:numId w:val="1"/>
+        </w:numPr>
+        <w:jc w:val="both"/>
+      </w:pPr>
+      <w:r>
+        <w:t>липса на автоматично изчисляване на крайната оценка;</w:t>
+      </w:r>
+    </w:p>
+    <w:p>
+      <w:pPr>
+        <w:pStyle w:val="ListParagraph"/>
+        <w:numPr>
+          <w:ilvl w:val="0"/>
+          <w:numId w:val="1"/>
+        </w:numPr>
+        <w:jc w:val="both"/>
+      </w:pPr>
+      <w:r>
+        <w:t>липса на централизирана история на гласуванията;</w:t>
+      </w:r>
+    </w:p>
+    <w:p>
+      <w:pPr>
+        <w:pStyle w:val="ListParagraph"/>
+        <w:numPr>
+          <w:ilvl w:val="0"/>
+          <w:numId w:val="1"/>
+        </w:numPr>
+        <w:jc w:val="both"/>
+      </w:pPr>
+      <w:r>
+        <w:t>възможност за човешки грешки при изчисленията;</w:t>
+      </w:r>
+    </w:p>
+    <w:p>
+      <w:pPr>
+        <w:pStyle w:val="ListParagraph"/>
+        <w:numPr>
+          <w:ilvl w:val="0"/>
+          <w:numId w:val="1"/>
+        </w:numPr>
+        <w:jc w:val="both"/>
+      </w:pPr>
+      <w:r>
+        <w:t>затруднено проследяване на предишни сесии.</w:t>
+      </w:r>
+    </w:p>
+    <w:p>
+      <w:pPr>
+        <w:jc w:val="both"/>
+      </w:pPr>
+      <w:r>
+        <w:tab/>
+      </w:r>
+      <w:r>
+        <w:t xml:space="preserve">За реализацията е избрана нерелационна база данни </w:t>
       </w:r>
       <w:proofErr w:type="spellStart"/>
       <w:r>
-        <w:t>Фибоначи</w:t>
+        <w:t>MongoDB</w:t>
       </w:r>
       <w:proofErr w:type="spellEnd"/>
-      <w:r>
-        <w:t xml:space="preserve"> или използването на размери на дрехи</w:t>
-      </w:r>
-      <w:r>
-        <w:rPr>
-          <w:lang w:val="en-US"/>
-        </w:rPr>
-        <w:t xml:space="preserve"> – S, M, L</w:t>
-      </w:r>
-      <w:r>
-        <w:t xml:space="preserve"> и </w:t>
-      </w:r>
-      <w:proofErr w:type="spellStart"/>
-      <w:r>
-        <w:t>тн</w:t>
-      </w:r>
-      <w:proofErr w:type="spellEnd"/>
-      <w:r>
-        <w:t xml:space="preserve">. Всеки размер символизира сложността и продължителността на дадена задача. Ако задача е с размер </w:t>
-      </w:r>
-      <w:r>
-        <w:rPr>
-          <w:lang w:val="en-US"/>
-        </w:rPr>
-        <w:t>L</w:t>
-      </w:r>
-      <w:r>
-        <w:t xml:space="preserve"> или по-голям, тогава тя не може да бъде вкарана в </w:t>
-      </w:r>
-      <w:r>
-        <w:rPr>
-          <w:lang w:val="en-US"/>
-        </w:rPr>
-        <w:t>Sprint</w:t>
-      </w:r>
-      <w:r>
-        <w:t xml:space="preserve"> без да бъде разбита на подзадачи.</w:t>
-      </w:r>
-    </w:p>
-    <w:p>
-      <w:pPr>
-        <w:jc w:val="both"/>
-      </w:pPr>
-      <w:r>
-        <w:tab/>
-        <w:t xml:space="preserve">На пазара има </w:t>
-      </w:r>
-      <w:r>
-        <w:rPr>
-          <w:lang w:val="en-US"/>
-        </w:rPr>
-        <w:t>SaaS</w:t>
-      </w:r>
-      <w:r>
-        <w:t xml:space="preserve"> проекти, които предлагат платформа за оценяване, където участниците</w:t>
-      </w:r>
-      <w:r>
-        <w:t xml:space="preserve"> да</w:t>
-      </w:r>
-      <w:r>
-        <w:t xml:space="preserve"> гласуват.</w:t>
-      </w:r>
-      <w:r>
-        <w:t xml:space="preserve"> За съжаление повечето от приложенията не са напълно безплатни или предлагат ограничен брой оценки преди да се наложи да се заплати абонамент. </w:t>
-      </w:r>
-      <w:r>
-        <w:t xml:space="preserve"> </w:t>
-      </w:r>
-      <w:r>
-        <w:t>Затова повечето екипи оценяват ръчно или пишат по групи оценките и някой от екипа сумира средноаритметичното.</w:t>
-      </w:r>
-    </w:p>
-    <w:p>
-      <w:pPr>
-        <w:jc w:val="both"/>
-      </w:pPr>
-      <w:r>
-        <w:tab/>
-        <w:t xml:space="preserve">Целта на проекта е да предостави напълно безплатно </w:t>
-      </w:r>
-      <w:r>
-        <w:rPr>
-          <w:lang w:val="en-US"/>
-        </w:rPr>
-        <w:t xml:space="preserve">opensource </w:t>
-      </w:r>
-      <w:r>
-        <w:t xml:space="preserve">решение, което да бъде използвано от </w:t>
-      </w:r>
-      <w:r>
-        <w:rPr>
-          <w:lang w:val="en-US"/>
-        </w:rPr>
-        <w:t xml:space="preserve">SCRUM </w:t>
-      </w:r>
-      <w:r>
-        <w:t xml:space="preserve">екипи. </w:t>
-      </w:r>
-      <w:r>
-        <w:t>Улеснява на процеса е главен приоритет на проекта. От съществено значение е да може екипът да вижда миналите гласувания на едно централизирано място. Нуждата от аритметика също е премахната.</w:t>
-      </w:r>
-    </w:p>
-    <w:p>
-      <w:pPr>
-        <w:jc w:val="both"/>
-      </w:pPr>
-      <w:r>
-        <w:tab/>
-        <w:t>За реализацията на базата данни е използван</w:t>
-      </w:r>
-      <w:r>
-        <w:rPr>
-          <w:lang w:val="en-US"/>
-        </w:rPr>
-        <w:t xml:space="preserve"> NoSQL</w:t>
-      </w:r>
-      <w:r>
-        <w:rPr>
-          <w:lang w:val="en-US"/>
-        </w:rPr>
-        <w:t xml:space="preserve"> - MongoDB</w:t>
-      </w:r>
-      <w:r>
-        <w:t xml:space="preserve">. Предпочитан е пред релационна база </w:t>
-      </w:r>
-      <w:proofErr w:type="spellStart"/>
-      <w:r>
-        <w:t>данна</w:t>
-      </w:r>
-      <w:proofErr w:type="spellEnd"/>
-      <w:r>
-        <w:t>, понеже няма нужда от комплексни таблици</w:t>
-      </w:r>
-      <w:r>
-        <w:t>, а и гъвкавостта е от ключово значение</w:t>
-      </w:r>
-      <w:r>
-        <w:rPr>
-          <w:lang w:val="en-US"/>
-        </w:rPr>
-        <w:t xml:space="preserve">. </w:t>
-      </w:r>
-      <w:r>
-        <w:t xml:space="preserve">Скаларност е друг фактор, има голям набор от вотове, които трябва да бъдат прочетени и запазени. Интеграцията на </w:t>
-      </w:r>
-      <w:r>
-        <w:rPr>
-          <w:lang w:val="en-US"/>
-        </w:rPr>
-        <w:t>WebSocket</w:t>
-      </w:r>
-      <w:r>
-        <w:t xml:space="preserve"> също е по-достъпна, за изписването на резултати в реално време.</w:t>
+      <w:sdt>
+        <w:sdtPr>
+          <w:id w:val="72013645"/>
+          <w:citation/>
+        </w:sdtPr>
+        <w:sdtContent>
+          <w:r>
+            <w:fldChar w:fldCharType="begin"/>
+          </w:r>
+          <w:r>
+            <w:rPr>
+              <w:lang w:val="en-US"/>
+            </w:rPr>
+            <w:instrText xml:space="preserve"> CITATION Mon \l 1033 </w:instrText>
+          </w:r>
+          <w:r>
+            <w:fldChar w:fldCharType="separate"/>
+          </w:r>
+          <w:r>
+            <w:rPr>
+              <w:noProof/>
+              <w:lang w:val="en-US"/>
+            </w:rPr>
+            <w:t xml:space="preserve"> </w:t>
+          </w:r>
+          <w:r>
+            <w:rPr>
+              <w:noProof/>
+              <w:lang w:val="en-US"/>
+            </w:rPr>
+            <w:t>[3]</w:t>
+          </w:r>
+          <w:r>
+            <w:fldChar w:fldCharType="end"/>
+          </w:r>
+        </w:sdtContent>
+      </w:sdt>
+      <w:r>
+        <w:t>. Изборът е мотивиран от липсата на необходимост от сложни релационни връзки и от нуждата от гъвкава структура на данните. Оценките могат да бъдат представени като различни типове стойности – текстови или числови, което прави документо-ориентирания модел по-подходящ. Допълнително предимство е възможността за хоризонтално мащабиране и ефективна работа при голям брой гласове и заявки в реално време.</w:t>
       </w:r>
     </w:p>
     <w:p>
@@ -912,18 +1485,2439 @@
     <w:p>
       <w:pPr>
         <w:pStyle w:val="Heading1"/>
-      </w:pPr>
-      <w:bookmarkStart w:id="1" w:name="_Toc222262903"/>
+        <w:rPr>
+          <w:lang w:val="en-US"/>
+        </w:rPr>
+      </w:pPr>
+      <w:bookmarkStart w:id="1" w:name="_Toc222604994"/>
       <w:r>
         <w:lastRenderedPageBreak/>
         <w:t>Теоретична и технологична обосновка</w:t>
       </w:r>
       <w:bookmarkEnd w:id="1"/>
     </w:p>
+    <w:p>
+      <w:pPr>
+        <w:ind w:firstLine="708"/>
+        <w:jc w:val="both"/>
+      </w:pPr>
+      <w:r>
+        <w:t>Нерелационните бази данни предлагат по-гъвкав модел на съхранение на информацията. Те не изискват фиксирана схема и позволяват динамично добавяне на нови полета към документите. Това ги прави подходящи за системи, при които структурата на данните може да се променя или разширява във времето.</w:t>
+      </w:r>
+    </w:p>
+    <w:p>
+      <w:pPr>
+        <w:ind w:firstLine="708"/>
+        <w:jc w:val="both"/>
+      </w:pPr>
+      <w:r>
+        <w:t xml:space="preserve">В настоящия проект е използвана документо-ориентирана база данни </w:t>
+      </w:r>
+      <w:proofErr w:type="spellStart"/>
+      <w:r>
+        <w:t>MongoDB</w:t>
+      </w:r>
+      <w:proofErr w:type="spellEnd"/>
+      <w:r>
+        <w:t>. Данните се съхраняват под формата на JSON документи</w:t>
+      </w:r>
+      <w:r>
+        <w:t xml:space="preserve"> (фиг. 1)</w:t>
+      </w:r>
+      <w:r>
+        <w:t>, което улеснява тяхната обработка и интеграция с уеб приложения. Всеки запис представлява самостоятелен документ, който може да съдържа вложени структури и различни типове данни.</w:t>
+      </w:r>
+      <w:r>
+        <w:t xml:space="preserve"> На фиг. 1 полето </w:t>
+      </w:r>
+      <w:proofErr w:type="spellStart"/>
+      <w:r>
+        <w:rPr>
+          <w:lang w:val="en-US"/>
+        </w:rPr>
+        <w:t>finalSize</w:t>
+      </w:r>
+      <w:proofErr w:type="spellEnd"/>
+      <w:r>
+        <w:t xml:space="preserve"> </w:t>
+      </w:r>
+      <w:r>
+        <w:t xml:space="preserve">може да бъде от няколко различни типа данни – </w:t>
+      </w:r>
+      <w:r>
+        <w:rPr>
+          <w:lang w:val="en-US"/>
+        </w:rPr>
+        <w:t>int, double, string.</w:t>
+      </w:r>
+      <w:r>
+        <w:t xml:space="preserve"> </w:t>
+      </w:r>
+    </w:p>
+    <w:p>
+      <w:pPr>
+        <w:ind w:firstLine="708"/>
+        <w:jc w:val="both"/>
+      </w:pPr>
+      <w:r>
+        <w:rPr>
+          <w:lang w:val="en-US"/>
+        </w:rPr>
+        <w:t>NoSQL</w:t>
+      </w:r>
+      <w:r>
+        <w:t xml:space="preserve"> модел</w:t>
+      </w:r>
+      <w:r>
+        <w:t>а</w:t>
+      </w:r>
+      <w:r>
+        <w:t xml:space="preserve"> елиминира необходимостта от сложни JOIN операции и намалява зависимостта между отделните структури</w:t>
+      </w:r>
+      <w:sdt>
+        <w:sdtPr>
+          <w:id w:val="-112370350"/>
+          <w:citation/>
+        </w:sdtPr>
+        <w:sdtContent>
+          <w:r>
+            <w:fldChar w:fldCharType="begin"/>
+          </w:r>
+          <w:r>
+            <w:rPr>
+              <w:lang w:val="en-US"/>
+            </w:rPr>
+            <w:instrText xml:space="preserve"> CITATION Mon \l 1033 </w:instrText>
+          </w:r>
+          <w:r>
+            <w:fldChar w:fldCharType="separate"/>
+          </w:r>
+          <w:r>
+            <w:rPr>
+              <w:noProof/>
+              <w:lang w:val="en-US"/>
+            </w:rPr>
+            <w:t xml:space="preserve"> </w:t>
+          </w:r>
+          <w:r>
+            <w:rPr>
+              <w:noProof/>
+              <w:lang w:val="en-US"/>
+            </w:rPr>
+            <w:t>[3]</w:t>
+          </w:r>
+          <w:r>
+            <w:fldChar w:fldCharType="end"/>
+          </w:r>
+        </w:sdtContent>
+      </w:sdt>
+      <w:r>
+        <w:t xml:space="preserve">. </w:t>
+      </w:r>
+      <w:r>
+        <w:t xml:space="preserve">Заявките са правени предимно през </w:t>
+      </w:r>
+      <w:proofErr w:type="spellStart"/>
+      <w:r>
+        <w:t>Mongosh</w:t>
+      </w:r>
+      <w:proofErr w:type="spellEnd"/>
+      <w:r>
+        <w:t>.</w:t>
+      </w:r>
+    </w:p>
+    <w:p>
+      <w:pPr>
+        <w:pStyle w:val="code-2"/>
+      </w:pPr>
+      <w:r>
+        <w:t>{</w:t>
+      </w:r>
+    </w:p>
+    <w:p>
+      <w:pPr>
+        <w:pStyle w:val="code-2"/>
+      </w:pPr>
+      <w:r>
+        <w:t xml:space="preserve">  </w:t>
+      </w:r>
+      <w:r>
+        <w:t>„</w:t>
+      </w:r>
+      <w:r>
+        <w:t>_</w:t>
+      </w:r>
+      <w:proofErr w:type="spellStart"/>
+      <w:r>
+        <w:t>id</w:t>
+      </w:r>
+      <w:proofErr w:type="spellEnd"/>
+      <w:r>
+        <w:t>“</w:t>
+      </w:r>
+      <w:r>
+        <w:t>: {</w:t>
+      </w:r>
+    </w:p>
+    <w:p>
+      <w:pPr>
+        <w:pStyle w:val="code-2"/>
+      </w:pPr>
+      <w:r>
+        <w:t xml:space="preserve">    </w:t>
+      </w:r>
+      <w:r>
+        <w:t>„</w:t>
+      </w:r>
+      <w:r>
+        <w:t>$</w:t>
+      </w:r>
+      <w:proofErr w:type="spellStart"/>
+      <w:r>
+        <w:t>oid</w:t>
+      </w:r>
+      <w:proofErr w:type="spellEnd"/>
+      <w:r>
+        <w:t>“</w:t>
+      </w:r>
+      <w:r>
+        <w:t xml:space="preserve">: </w:t>
+      </w:r>
+      <w:r>
+        <w:t>„</w:t>
+      </w:r>
+      <w:r>
+        <w:t>6994c379616d90a4797c2908</w:t>
+      </w:r>
+      <w:r>
+        <w:t>“</w:t>
+      </w:r>
+    </w:p>
+    <w:p>
+      <w:pPr>
+        <w:pStyle w:val="code-2"/>
+      </w:pPr>
+      <w:r>
+        <w:t xml:space="preserve">  },</w:t>
+      </w:r>
+    </w:p>
+    <w:p>
+      <w:pPr>
+        <w:pStyle w:val="code-2"/>
+      </w:pPr>
+      <w:r>
+        <w:t xml:space="preserve">  </w:t>
+      </w:r>
+      <w:r>
+        <w:t>„</w:t>
+      </w:r>
+      <w:proofErr w:type="spellStart"/>
+      <w:r>
+        <w:t>sessionId</w:t>
+      </w:r>
+      <w:proofErr w:type="spellEnd"/>
+      <w:r>
+        <w:t>“</w:t>
+      </w:r>
+      <w:r>
+        <w:t>: {</w:t>
+      </w:r>
+    </w:p>
+    <w:p>
+      <w:pPr>
+        <w:pStyle w:val="code-2"/>
+      </w:pPr>
+      <w:r>
+        <w:t xml:space="preserve">    </w:t>
+      </w:r>
+      <w:r>
+        <w:t>„</w:t>
+      </w:r>
+      <w:r>
+        <w:t>$</w:t>
+      </w:r>
+      <w:proofErr w:type="spellStart"/>
+      <w:r>
+        <w:t>oid</w:t>
+      </w:r>
+      <w:proofErr w:type="spellEnd"/>
+      <w:r>
+        <w:t>“</w:t>
+      </w:r>
+      <w:r>
+        <w:t xml:space="preserve">: </w:t>
+      </w:r>
+      <w:r>
+        <w:t>„</w:t>
+      </w:r>
+      <w:r>
+        <w:t>6994c21b616d90a4797c2907</w:t>
+      </w:r>
+      <w:r>
+        <w:t>“</w:t>
+      </w:r>
+    </w:p>
+    <w:p>
+      <w:pPr>
+        <w:pStyle w:val="code-2"/>
+      </w:pPr>
+      <w:r>
+        <w:t xml:space="preserve">  },</w:t>
+      </w:r>
+    </w:p>
+    <w:p>
+      <w:pPr>
+        <w:pStyle w:val="code-2"/>
+      </w:pPr>
+      <w:r>
+        <w:t xml:space="preserve">  </w:t>
+      </w:r>
+      <w:r>
+        <w:t>„</w:t>
+      </w:r>
+      <w:proofErr w:type="spellStart"/>
+      <w:r>
+        <w:t>externalKey</w:t>
+      </w:r>
+      <w:proofErr w:type="spellEnd"/>
+      <w:r>
+        <w:t>“</w:t>
+      </w:r>
+      <w:r>
+        <w:t xml:space="preserve">: </w:t>
+      </w:r>
+      <w:r>
+        <w:t>„</w:t>
+      </w:r>
+      <w:r>
+        <w:t>JIRA-101</w:t>
+      </w:r>
+      <w:r>
+        <w:t>“</w:t>
+      </w:r>
+      <w:r>
+        <w:t>,</w:t>
+      </w:r>
+    </w:p>
+    <w:p>
+      <w:pPr>
+        <w:pStyle w:val="code-2"/>
+      </w:pPr>
+      <w:r>
+        <w:t xml:space="preserve">  </w:t>
+      </w:r>
+      <w:r>
+        <w:t>„</w:t>
+      </w:r>
+      <w:proofErr w:type="spellStart"/>
+      <w:r>
+        <w:t>finalSize</w:t>
+      </w:r>
+      <w:proofErr w:type="spellEnd"/>
+      <w:r>
+        <w:t>“</w:t>
+      </w:r>
+      <w:r>
+        <w:t xml:space="preserve">: </w:t>
+      </w:r>
+      <w:r>
+        <w:t>„</w:t>
+      </w:r>
+      <w:r>
+        <w:t>M</w:t>
+      </w:r>
+      <w:r>
+        <w:t>“</w:t>
+      </w:r>
+      <w:r>
+        <w:t>,</w:t>
+      </w:r>
+    </w:p>
+    <w:p>
+      <w:pPr>
+        <w:pStyle w:val="code-2"/>
+      </w:pPr>
+      <w:r>
+        <w:t xml:space="preserve">  </w:t>
+      </w:r>
+      <w:r>
+        <w:t>„</w:t>
+      </w:r>
+      <w:proofErr w:type="spellStart"/>
+      <w:r>
+        <w:t>revealed</w:t>
+      </w:r>
+      <w:proofErr w:type="spellEnd"/>
+      <w:r>
+        <w:t>“</w:t>
+      </w:r>
+      <w:r>
+        <w:t xml:space="preserve">: </w:t>
+      </w:r>
+      <w:proofErr w:type="spellStart"/>
+      <w:r>
+        <w:t>true</w:t>
+      </w:r>
+      <w:proofErr w:type="spellEnd"/>
+      <w:r>
+        <w:t>,</w:t>
+      </w:r>
+    </w:p>
+    <w:p>
+      <w:pPr>
+        <w:pStyle w:val="code-2"/>
+      </w:pPr>
+      <w:r>
+        <w:t xml:space="preserve">  </w:t>
+      </w:r>
+      <w:r>
+        <w:t>„</w:t>
+      </w:r>
+      <w:proofErr w:type="spellStart"/>
+      <w:r>
+        <w:t>round</w:t>
+      </w:r>
+      <w:proofErr w:type="spellEnd"/>
+      <w:r>
+        <w:t>“</w:t>
+      </w:r>
+      <w:r>
+        <w:t>: 2,</w:t>
+      </w:r>
+    </w:p>
+    <w:p>
+      <w:pPr>
+        <w:pStyle w:val="code-2"/>
+      </w:pPr>
+      <w:r>
+        <w:t xml:space="preserve">  </w:t>
+      </w:r>
+      <w:r>
+        <w:t>„</w:t>
+      </w:r>
+      <w:proofErr w:type="spellStart"/>
+      <w:r>
+        <w:t>title</w:t>
+      </w:r>
+      <w:proofErr w:type="spellEnd"/>
+      <w:r>
+        <w:t>“</w:t>
+      </w:r>
+      <w:r>
+        <w:t xml:space="preserve">: </w:t>
+      </w:r>
+      <w:r>
+        <w:t>„</w:t>
+      </w:r>
+      <w:proofErr w:type="spellStart"/>
+      <w:r>
+        <w:t>Run</w:t>
+      </w:r>
+      <w:proofErr w:type="spellEnd"/>
+      <w:r>
+        <w:t xml:space="preserve"> LSR </w:t>
+      </w:r>
+      <w:proofErr w:type="spellStart"/>
+      <w:r>
+        <w:t>Lombok</w:t>
+      </w:r>
+      <w:proofErr w:type="spellEnd"/>
+      <w:r>
+        <w:t xml:space="preserve"> </w:t>
+      </w:r>
+      <w:proofErr w:type="spellStart"/>
+      <w:r>
+        <w:t>Recipes</w:t>
+      </w:r>
+      <w:proofErr w:type="spellEnd"/>
+      <w:r>
+        <w:t>“</w:t>
+      </w:r>
+    </w:p>
+    <w:p>
+      <w:pPr>
+        <w:pStyle w:val="code-2"/>
+        <w:rPr>
+          <w:lang w:val="en-US"/>
+        </w:rPr>
+      </w:pPr>
+      <w:r>
+        <w:t>}</w:t>
+      </w:r>
+    </w:p>
+    <w:p>
+      <w:pPr>
+        <w:jc w:val="right"/>
+      </w:pPr>
+      <w:r>
+        <w:tab/>
+        <w:t>(Фиг. 1)</w:t>
+      </w:r>
+      <w:r>
+        <w:tab/>
+      </w:r>
+      <w:r>
+        <w:rPr>
+          <w:lang w:val="en-US"/>
+        </w:rPr>
+        <w:br w:type="page"/>
+      </w:r>
+    </w:p>
+    <w:p>
+      <w:pPr>
+        <w:pStyle w:val="Heading1"/>
+      </w:pPr>
+      <w:bookmarkStart w:id="2" w:name="_Toc222604995"/>
+      <w:r>
+        <w:lastRenderedPageBreak/>
+        <w:t>Архитектура и реализация</w:t>
+      </w:r>
+      <w:bookmarkEnd w:id="2"/>
+    </w:p>
+    <w:p>
+      <w:pPr>
+        <w:ind w:firstLine="708"/>
+        <w:jc w:val="both"/>
+      </w:pPr>
+      <w:r>
+        <w:t xml:space="preserve">Данните са структурирани като JSON документи, което позволява лесно добавяне на нови полета при необходимост. Основните операции върху базата включват създаване на сесия, добавяне на задача, записване на глас, разкриване на резултатите и извличане на историята на гласуванията. </w:t>
+      </w:r>
+      <w:proofErr w:type="spellStart"/>
+      <w:r>
+        <w:t>MongoDB</w:t>
+      </w:r>
+      <w:proofErr w:type="spellEnd"/>
+      <w:r>
+        <w:t xml:space="preserve"> предоставя механизми за ефективно изпълнение на тези операции чрез стандартни заявки и агрегиращи механизми.</w:t>
+      </w:r>
+    </w:p>
+    <w:p>
+      <w:pPr>
+        <w:ind w:firstLine="708"/>
+        <w:jc w:val="both"/>
+      </w:pPr>
+      <w:r>
+        <w:t>Тази архитектура осигурява добра мащабируемост, опростена структура на данните и висока производителност при работа в реално време.</w:t>
+      </w:r>
+    </w:p>
+    <w:p>
+      <w:r>
+        <w:br w:type="page"/>
+      </w:r>
+    </w:p>
+    <w:p>
+      <w:pPr>
+        <w:pStyle w:val="Heading2"/>
+        <w:rPr>
+          <w:lang w:val="en-US"/>
+        </w:rPr>
+      </w:pPr>
+      <w:bookmarkStart w:id="3" w:name="_Toc222604996"/>
+      <w:r>
+        <w:rPr>
+          <w:lang w:val="en-US"/>
+        </w:rPr>
+        <w:lastRenderedPageBreak/>
+        <w:t>Sessions</w:t>
+      </w:r>
+      <w:bookmarkEnd w:id="3"/>
+    </w:p>
+    <w:p>
+      <w:pPr>
+        <w:ind w:firstLine="708"/>
+        <w:jc w:val="both"/>
+        <w:rPr>
+          <w:lang w:val="en-US"/>
+        </w:rPr>
+      </w:pPr>
+      <w:r>
+        <w:rPr>
+          <w:lang w:val="en-US"/>
+        </w:rPr>
+        <w:t>Sessions</w:t>
+      </w:r>
+      <w:r>
+        <w:t xml:space="preserve"> е колекция описваща конкретен </w:t>
+      </w:r>
+      <w:r>
+        <w:rPr>
+          <w:lang w:val="en-US"/>
+        </w:rPr>
+        <w:t xml:space="preserve">refinement. </w:t>
+      </w:r>
+      <w:r>
+        <w:t xml:space="preserve">Включва име, статус на срещата и нейните участници. Участниците са представени като част от масива </w:t>
+      </w:r>
+      <w:r>
+        <w:rPr>
+          <w:lang w:val="en-US"/>
+        </w:rPr>
+        <w:t xml:space="preserve">participants. </w:t>
+      </w:r>
+      <w:r>
+        <w:t xml:space="preserve">Те съдържат име на участника, професионално звание и иденфикационен номер (фиг. 2). </w:t>
+      </w:r>
+    </w:p>
+    <w:p>
+      <w:pPr>
+        <w:pStyle w:val="code-2"/>
+        <w:rPr>
+          <w:lang w:val="en-US"/>
+        </w:rPr>
+      </w:pPr>
+      <w:r>
+        <w:rPr>
+          <w:lang w:val="en-US"/>
+        </w:rPr>
+        <w:t>{</w:t>
+      </w:r>
+    </w:p>
+    <w:p>
+      <w:pPr>
+        <w:pStyle w:val="code-2"/>
+        <w:rPr>
+          <w:lang w:val="en-US"/>
+        </w:rPr>
+      </w:pPr>
+      <w:r>
+        <w:rPr>
+          <w:lang w:val="en-US"/>
+        </w:rPr>
+        <w:t xml:space="preserve">  </w:t>
+      </w:r>
+      <w:r>
+        <w:rPr>
+          <w:lang w:val="en-US"/>
+        </w:rPr>
+        <w:t>“</w:t>
+      </w:r>
+      <w:r>
+        <w:rPr>
+          <w:lang w:val="en-US"/>
+        </w:rPr>
+        <w:t>_id</w:t>
+      </w:r>
+      <w:r>
+        <w:rPr>
+          <w:lang w:val="en-US"/>
+        </w:rPr>
+        <w:t>”</w:t>
+      </w:r>
+      <w:r>
+        <w:rPr>
+          <w:lang w:val="en-US"/>
+        </w:rPr>
+        <w:t>: {</w:t>
+      </w:r>
+    </w:p>
+    <w:p>
+      <w:pPr>
+        <w:pStyle w:val="code-2"/>
+        <w:rPr>
+          <w:lang w:val="en-US"/>
+        </w:rPr>
+      </w:pPr>
+      <w:r>
+        <w:rPr>
+          <w:lang w:val="en-US"/>
+        </w:rPr>
+        <w:t xml:space="preserve">    </w:t>
+      </w:r>
+      <w:r>
+        <w:rPr>
+          <w:lang w:val="en-US"/>
+        </w:rPr>
+        <w:t>“</w:t>
+      </w:r>
+      <w:r>
+        <w:rPr>
+          <w:lang w:val="en-US"/>
+        </w:rPr>
+        <w:t>$</w:t>
+      </w:r>
+      <w:proofErr w:type="spellStart"/>
+      <w:r>
+        <w:rPr>
+          <w:lang w:val="en-US"/>
+        </w:rPr>
+        <w:t>oid</w:t>
+      </w:r>
+      <w:proofErr w:type="spellEnd"/>
+      <w:r>
+        <w:rPr>
+          <w:lang w:val="en-US"/>
+        </w:rPr>
+        <w:t>”</w:t>
+      </w:r>
+      <w:r>
+        <w:rPr>
+          <w:lang w:val="en-US"/>
+        </w:rPr>
+        <w:t xml:space="preserve">: </w:t>
+      </w:r>
+      <w:r>
+        <w:rPr>
+          <w:lang w:val="en-US"/>
+        </w:rPr>
+        <w:t>“</w:t>
+      </w:r>
+      <w:r>
+        <w:rPr>
+          <w:lang w:val="en-US"/>
+        </w:rPr>
+        <w:t>6994c21b616d90a4797c2907</w:t>
+      </w:r>
+      <w:r>
+        <w:rPr>
+          <w:lang w:val="en-US"/>
+        </w:rPr>
+        <w:t>”</w:t>
+      </w:r>
+    </w:p>
+    <w:p>
+      <w:pPr>
+        <w:pStyle w:val="code-2"/>
+        <w:rPr>
+          <w:lang w:val="en-US"/>
+        </w:rPr>
+      </w:pPr>
+      <w:r>
+        <w:rPr>
+          <w:lang w:val="en-US"/>
+        </w:rPr>
+        <w:t xml:space="preserve">  },</w:t>
+      </w:r>
+    </w:p>
+    <w:p>
+      <w:pPr>
+        <w:pStyle w:val="code-2"/>
+        <w:rPr>
+          <w:lang w:val="en-US"/>
+        </w:rPr>
+      </w:pPr>
+      <w:r>
+        <w:rPr>
+          <w:lang w:val="en-US"/>
+        </w:rPr>
+        <w:t xml:space="preserve">  </w:t>
+      </w:r>
+      <w:r>
+        <w:rPr>
+          <w:lang w:val="en-US"/>
+        </w:rPr>
+        <w:t>“</w:t>
+      </w:r>
+      <w:r>
+        <w:rPr>
+          <w:lang w:val="en-US"/>
+        </w:rPr>
+        <w:t>name</w:t>
+      </w:r>
+      <w:r>
+        <w:rPr>
+          <w:lang w:val="en-US"/>
+        </w:rPr>
+        <w:t>”</w:t>
+      </w:r>
+      <w:r>
+        <w:rPr>
+          <w:lang w:val="en-US"/>
+        </w:rPr>
+        <w:t xml:space="preserve">: </w:t>
+      </w:r>
+      <w:r>
+        <w:rPr>
+          <w:lang w:val="en-US"/>
+        </w:rPr>
+        <w:t>“</w:t>
+      </w:r>
+      <w:r>
+        <w:rPr>
+          <w:lang w:val="en-US"/>
+        </w:rPr>
+        <w:t>Spring refinement 1</w:t>
+      </w:r>
+      <w:r>
+        <w:rPr>
+          <w:lang w:val="en-US"/>
+        </w:rPr>
+        <w:t>”</w:t>
+      </w:r>
+      <w:r>
+        <w:rPr>
+          <w:lang w:val="en-US"/>
+        </w:rPr>
+        <w:t>,</w:t>
+      </w:r>
+    </w:p>
+    <w:p>
+      <w:pPr>
+        <w:pStyle w:val="code-2"/>
+        <w:rPr>
+          <w:lang w:val="en-US"/>
+        </w:rPr>
+      </w:pPr>
+      <w:r>
+        <w:rPr>
+          <w:lang w:val="en-US"/>
+        </w:rPr>
+        <w:t xml:space="preserve">  </w:t>
+      </w:r>
+      <w:r>
+        <w:rPr>
+          <w:lang w:val="en-US"/>
+        </w:rPr>
+        <w:t>“</w:t>
+      </w:r>
+      <w:r>
+        <w:rPr>
+          <w:lang w:val="en-US"/>
+        </w:rPr>
+        <w:t>status</w:t>
+      </w:r>
+      <w:r>
+        <w:rPr>
+          <w:lang w:val="en-US"/>
+        </w:rPr>
+        <w:t>”</w:t>
+      </w:r>
+      <w:r>
+        <w:rPr>
+          <w:lang w:val="en-US"/>
+        </w:rPr>
+        <w:t xml:space="preserve">: </w:t>
+      </w:r>
+      <w:r>
+        <w:rPr>
+          <w:lang w:val="en-US"/>
+        </w:rPr>
+        <w:t>“</w:t>
+      </w:r>
+      <w:r>
+        <w:rPr>
+          <w:lang w:val="en-US"/>
+        </w:rPr>
+        <w:t>IN_PROGRESS</w:t>
+      </w:r>
+      <w:r>
+        <w:rPr>
+          <w:lang w:val="en-US"/>
+        </w:rPr>
+        <w:t>”</w:t>
+      </w:r>
+      <w:r>
+        <w:rPr>
+          <w:lang w:val="en-US"/>
+        </w:rPr>
+        <w:t>,</w:t>
+      </w:r>
+    </w:p>
+    <w:p>
+      <w:pPr>
+        <w:pStyle w:val="code-2"/>
+        <w:rPr>
+          <w:lang w:val="en-US"/>
+        </w:rPr>
+      </w:pPr>
+      <w:r>
+        <w:rPr>
+          <w:lang w:val="en-US"/>
+        </w:rPr>
+        <w:t xml:space="preserve">  </w:t>
+      </w:r>
+      <w:r>
+        <w:rPr>
+          <w:lang w:val="en-US"/>
+        </w:rPr>
+        <w:t>“</w:t>
+      </w:r>
+      <w:r>
+        <w:rPr>
+          <w:lang w:val="en-US"/>
+        </w:rPr>
+        <w:t>participants</w:t>
+      </w:r>
+      <w:r>
+        <w:rPr>
+          <w:lang w:val="en-US"/>
+        </w:rPr>
+        <w:t>”</w:t>
+      </w:r>
+      <w:r>
+        <w:rPr>
+          <w:lang w:val="en-US"/>
+        </w:rPr>
+        <w:t>: [</w:t>
+      </w:r>
+    </w:p>
+    <w:p>
+      <w:pPr>
+        <w:pStyle w:val="code-2"/>
+        <w:rPr>
+          <w:lang w:val="en-US"/>
+        </w:rPr>
+      </w:pPr>
+      <w:r>
+        <w:rPr>
+          <w:lang w:val="en-US"/>
+        </w:rPr>
+        <w:t xml:space="preserve">    {</w:t>
+      </w:r>
+    </w:p>
+    <w:p>
+      <w:pPr>
+        <w:pStyle w:val="code-2"/>
+        <w:rPr>
+          <w:lang w:val="en-US"/>
+        </w:rPr>
+      </w:pPr>
+      <w:r>
+        <w:rPr>
+          <w:lang w:val="en-US"/>
+        </w:rPr>
+        <w:t xml:space="preserve">      </w:t>
+      </w:r>
+      <w:r>
+        <w:rPr>
+          <w:lang w:val="en-US"/>
+        </w:rPr>
+        <w:t>“</w:t>
+      </w:r>
+      <w:r>
+        <w:rPr>
+          <w:lang w:val="en-US"/>
+        </w:rPr>
+        <w:t>name</w:t>
+      </w:r>
+      <w:r>
+        <w:rPr>
+          <w:lang w:val="en-US"/>
+        </w:rPr>
+        <w:t>”</w:t>
+      </w:r>
+      <w:r>
+        <w:rPr>
+          <w:lang w:val="en-US"/>
+        </w:rPr>
+        <w:t xml:space="preserve">: </w:t>
+      </w:r>
+      <w:r>
+        <w:rPr>
+          <w:lang w:val="en-US"/>
+        </w:rPr>
+        <w:t>“</w:t>
+      </w:r>
+      <w:r>
+        <w:rPr>
+          <w:lang w:val="en-US"/>
+        </w:rPr>
+        <w:t>Angel</w:t>
+      </w:r>
+      <w:r>
+        <w:rPr>
+          <w:lang w:val="en-US"/>
+        </w:rPr>
+        <w:t>”</w:t>
+      </w:r>
+      <w:r>
+        <w:rPr>
+          <w:lang w:val="en-US"/>
+        </w:rPr>
+        <w:t>,</w:t>
+      </w:r>
+    </w:p>
+    <w:p>
+      <w:pPr>
+        <w:pStyle w:val="code-2"/>
+        <w:rPr>
+          <w:lang w:val="en-US"/>
+        </w:rPr>
+      </w:pPr>
+      <w:r>
+        <w:rPr>
+          <w:lang w:val="en-US"/>
+        </w:rPr>
+        <w:t xml:space="preserve">      </w:t>
+      </w:r>
+      <w:r>
+        <w:rPr>
+          <w:lang w:val="en-US"/>
+        </w:rPr>
+        <w:t>“</w:t>
+      </w:r>
+      <w:r>
+        <w:rPr>
+          <w:lang w:val="en-US"/>
+        </w:rPr>
+        <w:t>role</w:t>
+      </w:r>
+      <w:r>
+        <w:rPr>
+          <w:lang w:val="en-US"/>
+        </w:rPr>
+        <w:t>”</w:t>
+      </w:r>
+      <w:r>
+        <w:rPr>
+          <w:lang w:val="en-US"/>
+        </w:rPr>
+        <w:t xml:space="preserve">: </w:t>
+      </w:r>
+      <w:r>
+        <w:rPr>
+          <w:lang w:val="en-US"/>
+        </w:rPr>
+        <w:t>“</w:t>
+      </w:r>
+      <w:r>
+        <w:rPr>
+          <w:lang w:val="en-US"/>
+        </w:rPr>
+        <w:t>DEV</w:t>
+      </w:r>
+      <w:r>
+        <w:rPr>
+          <w:lang w:val="en-US"/>
+        </w:rPr>
+        <w:t>”</w:t>
+      </w:r>
+      <w:r>
+        <w:rPr>
+          <w:lang w:val="en-US"/>
+        </w:rPr>
+        <w:t>,</w:t>
+      </w:r>
+    </w:p>
+    <w:p>
+      <w:pPr>
+        <w:pStyle w:val="code-2"/>
+        <w:rPr>
+          <w:lang w:val="en-US"/>
+        </w:rPr>
+      </w:pPr>
+      <w:r>
+        <w:rPr>
+          <w:lang w:val="en-US"/>
+        </w:rPr>
+        <w:t xml:space="preserve">      </w:t>
+      </w:r>
+      <w:r>
+        <w:rPr>
+          <w:lang w:val="en-US"/>
+        </w:rPr>
+        <w:t>“</w:t>
+      </w:r>
+      <w:r>
+        <w:rPr>
+          <w:lang w:val="en-US"/>
+        </w:rPr>
+        <w:t>id</w:t>
+      </w:r>
+      <w:r>
+        <w:rPr>
+          <w:lang w:val="en-US"/>
+        </w:rPr>
+        <w:t>”</w:t>
+      </w:r>
+      <w:r>
+        <w:rPr>
+          <w:lang w:val="en-US"/>
+        </w:rPr>
+        <w:t xml:space="preserve">: </w:t>
+      </w:r>
+      <w:r>
+        <w:rPr>
+          <w:lang w:val="en-US"/>
+        </w:rPr>
+        <w:t>“</w:t>
+      </w:r>
+      <w:r>
+        <w:rPr>
+          <w:lang w:val="en-US"/>
+        </w:rPr>
+        <w:t>p1</w:t>
+      </w:r>
+      <w:r>
+        <w:rPr>
+          <w:lang w:val="en-US"/>
+        </w:rPr>
+        <w:t>”</w:t>
+      </w:r>
+    </w:p>
+    <w:p>
+      <w:pPr>
+        <w:pStyle w:val="code-2"/>
+        <w:rPr>
+          <w:lang w:val="en-US"/>
+        </w:rPr>
+      </w:pPr>
+      <w:r>
+        <w:rPr>
+          <w:lang w:val="en-US"/>
+        </w:rPr>
+        <w:t xml:space="preserve">    },</w:t>
+      </w:r>
+    </w:p>
+    <w:p>
+      <w:pPr>
+        <w:pStyle w:val="code-2"/>
+        <w:rPr>
+          <w:lang w:val="en-US"/>
+        </w:rPr>
+      </w:pPr>
+      <w:r>
+        <w:rPr>
+          <w:lang w:val="en-US"/>
+        </w:rPr>
+        <w:t xml:space="preserve">    {</w:t>
+      </w:r>
+    </w:p>
+    <w:p>
+      <w:pPr>
+        <w:pStyle w:val="code-2"/>
+        <w:rPr>
+          <w:lang w:val="en-US"/>
+        </w:rPr>
+      </w:pPr>
+      <w:r>
+        <w:rPr>
+          <w:lang w:val="en-US"/>
+        </w:rPr>
+        <w:t xml:space="preserve">      </w:t>
+      </w:r>
+      <w:r>
+        <w:rPr>
+          <w:lang w:val="en-US"/>
+        </w:rPr>
+        <w:t>“</w:t>
+      </w:r>
+      <w:r>
+        <w:rPr>
+          <w:lang w:val="en-US"/>
+        </w:rPr>
+        <w:t>name</w:t>
+      </w:r>
+      <w:r>
+        <w:rPr>
+          <w:lang w:val="en-US"/>
+        </w:rPr>
+        <w:t>”</w:t>
+      </w:r>
+      <w:r>
+        <w:rPr>
+          <w:lang w:val="en-US"/>
+        </w:rPr>
+        <w:t xml:space="preserve">: </w:t>
+      </w:r>
+      <w:r>
+        <w:rPr>
+          <w:lang w:val="en-US"/>
+        </w:rPr>
+        <w:t>“</w:t>
+      </w:r>
+      <w:r>
+        <w:rPr>
+          <w:lang w:val="en-US"/>
+        </w:rPr>
+        <w:t>Simo</w:t>
+      </w:r>
+      <w:r>
+        <w:rPr>
+          <w:lang w:val="en-US"/>
+        </w:rPr>
+        <w:t>”</w:t>
+      </w:r>
+      <w:r>
+        <w:rPr>
+          <w:lang w:val="en-US"/>
+        </w:rPr>
+        <w:t>,</w:t>
+      </w:r>
+    </w:p>
+    <w:p>
+      <w:pPr>
+        <w:pStyle w:val="code-2"/>
+        <w:rPr>
+          <w:lang w:val="en-US"/>
+        </w:rPr>
+      </w:pPr>
+      <w:r>
+        <w:rPr>
+          <w:lang w:val="en-US"/>
+        </w:rPr>
+        <w:t xml:space="preserve">      </w:t>
+      </w:r>
+      <w:r>
+        <w:rPr>
+          <w:lang w:val="en-US"/>
+        </w:rPr>
+        <w:t>“</w:t>
+      </w:r>
+      <w:r>
+        <w:rPr>
+          <w:lang w:val="en-US"/>
+        </w:rPr>
+        <w:t>role</w:t>
+      </w:r>
+      <w:r>
+        <w:rPr>
+          <w:lang w:val="en-US"/>
+        </w:rPr>
+        <w:t>”</w:t>
+      </w:r>
+      <w:r>
+        <w:rPr>
+          <w:lang w:val="en-US"/>
+        </w:rPr>
+        <w:t xml:space="preserve">: </w:t>
+      </w:r>
+      <w:r>
+        <w:rPr>
+          <w:lang w:val="en-US"/>
+        </w:rPr>
+        <w:t>“</w:t>
+      </w:r>
+      <w:r>
+        <w:rPr>
+          <w:lang w:val="en-US"/>
+        </w:rPr>
+        <w:t>DEV</w:t>
+      </w:r>
+      <w:r>
+        <w:rPr>
+          <w:lang w:val="en-US"/>
+        </w:rPr>
+        <w:t>”</w:t>
+      </w:r>
+      <w:r>
+        <w:rPr>
+          <w:lang w:val="en-US"/>
+        </w:rPr>
+        <w:t>,</w:t>
+      </w:r>
+    </w:p>
+    <w:p>
+      <w:pPr>
+        <w:pStyle w:val="code-2"/>
+        <w:rPr>
+          <w:lang w:val="en-US"/>
+        </w:rPr>
+      </w:pPr>
+      <w:r>
+        <w:rPr>
+          <w:lang w:val="en-US"/>
+        </w:rPr>
+        <w:t xml:space="preserve">      </w:t>
+      </w:r>
+      <w:r>
+        <w:rPr>
+          <w:lang w:val="en-US"/>
+        </w:rPr>
+        <w:t>“</w:t>
+      </w:r>
+      <w:r>
+        <w:rPr>
+          <w:lang w:val="en-US"/>
+        </w:rPr>
+        <w:t>id</w:t>
+      </w:r>
+      <w:r>
+        <w:rPr>
+          <w:lang w:val="en-US"/>
+        </w:rPr>
+        <w:t>”</w:t>
+      </w:r>
+      <w:r>
+        <w:rPr>
+          <w:lang w:val="en-US"/>
+        </w:rPr>
+        <w:t xml:space="preserve">: </w:t>
+      </w:r>
+      <w:r>
+        <w:rPr>
+          <w:lang w:val="en-US"/>
+        </w:rPr>
+        <w:t>“</w:t>
+      </w:r>
+      <w:r>
+        <w:rPr>
+          <w:lang w:val="en-US"/>
+        </w:rPr>
+        <w:t>p2</w:t>
+      </w:r>
+      <w:r>
+        <w:rPr>
+          <w:lang w:val="en-US"/>
+        </w:rPr>
+        <w:t>”</w:t>
+      </w:r>
+    </w:p>
+    <w:p>
+      <w:pPr>
+        <w:pStyle w:val="code-2"/>
+        <w:rPr>
+          <w:lang w:val="en-US"/>
+        </w:rPr>
+      </w:pPr>
+      <w:r>
+        <w:rPr>
+          <w:lang w:val="en-US"/>
+        </w:rPr>
+        <w:t xml:space="preserve">    }</w:t>
+      </w:r>
+    </w:p>
+    <w:p>
+      <w:pPr>
+        <w:pStyle w:val="code-2"/>
+        <w:rPr>
+          <w:lang w:val="en-US"/>
+        </w:rPr>
+      </w:pPr>
+      <w:r>
+        <w:rPr>
+          <w:lang w:val="en-US"/>
+        </w:rPr>
+        <w:t xml:space="preserve">  ]</w:t>
+      </w:r>
+    </w:p>
+    <w:p>
+      <w:pPr>
+        <w:pStyle w:val="code-2"/>
+        <w:rPr>
+          <w:lang w:val="en-US"/>
+        </w:rPr>
+      </w:pPr>
+      <w:r>
+        <w:rPr>
+          <w:lang w:val="en-US"/>
+        </w:rPr>
+        <w:t>}</w:t>
+      </w:r>
+    </w:p>
+    <w:p>
+      <w:pPr>
+        <w:jc w:val="right"/>
+      </w:pPr>
+      <w:r>
+        <w:t>(Фиг. 2)</w:t>
+      </w:r>
+    </w:p>
+    <w:p>
+      <w:r>
+        <w:br w:type="page"/>
+      </w:r>
+    </w:p>
+    <w:p>
+      <w:pPr>
+        <w:pStyle w:val="Heading2"/>
+        <w:rPr>
+          <w:lang w:val="en-US"/>
+        </w:rPr>
+      </w:pPr>
+      <w:bookmarkStart w:id="4" w:name="_Toc222604997"/>
+      <w:r>
+        <w:rPr>
+          <w:lang w:val="en-US"/>
+        </w:rPr>
+        <w:lastRenderedPageBreak/>
+        <w:t>Stories</w:t>
+      </w:r>
+      <w:bookmarkEnd w:id="4"/>
+    </w:p>
+    <w:p>
+      <w:pPr>
+        <w:ind w:firstLine="708"/>
+        <w:jc w:val="both"/>
+      </w:pPr>
+      <w:r>
+        <w:rPr>
+          <w:lang w:val="en-US"/>
+        </w:rPr>
+        <w:t>Stories</w:t>
+      </w:r>
+      <w:r>
+        <w:t xml:space="preserve"> описва дадена задача, която предстои да бъде оценена. Съдържаща ключ към дадената сесия, външен ключ отговарящ на задачата в </w:t>
+      </w:r>
+      <w:r>
+        <w:rPr>
+          <w:lang w:val="en-US"/>
+        </w:rPr>
+        <w:t xml:space="preserve">JIRA </w:t>
+      </w:r>
+      <w:r>
+        <w:t xml:space="preserve">– за бърза проверка, размер на задачата, булева стойност </w:t>
+      </w:r>
+      <w:r>
+        <w:rPr>
+          <w:lang w:val="en-US"/>
+        </w:rPr>
+        <w:t xml:space="preserve">revealed – </w:t>
+      </w:r>
+      <w:r>
+        <w:t>дали крайният резултат от гласуването е визуализиран, броя рундове отнели за гласуване и заглавие на проблема (фиг. 3)</w:t>
+      </w:r>
+    </w:p>
+    <w:p>
+      <w:pPr>
+        <w:pStyle w:val="code-2"/>
+      </w:pPr>
+      <w:r>
+        <w:t>{</w:t>
+      </w:r>
+    </w:p>
+    <w:p>
+      <w:pPr>
+        <w:pStyle w:val="code-2"/>
+      </w:pPr>
+      <w:r>
+        <w:t xml:space="preserve">  </w:t>
+      </w:r>
+      <w:r>
+        <w:t>„</w:t>
+      </w:r>
+      <w:r>
+        <w:t>_</w:t>
+      </w:r>
+      <w:proofErr w:type="spellStart"/>
+      <w:r>
+        <w:t>id</w:t>
+      </w:r>
+      <w:proofErr w:type="spellEnd"/>
+      <w:r>
+        <w:t>“</w:t>
+      </w:r>
+      <w:r>
+        <w:t>: {</w:t>
+      </w:r>
+    </w:p>
+    <w:p>
+      <w:pPr>
+        <w:pStyle w:val="code-2"/>
+      </w:pPr>
+      <w:r>
+        <w:t xml:space="preserve">    </w:t>
+      </w:r>
+      <w:r>
+        <w:t>„</w:t>
+      </w:r>
+      <w:r>
+        <w:t>$</w:t>
+      </w:r>
+      <w:proofErr w:type="spellStart"/>
+      <w:r>
+        <w:t>oid</w:t>
+      </w:r>
+      <w:proofErr w:type="spellEnd"/>
+      <w:r>
+        <w:t>“</w:t>
+      </w:r>
+      <w:r>
+        <w:t xml:space="preserve">: </w:t>
+      </w:r>
+      <w:r>
+        <w:t>„</w:t>
+      </w:r>
+      <w:r>
+        <w:t>6999d3cfa33e156ef07c2910</w:t>
+      </w:r>
+      <w:r>
+        <w:t>“</w:t>
+      </w:r>
+    </w:p>
+    <w:p>
+      <w:pPr>
+        <w:pStyle w:val="code-2"/>
+      </w:pPr>
+      <w:r>
+        <w:t xml:space="preserve">  },</w:t>
+      </w:r>
+    </w:p>
+    <w:p>
+      <w:pPr>
+        <w:pStyle w:val="code-2"/>
+      </w:pPr>
+      <w:r>
+        <w:t xml:space="preserve">  </w:t>
+      </w:r>
+      <w:r>
+        <w:t>„</w:t>
+      </w:r>
+      <w:proofErr w:type="spellStart"/>
+      <w:r>
+        <w:t>sessionId</w:t>
+      </w:r>
+      <w:proofErr w:type="spellEnd"/>
+      <w:r>
+        <w:t>“</w:t>
+      </w:r>
+      <w:r>
+        <w:t>: {</w:t>
+      </w:r>
+    </w:p>
+    <w:p>
+      <w:pPr>
+        <w:pStyle w:val="code-2"/>
+      </w:pPr>
+      <w:r>
+        <w:t xml:space="preserve">    </w:t>
+      </w:r>
+      <w:r>
+        <w:t>„</w:t>
+      </w:r>
+      <w:r>
+        <w:t>$</w:t>
+      </w:r>
+      <w:proofErr w:type="spellStart"/>
+      <w:r>
+        <w:t>oid</w:t>
+      </w:r>
+      <w:proofErr w:type="spellEnd"/>
+      <w:r>
+        <w:t>“</w:t>
+      </w:r>
+      <w:r>
+        <w:t xml:space="preserve">: </w:t>
+      </w:r>
+      <w:r>
+        <w:t>„</w:t>
+      </w:r>
+      <w:r>
+        <w:t>6999d2f7a33e156ef07c2907</w:t>
+      </w:r>
+      <w:r>
+        <w:t>“</w:t>
+      </w:r>
+    </w:p>
+    <w:p>
+      <w:pPr>
+        <w:pStyle w:val="code-2"/>
+      </w:pPr>
+      <w:r>
+        <w:t xml:space="preserve">  },</w:t>
+      </w:r>
+    </w:p>
+    <w:p>
+      <w:pPr>
+        <w:pStyle w:val="code-2"/>
+      </w:pPr>
+      <w:r>
+        <w:t xml:space="preserve">  </w:t>
+      </w:r>
+      <w:r>
+        <w:t>„</w:t>
+      </w:r>
+      <w:proofErr w:type="spellStart"/>
+      <w:r>
+        <w:t>externalKey</w:t>
+      </w:r>
+      <w:proofErr w:type="spellEnd"/>
+      <w:r>
+        <w:t>“</w:t>
+      </w:r>
+      <w:r>
+        <w:t xml:space="preserve">: </w:t>
+      </w:r>
+      <w:r>
+        <w:t>„</w:t>
+      </w:r>
+      <w:r>
+        <w:t>JIRA-102</w:t>
+      </w:r>
+      <w:r>
+        <w:t>“</w:t>
+      </w:r>
+      <w:r>
+        <w:t>,</w:t>
+      </w:r>
+    </w:p>
+    <w:p>
+      <w:pPr>
+        <w:pStyle w:val="code-2"/>
+      </w:pPr>
+      <w:r>
+        <w:t xml:space="preserve">  </w:t>
+      </w:r>
+      <w:r>
+        <w:t>„</w:t>
+      </w:r>
+      <w:proofErr w:type="spellStart"/>
+      <w:r>
+        <w:t>finalSize</w:t>
+      </w:r>
+      <w:proofErr w:type="spellEnd"/>
+      <w:r>
+        <w:t>“</w:t>
+      </w:r>
+      <w:r>
+        <w:t xml:space="preserve">: </w:t>
+      </w:r>
+      <w:r>
+        <w:t>„</w:t>
+      </w:r>
+      <w:r>
+        <w:t>L</w:t>
+      </w:r>
+      <w:r>
+        <w:t>“</w:t>
+      </w:r>
+      <w:r>
+        <w:t>,</w:t>
+      </w:r>
+    </w:p>
+    <w:p>
+      <w:pPr>
+        <w:pStyle w:val="code-2"/>
+      </w:pPr>
+      <w:r>
+        <w:t xml:space="preserve">  </w:t>
+      </w:r>
+      <w:r>
+        <w:t>„</w:t>
+      </w:r>
+      <w:proofErr w:type="spellStart"/>
+      <w:r>
+        <w:t>revealed</w:t>
+      </w:r>
+      <w:proofErr w:type="spellEnd"/>
+      <w:r>
+        <w:t>“</w:t>
+      </w:r>
+      <w:r>
+        <w:t xml:space="preserve">: </w:t>
+      </w:r>
+      <w:proofErr w:type="spellStart"/>
+      <w:r>
+        <w:t>true</w:t>
+      </w:r>
+      <w:proofErr w:type="spellEnd"/>
+      <w:r>
+        <w:t>,</w:t>
+      </w:r>
+    </w:p>
+    <w:p>
+      <w:pPr>
+        <w:pStyle w:val="code-2"/>
+      </w:pPr>
+      <w:r>
+        <w:t xml:space="preserve">  </w:t>
+      </w:r>
+      <w:r>
+        <w:t>„</w:t>
+      </w:r>
+      <w:proofErr w:type="spellStart"/>
+      <w:r>
+        <w:t>round</w:t>
+      </w:r>
+      <w:proofErr w:type="spellEnd"/>
+      <w:r>
+        <w:t>“</w:t>
+      </w:r>
+      <w:r>
+        <w:t>: 1,</w:t>
+      </w:r>
+    </w:p>
+    <w:p>
+      <w:pPr>
+        <w:pStyle w:val="code-2"/>
+      </w:pPr>
+      <w:r>
+        <w:t xml:space="preserve">  </w:t>
+      </w:r>
+      <w:r>
+        <w:t>„</w:t>
+      </w:r>
+      <w:proofErr w:type="spellStart"/>
+      <w:r>
+        <w:t>title</w:t>
+      </w:r>
+      <w:proofErr w:type="spellEnd"/>
+      <w:r>
+        <w:t>“</w:t>
+      </w:r>
+      <w:r>
+        <w:t xml:space="preserve">: </w:t>
+      </w:r>
+      <w:r>
+        <w:t>„</w:t>
+      </w:r>
+      <w:proofErr w:type="spellStart"/>
+      <w:r>
+        <w:t>Implement</w:t>
+      </w:r>
+      <w:proofErr w:type="spellEnd"/>
+      <w:r>
+        <w:t xml:space="preserve"> </w:t>
+      </w:r>
+      <w:proofErr w:type="spellStart"/>
+      <w:r>
+        <w:t>OpenRewrite</w:t>
+      </w:r>
+      <w:proofErr w:type="spellEnd"/>
+      <w:r>
+        <w:t xml:space="preserve"> </w:t>
+      </w:r>
+      <w:proofErr w:type="spellStart"/>
+      <w:r>
+        <w:t>Security</w:t>
+      </w:r>
+      <w:proofErr w:type="spellEnd"/>
+      <w:r>
+        <w:t xml:space="preserve"> </w:t>
+      </w:r>
+      <w:proofErr w:type="spellStart"/>
+      <w:r>
+        <w:t>Recipe</w:t>
+      </w:r>
+      <w:proofErr w:type="spellEnd"/>
+      <w:r>
+        <w:t>"</w:t>
+      </w:r>
+    </w:p>
+    <w:p>
+      <w:pPr>
+        <w:pStyle w:val="code-2"/>
+      </w:pPr>
+      <w:r>
+        <w:t>}</w:t>
+      </w:r>
+    </w:p>
+    <w:p>
+      <w:pPr>
+        <w:jc w:val="right"/>
+      </w:pPr>
+      <w:r>
+        <w:t>(Фиг. 3)</w:t>
+      </w:r>
+    </w:p>
+    <w:p>
+      <w:pPr>
+        <w:jc w:val="right"/>
+        <w:rPr>
+          <w:rFonts w:ascii="Courier New" w:hAnsi="Courier New"/>
+          <w:b/>
+          <w:sz w:val="20"/>
+        </w:rPr>
+      </w:pPr>
+      <w:r>
+        <w:br w:type="page"/>
+      </w:r>
+    </w:p>
+    <w:p>
+      <w:pPr>
+        <w:pStyle w:val="Heading2"/>
+        <w:rPr>
+          <w:lang w:val="en-US"/>
+        </w:rPr>
+      </w:pPr>
+      <w:bookmarkStart w:id="5" w:name="_Toc222604998"/>
+      <w:r>
+        <w:rPr>
+          <w:lang w:val="en-US"/>
+        </w:rPr>
+        <w:lastRenderedPageBreak/>
+        <w:t>Votes</w:t>
+      </w:r>
+      <w:bookmarkEnd w:id="5"/>
+    </w:p>
+    <w:p>
+      <w:pPr>
+        <w:jc w:val="both"/>
+      </w:pPr>
+      <w:r>
+        <w:rPr>
+          <w:lang w:val="en-US"/>
+        </w:rPr>
+        <w:tab/>
+        <w:t>Votes</w:t>
+      </w:r>
+      <w:r>
+        <w:t xml:space="preserve"> представлява гласуването, което се извършва от всеки участник в сесията за всяка от избраните задачи. </w:t>
+      </w:r>
+      <w:r>
+        <w:rPr>
+          <w:lang w:val="en-US"/>
+        </w:rPr>
+        <w:t>Votes</w:t>
+      </w:r>
+      <w:r>
+        <w:t xml:space="preserve"> съдържа ключове към задачата</w:t>
+      </w:r>
+      <w:r>
+        <w:t xml:space="preserve">, </w:t>
+      </w:r>
+      <w:r>
+        <w:t>брой рундове гласувания, ключ на гласуващия и сложността на задачата</w:t>
+      </w:r>
+      <w:r>
+        <w:t xml:space="preserve"> (фиг. 4)</w:t>
+      </w:r>
+      <w:r>
+        <w:t>.</w:t>
+      </w:r>
+    </w:p>
+    <w:p>
+      <w:pPr>
+        <w:pStyle w:val="code-2"/>
+        <w:rPr>
+          <w:lang w:val="en-US"/>
+        </w:rPr>
+      </w:pPr>
+      <w:r>
+        <w:rPr>
+          <w:lang w:val="en-US"/>
+        </w:rPr>
+        <w:t>{</w:t>
+      </w:r>
+    </w:p>
+    <w:p>
+      <w:pPr>
+        <w:pStyle w:val="code-2"/>
+        <w:rPr>
+          <w:lang w:val="en-US"/>
+        </w:rPr>
+      </w:pPr>
+      <w:r>
+        <w:rPr>
+          <w:lang w:val="en-US"/>
+        </w:rPr>
+        <w:t xml:space="preserve">  "_id</w:t>
+      </w:r>
+      <w:proofErr w:type="gramStart"/>
+      <w:r>
+        <w:rPr>
+          <w:lang w:val="en-US"/>
+        </w:rPr>
+        <w:t>": {</w:t>
+      </w:r>
+      <w:proofErr w:type="gramEnd"/>
+    </w:p>
+    <w:p>
+      <w:pPr>
+        <w:pStyle w:val="code-2"/>
+        <w:rPr>
+          <w:lang w:val="en-US"/>
+        </w:rPr>
+      </w:pPr>
+      <w:r>
+        <w:rPr>
+          <w:lang w:val="en-US"/>
+        </w:rPr>
+        <w:t xml:space="preserve">    "$</w:t>
+      </w:r>
+      <w:proofErr w:type="spellStart"/>
+      <w:r>
+        <w:rPr>
+          <w:lang w:val="en-US"/>
+        </w:rPr>
+        <w:t>oid</w:t>
+      </w:r>
+      <w:proofErr w:type="spellEnd"/>
+      <w:r>
+        <w:rPr>
+          <w:lang w:val="en-US"/>
+        </w:rPr>
+        <w:t>": "6999d50ca33e156ef07c2919"</w:t>
+      </w:r>
+    </w:p>
+    <w:p>
+      <w:pPr>
+        <w:pStyle w:val="code-2"/>
+        <w:rPr>
+          <w:lang w:val="en-US"/>
+        </w:rPr>
+      </w:pPr>
+      <w:r>
+        <w:rPr>
+          <w:lang w:val="en-US"/>
+        </w:rPr>
+        <w:t xml:space="preserve">  },</w:t>
+      </w:r>
+    </w:p>
+    <w:p>
+      <w:pPr>
+        <w:pStyle w:val="code-2"/>
+        <w:rPr>
+          <w:lang w:val="en-US"/>
+        </w:rPr>
+      </w:pPr>
+      <w:r>
+        <w:rPr>
+          <w:lang w:val="en-US"/>
+        </w:rPr>
+        <w:t xml:space="preserve">  "</w:t>
+      </w:r>
+      <w:proofErr w:type="spellStart"/>
+      <w:r>
+        <w:rPr>
+          <w:lang w:val="en-US"/>
+        </w:rPr>
+        <w:t>storyId</w:t>
+      </w:r>
+      <w:proofErr w:type="spellEnd"/>
+      <w:proofErr w:type="gramStart"/>
+      <w:r>
+        <w:rPr>
+          <w:lang w:val="en-US"/>
+        </w:rPr>
+        <w:t>": {</w:t>
+      </w:r>
+      <w:proofErr w:type="gramEnd"/>
+    </w:p>
+    <w:p>
+      <w:pPr>
+        <w:pStyle w:val="code-2"/>
+        <w:rPr>
+          <w:lang w:val="en-US"/>
+        </w:rPr>
+      </w:pPr>
+      <w:r>
+        <w:rPr>
+          <w:lang w:val="en-US"/>
+        </w:rPr>
+        <w:t xml:space="preserve">    "$</w:t>
+      </w:r>
+      <w:proofErr w:type="spellStart"/>
+      <w:r>
+        <w:rPr>
+          <w:lang w:val="en-US"/>
+        </w:rPr>
+        <w:t>oid</w:t>
+      </w:r>
+      <w:proofErr w:type="spellEnd"/>
+      <w:r>
+        <w:rPr>
+          <w:lang w:val="en-US"/>
+        </w:rPr>
+        <w:t>": "6999d3cfa33e156ef07c2910"</w:t>
+      </w:r>
+    </w:p>
+    <w:p>
+      <w:pPr>
+        <w:pStyle w:val="code-2"/>
+        <w:rPr>
+          <w:lang w:val="en-US"/>
+        </w:rPr>
+      </w:pPr>
+      <w:r>
+        <w:rPr>
+          <w:lang w:val="en-US"/>
+        </w:rPr>
+        <w:t xml:space="preserve">  },</w:t>
+      </w:r>
+    </w:p>
+    <w:p>
+      <w:pPr>
+        <w:pStyle w:val="code-2"/>
+        <w:rPr>
+          <w:lang w:val="en-US"/>
+        </w:rPr>
+      </w:pPr>
+      <w:r>
+        <w:rPr>
+          <w:lang w:val="en-US"/>
+        </w:rPr>
+        <w:t xml:space="preserve">  "round": 1,</w:t>
+      </w:r>
+    </w:p>
+    <w:p>
+      <w:pPr>
+        <w:pStyle w:val="code-2"/>
+        <w:rPr>
+          <w:lang w:val="en-US"/>
+        </w:rPr>
+      </w:pPr>
+      <w:r>
+        <w:rPr>
+          <w:lang w:val="en-US"/>
+        </w:rPr>
+        <w:t xml:space="preserve">  "</w:t>
+      </w:r>
+      <w:proofErr w:type="spellStart"/>
+      <w:r>
+        <w:rPr>
+          <w:lang w:val="en-US"/>
+        </w:rPr>
+        <w:t>participantId</w:t>
+      </w:r>
+      <w:proofErr w:type="spellEnd"/>
+      <w:r>
+        <w:rPr>
+          <w:lang w:val="en-US"/>
+        </w:rPr>
+        <w:t>": "p1",</w:t>
+      </w:r>
+    </w:p>
+    <w:p>
+      <w:pPr>
+        <w:pStyle w:val="code-2"/>
+        <w:rPr>
+          <w:lang w:val="en-US"/>
+        </w:rPr>
+      </w:pPr>
+      <w:r>
+        <w:rPr>
+          <w:lang w:val="en-US"/>
+        </w:rPr>
+        <w:t xml:space="preserve">  "value": "L"</w:t>
+      </w:r>
+    </w:p>
+    <w:p>
+      <w:pPr>
+        <w:pStyle w:val="code-2"/>
+      </w:pPr>
+      <w:r>
+        <w:rPr>
+          <w:lang w:val="en-US"/>
+        </w:rPr>
+        <w:t>}</w:t>
+      </w:r>
+    </w:p>
+    <w:p>
+      <w:pPr>
+        <w:jc w:val="right"/>
+      </w:pPr>
+      <w:r>
+        <w:rPr>
+          <w:lang w:val="en-US"/>
+        </w:rPr>
+        <w:t>(</w:t>
+      </w:r>
+      <w:r>
+        <w:t>Фиг. 4)</w:t>
+      </w:r>
+    </w:p>
+    <w:p>
+      <w:r>
+        <w:br w:type="page"/>
+      </w:r>
+    </w:p>
+    <w:bookmarkStart w:id="6" w:name="_Toc222604999" w:displacedByCustomXml="next"/>
+    <w:sdt>
+      <w:sdtPr>
+        <w:rPr>
+          <w:rFonts w:eastAsiaTheme="minorHAnsi" w:cstheme="minorBidi"/>
+          <w:b w:val="0"/>
+          <w:color w:val="auto"/>
+          <w:sz w:val="24"/>
+          <w:szCs w:val="24"/>
+        </w:rPr>
+        <w:id w:val="-317733975"/>
+        <w:docPartObj>
+          <w:docPartGallery w:val="Bibliographies"/>
+          <w:docPartUnique/>
+        </w:docPartObj>
+      </w:sdtPr>
+      <w:sdtEndPr>
+        <w:rPr>
+          <w:bCs/>
+        </w:rPr>
+      </w:sdtEndPr>
+      <w:sdtContent>
+        <w:p>
+          <w:pPr>
+            <w:pStyle w:val="Heading1"/>
+          </w:pPr>
+          <w:r>
+            <w:t>Цитирани източници</w:t>
+          </w:r>
+          <w:bookmarkEnd w:id="6"/>
+        </w:p>
+        <w:p>
+          <w:pPr>
+            <w:rPr>
+              <w:rFonts w:asciiTheme="minorHAnsi" w:hAnsiTheme="minorHAnsi"/>
+              <w:noProof/>
+            </w:rPr>
+          </w:pPr>
+          <w:r>
+            <w:fldChar w:fldCharType="begin"/>
+          </w:r>
+          <w:r>
+            <w:instrText>BIBLIOGRAPHY</w:instrText>
+          </w:r>
+          <w:r>
+            <w:fldChar w:fldCharType="separate"/>
+          </w:r>
+        </w:p>
+        <w:tbl>
+          <w:tblPr>
+            <w:tblW w:w="5000" w:type="pct"/>
+            <w:tblCellSpacing w:w="15" w:type="dxa"/>
+            <w:tblCellMar>
+              <w:top w:w="15" w:type="dxa"/>
+              <w:left w:w="15" w:type="dxa"/>
+              <w:bottom w:w="15" w:type="dxa"/>
+              <w:right w:w="15" w:type="dxa"/>
+            </w:tblCellMar>
+            <w:tblLook w:val="04A0" w:firstRow="1" w:lastRow="0" w:firstColumn="1" w:lastColumn="0" w:noHBand="0" w:noVBand="1"/>
+          </w:tblPr>
+          <w:tblGrid>
+            <w:gridCol w:w="355"/>
+            <w:gridCol w:w="8717"/>
+          </w:tblGrid>
+          <w:tr>
+            <w:trPr>
+              <w:divId w:val="1108280509"/>
+              <w:tblCellSpacing w:w="15" w:type="dxa"/>
+            </w:trPr>
+            <w:tc>
+              <w:tcPr>
+                <w:tcW w:w="50" w:type="pct"/>
+                <w:hideMark/>
+              </w:tcPr>
+              <w:p>
+                <w:pPr>
+                  <w:pStyle w:val="Bibliography"/>
+                  <w:rPr>
+                    <w:noProof/>
+                    <w:kern w:val="0"/>
+                    <w14:ligatures w14:val="none"/>
+                  </w:rPr>
+                </w:pPr>
+                <w:r>
+                  <w:rPr>
+                    <w:noProof/>
+                  </w:rPr>
+                  <w:t xml:space="preserve">[1] </w:t>
+                </w:r>
+              </w:p>
+            </w:tc>
+            <w:tc>
+              <w:tcPr>
+                <w:tcW w:w="0" w:type="auto"/>
+                <w:hideMark/>
+              </w:tcPr>
+              <w:p>
+                <w:pPr>
+                  <w:pStyle w:val="Bibliography"/>
+                  <w:rPr>
+                    <w:noProof/>
+                  </w:rPr>
+                </w:pPr>
+                <w:r>
+                  <w:rPr>
+                    <w:noProof/>
+                  </w:rPr>
+                  <w:t>D. Radigan, „Agile ceremonies,“ [Онлайн]. Available: https://www.atlassian.com/agile/scrum/ceremonies.</w:t>
+                </w:r>
+              </w:p>
+            </w:tc>
+          </w:tr>
+          <w:tr>
+            <w:trPr>
+              <w:divId w:val="1108280509"/>
+              <w:tblCellSpacing w:w="15" w:type="dxa"/>
+            </w:trPr>
+            <w:tc>
+              <w:tcPr>
+                <w:tcW w:w="50" w:type="pct"/>
+                <w:hideMark/>
+              </w:tcPr>
+              <w:p>
+                <w:pPr>
+                  <w:pStyle w:val="Bibliography"/>
+                  <w:rPr>
+                    <w:noProof/>
+                  </w:rPr>
+                </w:pPr>
+                <w:r>
+                  <w:rPr>
+                    <w:noProof/>
+                  </w:rPr>
+                  <w:t xml:space="preserve">[2] </w:t>
+                </w:r>
+              </w:p>
+            </w:tc>
+            <w:tc>
+              <w:tcPr>
+                <w:tcW w:w="0" w:type="auto"/>
+                <w:hideMark/>
+              </w:tcPr>
+              <w:p>
+                <w:pPr>
+                  <w:pStyle w:val="Bibliography"/>
+                  <w:rPr>
+                    <w:noProof/>
+                  </w:rPr>
+                </w:pPr>
+                <w:r>
+                  <w:rPr>
+                    <w:noProof/>
+                  </w:rPr>
+                  <w:t>M. Rehkopf, „Backlog refinement,“ [Онлайн]. Available: https://www.atlassian.com/agile/scrum/backlog-refinement.</w:t>
+                </w:r>
+              </w:p>
+            </w:tc>
+          </w:tr>
+          <w:tr>
+            <w:trPr>
+              <w:divId w:val="1108280509"/>
+              <w:tblCellSpacing w:w="15" w:type="dxa"/>
+            </w:trPr>
+            <w:tc>
+              <w:tcPr>
+                <w:tcW w:w="50" w:type="pct"/>
+                <w:hideMark/>
+              </w:tcPr>
+              <w:p>
+                <w:pPr>
+                  <w:pStyle w:val="Bibliography"/>
+                  <w:rPr>
+                    <w:noProof/>
+                  </w:rPr>
+                </w:pPr>
+                <w:r>
+                  <w:rPr>
+                    <w:noProof/>
+                  </w:rPr>
+                  <w:t xml:space="preserve">[3] </w:t>
+                </w:r>
+              </w:p>
+            </w:tc>
+            <w:tc>
+              <w:tcPr>
+                <w:tcW w:w="0" w:type="auto"/>
+                <w:hideMark/>
+              </w:tcPr>
+              <w:p>
+                <w:pPr>
+                  <w:pStyle w:val="Bibliography"/>
+                  <w:rPr>
+                    <w:noProof/>
+                  </w:rPr>
+                </w:pPr>
+                <w:r>
+                  <w:rPr>
+                    <w:noProof/>
+                  </w:rPr>
+                  <w:t>„MongoDb documentation,“ [Онлайн]. Available: https://www.mongodb.com/docs/.</w:t>
+                </w:r>
+              </w:p>
+            </w:tc>
+          </w:tr>
+          <w:tr>
+            <w:trPr>
+              <w:divId w:val="1108280509"/>
+              <w:tblCellSpacing w:w="15" w:type="dxa"/>
+            </w:trPr>
+            <w:tc>
+              <w:tcPr>
+                <w:tcW w:w="50" w:type="pct"/>
+                <w:hideMark/>
+              </w:tcPr>
+              <w:p>
+                <w:pPr>
+                  <w:pStyle w:val="Bibliography"/>
+                  <w:rPr>
+                    <w:noProof/>
+                  </w:rPr>
+                </w:pPr>
+                <w:r>
+                  <w:rPr>
+                    <w:noProof/>
+                  </w:rPr>
+                  <w:t xml:space="preserve">[4] </w:t>
+                </w:r>
+              </w:p>
+            </w:tc>
+            <w:tc>
+              <w:tcPr>
+                <w:tcW w:w="0" w:type="auto"/>
+                <w:hideMark/>
+              </w:tcPr>
+              <w:p>
+                <w:pPr>
+                  <w:pStyle w:val="Bibliography"/>
+                  <w:rPr>
+                    <w:noProof/>
+                  </w:rPr>
+                </w:pPr>
+                <w:r>
+                  <w:rPr>
+                    <w:noProof/>
+                  </w:rPr>
+                  <w:t>A. Amazon, „Object relational mapping,“ [Онлайн]. Available: https://aws.amazon.com/what-is/object-relational-mapping/.</w:t>
+                </w:r>
+              </w:p>
+            </w:tc>
+          </w:tr>
+          <w:tr>
+            <w:trPr>
+              <w:divId w:val="1108280509"/>
+              <w:tblCellSpacing w:w="15" w:type="dxa"/>
+            </w:trPr>
+            <w:tc>
+              <w:tcPr>
+                <w:tcW w:w="50" w:type="pct"/>
+                <w:hideMark/>
+              </w:tcPr>
+              <w:p>
+                <w:pPr>
+                  <w:pStyle w:val="Bibliography"/>
+                  <w:rPr>
+                    <w:noProof/>
+                  </w:rPr>
+                </w:pPr>
+                <w:r>
+                  <w:rPr>
+                    <w:noProof/>
+                  </w:rPr>
+                  <w:t xml:space="preserve">[5] </w:t>
+                </w:r>
+              </w:p>
+            </w:tc>
+            <w:tc>
+              <w:tcPr>
+                <w:tcW w:w="0" w:type="auto"/>
+                <w:hideMark/>
+              </w:tcPr>
+              <w:p>
+                <w:pPr>
+                  <w:pStyle w:val="Bibliography"/>
+                  <w:rPr>
+                    <w:noProof/>
+                  </w:rPr>
+                </w:pPr>
+                <w:r>
+                  <w:rPr>
+                    <w:noProof/>
+                  </w:rPr>
+                  <w:t>A. Amazon, „SQL,“ [Онлайн]. Available: https://aws.amazon.com/what-is/sql/.</w:t>
+                </w:r>
+              </w:p>
+            </w:tc>
+          </w:tr>
+          <w:tr>
+            <w:trPr>
+              <w:divId w:val="1108280509"/>
+              <w:tblCellSpacing w:w="15" w:type="dxa"/>
+            </w:trPr>
+            <w:tc>
+              <w:tcPr>
+                <w:tcW w:w="50" w:type="pct"/>
+                <w:hideMark/>
+              </w:tcPr>
+              <w:p>
+                <w:pPr>
+                  <w:pStyle w:val="Bibliography"/>
+                  <w:rPr>
+                    <w:noProof/>
+                  </w:rPr>
+                </w:pPr>
+                <w:r>
+                  <w:rPr>
+                    <w:noProof/>
+                  </w:rPr>
+                  <w:t xml:space="preserve">[6] </w:t>
+                </w:r>
+              </w:p>
+            </w:tc>
+            <w:tc>
+              <w:tcPr>
+                <w:tcW w:w="0" w:type="auto"/>
+                <w:hideMark/>
+              </w:tcPr>
+              <w:p>
+                <w:pPr>
+                  <w:pStyle w:val="Bibliography"/>
+                  <w:rPr>
+                    <w:noProof/>
+                  </w:rPr>
+                </w:pPr>
+                <w:r>
+                  <w:rPr>
+                    <w:noProof/>
+                  </w:rPr>
+                  <w:t>„Websockets API,“ [Онлайн]. Available: https://developer.mozilla.org/en-US/docs/Web/API/WebSockets_API.</w:t>
+                </w:r>
+              </w:p>
+            </w:tc>
+          </w:tr>
+        </w:tbl>
+        <w:p>
+          <w:pPr>
+            <w:divId w:val="1108280509"/>
+            <w:rPr>
+              <w:rFonts w:eastAsia="Times New Roman"/>
+              <w:noProof/>
+            </w:rPr>
+          </w:pPr>
+        </w:p>
+        <w:p>
+          <w:r>
+            <w:rPr>
+              <w:b/>
+              <w:bCs/>
+            </w:rPr>
+            <w:fldChar w:fldCharType="end"/>
+          </w:r>
+        </w:p>
+      </w:sdtContent>
+    </w:sdt>
+    <w:p>
+      <w:pPr>
+        <w:pStyle w:val="Heading2"/>
+        <w:rPr>
+          <w:lang w:val="en-US"/>
+        </w:rPr>
+      </w:pPr>
+      <w:bookmarkStart w:id="7" w:name="_Toc222605000"/>
+      <w:r>
+        <w:t>Използвани съкращения</w:t>
+      </w:r>
+      <w:bookmarkEnd w:id="7"/>
+    </w:p>
+    <w:p>
+      <w:pPr>
+        <w:rPr>
+          <w:lang w:val="en-US"/>
+        </w:rPr>
+      </w:pPr>
+      <w:r>
+        <w:rPr>
+          <w:lang w:val="en-US"/>
+        </w:rPr>
+        <w:t>SaaS – software as a service</w:t>
+      </w:r>
+    </w:p>
+    <w:p>
+      <w:pPr>
+        <w:rPr>
+          <w:lang w:val="en-US"/>
+        </w:rPr>
+      </w:pPr>
+      <w:r>
+        <w:rPr>
+          <w:lang w:val="en-US"/>
+        </w:rPr>
+        <w:t>SQL – structured query language</w:t>
+      </w:r>
+    </w:p>
+    <w:p>
+      <w:pPr>
+        <w:rPr>
+          <w:lang w:val="en-US"/>
+        </w:rPr>
+      </w:pPr>
+      <w:r>
+        <w:rPr>
+          <w:lang w:val="en-US"/>
+        </w:rPr>
+        <w:t>ORM – object relational mapping</w:t>
+      </w:r>
+    </w:p>
+    <w:p>
+      <w:r>
+        <w:rPr>
+          <w:lang w:val="en-US"/>
+        </w:rPr>
+        <w:t>JSON – JavaScript object notation</w:t>
+      </w:r>
+    </w:p>
     <w:sectPr>
-      <w:footerReference w:type="default" r:id="rId8"/>
+      <w:footerReference w:type="default" r:id="rId9"/>
       <w:pgSz w:w="11906" w:h="16838"/>
-      <w:pgMar w:top="1417" w:right="1417" w:bottom="1417" w:left="1417" w:header="708" w:footer="708" w:gutter="0"/>
+      <w:pgMar w:top="630" w:right="1417" w:bottom="1417" w:left="1417" w:header="708" w:footer="708" w:gutter="0"/>
       <w:cols w:space="708"/>
       <w:docGrid w:linePitch="360"/>
     </w:sectPr>
@@ -1045,6 +4039,127 @@
     </w:p>
   </w:footnote>
 </w:footnotes>
+</file>
+
+<file path=word/numbering.xml><?xml version="1.0" encoding="utf-8"?>
+<w:numbering xmlns:wpc="http://schemas.microsoft.com/office/word/2010/wordprocessingCanvas" xmlns:cx="http://schemas.microsoft.com/office/drawing/2014/chartex" xmlns:cx1="http://schemas.microsoft.com/office/drawing/2015/9/8/chartex" xmlns:cx2="http://schemas.microsoft.com/office/drawing/2015/10/21/chartex" xmlns:cx3="http://schemas.microsoft.com/office/drawing/2016/5/9/chartex" xmlns:cx4="http://schemas.microsoft.com/office/drawing/2016/5/10/chartex" xmlns:cx5="http://schemas.microsoft.com/office/drawing/2016/5/11/chartex" xmlns:cx6="http://schemas.microsoft.com/office/drawing/2016/5/12/chartex" xmlns:cx7="http://schemas.microsoft.com/office/drawing/2016/5/13/chartex" xmlns:cx8="http://schemas.microsoft.com/office/drawing/2016/5/14/chartex" xmlns:mc="http://schemas.openxmlformats.org/markup-compatibility/2006" xmlns:aink="http://schemas.microsoft.com/office/drawing/2016/ink" xmlns:am3d="http://schemas.microsoft.com/office/drawing/2017/model3d" xmlns:o="urn:schemas-microsoft-com:office:office" xmlns:oel="http://schemas.microsoft.com/office/2019/extlst" xmlns:r="http://schemas.openxmlformats.org/officeDocument/2006/relationships" xmlns:m="http://schemas.openxmlformats.org/officeDocument/2006/math" xmlns:v="urn:schemas-microsoft-com:vml" xmlns:wp14="http://schemas.microsoft.com/office/word/2010/wordprocessingDrawing" xmlns:wp="http://schemas.openxmlformats.org/drawingml/2006/wordprocessingDrawing" xmlns:w10="urn:schemas-microsoft-com:office:word" xmlns:w="http://schemas.openxmlformats.org/wordprocessingml/2006/main" xmlns:w14="http://schemas.microsoft.com/office/word/2010/wordml" xmlns:w15="http://schemas.microsoft.com/office/word/2012/wordml" xmlns:w16cex="http://schemas.microsoft.com/office/word/2018/wordml/cex" xmlns:w16cid="http://schemas.microsoft.com/office/word/2016/wordml/cid" xmlns:w16="http://schemas.microsoft.com/office/word/2018/wordml" xmlns:w16du="http://schemas.microsoft.com/office/word/2023/wordml/word16du" xmlns:w16sdtdh="http://schemas.microsoft.com/office/word/2020/wordml/sdtdatahash" xmlns:w16sdtfl="http://schemas.microsoft.com/office/word/2024/wordml/sdtformatlock" xmlns:w16se="http://schemas.microsoft.com/office/word/2015/wordml/symex" xmlns:wpg="http://schemas.microsoft.com/office/word/2010/wordprocessingGroup" xmlns:wpi="http://schemas.microsoft.com/office/word/2010/wordprocessingInk" xmlns:wne="http://schemas.microsoft.com/office/word/2006/wordml" xmlns:wps="http://schemas.microsoft.com/office/word/2010/wordprocessingShape" mc:Ignorable="w14 w15 w16se w16cid w16 w16cex w16sdtdh w16sdtfl w16du wp14">
+  <w:abstractNum w:abstractNumId="0" w15:restartNumberingAfterBreak="0">
+    <w:nsid w:val="3FCB01AA"/>
+    <w:multiLevelType w:val="hybridMultilevel"/>
+    <w:tmpl w:val="EF4014F0"/>
+    <w:lvl w:ilvl="0" w:tplc="04020001">
+      <w:start w:val="1"/>
+      <w:numFmt w:val="bullet"/>
+      <w:lvlText w:val=""/>
+      <w:lvlJc w:val="left"/>
+      <w:pPr>
+        <w:ind w:left="720" w:hanging="360"/>
+      </w:pPr>
+      <w:rPr>
+        <w:rFonts w:ascii="Symbol" w:hAnsi="Symbol" w:hint="default"/>
+      </w:rPr>
+    </w:lvl>
+    <w:lvl w:ilvl="1" w:tplc="04020003" w:tentative="1">
+      <w:start w:val="1"/>
+      <w:numFmt w:val="bullet"/>
+      <w:lvlText w:val="o"/>
+      <w:lvlJc w:val="left"/>
+      <w:pPr>
+        <w:ind w:left="1440" w:hanging="360"/>
+      </w:pPr>
+      <w:rPr>
+        <w:rFonts w:ascii="Courier New" w:hAnsi="Courier New" w:cs="Courier New" w:hint="default"/>
+      </w:rPr>
+    </w:lvl>
+    <w:lvl w:ilvl="2" w:tplc="04020005" w:tentative="1">
+      <w:start w:val="1"/>
+      <w:numFmt w:val="bullet"/>
+      <w:lvlText w:val=""/>
+      <w:lvlJc w:val="left"/>
+      <w:pPr>
+        <w:ind w:left="2160" w:hanging="360"/>
+      </w:pPr>
+      <w:rPr>
+        <w:rFonts w:ascii="Wingdings" w:hAnsi="Wingdings" w:hint="default"/>
+      </w:rPr>
+    </w:lvl>
+    <w:lvl w:ilvl="3" w:tplc="04020001" w:tentative="1">
+      <w:start w:val="1"/>
+      <w:numFmt w:val="bullet"/>
+      <w:lvlText w:val=""/>
+      <w:lvlJc w:val="left"/>
+      <w:pPr>
+        <w:ind w:left="2880" w:hanging="360"/>
+      </w:pPr>
+      <w:rPr>
+        <w:rFonts w:ascii="Symbol" w:hAnsi="Symbol" w:hint="default"/>
+      </w:rPr>
+    </w:lvl>
+    <w:lvl w:ilvl="4" w:tplc="04020003" w:tentative="1">
+      <w:start w:val="1"/>
+      <w:numFmt w:val="bullet"/>
+      <w:lvlText w:val="o"/>
+      <w:lvlJc w:val="left"/>
+      <w:pPr>
+        <w:ind w:left="3600" w:hanging="360"/>
+      </w:pPr>
+      <w:rPr>
+        <w:rFonts w:ascii="Courier New" w:hAnsi="Courier New" w:cs="Courier New" w:hint="default"/>
+      </w:rPr>
+    </w:lvl>
+    <w:lvl w:ilvl="5" w:tplc="04020005" w:tentative="1">
+      <w:start w:val="1"/>
+      <w:numFmt w:val="bullet"/>
+      <w:lvlText w:val=""/>
+      <w:lvlJc w:val="left"/>
+      <w:pPr>
+        <w:ind w:left="4320" w:hanging="360"/>
+      </w:pPr>
+      <w:rPr>
+        <w:rFonts w:ascii="Wingdings" w:hAnsi="Wingdings" w:hint="default"/>
+      </w:rPr>
+    </w:lvl>
+    <w:lvl w:ilvl="6" w:tplc="04020001" w:tentative="1">
+      <w:start w:val="1"/>
+      <w:numFmt w:val="bullet"/>
+      <w:lvlText w:val=""/>
+      <w:lvlJc w:val="left"/>
+      <w:pPr>
+        <w:ind w:left="5040" w:hanging="360"/>
+      </w:pPr>
+      <w:rPr>
+        <w:rFonts w:ascii="Symbol" w:hAnsi="Symbol" w:hint="default"/>
+      </w:rPr>
+    </w:lvl>
+    <w:lvl w:ilvl="7" w:tplc="04020003" w:tentative="1">
+      <w:start w:val="1"/>
+      <w:numFmt w:val="bullet"/>
+      <w:lvlText w:val="o"/>
+      <w:lvlJc w:val="left"/>
+      <w:pPr>
+        <w:ind w:left="5760" w:hanging="360"/>
+      </w:pPr>
+      <w:rPr>
+        <w:rFonts w:ascii="Courier New" w:hAnsi="Courier New" w:cs="Courier New" w:hint="default"/>
+      </w:rPr>
+    </w:lvl>
+    <w:lvl w:ilvl="8" w:tplc="04020005" w:tentative="1">
+      <w:start w:val="1"/>
+      <w:numFmt w:val="bullet"/>
+      <w:lvlText w:val=""/>
+      <w:lvlJc w:val="left"/>
+      <w:pPr>
+        <w:ind w:left="6480" w:hanging="360"/>
+      </w:pPr>
+      <w:rPr>
+        <w:rFonts w:ascii="Wingdings" w:hAnsi="Wingdings" w:hint="default"/>
+      </w:rPr>
+    </w:lvl>
+  </w:abstractNum>
+  <w:num w:numId="1" w16cid:durableId="1219783411">
+    <w:abstractNumId w:val="0"/>
+  </w:num>
+</w:numbering>
 </file>
 
 <file path=word/styles.xml><?xml version="1.0" encoding="utf-8"?>
@@ -1481,19 +4596,18 @@
     <w:next w:val="Normal"/>
     <w:link w:val="Heading2Char"/>
     <w:uiPriority w:val="9"/>
-    <w:semiHidden/>
     <w:unhideWhenUsed/>
     <w:qFormat/>
-    <w:rsid w:val="00157BE4"/>
+    <w:rsid w:val="002956B4"/>
     <w:pPr>
       <w:keepNext/>
       <w:keepLines/>
       <w:spacing w:before="160" w:after="80"/>
+      <w:jc w:val="center"/>
       <w:outlineLvl w:val="1"/>
     </w:pPr>
     <w:rPr>
-      <w:rFonts w:asciiTheme="majorHAnsi" w:eastAsiaTheme="majorEastAsia" w:hAnsiTheme="majorHAnsi" w:cstheme="majorBidi"/>
-      <w:color w:val="0F4761" w:themeColor="accent1" w:themeShade="BF"/>
+      <w:rFonts w:eastAsiaTheme="majorEastAsia" w:cstheme="majorBidi"/>
       <w:sz w:val="32"/>
       <w:szCs w:val="32"/>
     </w:rPr>
@@ -1656,6 +4770,7 @@
   <w:style w:type="character" w:default="1" w:styleId="DefaultParagraphFont">
     <w:name w:val="Default Paragraph Font"/>
     <w:uiPriority w:val="1"/>
+    <w:semiHidden/>
     <w:unhideWhenUsed/>
   </w:style>
   <w:style w:type="table" w:default="1" w:styleId="TableNormal">
@@ -1698,11 +4813,9 @@
     <w:basedOn w:val="DefaultParagraphFont"/>
     <w:link w:val="Heading2"/>
     <w:uiPriority w:val="9"/>
-    <w:semiHidden/>
-    <w:rsid w:val="00157BE4"/>
+    <w:rsid w:val="002956B4"/>
     <w:rPr>
-      <w:rFonts w:asciiTheme="majorHAnsi" w:eastAsiaTheme="majorEastAsia" w:hAnsiTheme="majorHAnsi" w:cstheme="majorBidi"/>
-      <w:color w:val="0F4761" w:themeColor="accent1" w:themeShade="BF"/>
+      <w:rFonts w:ascii="Times New Roman" w:eastAsiaTheme="majorEastAsia" w:hAnsi="Times New Roman" w:cstheme="majorBidi"/>
       <w:sz w:val="32"/>
       <w:szCs w:val="32"/>
     </w:rPr>
@@ -2063,6 +5176,77 @@
       <w:rFonts w:ascii="Times New Roman" w:hAnsi="Times New Roman"/>
     </w:rPr>
   </w:style>
+  <w:style w:type="paragraph" w:customStyle="1" w:styleId="code">
+    <w:name w:val="code"/>
+    <w:basedOn w:val="Normal"/>
+    <w:link w:val="codeChar"/>
+    <w:rsid w:val="006155BF"/>
+    <w:pPr>
+      <w:ind w:firstLine="708"/>
+    </w:pPr>
+    <w:rPr>
+      <w:rFonts w:ascii="Courier New" w:hAnsi="Courier New"/>
+      <w:b/>
+      <w:sz w:val="22"/>
+    </w:rPr>
+  </w:style>
+  <w:style w:type="character" w:customStyle="1" w:styleId="codeChar">
+    <w:name w:val="code Char"/>
+    <w:basedOn w:val="DefaultParagraphFont"/>
+    <w:link w:val="code"/>
+    <w:rsid w:val="006155BF"/>
+    <w:rPr>
+      <w:rFonts w:ascii="Courier New" w:hAnsi="Courier New"/>
+      <w:b/>
+      <w:sz w:val="22"/>
+    </w:rPr>
+  </w:style>
+  <w:style w:type="paragraph" w:customStyle="1" w:styleId="code-2">
+    <w:name w:val="code-2"/>
+    <w:basedOn w:val="code"/>
+    <w:link w:val="code-2Char"/>
+    <w:qFormat/>
+    <w:rsid w:val="002956B4"/>
+    <w:pPr>
+      <w:shd w:val="clear" w:color="auto" w:fill="F2F2F2" w:themeFill="background1" w:themeFillShade="F2"/>
+    </w:pPr>
+    <w:rPr>
+      <w:sz w:val="20"/>
+    </w:rPr>
+  </w:style>
+  <w:style w:type="character" w:customStyle="1" w:styleId="code-2Char">
+    <w:name w:val="code-2 Char"/>
+    <w:basedOn w:val="codeChar"/>
+    <w:link w:val="code-2"/>
+    <w:rsid w:val="002956B4"/>
+    <w:rPr>
+      <w:rFonts w:ascii="Courier New" w:hAnsi="Courier New"/>
+      <w:b/>
+      <w:sz w:val="20"/>
+      <w:shd w:val="clear" w:color="auto" w:fill="F2F2F2" w:themeFill="background1" w:themeFillShade="F2"/>
+    </w:rPr>
+  </w:style>
+  <w:style w:type="paragraph" w:styleId="TOC2">
+    <w:name w:val="toc 2"/>
+    <w:basedOn w:val="Normal"/>
+    <w:next w:val="Normal"/>
+    <w:autoRedefine/>
+    <w:uiPriority w:val="39"/>
+    <w:unhideWhenUsed/>
+    <w:rsid w:val="00CB574D"/>
+    <w:pPr>
+      <w:spacing w:after="100"/>
+      <w:ind w:left="240"/>
+    </w:pPr>
+  </w:style>
+  <w:style w:type="paragraph" w:styleId="Bibliography">
+    <w:name w:val="Bibliography"/>
+    <w:basedOn w:val="Normal"/>
+    <w:next w:val="Normal"/>
+    <w:uiPriority w:val="37"/>
+    <w:unhideWhenUsed/>
+    <w:rsid w:val="004636A2"/>
+  </w:style>
 </w:styles>
 </file>
 
@@ -2362,11 +5546,100 @@
 </file>
 
 <file path=customXml/item1.xml><?xml version="1.0" encoding="utf-8"?>
-<b:Sources xmlns:b="http://schemas.openxmlformats.org/officeDocument/2006/bibliography" xmlns="http://schemas.openxmlformats.org/officeDocument/2006/bibliography" SelectedStyle="\IEEE2006OfficeOnline.xsl" StyleName="IEEE" Version="2006"/>
+<b:Sources xmlns:b="http://schemas.openxmlformats.org/officeDocument/2006/bibliography" xmlns="http://schemas.openxmlformats.org/officeDocument/2006/bibliography" SelectedStyle="\IEEE2006OfficeOnline.xsl" StyleName="IEEE" Version="2006">
+  <b:Source>
+    <b:Tag>Max</b:Tag>
+    <b:SourceType>DocumentFromInternetSite</b:SourceType>
+    <b:Guid>{B52FAF3B-4E56-4DE4-89FE-5A18C5A582E2}</b:Guid>
+    <b:Author>
+      <b:Author>
+        <b:NameList>
+          <b:Person>
+            <b:Last>Rehkopf</b:Last>
+            <b:First>Max</b:First>
+          </b:Person>
+        </b:NameList>
+      </b:Author>
+    </b:Author>
+    <b:Title>Backlog refinement</b:Title>
+    <b:URL>https://www.atlassian.com/agile/scrum/backlog-refinement</b:URL>
+    <b:RefOrder>2</b:RefOrder>
+  </b:Source>
+  <b:Source>
+    <b:Tag>Dan</b:Tag>
+    <b:SourceType>DocumentFromInternetSite</b:SourceType>
+    <b:Guid>{2DD49E7A-C0A8-4E7C-9A77-107641524B7A}</b:Guid>
+    <b:Author>
+      <b:Author>
+        <b:NameList>
+          <b:Person>
+            <b:Last>Radigan</b:Last>
+            <b:First>Dan</b:First>
+          </b:Person>
+        </b:NameList>
+      </b:Author>
+    </b:Author>
+    <b:URL>https://www.atlassian.com/agile/scrum/ceremonies</b:URL>
+    <b:Title>Agile ceremonies</b:Title>
+    <b:RefOrder>1</b:RefOrder>
+  </b:Source>
+  <b:Source>
+    <b:Tag>Mon</b:Tag>
+    <b:SourceType>DocumentFromInternetSite</b:SourceType>
+    <b:Guid>{91E4B3B0-DA73-4E68-BAE9-1FE0C07CB8A7}</b:Guid>
+    <b:Title>MongoDb documentation</b:Title>
+    <b:URL>https://www.mongodb.com/docs/</b:URL>
+    <b:RefOrder>3</b:RefOrder>
+  </b:Source>
+  <b:Source>
+    <b:Tag>Web</b:Tag>
+    <b:SourceType>DocumentFromInternetSite</b:SourceType>
+    <b:Guid>{0F4C5591-E609-4CD8-A59A-93C81E4EE16A}</b:Guid>
+    <b:Title>Websockets API</b:Title>
+    <b:URL>https://developer.mozilla.org/en-US/docs/Web/API/WebSockets_API</b:URL>
+    <b:RefOrder>6</b:RefOrder>
+  </b:Source>
+  <b:Source>
+    <b:Tag>AWS</b:Tag>
+    <b:SourceType>DocumentFromInternetSite</b:SourceType>
+    <b:Guid>{D4BF82E3-69F0-4143-B0DB-7857D0361CB8}</b:Guid>
+    <b:Author>
+      <b:Author>
+        <b:NameList>
+          <b:Person>
+            <b:Last>Amazon</b:Last>
+            <b:First>AWS</b:First>
+          </b:Person>
+        </b:NameList>
+      </b:Author>
+    </b:Author>
+    <b:Title>SQL</b:Title>
+    <b:URL>https://aws.amazon.com/what-is/sql/</b:URL>
+    <b:RefOrder>5</b:RefOrder>
+  </b:Source>
+  <b:Source>
+    <b:Tag>AWS1</b:Tag>
+    <b:SourceType>DocumentFromInternetSite</b:SourceType>
+    <b:Guid>{65016F70-3967-4FF1-8A75-211FA955D4AE}</b:Guid>
+    <b:Author>
+      <b:Author>
+        <b:NameList>
+          <b:Person>
+            <b:Last>Amazon</b:Last>
+            <b:First>AWS</b:First>
+          </b:Person>
+        </b:NameList>
+      </b:Author>
+    </b:Author>
+    <b:Title>Object relational mapping</b:Title>
+    <b:URL>https://aws.amazon.com/what-is/object-relational-mapping/</b:URL>
+    <b:RefOrder>4</b:RefOrder>
+  </b:Source>
+</b:Sources>
 </file>
 
 <file path=customXml/itemProps1.xml><?xml version="1.0" encoding="utf-8"?>
-<ds:datastoreItem xmlns:ds="http://schemas.openxmlformats.org/officeDocument/2006/customXml" ds:itemID="{E22F7BD1-AFA2-40E9-9A4E-EF25E7F1D6A7}">
+<ds:datastoreItem xmlns:ds="http://schemas.openxmlformats.org/officeDocument/2006/customXml" ds:itemID="{1A3F3680-1E47-47F0-9371-8F699E81D252}">
   <ds:schemaRefs>
     <ds:schemaRef ds:uri="http://schemas.openxmlformats.org/officeDocument/2006/bibliography"/>
   </ds:schemaRefs>

--- a/Doc/proekt.docx
+++ b/Doc/proekt.docx
@@ -508,7 +508,7 @@
           <w:r>
             <w:fldChar w:fldCharType="separate"/>
           </w:r>
-          <w:hyperlink w:anchor="_Toc222604993" w:history="1">
+          <w:hyperlink w:anchor="_Toc222951172" w:history="1">
             <w:r>
               <w:rPr>
                 <w:rStyle w:val="Hyperlink"/>
@@ -536,7 +536,7 @@
                 <w:noProof/>
                 <w:webHidden/>
               </w:rPr>
-              <w:instrText xml:space="preserve"> PAGEREF _Toc222604993 \h </w:instrText>
+              <w:instrText xml:space="preserve"> PAGEREF _Toc222951172 \h </w:instrText>
             </w:r>
             <w:r>
               <w:rPr>
@@ -579,7 +579,7 @@
               <w:lang w:eastAsia="bg-BG"/>
             </w:rPr>
           </w:pPr>
-          <w:hyperlink w:anchor="_Toc222604994" w:history="1">
+          <w:hyperlink w:anchor="_Toc222951173" w:history="1">
             <w:r>
               <w:rPr>
                 <w:rStyle w:val="Hyperlink"/>
@@ -606,7 +606,7 @@
                 <w:noProof/>
                 <w:webHidden/>
               </w:rPr>
-              <w:instrText xml:space="preserve"> PAGEREF _Toc222604994 \h </w:instrText>
+              <w:instrText xml:space="preserve"> PAGEREF _Toc222951173 \h </w:instrText>
             </w:r>
             <w:r>
               <w:rPr>
@@ -649,7 +649,7 @@
               <w:lang w:eastAsia="bg-BG"/>
             </w:rPr>
           </w:pPr>
-          <w:hyperlink w:anchor="_Toc222604995" w:history="1">
+          <w:hyperlink w:anchor="_Toc222951174" w:history="1">
             <w:r>
               <w:rPr>
                 <w:rStyle w:val="Hyperlink"/>
@@ -676,7 +676,7 @@
                 <w:noProof/>
                 <w:webHidden/>
               </w:rPr>
-              <w:instrText xml:space="preserve"> PAGEREF _Toc222604995 \h </w:instrText>
+              <w:instrText xml:space="preserve"> PAGEREF _Toc222951174 \h </w:instrText>
             </w:r>
             <w:r>
               <w:rPr>
@@ -719,7 +719,7 @@
               <w:lang w:eastAsia="bg-BG"/>
             </w:rPr>
           </w:pPr>
-          <w:hyperlink w:anchor="_Toc222604996" w:history="1">
+          <w:hyperlink w:anchor="_Toc222951175" w:history="1">
             <w:r>
               <w:rPr>
                 <w:rStyle w:val="Hyperlink"/>
@@ -747,7 +747,7 @@
                 <w:noProof/>
                 <w:webHidden/>
               </w:rPr>
-              <w:instrText xml:space="preserve"> PAGEREF _Toc222604996 \h </w:instrText>
+              <w:instrText xml:space="preserve"> PAGEREF _Toc222951175 \h </w:instrText>
             </w:r>
             <w:r>
               <w:rPr>
@@ -790,7 +790,7 @@
               <w:lang w:eastAsia="bg-BG"/>
             </w:rPr>
           </w:pPr>
-          <w:hyperlink w:anchor="_Toc222604997" w:history="1">
+          <w:hyperlink w:anchor="_Toc222951176" w:history="1">
             <w:r>
               <w:rPr>
                 <w:rStyle w:val="Hyperlink"/>
@@ -818,7 +818,7 @@
                 <w:noProof/>
                 <w:webHidden/>
               </w:rPr>
-              <w:instrText xml:space="preserve"> PAGEREF _Toc222604997 \h </w:instrText>
+              <w:instrText xml:space="preserve"> PAGEREF _Toc222951176 \h </w:instrText>
             </w:r>
             <w:r>
               <w:rPr>
@@ -861,7 +861,7 @@
               <w:lang w:eastAsia="bg-BG"/>
             </w:rPr>
           </w:pPr>
-          <w:hyperlink w:anchor="_Toc222604998" w:history="1">
+          <w:hyperlink w:anchor="_Toc222951177" w:history="1">
             <w:r>
               <w:rPr>
                 <w:rStyle w:val="Hyperlink"/>
@@ -889,7 +889,7 @@
                 <w:noProof/>
                 <w:webHidden/>
               </w:rPr>
-              <w:instrText xml:space="preserve"> PAGEREF _Toc222604998 \h </w:instrText>
+              <w:instrText xml:space="preserve"> PAGEREF _Toc222951177 \h </w:instrText>
             </w:r>
             <w:r>
               <w:rPr>
@@ -932,7 +932,7 @@
               <w:lang w:eastAsia="bg-BG"/>
             </w:rPr>
           </w:pPr>
-          <w:hyperlink w:anchor="_Toc222604999" w:history="1">
+          <w:hyperlink w:anchor="_Toc222951178" w:history="1">
             <w:r>
               <w:rPr>
                 <w:rStyle w:val="Hyperlink"/>
@@ -959,7 +959,7 @@
                 <w:noProof/>
                 <w:webHidden/>
               </w:rPr>
-              <w:instrText xml:space="preserve"> PAGEREF _Toc222604999 \h </w:instrText>
+              <w:instrText xml:space="preserve"> PAGEREF _Toc222951178 \h </w:instrText>
             </w:r>
             <w:r>
               <w:rPr>
@@ -979,7 +979,7 @@
                 <w:noProof/>
                 <w:webHidden/>
               </w:rPr>
-              <w:t>9</w:t>
+              <w:t>11</w:t>
             </w:r>
             <w:r>
               <w:rPr>
@@ -1002,7 +1002,7 @@
               <w:lang w:eastAsia="bg-BG"/>
             </w:rPr>
           </w:pPr>
-          <w:hyperlink w:anchor="_Toc222605000" w:history="1">
+          <w:hyperlink w:anchor="_Toc222951179" w:history="1">
             <w:r>
               <w:rPr>
                 <w:rStyle w:val="Hyperlink"/>
@@ -1029,7 +1029,7 @@
                 <w:noProof/>
                 <w:webHidden/>
               </w:rPr>
-              <w:instrText xml:space="preserve"> PAGEREF _Toc222605000 \h </w:instrText>
+              <w:instrText xml:space="preserve"> PAGEREF _Toc222951179 \h </w:instrText>
             </w:r>
             <w:r>
               <w:rPr>
@@ -1049,7 +1049,7 @@
                 <w:noProof/>
                 <w:webHidden/>
               </w:rPr>
-              <w:t>9</w:t>
+              <w:t>11</w:t>
             </w:r>
             <w:r>
               <w:rPr>
@@ -1103,7 +1103,7 @@
           <w:lang w:val="en-US"/>
         </w:rPr>
       </w:pPr>
-      <w:bookmarkStart w:id="0" w:name="_Toc222604993"/>
+      <w:bookmarkStart w:id="0" w:name="_Toc222951172"/>
       <w:r>
         <w:rPr>
           <w:rFonts w:eastAsia="Aptos"/>
@@ -1489,7 +1489,7 @@
           <w:lang w:val="en-US"/>
         </w:rPr>
       </w:pPr>
-      <w:bookmarkStart w:id="1" w:name="_Toc222604994"/>
+      <w:bookmarkStart w:id="1" w:name="_Toc222951173"/>
       <w:r>
         <w:lastRenderedPageBreak/>
         <w:t>Теоретична и технологична обосновка</w:t>
@@ -1967,7 +1967,7 @@
       <w:pPr>
         <w:pStyle w:val="Heading1"/>
       </w:pPr>
-      <w:bookmarkStart w:id="2" w:name="_Toc222604995"/>
+      <w:bookmarkStart w:id="2" w:name="_Toc222951174"/>
       <w:r>
         <w:lastRenderedPageBreak/>
         <w:t>Архитектура и реализация</w:t>
@@ -2012,7 +2012,7 @@
           <w:lang w:val="en-US"/>
         </w:rPr>
       </w:pPr>
-      <w:bookmarkStart w:id="3" w:name="_Toc222604996"/>
+      <w:bookmarkStart w:id="3" w:name="_Toc222951175"/>
       <w:r>
         <w:rPr>
           <w:lang w:val="en-US"/>
@@ -2814,7 +2814,7 @@
           <w:lang w:val="en-US"/>
         </w:rPr>
       </w:pPr>
-      <w:bookmarkStart w:id="4" w:name="_Toc222604997"/>
+      <w:bookmarkStart w:id="4" w:name="_Toc222951176"/>
       <w:r>
         <w:rPr>
           <w:lang w:val="en-US"/>
@@ -3209,7 +3209,7 @@
           <w:lang w:val="en-US"/>
         </w:rPr>
       </w:pPr>
-      <w:bookmarkStart w:id="5" w:name="_Toc222604998"/>
+      <w:bookmarkStart w:id="5" w:name="_Toc222951177"/>
       <w:r>
         <w:rPr>
           <w:lang w:val="en-US"/>
@@ -3491,7 +3491,1499 @@
         <w:br w:type="page"/>
       </w:r>
     </w:p>
-    <w:bookmarkStart w:id="6" w:name="_Toc222604999" w:displacedByCustomXml="next"/>
+    <w:p>
+      <w:pPr>
+        <w:pStyle w:val="Heading1"/>
+      </w:pPr>
+      <w:r>
+        <w:lastRenderedPageBreak/>
+        <w:t xml:space="preserve">Задължителни </w:t>
+      </w:r>
+      <w:r>
+        <w:rPr>
+          <w:lang w:val="en-US"/>
+        </w:rPr>
+        <w:t>CRUD</w:t>
+      </w:r>
+      <w:r>
+        <w:t xml:space="preserve"> операции</w:t>
+      </w:r>
+    </w:p>
+    <w:p>
+      <w:pPr>
+        <w:pStyle w:val="Heading3"/>
+      </w:pPr>
+      <w:r>
+        <w:t>Създаване:</w:t>
+      </w:r>
+    </w:p>
+    <w:p>
+      <w:pPr>
+        <w:pStyle w:val="code-2"/>
+        <w:rPr>
+          <w:lang w:val="en-US"/>
+        </w:rPr>
+      </w:pPr>
+      <w:proofErr w:type="spellStart"/>
+      <w:r>
+        <w:t>db.createCollection</w:t>
+      </w:r>
+      <w:proofErr w:type="spellEnd"/>
+      <w:r>
+        <w:t>("</w:t>
+      </w:r>
+      <w:proofErr w:type="spellStart"/>
+      <w:r>
+        <w:t>stories</w:t>
+      </w:r>
+      <w:proofErr w:type="spellEnd"/>
+      <w:r>
+        <w:t>")</w:t>
+      </w:r>
+    </w:p>
+    <w:p>
+      <w:pPr>
+        <w:jc w:val="right"/>
+        <w:rPr>
+          <w:lang w:val="en-US"/>
+        </w:rPr>
+      </w:pPr>
+      <w:r>
+        <w:rPr>
+          <w:lang w:val="en-US"/>
+        </w:rPr>
+        <w:t>(</w:t>
+      </w:r>
+      <w:r>
+        <w:t>Фиг. 5 – създаване на колекция)</w:t>
+      </w:r>
+    </w:p>
+    <w:p>
+      <w:pPr>
+        <w:pStyle w:val="Heading3"/>
+        <w:rPr>
+          <w:lang w:val="en-US"/>
+        </w:rPr>
+      </w:pPr>
+      <w:r>
+        <w:t>Актуализация</w:t>
+      </w:r>
+      <w:r>
+        <w:rPr>
+          <w:lang w:val="en-US"/>
+        </w:rPr>
+        <w:t>:</w:t>
+      </w:r>
+    </w:p>
+    <w:p>
+      <w:pPr>
+        <w:pStyle w:val="code-2"/>
+        <w:spacing w:after="0"/>
+      </w:pPr>
+      <w:proofErr w:type="spellStart"/>
+      <w:r>
+        <w:t>db.stories.updateOne</w:t>
+      </w:r>
+      <w:proofErr w:type="spellEnd"/>
+      <w:r>
+        <w:t>(</w:t>
+      </w:r>
+    </w:p>
+    <w:p>
+      <w:pPr>
+        <w:pStyle w:val="code-2"/>
+        <w:spacing w:after="0"/>
+      </w:pPr>
+      <w:r>
+        <w:t xml:space="preserve">  {</w:t>
+      </w:r>
+    </w:p>
+    <w:p>
+      <w:pPr>
+        <w:pStyle w:val="code-2"/>
+        <w:spacing w:after="0"/>
+      </w:pPr>
+      <w:r>
+        <w:t xml:space="preserve">    </w:t>
+      </w:r>
+      <w:proofErr w:type="spellStart"/>
+      <w:r>
+        <w:t>sessionId</w:t>
+      </w:r>
+      <w:proofErr w:type="spellEnd"/>
+      <w:r>
+        <w:t xml:space="preserve">: </w:t>
+      </w:r>
+      <w:proofErr w:type="spellStart"/>
+      <w:r>
+        <w:t>ObjectId</w:t>
+      </w:r>
+      <w:proofErr w:type="spellEnd"/>
+      <w:r>
+        <w:t>("6994c21b616d90a4797c2907")</w:t>
+      </w:r>
+    </w:p>
+    <w:p>
+      <w:pPr>
+        <w:pStyle w:val="code-2"/>
+        <w:spacing w:after="0"/>
+      </w:pPr>
+      <w:r>
+        <w:t xml:space="preserve">  },</w:t>
+      </w:r>
+    </w:p>
+    <w:p>
+      <w:pPr>
+        <w:pStyle w:val="code-2"/>
+        <w:spacing w:after="0"/>
+      </w:pPr>
+      <w:r>
+        <w:t xml:space="preserve">  {</w:t>
+      </w:r>
+    </w:p>
+    <w:p>
+      <w:pPr>
+        <w:pStyle w:val="code-2"/>
+        <w:spacing w:after="0"/>
+      </w:pPr>
+      <w:r>
+        <w:t xml:space="preserve">    $</w:t>
+      </w:r>
+      <w:proofErr w:type="spellStart"/>
+      <w:r>
+        <w:t>set</w:t>
+      </w:r>
+      <w:proofErr w:type="spellEnd"/>
+      <w:r>
+        <w:t>: {</w:t>
+      </w:r>
+    </w:p>
+    <w:p>
+      <w:pPr>
+        <w:pStyle w:val="code-2"/>
+        <w:spacing w:after="0"/>
+      </w:pPr>
+      <w:r>
+        <w:t xml:space="preserve">      </w:t>
+      </w:r>
+      <w:proofErr w:type="spellStart"/>
+      <w:r>
+        <w:t>externalKey</w:t>
+      </w:r>
+      <w:proofErr w:type="spellEnd"/>
+      <w:r>
+        <w:t>: "JIRA-101",</w:t>
+      </w:r>
+    </w:p>
+    <w:p>
+      <w:pPr>
+        <w:pStyle w:val="code-2"/>
+        <w:spacing w:after="0"/>
+      </w:pPr>
+      <w:r>
+        <w:t xml:space="preserve">      </w:t>
+      </w:r>
+      <w:proofErr w:type="spellStart"/>
+      <w:r>
+        <w:t>title</w:t>
+      </w:r>
+      <w:proofErr w:type="spellEnd"/>
+      <w:r>
+        <w:t>: "</w:t>
+      </w:r>
+      <w:proofErr w:type="spellStart"/>
+      <w:r>
+        <w:t>Run</w:t>
+      </w:r>
+      <w:proofErr w:type="spellEnd"/>
+      <w:r>
+        <w:t xml:space="preserve"> LSR </w:t>
+      </w:r>
+      <w:proofErr w:type="spellStart"/>
+      <w:r>
+        <w:t>Lombok</w:t>
+      </w:r>
+      <w:proofErr w:type="spellEnd"/>
+      <w:r>
+        <w:t xml:space="preserve"> </w:t>
+      </w:r>
+      <w:proofErr w:type="spellStart"/>
+      <w:r>
+        <w:t>Recipes</w:t>
+      </w:r>
+      <w:proofErr w:type="spellEnd"/>
+      <w:r>
+        <w:t>",</w:t>
+      </w:r>
+    </w:p>
+    <w:p>
+      <w:pPr>
+        <w:pStyle w:val="code-2"/>
+        <w:spacing w:after="0"/>
+      </w:pPr>
+      <w:r>
+        <w:t xml:space="preserve">      </w:t>
+      </w:r>
+      <w:proofErr w:type="spellStart"/>
+      <w:r>
+        <w:t>round</w:t>
+      </w:r>
+      <w:proofErr w:type="spellEnd"/>
+      <w:r>
+        <w:t>: 2,</w:t>
+      </w:r>
+    </w:p>
+    <w:p>
+      <w:pPr>
+        <w:pStyle w:val="code-2"/>
+        <w:spacing w:after="0"/>
+      </w:pPr>
+      <w:r>
+        <w:t xml:space="preserve">      </w:t>
+      </w:r>
+      <w:proofErr w:type="spellStart"/>
+      <w:r>
+        <w:t>revealed</w:t>
+      </w:r>
+      <w:proofErr w:type="spellEnd"/>
+      <w:r>
+        <w:t xml:space="preserve">: </w:t>
+      </w:r>
+      <w:proofErr w:type="spellStart"/>
+      <w:r>
+        <w:t>true</w:t>
+      </w:r>
+      <w:proofErr w:type="spellEnd"/>
+      <w:r>
+        <w:t>,</w:t>
+      </w:r>
+    </w:p>
+    <w:p>
+      <w:pPr>
+        <w:pStyle w:val="code-2"/>
+        <w:spacing w:after="0"/>
+      </w:pPr>
+      <w:r>
+        <w:t xml:space="preserve">      </w:t>
+      </w:r>
+      <w:proofErr w:type="spellStart"/>
+      <w:r>
+        <w:t>finalSize</w:t>
+      </w:r>
+      <w:proofErr w:type="spellEnd"/>
+      <w:r>
+        <w:t>: "M"</w:t>
+      </w:r>
+    </w:p>
+    <w:p>
+      <w:pPr>
+        <w:pStyle w:val="code-2"/>
+        <w:spacing w:after="0"/>
+      </w:pPr>
+      <w:r>
+        <w:t xml:space="preserve">    }</w:t>
+      </w:r>
+    </w:p>
+    <w:p>
+      <w:pPr>
+        <w:pStyle w:val="code-2"/>
+        <w:spacing w:after="0"/>
+      </w:pPr>
+      <w:r>
+        <w:t xml:space="preserve">  }</w:t>
+      </w:r>
+    </w:p>
+    <w:p>
+      <w:pPr>
+        <w:pStyle w:val="code-2"/>
+        <w:rPr>
+          <w:lang w:val="en-US"/>
+        </w:rPr>
+      </w:pPr>
+      <w:r>
+        <w:t>)</w:t>
+      </w:r>
+    </w:p>
+    <w:p>
+      <w:pPr>
+        <w:jc w:val="right"/>
+        <w:rPr>
+          <w:lang w:val="en-US"/>
+        </w:rPr>
+      </w:pPr>
+      <w:r>
+        <w:rPr>
+          <w:lang w:val="en-US"/>
+        </w:rPr>
+        <w:t>(</w:t>
+      </w:r>
+      <w:r>
+        <w:t xml:space="preserve">Фиг. 6 – актуализация чрез </w:t>
+      </w:r>
+      <w:r>
+        <w:rPr>
+          <w:lang w:val="en-US"/>
+        </w:rPr>
+        <w:t>$set)</w:t>
+      </w:r>
+    </w:p>
+    <w:p>
+      <w:pPr>
+        <w:pStyle w:val="code-2"/>
+        <w:spacing w:after="0"/>
+      </w:pPr>
+      <w:proofErr w:type="spellStart"/>
+      <w:r>
+        <w:t>db.votes.updateOne</w:t>
+      </w:r>
+      <w:proofErr w:type="spellEnd"/>
+      <w:r>
+        <w:t>(</w:t>
+      </w:r>
+    </w:p>
+    <w:p>
+      <w:pPr>
+        <w:pStyle w:val="code-2"/>
+        <w:spacing w:after="0"/>
+      </w:pPr>
+      <w:r>
+        <w:t xml:space="preserve">  { _</w:t>
+      </w:r>
+      <w:proofErr w:type="spellStart"/>
+      <w:r>
+        <w:t>id</w:t>
+      </w:r>
+      <w:proofErr w:type="spellEnd"/>
+      <w:r>
+        <w:t xml:space="preserve">: </w:t>
+      </w:r>
+      <w:proofErr w:type="spellStart"/>
+      <w:r>
+        <w:t>ObjectId</w:t>
+      </w:r>
+      <w:proofErr w:type="spellEnd"/>
+      <w:r>
+        <w:t>(</w:t>
+      </w:r>
+      <w:r>
+        <w:t>„</w:t>
+      </w:r>
+      <w:r>
+        <w:t>6994cdad616d90a4797c2909</w:t>
+      </w:r>
+      <w:r>
+        <w:t>“</w:t>
+      </w:r>
+      <w:r>
+        <w:t>) },</w:t>
+      </w:r>
+    </w:p>
+    <w:p>
+      <w:pPr>
+        <w:pStyle w:val="code-2"/>
+        <w:spacing w:after="0"/>
+      </w:pPr>
+      <w:r>
+        <w:t xml:space="preserve">  {</w:t>
+      </w:r>
+    </w:p>
+    <w:p>
+      <w:pPr>
+        <w:pStyle w:val="code-2"/>
+        <w:spacing w:after="0"/>
+      </w:pPr>
+      <w:r>
+        <w:t xml:space="preserve">    $</w:t>
+      </w:r>
+      <w:proofErr w:type="spellStart"/>
+      <w:r>
+        <w:t>inc</w:t>
+      </w:r>
+      <w:proofErr w:type="spellEnd"/>
+      <w:r>
+        <w:t>: {</w:t>
+      </w:r>
+    </w:p>
+    <w:p>
+      <w:pPr>
+        <w:pStyle w:val="code-2"/>
+        <w:spacing w:after="0"/>
+      </w:pPr>
+      <w:r>
+        <w:t xml:space="preserve">      </w:t>
+      </w:r>
+      <w:proofErr w:type="spellStart"/>
+      <w:r>
+        <w:t>round</w:t>
+      </w:r>
+      <w:proofErr w:type="spellEnd"/>
+      <w:r>
+        <w:t>: 1</w:t>
+      </w:r>
+    </w:p>
+    <w:p>
+      <w:pPr>
+        <w:pStyle w:val="code-2"/>
+        <w:spacing w:after="0"/>
+      </w:pPr>
+      <w:r>
+        <w:t xml:space="preserve">    }</w:t>
+      </w:r>
+    </w:p>
+    <w:p>
+      <w:pPr>
+        <w:pStyle w:val="code-2"/>
+        <w:spacing w:after="0"/>
+      </w:pPr>
+      <w:r>
+        <w:t xml:space="preserve">  }</w:t>
+      </w:r>
+    </w:p>
+    <w:p>
+      <w:pPr>
+        <w:pStyle w:val="code-2"/>
+        <w:spacing w:after="0"/>
+      </w:pPr>
+      <w:r>
+        <w:t>)</w:t>
+      </w:r>
+    </w:p>
+    <w:p>
+      <w:pPr>
+        <w:jc w:val="right"/>
+        <w:rPr>
+          <w:lang w:val="en-US"/>
+        </w:rPr>
+      </w:pPr>
+      <w:r>
+        <w:rPr>
+          <w:lang w:val="en-US"/>
+        </w:rPr>
+        <w:t>(</w:t>
+      </w:r>
+      <w:r>
+        <w:t>Фиг. 7 – актуализация чрез</w:t>
+      </w:r>
+      <w:r>
+        <w:rPr>
+          <w:lang w:val="en-US"/>
+        </w:rPr>
+        <w:t xml:space="preserve"> $</w:t>
+      </w:r>
+      <w:proofErr w:type="spellStart"/>
+      <w:r>
+        <w:rPr>
+          <w:lang w:val="en-US"/>
+        </w:rPr>
+        <w:t>inc</w:t>
+      </w:r>
+      <w:proofErr w:type="spellEnd"/>
+      <w:r>
+        <w:rPr>
+          <w:lang w:val="en-US"/>
+        </w:rPr>
+        <w:t>)</w:t>
+      </w:r>
+    </w:p>
+    <w:p/>
+    <w:p/>
+    <w:p/>
+    <w:p/>
+    <w:p/>
+    <w:p/>
+    <w:p/>
+    <w:p/>
+    <w:p/>
+    <w:p/>
+    <w:p/>
+    <w:p>
+      <w:pPr>
+        <w:pStyle w:val="code-2"/>
+      </w:pPr>
+      <w:proofErr w:type="spellStart"/>
+      <w:r>
+        <w:lastRenderedPageBreak/>
+        <w:t>db.sessions.updateOne</w:t>
+      </w:r>
+      <w:proofErr w:type="spellEnd"/>
+      <w:r>
+        <w:t>(</w:t>
+      </w:r>
+    </w:p>
+    <w:p>
+      <w:pPr>
+        <w:pStyle w:val="code-2"/>
+      </w:pPr>
+      <w:r>
+        <w:t xml:space="preserve">  { _</w:t>
+      </w:r>
+      <w:proofErr w:type="spellStart"/>
+      <w:r>
+        <w:t>id</w:t>
+      </w:r>
+      <w:proofErr w:type="spellEnd"/>
+      <w:r>
+        <w:t xml:space="preserve">: </w:t>
+      </w:r>
+      <w:proofErr w:type="spellStart"/>
+      <w:r>
+        <w:t>ObjectId</w:t>
+      </w:r>
+      <w:proofErr w:type="spellEnd"/>
+      <w:r>
+        <w:t>("6999d2f7a33e156ef07c290f") },</w:t>
+      </w:r>
+    </w:p>
+    <w:p>
+      <w:pPr>
+        <w:pStyle w:val="code-2"/>
+      </w:pPr>
+      <w:r>
+        <w:t xml:space="preserve">  {</w:t>
+      </w:r>
+    </w:p>
+    <w:p>
+      <w:pPr>
+        <w:pStyle w:val="code-2"/>
+      </w:pPr>
+      <w:r>
+        <w:t xml:space="preserve">    $</w:t>
+      </w:r>
+      <w:proofErr w:type="spellStart"/>
+      <w:r>
+        <w:t>push</w:t>
+      </w:r>
+      <w:proofErr w:type="spellEnd"/>
+      <w:r>
+        <w:t>: {</w:t>
+      </w:r>
+    </w:p>
+    <w:p>
+      <w:pPr>
+        <w:pStyle w:val="code-2"/>
+      </w:pPr>
+      <w:r>
+        <w:t xml:space="preserve">      </w:t>
+      </w:r>
+      <w:proofErr w:type="spellStart"/>
+      <w:r>
+        <w:t>participants</w:t>
+      </w:r>
+      <w:proofErr w:type="spellEnd"/>
+      <w:r>
+        <w:t>: {</w:t>
+      </w:r>
+    </w:p>
+    <w:p>
+      <w:pPr>
+        <w:pStyle w:val="code-2"/>
+      </w:pPr>
+      <w:r>
+        <w:t xml:space="preserve">        </w:t>
+      </w:r>
+      <w:proofErr w:type="spellStart"/>
+      <w:r>
+        <w:t>name</w:t>
+      </w:r>
+      <w:proofErr w:type="spellEnd"/>
+      <w:r>
+        <w:t>: "</w:t>
+      </w:r>
+      <w:proofErr w:type="spellStart"/>
+      <w:r>
+        <w:t>Ivaylo</w:t>
+      </w:r>
+      <w:proofErr w:type="spellEnd"/>
+      <w:r>
+        <w:t>",</w:t>
+      </w:r>
+    </w:p>
+    <w:p>
+      <w:pPr>
+        <w:pStyle w:val="code-2"/>
+      </w:pPr>
+      <w:r>
+        <w:t xml:space="preserve">        </w:t>
+      </w:r>
+      <w:proofErr w:type="spellStart"/>
+      <w:r>
+        <w:t>role</w:t>
+      </w:r>
+      <w:proofErr w:type="spellEnd"/>
+      <w:r>
+        <w:t xml:space="preserve">: "SCRUM </w:t>
+      </w:r>
+      <w:proofErr w:type="spellStart"/>
+      <w:r>
+        <w:t>Master</w:t>
+      </w:r>
+      <w:proofErr w:type="spellEnd"/>
+      <w:r>
+        <w:t>",</w:t>
+      </w:r>
+    </w:p>
+    <w:p>
+      <w:pPr>
+        <w:pStyle w:val="code-2"/>
+      </w:pPr>
+      <w:r>
+        <w:t xml:space="preserve">        </w:t>
+      </w:r>
+      <w:proofErr w:type="spellStart"/>
+      <w:r>
+        <w:t>id</w:t>
+      </w:r>
+      <w:proofErr w:type="spellEnd"/>
+      <w:r>
+        <w:t>: "p5"</w:t>
+      </w:r>
+    </w:p>
+    <w:p>
+      <w:pPr>
+        <w:pStyle w:val="code-2"/>
+      </w:pPr>
+      <w:r>
+        <w:t xml:space="preserve">      }</w:t>
+      </w:r>
+    </w:p>
+    <w:p>
+      <w:pPr>
+        <w:pStyle w:val="code-2"/>
+      </w:pPr>
+      <w:r>
+        <w:t xml:space="preserve">    }</w:t>
+      </w:r>
+    </w:p>
+    <w:p>
+      <w:pPr>
+        <w:pStyle w:val="code-2"/>
+      </w:pPr>
+      <w:r>
+        <w:t xml:space="preserve">  }</w:t>
+      </w:r>
+    </w:p>
+    <w:p>
+      <w:pPr>
+        <w:pStyle w:val="code-2"/>
+        <w:tabs>
+          <w:tab w:val="left" w:pos="1732"/>
+        </w:tabs>
+        <w:rPr>
+          <w:lang w:val="en-US"/>
+        </w:rPr>
+      </w:pPr>
+      <w:r>
+        <w:t>)</w:t>
+      </w:r>
+      <w:r>
+        <w:tab/>
+      </w:r>
+    </w:p>
+    <w:p>
+      <w:pPr>
+        <w:pStyle w:val="code-2"/>
+        <w:tabs>
+          <w:tab w:val="left" w:pos="1732"/>
+        </w:tabs>
+        <w:ind w:firstLine="0"/>
+        <w:rPr>
+          <w:lang w:val="en-US"/>
+        </w:rPr>
+      </w:pPr>
+      <w:r>
+        <w:rPr>
+          <w:lang w:val="en-US"/>
+        </w:rPr>
+        <w:t>//</w:t>
+      </w:r>
+      <w:r>
+        <w:t xml:space="preserve"> резултат</w:t>
+      </w:r>
+    </w:p>
+    <w:p>
+      <w:pPr>
+        <w:pStyle w:val="code-2"/>
+        <w:tabs>
+          <w:tab w:val="left" w:pos="1732"/>
+        </w:tabs>
+        <w:ind w:firstLine="0"/>
+        <w:rPr>
+          <w:lang w:val="en-US"/>
+        </w:rPr>
+      </w:pPr>
+      <w:proofErr w:type="spellStart"/>
+      <w:r>
+        <w:t>participants</w:t>
+      </w:r>
+      <w:proofErr w:type="spellEnd"/>
+      <w:r>
+        <w:t>: [</w:t>
+      </w:r>
+      <w:r>
+        <w:br/>
+        <w:t xml:space="preserve">{ </w:t>
+      </w:r>
+      <w:proofErr w:type="spellStart"/>
+      <w:r>
+        <w:t>name</w:t>
+      </w:r>
+      <w:proofErr w:type="spellEnd"/>
+      <w:r>
+        <w:t xml:space="preserve">: "Angel", </w:t>
+      </w:r>
+      <w:proofErr w:type="spellStart"/>
+      <w:r>
+        <w:t>role</w:t>
+      </w:r>
+      <w:proofErr w:type="spellEnd"/>
+      <w:r>
+        <w:t xml:space="preserve">: "DEV", </w:t>
+      </w:r>
+      <w:proofErr w:type="spellStart"/>
+      <w:r>
+        <w:t>id</w:t>
+      </w:r>
+      <w:proofErr w:type="spellEnd"/>
+      <w:r>
+        <w:t>: "p1" },</w:t>
+      </w:r>
+      <w:r>
+        <w:br/>
+        <w:t xml:space="preserve">{ </w:t>
+      </w:r>
+      <w:proofErr w:type="spellStart"/>
+      <w:r>
+        <w:t>name</w:t>
+      </w:r>
+      <w:proofErr w:type="spellEnd"/>
+      <w:r>
+        <w:t>: "</w:t>
+      </w:r>
+      <w:proofErr w:type="spellStart"/>
+      <w:r>
+        <w:t>Simo</w:t>
+      </w:r>
+      <w:proofErr w:type="spellEnd"/>
+      <w:r>
+        <w:t xml:space="preserve">", </w:t>
+      </w:r>
+      <w:proofErr w:type="spellStart"/>
+      <w:r>
+        <w:t>role</w:t>
+      </w:r>
+      <w:proofErr w:type="spellEnd"/>
+      <w:r>
+        <w:t xml:space="preserve">: "DEV", </w:t>
+      </w:r>
+      <w:proofErr w:type="spellStart"/>
+      <w:r>
+        <w:t>id</w:t>
+      </w:r>
+      <w:proofErr w:type="spellEnd"/>
+      <w:r>
+        <w:t>: "p2" },</w:t>
+      </w:r>
+      <w:r>
+        <w:br/>
+        <w:t xml:space="preserve">{ </w:t>
+      </w:r>
+      <w:proofErr w:type="spellStart"/>
+      <w:r>
+        <w:t>name</w:t>
+      </w:r>
+      <w:proofErr w:type="spellEnd"/>
+      <w:r>
+        <w:t>: "</w:t>
+      </w:r>
+      <w:proofErr w:type="spellStart"/>
+      <w:r>
+        <w:t>Maria</w:t>
+      </w:r>
+      <w:proofErr w:type="spellEnd"/>
+      <w:r>
+        <w:t xml:space="preserve">", </w:t>
+      </w:r>
+      <w:proofErr w:type="spellStart"/>
+      <w:r>
+        <w:t>role</w:t>
+      </w:r>
+      <w:proofErr w:type="spellEnd"/>
+      <w:r>
+        <w:t xml:space="preserve">: "PO", </w:t>
+      </w:r>
+      <w:proofErr w:type="spellStart"/>
+      <w:r>
+        <w:t>id</w:t>
+      </w:r>
+      <w:proofErr w:type="spellEnd"/>
+      <w:r>
+        <w:t>: "p3" },</w:t>
+      </w:r>
+      <w:r>
+        <w:br/>
+        <w:t xml:space="preserve">{ </w:t>
+      </w:r>
+      <w:proofErr w:type="spellStart"/>
+      <w:r>
+        <w:t>name</w:t>
+      </w:r>
+      <w:proofErr w:type="spellEnd"/>
+      <w:r>
+        <w:t>: "</w:t>
+      </w:r>
+      <w:proofErr w:type="spellStart"/>
+      <w:r>
+        <w:t>Nikolay</w:t>
+      </w:r>
+      <w:proofErr w:type="spellEnd"/>
+      <w:r>
+        <w:t xml:space="preserve">", </w:t>
+      </w:r>
+      <w:proofErr w:type="spellStart"/>
+      <w:r>
+        <w:t>role</w:t>
+      </w:r>
+      <w:proofErr w:type="spellEnd"/>
+      <w:r>
+        <w:t xml:space="preserve">: "DM", </w:t>
+      </w:r>
+      <w:proofErr w:type="spellStart"/>
+      <w:r>
+        <w:t>id</w:t>
+      </w:r>
+      <w:proofErr w:type="spellEnd"/>
+      <w:r>
+        <w:t>: "p7" },</w:t>
+      </w:r>
+      <w:r>
+        <w:br/>
+        <w:t xml:space="preserve">{ </w:t>
+      </w:r>
+      <w:proofErr w:type="spellStart"/>
+      <w:r>
+        <w:t>name</w:t>
+      </w:r>
+      <w:proofErr w:type="spellEnd"/>
+      <w:r>
+        <w:t>: "</w:t>
+      </w:r>
+      <w:proofErr w:type="spellStart"/>
+      <w:r>
+        <w:t>Ivaylo</w:t>
+      </w:r>
+      <w:proofErr w:type="spellEnd"/>
+      <w:r>
+        <w:t xml:space="preserve">", </w:t>
+      </w:r>
+      <w:proofErr w:type="spellStart"/>
+      <w:r>
+        <w:t>role</w:t>
+      </w:r>
+      <w:proofErr w:type="spellEnd"/>
+      <w:r>
+        <w:t xml:space="preserve">: "SCRUM </w:t>
+      </w:r>
+      <w:proofErr w:type="spellStart"/>
+      <w:r>
+        <w:t>Master</w:t>
+      </w:r>
+      <w:proofErr w:type="spellEnd"/>
+      <w:r>
+        <w:t xml:space="preserve">", </w:t>
+      </w:r>
+      <w:proofErr w:type="spellStart"/>
+      <w:r>
+        <w:t>id</w:t>
+      </w:r>
+      <w:proofErr w:type="spellEnd"/>
+      <w:r>
+        <w:t>: "p5" }</w:t>
+      </w:r>
+      <w:r>
+        <w:br/>
+        <w:t>]</w:t>
+      </w:r>
+    </w:p>
+    <w:p>
+      <w:pPr>
+        <w:jc w:val="right"/>
+        <w:rPr>
+          <w:lang w:val="en-US"/>
+        </w:rPr>
+      </w:pPr>
+      <w:r>
+        <w:t>(Фиг. 8 – актуализация чрез</w:t>
+      </w:r>
+      <w:r>
+        <w:rPr>
+          <w:lang w:val="en-US"/>
+        </w:rPr>
+        <w:t xml:space="preserve"> $push)</w:t>
+      </w:r>
+    </w:p>
+    <w:p>
+      <w:pPr>
+        <w:pStyle w:val="code-2"/>
+        <w:spacing w:after="0"/>
+        <w:rPr>
+          <w:lang w:val="en-US"/>
+        </w:rPr>
+      </w:pPr>
+      <w:proofErr w:type="spellStart"/>
+      <w:proofErr w:type="gramStart"/>
+      <w:r>
+        <w:rPr>
+          <w:lang w:val="en-US"/>
+        </w:rPr>
+        <w:t>db.sessions</w:t>
+      </w:r>
+      <w:proofErr w:type="gramEnd"/>
+      <w:r>
+        <w:rPr>
+          <w:lang w:val="en-US"/>
+        </w:rPr>
+        <w:t>.</w:t>
+      </w:r>
+      <w:proofErr w:type="gramStart"/>
+      <w:r>
+        <w:rPr>
+          <w:lang w:val="en-US"/>
+        </w:rPr>
+        <w:t>updateOne</w:t>
+      </w:r>
+      <w:proofErr w:type="spellEnd"/>
+      <w:r>
+        <w:rPr>
+          <w:lang w:val="en-US"/>
+        </w:rPr>
+        <w:t>(</w:t>
+      </w:r>
+      <w:proofErr w:type="gramEnd"/>
+    </w:p>
+    <w:p>
+      <w:pPr>
+        <w:pStyle w:val="code-2"/>
+        <w:spacing w:after="0"/>
+        <w:rPr>
+          <w:lang w:val="en-US"/>
+        </w:rPr>
+      </w:pPr>
+      <w:r>
+        <w:rPr>
+          <w:lang w:val="en-US"/>
+        </w:rPr>
+        <w:t xml:space="preserve">  </w:t>
+      </w:r>
+      <w:proofErr w:type="gramStart"/>
+      <w:r>
+        <w:rPr>
+          <w:lang w:val="en-US"/>
+        </w:rPr>
+        <w:t>{ _</w:t>
+      </w:r>
+      <w:proofErr w:type="gramEnd"/>
+      <w:r>
+        <w:rPr>
+          <w:lang w:val="en-US"/>
+        </w:rPr>
+        <w:t xml:space="preserve">id: </w:t>
+      </w:r>
+      <w:proofErr w:type="spellStart"/>
+      <w:r>
+        <w:rPr>
+          <w:lang w:val="en-US"/>
+        </w:rPr>
+        <w:t>ObjectId</w:t>
+      </w:r>
+      <w:proofErr w:type="spellEnd"/>
+      <w:r>
+        <w:rPr>
+          <w:lang w:val="en-US"/>
+        </w:rPr>
+        <w:t>("6999d2f7a33e156ef07c290f"</w:t>
+      </w:r>
+      <w:proofErr w:type="gramStart"/>
+      <w:r>
+        <w:rPr>
+          <w:lang w:val="en-US"/>
+        </w:rPr>
+        <w:t>) }</w:t>
+      </w:r>
+      <w:proofErr w:type="gramEnd"/>
+      <w:r>
+        <w:rPr>
+          <w:lang w:val="en-US"/>
+        </w:rPr>
+        <w:t>,</w:t>
+      </w:r>
+    </w:p>
+    <w:p>
+      <w:pPr>
+        <w:pStyle w:val="code-2"/>
+        <w:spacing w:after="0"/>
+        <w:rPr>
+          <w:lang w:val="en-US"/>
+        </w:rPr>
+      </w:pPr>
+      <w:r>
+        <w:rPr>
+          <w:lang w:val="en-US"/>
+        </w:rPr>
+        <w:t xml:space="preserve">  {</w:t>
+      </w:r>
+    </w:p>
+    <w:p>
+      <w:pPr>
+        <w:pStyle w:val="code-2"/>
+        <w:spacing w:after="0"/>
+        <w:rPr>
+          <w:lang w:val="en-US"/>
+        </w:rPr>
+      </w:pPr>
+      <w:r>
+        <w:rPr>
+          <w:lang w:val="en-US"/>
+        </w:rPr>
+        <w:t xml:space="preserve">    $</w:t>
+      </w:r>
+      <w:proofErr w:type="gramStart"/>
+      <w:r>
+        <w:rPr>
+          <w:lang w:val="en-US"/>
+        </w:rPr>
+        <w:t>pull: {</w:t>
+      </w:r>
+      <w:proofErr w:type="gramEnd"/>
+    </w:p>
+    <w:p>
+      <w:pPr>
+        <w:pStyle w:val="code-2"/>
+        <w:spacing w:after="0"/>
+        <w:rPr>
+          <w:lang w:val="en-US"/>
+        </w:rPr>
+      </w:pPr>
+      <w:r>
+        <w:rPr>
+          <w:lang w:val="en-US"/>
+        </w:rPr>
+        <w:t xml:space="preserve">      participants: </w:t>
+      </w:r>
+      <w:proofErr w:type="gramStart"/>
+      <w:r>
+        <w:rPr>
+          <w:lang w:val="en-US"/>
+        </w:rPr>
+        <w:t>{ name</w:t>
+      </w:r>
+      <w:proofErr w:type="gramEnd"/>
+      <w:r>
+        <w:rPr>
+          <w:lang w:val="en-US"/>
+        </w:rPr>
+        <w:t>: "Simo</w:t>
+      </w:r>
+      <w:proofErr w:type="gramStart"/>
+      <w:r>
+        <w:rPr>
+          <w:lang w:val="en-US"/>
+        </w:rPr>
+        <w:t>" }</w:t>
+      </w:r>
+      <w:proofErr w:type="gramEnd"/>
+    </w:p>
+    <w:p>
+      <w:pPr>
+        <w:pStyle w:val="code-2"/>
+        <w:spacing w:after="0"/>
+        <w:rPr>
+          <w:lang w:val="en-US"/>
+        </w:rPr>
+      </w:pPr>
+      <w:r>
+        <w:rPr>
+          <w:lang w:val="en-US"/>
+        </w:rPr>
+        <w:t xml:space="preserve">    }</w:t>
+      </w:r>
+    </w:p>
+    <w:p>
+      <w:pPr>
+        <w:pStyle w:val="code-2"/>
+        <w:spacing w:after="0"/>
+        <w:rPr>
+          <w:lang w:val="en-US"/>
+        </w:rPr>
+      </w:pPr>
+      <w:r>
+        <w:rPr>
+          <w:lang w:val="en-US"/>
+        </w:rPr>
+        <w:t xml:space="preserve">  }</w:t>
+      </w:r>
+    </w:p>
+    <w:p>
+      <w:pPr>
+        <w:pStyle w:val="code-2"/>
+        <w:spacing w:after="0"/>
+        <w:rPr>
+          <w:lang w:val="en-US"/>
+        </w:rPr>
+      </w:pPr>
+      <w:r>
+        <w:rPr>
+          <w:lang w:val="en-US"/>
+        </w:rPr>
+        <w:t>)</w:t>
+      </w:r>
+    </w:p>
+    <w:p>
+      <w:pPr>
+        <w:pStyle w:val="code-2"/>
+        <w:spacing w:after="0"/>
+        <w:ind w:firstLine="0"/>
+      </w:pPr>
+      <w:r>
+        <w:t>// резултат</w:t>
+      </w:r>
+    </w:p>
+    <w:p>
+      <w:pPr>
+        <w:pStyle w:val="code-2"/>
+        <w:spacing w:after="0"/>
+        <w:ind w:firstLine="0"/>
+      </w:pPr>
+      <w:proofErr w:type="spellStart"/>
+      <w:r>
+        <w:t>participants</w:t>
+      </w:r>
+      <w:proofErr w:type="spellEnd"/>
+      <w:r>
+        <w:t>: [</w:t>
+      </w:r>
+      <w:r>
+        <w:br/>
+        <w:t xml:space="preserve">{ </w:t>
+      </w:r>
+      <w:proofErr w:type="spellStart"/>
+      <w:r>
+        <w:t>name</w:t>
+      </w:r>
+      <w:proofErr w:type="spellEnd"/>
+      <w:r>
+        <w:t xml:space="preserve">: "Angel", </w:t>
+      </w:r>
+      <w:proofErr w:type="spellStart"/>
+      <w:r>
+        <w:t>role</w:t>
+      </w:r>
+      <w:proofErr w:type="spellEnd"/>
+      <w:r>
+        <w:t xml:space="preserve">: "DEV", </w:t>
+      </w:r>
+      <w:proofErr w:type="spellStart"/>
+      <w:r>
+        <w:t>id</w:t>
+      </w:r>
+      <w:proofErr w:type="spellEnd"/>
+      <w:r>
+        <w:t>: "p1" },</w:t>
+      </w:r>
+      <w:r>
+        <w:br/>
+        <w:t xml:space="preserve">{ </w:t>
+      </w:r>
+      <w:proofErr w:type="spellStart"/>
+      <w:r>
+        <w:t>name</w:t>
+      </w:r>
+      <w:proofErr w:type="spellEnd"/>
+      <w:r>
+        <w:t>: "</w:t>
+      </w:r>
+      <w:proofErr w:type="spellStart"/>
+      <w:r>
+        <w:t>Maria</w:t>
+      </w:r>
+      <w:proofErr w:type="spellEnd"/>
+      <w:r>
+        <w:t xml:space="preserve">", </w:t>
+      </w:r>
+      <w:proofErr w:type="spellStart"/>
+      <w:r>
+        <w:t>role</w:t>
+      </w:r>
+      <w:proofErr w:type="spellEnd"/>
+      <w:r>
+        <w:t xml:space="preserve">: "PO", </w:t>
+      </w:r>
+      <w:proofErr w:type="spellStart"/>
+      <w:r>
+        <w:t>id</w:t>
+      </w:r>
+      <w:proofErr w:type="spellEnd"/>
+      <w:r>
+        <w:t>: "p3" },</w:t>
+      </w:r>
+      <w:r>
+        <w:br/>
+        <w:t xml:space="preserve">{ </w:t>
+      </w:r>
+      <w:proofErr w:type="spellStart"/>
+      <w:r>
+        <w:t>name</w:t>
+      </w:r>
+      <w:proofErr w:type="spellEnd"/>
+      <w:r>
+        <w:t>: "</w:t>
+      </w:r>
+      <w:proofErr w:type="spellStart"/>
+      <w:r>
+        <w:t>Nikolay</w:t>
+      </w:r>
+      <w:proofErr w:type="spellEnd"/>
+      <w:r>
+        <w:t xml:space="preserve">", </w:t>
+      </w:r>
+      <w:proofErr w:type="spellStart"/>
+      <w:r>
+        <w:t>role</w:t>
+      </w:r>
+      <w:proofErr w:type="spellEnd"/>
+      <w:r>
+        <w:t xml:space="preserve">: "DM", </w:t>
+      </w:r>
+      <w:proofErr w:type="spellStart"/>
+      <w:r>
+        <w:t>id</w:t>
+      </w:r>
+      <w:proofErr w:type="spellEnd"/>
+      <w:r>
+        <w:t>: "p7" },</w:t>
+      </w:r>
+      <w:r>
+        <w:br/>
+        <w:t xml:space="preserve">{ </w:t>
+      </w:r>
+      <w:proofErr w:type="spellStart"/>
+      <w:r>
+        <w:t>name</w:t>
+      </w:r>
+      <w:proofErr w:type="spellEnd"/>
+      <w:r>
+        <w:t>: "</w:t>
+      </w:r>
+      <w:proofErr w:type="spellStart"/>
+      <w:r>
+        <w:t>Ivaylo</w:t>
+      </w:r>
+      <w:proofErr w:type="spellEnd"/>
+      <w:r>
+        <w:t xml:space="preserve">", </w:t>
+      </w:r>
+      <w:proofErr w:type="spellStart"/>
+      <w:r>
+        <w:t>role</w:t>
+      </w:r>
+      <w:proofErr w:type="spellEnd"/>
+      <w:r>
+        <w:t xml:space="preserve">: "SCRUM </w:t>
+      </w:r>
+      <w:proofErr w:type="spellStart"/>
+      <w:r>
+        <w:t>Master</w:t>
+      </w:r>
+      <w:proofErr w:type="spellEnd"/>
+      <w:r>
+        <w:t xml:space="preserve">", </w:t>
+      </w:r>
+      <w:proofErr w:type="spellStart"/>
+      <w:r>
+        <w:t>id</w:t>
+      </w:r>
+      <w:proofErr w:type="spellEnd"/>
+      <w:r>
+        <w:t>: "p5" }</w:t>
+      </w:r>
+      <w:r>
+        <w:br/>
+        <w:t>]</w:t>
+      </w:r>
+    </w:p>
+    <w:p>
+      <w:pPr>
+        <w:jc w:val="right"/>
+        <w:rPr>
+          <w:lang w:val="en-US"/>
+        </w:rPr>
+      </w:pPr>
+      <w:r>
+        <w:t>(Фиг. 9 – актуализация чрез</w:t>
+      </w:r>
+      <w:r>
+        <w:rPr>
+          <w:lang w:val="en-US"/>
+        </w:rPr>
+        <w:t xml:space="preserve"> $pull)</w:t>
+      </w:r>
+    </w:p>
+    <w:p>
+      <w:pPr>
+        <w:jc w:val="right"/>
+        <w:rPr>
+          <w:lang w:val="en-US"/>
+        </w:rPr>
+      </w:pPr>
+    </w:p>
+    <w:p>
+      <w:pPr>
+        <w:jc w:val="right"/>
+        <w:rPr>
+          <w:lang w:val="en-US"/>
+        </w:rPr>
+      </w:pPr>
+    </w:p>
+    <w:p>
+      <w:pPr>
+        <w:jc w:val="right"/>
+        <w:rPr>
+          <w:lang w:val="en-US"/>
+        </w:rPr>
+      </w:pPr>
+    </w:p>
+    <w:p>
+      <w:pPr>
+        <w:jc w:val="right"/>
+        <w:rPr>
+          <w:lang w:val="en-US"/>
+        </w:rPr>
+      </w:pPr>
+    </w:p>
+    <w:p>
+      <w:pPr>
+        <w:jc w:val="right"/>
+        <w:rPr>
+          <w:lang w:val="en-US"/>
+        </w:rPr>
+      </w:pPr>
+    </w:p>
+    <w:p>
+      <w:pPr>
+        <w:pStyle w:val="Heading3"/>
+        <w:rPr>
+          <w:lang w:val="en-US"/>
+        </w:rPr>
+      </w:pPr>
+      <w:r>
+        <w:lastRenderedPageBreak/>
+        <w:t>Изтриване</w:t>
+      </w:r>
+      <w:r>
+        <w:rPr>
+          <w:lang w:val="en-US"/>
+        </w:rPr>
+        <w:t>:</w:t>
+      </w:r>
+    </w:p>
+    <w:p>
+      <w:pPr>
+        <w:pStyle w:val="code-2"/>
+        <w:rPr>
+          <w:lang w:val="en-US"/>
+        </w:rPr>
+      </w:pPr>
+      <w:proofErr w:type="spellStart"/>
+      <w:proofErr w:type="gramStart"/>
+      <w:r>
+        <w:rPr>
+          <w:lang w:val="en-US"/>
+        </w:rPr>
+        <w:t>db.votes</w:t>
+      </w:r>
+      <w:proofErr w:type="gramEnd"/>
+      <w:r>
+        <w:rPr>
+          <w:lang w:val="en-US"/>
+        </w:rPr>
+        <w:t>.</w:t>
+      </w:r>
+      <w:proofErr w:type="gramStart"/>
+      <w:r>
+        <w:rPr>
+          <w:lang w:val="en-US"/>
+        </w:rPr>
+        <w:t>deleteOne</w:t>
+      </w:r>
+      <w:proofErr w:type="spellEnd"/>
+      <w:r>
+        <w:rPr>
+          <w:lang w:val="en-US"/>
+        </w:rPr>
+        <w:t>(</w:t>
+      </w:r>
+      <w:proofErr w:type="gramEnd"/>
+      <w:r>
+        <w:rPr>
+          <w:lang w:val="en-US"/>
+        </w:rPr>
+        <w:t xml:space="preserve">{_id: </w:t>
+      </w:r>
+      <w:proofErr w:type="spellStart"/>
+      <w:r>
+        <w:rPr>
+          <w:lang w:val="en-US"/>
+        </w:rPr>
+        <w:t>ObjectId</w:t>
+      </w:r>
+      <w:proofErr w:type="spellEnd"/>
+      <w:r>
+        <w:rPr>
+          <w:lang w:val="en-US"/>
+        </w:rPr>
+        <w:t>('699f5632f52dc19e837c2907</w:t>
+      </w:r>
+      <w:proofErr w:type="gramStart"/>
+      <w:r>
+        <w:rPr>
+          <w:lang w:val="en-US"/>
+        </w:rPr>
+        <w:t>')}</w:t>
+      </w:r>
+      <w:proofErr w:type="gramEnd"/>
+      <w:r>
+        <w:rPr>
+          <w:lang w:val="en-US"/>
+        </w:rPr>
+        <w:t>)</w:t>
+      </w:r>
+    </w:p>
+    <w:p>
+      <w:pPr>
+        <w:jc w:val="right"/>
+        <w:rPr>
+          <w:lang w:val="en-US"/>
+        </w:rPr>
+      </w:pPr>
+      <w:r>
+        <w:t xml:space="preserve">(Фиг. 10 – изтриване по </w:t>
+      </w:r>
+      <w:r>
+        <w:rPr>
+          <w:lang w:val="en-US"/>
+        </w:rPr>
+        <w:t>id)</w:t>
+      </w:r>
+    </w:p>
+    <w:p/>
+    <w:p/>
+    <w:p/>
+    <w:p/>
+    <w:p>
+      <w:pPr>
+        <w:jc w:val="right"/>
+      </w:pPr>
+    </w:p>
+    <w:bookmarkStart w:id="6" w:name="_Toc222951178" w:displacedByCustomXml="next"/>
     <w:sdt>
       <w:sdtPr>
         <w:rPr>
@@ -3861,7 +5353,7 @@
           <w:lang w:val="en-US"/>
         </w:rPr>
       </w:pPr>
-      <w:bookmarkStart w:id="7" w:name="_Toc222605000"/>
+      <w:bookmarkStart w:id="7" w:name="_Toc222951179"/>
       <w:r>
         <w:t>Използвани съкращения</w:t>
       </w:r>
@@ -4618,10 +6110,9 @@
     <w:next w:val="Normal"/>
     <w:link w:val="Heading3Char"/>
     <w:uiPriority w:val="9"/>
-    <w:semiHidden/>
     <w:unhideWhenUsed/>
     <w:qFormat/>
-    <w:rsid w:val="00157BE4"/>
+    <w:rsid w:val="00AF7B2B"/>
     <w:pPr>
       <w:keepNext/>
       <w:keepLines/>
@@ -4770,7 +6261,6 @@
   <w:style w:type="character" w:default="1" w:styleId="DefaultParagraphFont">
     <w:name w:val="Default Paragraph Font"/>
     <w:uiPriority w:val="1"/>
-    <w:semiHidden/>
     <w:unhideWhenUsed/>
   </w:style>
   <w:style w:type="table" w:default="1" w:styleId="TableNormal">
@@ -4825,10 +6315,9 @@
     <w:basedOn w:val="DefaultParagraphFont"/>
     <w:link w:val="Heading3"/>
     <w:uiPriority w:val="9"/>
-    <w:semiHidden/>
-    <w:rsid w:val="00157BE4"/>
+    <w:rsid w:val="00AF7B2B"/>
     <w:rPr>
-      <w:rFonts w:eastAsiaTheme="majorEastAsia" w:cstheme="majorBidi"/>
+      <w:rFonts w:ascii="Times New Roman" w:eastAsiaTheme="majorEastAsia" w:hAnsi="Times New Roman" w:cstheme="majorBidi"/>
       <w:color w:val="0F4761" w:themeColor="accent1" w:themeShade="BF"/>
       <w:sz w:val="28"/>
       <w:szCs w:val="28"/>

--- a/Doc/proekt.docx
+++ b/Doc/proekt.docx
@@ -393,6 +393,7 @@
         <w:spacing w:line="276" w:lineRule="auto"/>
         <w:rPr>
           <w:rFonts w:eastAsia="Aptos" w:cs="Times New Roman"/>
+          <w:lang w:val="en-US"/>
         </w:rPr>
       </w:pPr>
     </w:p>
@@ -401,11 +402,38 @@
         <w:spacing w:line="276" w:lineRule="auto"/>
         <w:rPr>
           <w:rFonts w:eastAsia="Aptos" w:cs="Times New Roman"/>
-        </w:rPr>
-      </w:pPr>
-      <w:r>
+          <w:lang w:val="en-US"/>
+        </w:rPr>
+      </w:pPr>
+    </w:p>
+    <w:p>
+      <w:pPr>
+        <w:spacing w:line="276" w:lineRule="auto"/>
         <w:rPr>
           <w:rFonts w:eastAsia="Aptos" w:cs="Times New Roman"/>
+          <w:lang w:val="en-US"/>
+        </w:rPr>
+      </w:pPr>
+    </w:p>
+    <w:p>
+      <w:pPr>
+        <w:spacing w:line="276" w:lineRule="auto"/>
+        <w:rPr>
+          <w:rFonts w:eastAsia="Aptos" w:cs="Times New Roman"/>
+          <w:lang w:val="en-US"/>
+        </w:rPr>
+      </w:pPr>
+    </w:p>
+    <w:p>
+      <w:pPr>
+        <w:spacing w:line="276" w:lineRule="auto"/>
+        <w:rPr>
+          <w:rFonts w:eastAsia="Aptos" w:cs="Times New Roman"/>
+        </w:rPr>
+      </w:pPr>
+      <w:r>
+        <w:rPr>
+          <w:rFonts w:eastAsia="Aptos" w:cs="Times New Roman"/>
         </w:rPr>
         <w:t>Съставил: Ангел Любомиров Стойнов</w:t>
       </w:r>
@@ -438,22 +466,6 @@
         </w:rPr>
         <w:t>Група: 40</w:t>
       </w:r>
-    </w:p>
-    <w:p>
-      <w:pPr>
-        <w:spacing w:line="276" w:lineRule="auto"/>
-        <w:rPr>
-          <w:rFonts w:eastAsia="Aptos" w:cs="Times New Roman"/>
-        </w:rPr>
-      </w:pPr>
-    </w:p>
-    <w:p>
-      <w:pPr>
-        <w:spacing w:line="276" w:lineRule="auto"/>
-        <w:rPr>
-          <w:rFonts w:eastAsia="Aptos" w:cs="Times New Roman"/>
-        </w:rPr>
-      </w:pPr>
     </w:p>
     <w:sdt>
       <w:sdtPr>
@@ -496,7 +508,7 @@
             <w:rPr>
               <w:rFonts w:asciiTheme="minorHAnsi" w:eastAsiaTheme="minorEastAsia" w:hAnsiTheme="minorHAnsi"/>
               <w:noProof/>
-              <w:lang w:eastAsia="bg-BG"/>
+              <w:lang w:val="en-US"/>
             </w:rPr>
           </w:pPr>
           <w:r>
@@ -508,7 +520,7 @@
           <w:r>
             <w:fldChar w:fldCharType="separate"/>
           </w:r>
-          <w:hyperlink w:anchor="_Toc222951172" w:history="1">
+          <w:hyperlink w:anchor="_Toc223011435" w:history="1">
             <w:r>
               <w:rPr>
                 <w:rStyle w:val="Hyperlink"/>
@@ -536,7 +548,7 @@
                 <w:noProof/>
                 <w:webHidden/>
               </w:rPr>
-              <w:instrText xml:space="preserve"> PAGEREF _Toc222951172 \h </w:instrText>
+              <w:instrText xml:space="preserve"> PAGEREF _Toc223011435 \h </w:instrText>
             </w:r>
             <w:r>
               <w:rPr>
@@ -576,10 +588,10 @@
             <w:rPr>
               <w:rFonts w:asciiTheme="minorHAnsi" w:eastAsiaTheme="minorEastAsia" w:hAnsiTheme="minorHAnsi"/>
               <w:noProof/>
-              <w:lang w:eastAsia="bg-BG"/>
+              <w:lang w:val="en-US"/>
             </w:rPr>
           </w:pPr>
-          <w:hyperlink w:anchor="_Toc222951173" w:history="1">
+          <w:hyperlink w:anchor="_Toc223011436" w:history="1">
             <w:r>
               <w:rPr>
                 <w:rStyle w:val="Hyperlink"/>
@@ -606,7 +618,7 @@
                 <w:noProof/>
                 <w:webHidden/>
               </w:rPr>
-              <w:instrText xml:space="preserve"> PAGEREF _Toc222951173 \h </w:instrText>
+              <w:instrText xml:space="preserve"> PAGEREF _Toc223011436 \h </w:instrText>
             </w:r>
             <w:r>
               <w:rPr>
@@ -646,10 +658,10 @@
             <w:rPr>
               <w:rFonts w:asciiTheme="minorHAnsi" w:eastAsiaTheme="minorEastAsia" w:hAnsiTheme="minorHAnsi"/>
               <w:noProof/>
-              <w:lang w:eastAsia="bg-BG"/>
+              <w:lang w:val="en-US"/>
             </w:rPr>
           </w:pPr>
-          <w:hyperlink w:anchor="_Toc222951174" w:history="1">
+          <w:hyperlink w:anchor="_Toc223011437" w:history="1">
             <w:r>
               <w:rPr>
                 <w:rStyle w:val="Hyperlink"/>
@@ -676,7 +688,7 @@
                 <w:noProof/>
                 <w:webHidden/>
               </w:rPr>
-              <w:instrText xml:space="preserve"> PAGEREF _Toc222951174 \h </w:instrText>
+              <w:instrText xml:space="preserve"> PAGEREF _Toc223011437 \h </w:instrText>
             </w:r>
             <w:r>
               <w:rPr>
@@ -716,10 +728,10 @@
             <w:rPr>
               <w:rFonts w:asciiTheme="minorHAnsi" w:eastAsiaTheme="minorEastAsia" w:hAnsiTheme="minorHAnsi"/>
               <w:noProof/>
-              <w:lang w:eastAsia="bg-BG"/>
+              <w:lang w:val="en-US"/>
             </w:rPr>
           </w:pPr>
-          <w:hyperlink w:anchor="_Toc222951175" w:history="1">
+          <w:hyperlink w:anchor="_Toc223011438" w:history="1">
             <w:r>
               <w:rPr>
                 <w:rStyle w:val="Hyperlink"/>
@@ -747,7 +759,7 @@
                 <w:noProof/>
                 <w:webHidden/>
               </w:rPr>
-              <w:instrText xml:space="preserve"> PAGEREF _Toc222951175 \h </w:instrText>
+              <w:instrText xml:space="preserve"> PAGEREF _Toc223011438 \h </w:instrText>
             </w:r>
             <w:r>
               <w:rPr>
@@ -787,10 +799,10 @@
             <w:rPr>
               <w:rFonts w:asciiTheme="minorHAnsi" w:eastAsiaTheme="minorEastAsia" w:hAnsiTheme="minorHAnsi"/>
               <w:noProof/>
-              <w:lang w:eastAsia="bg-BG"/>
+              <w:lang w:val="en-US"/>
             </w:rPr>
           </w:pPr>
-          <w:hyperlink w:anchor="_Toc222951176" w:history="1">
+          <w:hyperlink w:anchor="_Toc223011439" w:history="1">
             <w:r>
               <w:rPr>
                 <w:rStyle w:val="Hyperlink"/>
@@ -818,7 +830,7 @@
                 <w:noProof/>
                 <w:webHidden/>
               </w:rPr>
-              <w:instrText xml:space="preserve"> PAGEREF _Toc222951176 \h </w:instrText>
+              <w:instrText xml:space="preserve"> PAGEREF _Toc223011439 \h </w:instrText>
             </w:r>
             <w:r>
               <w:rPr>
@@ -858,10 +870,10 @@
             <w:rPr>
               <w:rFonts w:asciiTheme="minorHAnsi" w:eastAsiaTheme="minorEastAsia" w:hAnsiTheme="minorHAnsi"/>
               <w:noProof/>
-              <w:lang w:eastAsia="bg-BG"/>
+              <w:lang w:val="en-US"/>
             </w:rPr>
           </w:pPr>
-          <w:hyperlink w:anchor="_Toc222951177" w:history="1">
+          <w:hyperlink w:anchor="_Toc223011440" w:history="1">
             <w:r>
               <w:rPr>
                 <w:rStyle w:val="Hyperlink"/>
@@ -889,7 +901,7 @@
                 <w:noProof/>
                 <w:webHidden/>
               </w:rPr>
-              <w:instrText xml:space="preserve"> PAGEREF _Toc222951177 \h </w:instrText>
+              <w:instrText xml:space="preserve"> PAGEREF _Toc223011440 \h </w:instrText>
             </w:r>
             <w:r>
               <w:rPr>
@@ -929,15 +941,886 @@
             <w:rPr>
               <w:rFonts w:asciiTheme="minorHAnsi" w:eastAsiaTheme="minorEastAsia" w:hAnsiTheme="minorHAnsi"/>
               <w:noProof/>
-              <w:lang w:eastAsia="bg-BG"/>
+              <w:lang w:val="en-US"/>
             </w:rPr>
           </w:pPr>
-          <w:hyperlink w:anchor="_Toc222951178" w:history="1">
+          <w:hyperlink w:anchor="_Toc223011441" w:history="1">
             <w:r>
               <w:rPr>
                 <w:rStyle w:val="Hyperlink"/>
                 <w:noProof/>
               </w:rPr>
+              <w:t xml:space="preserve">Задължителни </w:t>
+            </w:r>
+            <w:r>
+              <w:rPr>
+                <w:rStyle w:val="Hyperlink"/>
+                <w:noProof/>
+                <w:lang w:val="en-US"/>
+              </w:rPr>
+              <w:t>CRUD</w:t>
+            </w:r>
+            <w:r>
+              <w:rPr>
+                <w:rStyle w:val="Hyperlink"/>
+                <w:noProof/>
+              </w:rPr>
+              <w:t xml:space="preserve"> операции</w:t>
+            </w:r>
+            <w:r>
+              <w:rPr>
+                <w:noProof/>
+                <w:webHidden/>
+              </w:rPr>
+              <w:tab/>
+            </w:r>
+            <w:r>
+              <w:rPr>
+                <w:noProof/>
+                <w:webHidden/>
+              </w:rPr>
+              <w:fldChar w:fldCharType="begin"/>
+            </w:r>
+            <w:r>
+              <w:rPr>
+                <w:noProof/>
+                <w:webHidden/>
+              </w:rPr>
+              <w:instrText xml:space="preserve"> PAGEREF _Toc223011441 \h </w:instrText>
+            </w:r>
+            <w:r>
+              <w:rPr>
+                <w:noProof/>
+                <w:webHidden/>
+              </w:rPr>
+            </w:r>
+            <w:r>
+              <w:rPr>
+                <w:noProof/>
+                <w:webHidden/>
+              </w:rPr>
+              <w:fldChar w:fldCharType="separate"/>
+            </w:r>
+            <w:r>
+              <w:rPr>
+                <w:noProof/>
+                <w:webHidden/>
+              </w:rPr>
+              <w:t>9</w:t>
+            </w:r>
+            <w:r>
+              <w:rPr>
+                <w:noProof/>
+                <w:webHidden/>
+              </w:rPr>
+              <w:fldChar w:fldCharType="end"/>
+            </w:r>
+          </w:hyperlink>
+        </w:p>
+        <w:p>
+          <w:pPr>
+            <w:pStyle w:val="TOC3"/>
+            <w:tabs>
+              <w:tab w:val="right" w:leader="dot" w:pos="9062"/>
+            </w:tabs>
+            <w:rPr>
+              <w:rFonts w:asciiTheme="minorHAnsi" w:eastAsiaTheme="minorEastAsia" w:hAnsiTheme="minorHAnsi"/>
+              <w:noProof/>
+              <w:lang w:val="en-US"/>
+            </w:rPr>
+          </w:pPr>
+          <w:hyperlink w:anchor="_Toc223011442" w:history="1">
+            <w:r>
+              <w:rPr>
+                <w:rStyle w:val="Hyperlink"/>
+                <w:noProof/>
+              </w:rPr>
+              <w:t>Създаване:</w:t>
+            </w:r>
+            <w:r>
+              <w:rPr>
+                <w:noProof/>
+                <w:webHidden/>
+              </w:rPr>
+              <w:tab/>
+            </w:r>
+            <w:r>
+              <w:rPr>
+                <w:noProof/>
+                <w:webHidden/>
+              </w:rPr>
+              <w:fldChar w:fldCharType="begin"/>
+            </w:r>
+            <w:r>
+              <w:rPr>
+                <w:noProof/>
+                <w:webHidden/>
+              </w:rPr>
+              <w:instrText xml:space="preserve"> PAGEREF _Toc223011442 \h </w:instrText>
+            </w:r>
+            <w:r>
+              <w:rPr>
+                <w:noProof/>
+                <w:webHidden/>
+              </w:rPr>
+            </w:r>
+            <w:r>
+              <w:rPr>
+                <w:noProof/>
+                <w:webHidden/>
+              </w:rPr>
+              <w:fldChar w:fldCharType="separate"/>
+            </w:r>
+            <w:r>
+              <w:rPr>
+                <w:noProof/>
+                <w:webHidden/>
+              </w:rPr>
+              <w:t>9</w:t>
+            </w:r>
+            <w:r>
+              <w:rPr>
+                <w:noProof/>
+                <w:webHidden/>
+              </w:rPr>
+              <w:fldChar w:fldCharType="end"/>
+            </w:r>
+          </w:hyperlink>
+        </w:p>
+        <w:p>
+          <w:pPr>
+            <w:pStyle w:val="TOC3"/>
+            <w:tabs>
+              <w:tab w:val="right" w:leader="dot" w:pos="9062"/>
+            </w:tabs>
+            <w:rPr>
+              <w:rFonts w:asciiTheme="minorHAnsi" w:eastAsiaTheme="minorEastAsia" w:hAnsiTheme="minorHAnsi"/>
+              <w:noProof/>
+              <w:lang w:val="en-US"/>
+            </w:rPr>
+          </w:pPr>
+          <w:hyperlink w:anchor="_Toc223011443" w:history="1">
+            <w:r>
+              <w:rPr>
+                <w:rStyle w:val="Hyperlink"/>
+                <w:noProof/>
+              </w:rPr>
+              <w:t>Актуализация</w:t>
+            </w:r>
+            <w:r>
+              <w:rPr>
+                <w:rStyle w:val="Hyperlink"/>
+                <w:noProof/>
+                <w:lang w:val="en-US"/>
+              </w:rPr>
+              <w:t>:</w:t>
+            </w:r>
+            <w:r>
+              <w:rPr>
+                <w:noProof/>
+                <w:webHidden/>
+              </w:rPr>
+              <w:tab/>
+            </w:r>
+            <w:r>
+              <w:rPr>
+                <w:noProof/>
+                <w:webHidden/>
+              </w:rPr>
+              <w:fldChar w:fldCharType="begin"/>
+            </w:r>
+            <w:r>
+              <w:rPr>
+                <w:noProof/>
+                <w:webHidden/>
+              </w:rPr>
+              <w:instrText xml:space="preserve"> PAGEREF _Toc223011443 \h </w:instrText>
+            </w:r>
+            <w:r>
+              <w:rPr>
+                <w:noProof/>
+                <w:webHidden/>
+              </w:rPr>
+            </w:r>
+            <w:r>
+              <w:rPr>
+                <w:noProof/>
+                <w:webHidden/>
+              </w:rPr>
+              <w:fldChar w:fldCharType="separate"/>
+            </w:r>
+            <w:r>
+              <w:rPr>
+                <w:noProof/>
+                <w:webHidden/>
+              </w:rPr>
+              <w:t>9</w:t>
+            </w:r>
+            <w:r>
+              <w:rPr>
+                <w:noProof/>
+                <w:webHidden/>
+              </w:rPr>
+              <w:fldChar w:fldCharType="end"/>
+            </w:r>
+          </w:hyperlink>
+        </w:p>
+        <w:p>
+          <w:pPr>
+            <w:pStyle w:val="TOC3"/>
+            <w:tabs>
+              <w:tab w:val="right" w:leader="dot" w:pos="9062"/>
+            </w:tabs>
+            <w:rPr>
+              <w:rFonts w:asciiTheme="minorHAnsi" w:eastAsiaTheme="minorEastAsia" w:hAnsiTheme="minorHAnsi"/>
+              <w:noProof/>
+              <w:lang w:val="en-US"/>
+            </w:rPr>
+          </w:pPr>
+          <w:hyperlink w:anchor="_Toc223011444" w:history="1">
+            <w:r>
+              <w:rPr>
+                <w:rStyle w:val="Hyperlink"/>
+                <w:noProof/>
+              </w:rPr>
+              <w:t>Изтриване</w:t>
+            </w:r>
+            <w:r>
+              <w:rPr>
+                <w:rStyle w:val="Hyperlink"/>
+                <w:noProof/>
+                <w:lang w:val="en-US"/>
+              </w:rPr>
+              <w:t>:</w:t>
+            </w:r>
+            <w:r>
+              <w:rPr>
+                <w:noProof/>
+                <w:webHidden/>
+              </w:rPr>
+              <w:tab/>
+            </w:r>
+            <w:r>
+              <w:rPr>
+                <w:noProof/>
+                <w:webHidden/>
+              </w:rPr>
+              <w:fldChar w:fldCharType="begin"/>
+            </w:r>
+            <w:r>
+              <w:rPr>
+                <w:noProof/>
+                <w:webHidden/>
+              </w:rPr>
+              <w:instrText xml:space="preserve"> PAGEREF _Toc223011444 \h </w:instrText>
+            </w:r>
+            <w:r>
+              <w:rPr>
+                <w:noProof/>
+                <w:webHidden/>
+              </w:rPr>
+            </w:r>
+            <w:r>
+              <w:rPr>
+                <w:noProof/>
+                <w:webHidden/>
+              </w:rPr>
+              <w:fldChar w:fldCharType="separate"/>
+            </w:r>
+            <w:r>
+              <w:rPr>
+                <w:noProof/>
+                <w:webHidden/>
+              </w:rPr>
+              <w:t>11</w:t>
+            </w:r>
+            <w:r>
+              <w:rPr>
+                <w:noProof/>
+                <w:webHidden/>
+              </w:rPr>
+              <w:fldChar w:fldCharType="end"/>
+            </w:r>
+          </w:hyperlink>
+        </w:p>
+        <w:p>
+          <w:pPr>
+            <w:pStyle w:val="TOC3"/>
+            <w:tabs>
+              <w:tab w:val="right" w:leader="dot" w:pos="9062"/>
+            </w:tabs>
+            <w:rPr>
+              <w:rFonts w:asciiTheme="minorHAnsi" w:eastAsiaTheme="minorEastAsia" w:hAnsiTheme="minorHAnsi"/>
+              <w:noProof/>
+              <w:lang w:val="en-US"/>
+            </w:rPr>
+          </w:pPr>
+          <w:hyperlink w:anchor="_Toc223011445" w:history="1">
+            <w:r>
+              <w:rPr>
+                <w:rStyle w:val="Hyperlink"/>
+                <w:noProof/>
+              </w:rPr>
+              <w:t>Четене:</w:t>
+            </w:r>
+            <w:r>
+              <w:rPr>
+                <w:noProof/>
+                <w:webHidden/>
+              </w:rPr>
+              <w:tab/>
+            </w:r>
+            <w:r>
+              <w:rPr>
+                <w:noProof/>
+                <w:webHidden/>
+              </w:rPr>
+              <w:fldChar w:fldCharType="begin"/>
+            </w:r>
+            <w:r>
+              <w:rPr>
+                <w:noProof/>
+                <w:webHidden/>
+              </w:rPr>
+              <w:instrText xml:space="preserve"> PAGEREF _Toc223011445 \h </w:instrText>
+            </w:r>
+            <w:r>
+              <w:rPr>
+                <w:noProof/>
+                <w:webHidden/>
+              </w:rPr>
+            </w:r>
+            <w:r>
+              <w:rPr>
+                <w:noProof/>
+                <w:webHidden/>
+              </w:rPr>
+              <w:fldChar w:fldCharType="separate"/>
+            </w:r>
+            <w:r>
+              <w:rPr>
+                <w:noProof/>
+                <w:webHidden/>
+              </w:rPr>
+              <w:t>11</w:t>
+            </w:r>
+            <w:r>
+              <w:rPr>
+                <w:noProof/>
+                <w:webHidden/>
+              </w:rPr>
+              <w:fldChar w:fldCharType="end"/>
+            </w:r>
+          </w:hyperlink>
+        </w:p>
+        <w:p>
+          <w:pPr>
+            <w:pStyle w:val="TOC1"/>
+            <w:tabs>
+              <w:tab w:val="right" w:leader="dot" w:pos="9062"/>
+            </w:tabs>
+            <w:rPr>
+              <w:rFonts w:asciiTheme="minorHAnsi" w:eastAsiaTheme="minorEastAsia" w:hAnsiTheme="minorHAnsi"/>
+              <w:noProof/>
+              <w:lang w:val="en-US"/>
+            </w:rPr>
+          </w:pPr>
+          <w:hyperlink w:anchor="_Toc223011446" w:history="1">
+            <w:r>
+              <w:rPr>
+                <w:rStyle w:val="Hyperlink"/>
+                <w:noProof/>
+              </w:rPr>
+              <w:t>Допълнителни заявки</w:t>
+            </w:r>
+            <w:r>
+              <w:rPr>
+                <w:noProof/>
+                <w:webHidden/>
+              </w:rPr>
+              <w:tab/>
+            </w:r>
+            <w:r>
+              <w:rPr>
+                <w:noProof/>
+                <w:webHidden/>
+              </w:rPr>
+              <w:fldChar w:fldCharType="begin"/>
+            </w:r>
+            <w:r>
+              <w:rPr>
+                <w:noProof/>
+                <w:webHidden/>
+              </w:rPr>
+              <w:instrText xml:space="preserve"> PAGEREF _Toc223011446 \h </w:instrText>
+            </w:r>
+            <w:r>
+              <w:rPr>
+                <w:noProof/>
+                <w:webHidden/>
+              </w:rPr>
+            </w:r>
+            <w:r>
+              <w:rPr>
+                <w:noProof/>
+                <w:webHidden/>
+              </w:rPr>
+              <w:fldChar w:fldCharType="separate"/>
+            </w:r>
+            <w:r>
+              <w:rPr>
+                <w:noProof/>
+                <w:webHidden/>
+              </w:rPr>
+              <w:t>14</w:t>
+            </w:r>
+            <w:r>
+              <w:rPr>
+                <w:noProof/>
+                <w:webHidden/>
+              </w:rPr>
+              <w:fldChar w:fldCharType="end"/>
+            </w:r>
+          </w:hyperlink>
+        </w:p>
+        <w:p>
+          <w:pPr>
+            <w:pStyle w:val="TOC3"/>
+            <w:tabs>
+              <w:tab w:val="right" w:leader="dot" w:pos="9062"/>
+            </w:tabs>
+            <w:rPr>
+              <w:rFonts w:asciiTheme="minorHAnsi" w:eastAsiaTheme="minorEastAsia" w:hAnsiTheme="minorHAnsi"/>
+              <w:noProof/>
+              <w:lang w:val="en-US"/>
+            </w:rPr>
+          </w:pPr>
+          <w:hyperlink w:anchor="_Toc223011447" w:history="1">
+            <w:r>
+              <w:rPr>
+                <w:rStyle w:val="Hyperlink"/>
+                <w:noProof/>
+              </w:rPr>
+              <w:t>Заявка, използваща агрегиране, групиране или сортиране:</w:t>
+            </w:r>
+            <w:r>
+              <w:rPr>
+                <w:noProof/>
+                <w:webHidden/>
+              </w:rPr>
+              <w:tab/>
+            </w:r>
+            <w:r>
+              <w:rPr>
+                <w:noProof/>
+                <w:webHidden/>
+              </w:rPr>
+              <w:fldChar w:fldCharType="begin"/>
+            </w:r>
+            <w:r>
+              <w:rPr>
+                <w:noProof/>
+                <w:webHidden/>
+              </w:rPr>
+              <w:instrText xml:space="preserve"> PAGEREF _Toc223011447 \h </w:instrText>
+            </w:r>
+            <w:r>
+              <w:rPr>
+                <w:noProof/>
+                <w:webHidden/>
+              </w:rPr>
+            </w:r>
+            <w:r>
+              <w:rPr>
+                <w:noProof/>
+                <w:webHidden/>
+              </w:rPr>
+              <w:fldChar w:fldCharType="separate"/>
+            </w:r>
+            <w:r>
+              <w:rPr>
+                <w:noProof/>
+                <w:webHidden/>
+              </w:rPr>
+              <w:t>14</w:t>
+            </w:r>
+            <w:r>
+              <w:rPr>
+                <w:noProof/>
+                <w:webHidden/>
+              </w:rPr>
+              <w:fldChar w:fldCharType="end"/>
+            </w:r>
+          </w:hyperlink>
+        </w:p>
+        <w:p>
+          <w:pPr>
+            <w:pStyle w:val="TOC3"/>
+            <w:tabs>
+              <w:tab w:val="right" w:leader="dot" w:pos="9062"/>
+            </w:tabs>
+            <w:rPr>
+              <w:rFonts w:asciiTheme="minorHAnsi" w:eastAsiaTheme="minorEastAsia" w:hAnsiTheme="minorHAnsi"/>
+              <w:noProof/>
+              <w:lang w:val="en-US"/>
+            </w:rPr>
+          </w:pPr>
+          <w:hyperlink w:anchor="_Toc223011448" w:history="1">
+            <w:r>
+              <w:rPr>
+                <w:rStyle w:val="Hyperlink"/>
+                <w:noProof/>
+              </w:rPr>
+              <w:t>Заявка, която комбинира данни от две различни колекции:</w:t>
+            </w:r>
+            <w:r>
+              <w:rPr>
+                <w:noProof/>
+                <w:webHidden/>
+              </w:rPr>
+              <w:tab/>
+            </w:r>
+            <w:r>
+              <w:rPr>
+                <w:noProof/>
+                <w:webHidden/>
+              </w:rPr>
+              <w:fldChar w:fldCharType="begin"/>
+            </w:r>
+            <w:r>
+              <w:rPr>
+                <w:noProof/>
+                <w:webHidden/>
+              </w:rPr>
+              <w:instrText xml:space="preserve"> PAGEREF _Toc223011448 \h </w:instrText>
+            </w:r>
+            <w:r>
+              <w:rPr>
+                <w:noProof/>
+                <w:webHidden/>
+              </w:rPr>
+            </w:r>
+            <w:r>
+              <w:rPr>
+                <w:noProof/>
+                <w:webHidden/>
+              </w:rPr>
+              <w:fldChar w:fldCharType="separate"/>
+            </w:r>
+            <w:r>
+              <w:rPr>
+                <w:noProof/>
+                <w:webHidden/>
+              </w:rPr>
+              <w:t>15</w:t>
+            </w:r>
+            <w:r>
+              <w:rPr>
+                <w:noProof/>
+                <w:webHidden/>
+              </w:rPr>
+              <w:fldChar w:fldCharType="end"/>
+            </w:r>
+          </w:hyperlink>
+        </w:p>
+        <w:p>
+          <w:pPr>
+            <w:pStyle w:val="TOC1"/>
+            <w:tabs>
+              <w:tab w:val="right" w:leader="dot" w:pos="9062"/>
+            </w:tabs>
+            <w:rPr>
+              <w:rFonts w:asciiTheme="minorHAnsi" w:eastAsiaTheme="minorEastAsia" w:hAnsiTheme="minorHAnsi"/>
+              <w:noProof/>
+              <w:lang w:val="en-US"/>
+            </w:rPr>
+          </w:pPr>
+          <w:hyperlink w:anchor="_Toc223011449" w:history="1">
+            <w:r>
+              <w:rPr>
+                <w:rStyle w:val="Hyperlink"/>
+                <w:noProof/>
+              </w:rPr>
+              <w:t>Контрол на достъпа до данните</w:t>
+            </w:r>
+            <w:r>
+              <w:rPr>
+                <w:noProof/>
+                <w:webHidden/>
+              </w:rPr>
+              <w:tab/>
+            </w:r>
+            <w:r>
+              <w:rPr>
+                <w:noProof/>
+                <w:webHidden/>
+              </w:rPr>
+              <w:fldChar w:fldCharType="begin"/>
+            </w:r>
+            <w:r>
+              <w:rPr>
+                <w:noProof/>
+                <w:webHidden/>
+              </w:rPr>
+              <w:instrText xml:space="preserve"> PAGEREF _Toc223011449 \h </w:instrText>
+            </w:r>
+            <w:r>
+              <w:rPr>
+                <w:noProof/>
+                <w:webHidden/>
+              </w:rPr>
+            </w:r>
+            <w:r>
+              <w:rPr>
+                <w:noProof/>
+                <w:webHidden/>
+              </w:rPr>
+              <w:fldChar w:fldCharType="separate"/>
+            </w:r>
+            <w:r>
+              <w:rPr>
+                <w:noProof/>
+                <w:webHidden/>
+              </w:rPr>
+              <w:t>16</w:t>
+            </w:r>
+            <w:r>
+              <w:rPr>
+                <w:noProof/>
+                <w:webHidden/>
+              </w:rPr>
+              <w:fldChar w:fldCharType="end"/>
+            </w:r>
+          </w:hyperlink>
+        </w:p>
+        <w:p>
+          <w:pPr>
+            <w:pStyle w:val="TOC3"/>
+            <w:tabs>
+              <w:tab w:val="right" w:leader="dot" w:pos="9062"/>
+            </w:tabs>
+            <w:rPr>
+              <w:rFonts w:asciiTheme="minorHAnsi" w:eastAsiaTheme="minorEastAsia" w:hAnsiTheme="minorHAnsi"/>
+              <w:noProof/>
+              <w:lang w:val="en-US"/>
+            </w:rPr>
+          </w:pPr>
+          <w:hyperlink w:anchor="_Toc223011450" w:history="1">
+            <w:r>
+              <w:rPr>
+                <w:rStyle w:val="Hyperlink"/>
+                <w:noProof/>
+              </w:rPr>
+              <w:t>Стъпка 5:</w:t>
+            </w:r>
+            <w:r>
+              <w:rPr>
+                <w:noProof/>
+                <w:webHidden/>
+              </w:rPr>
+              <w:tab/>
+            </w:r>
+            <w:r>
+              <w:rPr>
+                <w:noProof/>
+                <w:webHidden/>
+              </w:rPr>
+              <w:fldChar w:fldCharType="begin"/>
+            </w:r>
+            <w:r>
+              <w:rPr>
+                <w:noProof/>
+                <w:webHidden/>
+              </w:rPr>
+              <w:instrText xml:space="preserve"> PAGEREF _Toc223011450 \h </w:instrText>
+            </w:r>
+            <w:r>
+              <w:rPr>
+                <w:noProof/>
+                <w:webHidden/>
+              </w:rPr>
+            </w:r>
+            <w:r>
+              <w:rPr>
+                <w:noProof/>
+                <w:webHidden/>
+              </w:rPr>
+              <w:fldChar w:fldCharType="separate"/>
+            </w:r>
+            <w:r>
+              <w:rPr>
+                <w:noProof/>
+                <w:webHidden/>
+              </w:rPr>
+              <w:t>16</w:t>
+            </w:r>
+            <w:r>
+              <w:rPr>
+                <w:noProof/>
+                <w:webHidden/>
+              </w:rPr>
+              <w:fldChar w:fldCharType="end"/>
+            </w:r>
+          </w:hyperlink>
+        </w:p>
+        <w:p>
+          <w:pPr>
+            <w:pStyle w:val="TOC3"/>
+            <w:tabs>
+              <w:tab w:val="right" w:leader="dot" w:pos="9062"/>
+            </w:tabs>
+            <w:rPr>
+              <w:rFonts w:asciiTheme="minorHAnsi" w:eastAsiaTheme="minorEastAsia" w:hAnsiTheme="minorHAnsi"/>
+              <w:noProof/>
+              <w:lang w:val="en-US"/>
+            </w:rPr>
+          </w:pPr>
+          <w:hyperlink w:anchor="_Toc223011451" w:history="1">
+            <w:r>
+              <w:rPr>
+                <w:rStyle w:val="Hyperlink"/>
+                <w:noProof/>
+              </w:rPr>
+              <w:t>Стъпка 6:</w:t>
+            </w:r>
+            <w:r>
+              <w:rPr>
+                <w:noProof/>
+                <w:webHidden/>
+              </w:rPr>
+              <w:tab/>
+            </w:r>
+            <w:r>
+              <w:rPr>
+                <w:noProof/>
+                <w:webHidden/>
+              </w:rPr>
+              <w:fldChar w:fldCharType="begin"/>
+            </w:r>
+            <w:r>
+              <w:rPr>
+                <w:noProof/>
+                <w:webHidden/>
+              </w:rPr>
+              <w:instrText xml:space="preserve"> PAGEREF _Toc223011451 \h </w:instrText>
+            </w:r>
+            <w:r>
+              <w:rPr>
+                <w:noProof/>
+                <w:webHidden/>
+              </w:rPr>
+            </w:r>
+            <w:r>
+              <w:rPr>
+                <w:noProof/>
+                <w:webHidden/>
+              </w:rPr>
+              <w:fldChar w:fldCharType="separate"/>
+            </w:r>
+            <w:r>
+              <w:rPr>
+                <w:noProof/>
+                <w:webHidden/>
+              </w:rPr>
+              <w:t>17</w:t>
+            </w:r>
+            <w:r>
+              <w:rPr>
+                <w:noProof/>
+                <w:webHidden/>
+              </w:rPr>
+              <w:fldChar w:fldCharType="end"/>
+            </w:r>
+          </w:hyperlink>
+        </w:p>
+        <w:p>
+          <w:pPr>
+            <w:pStyle w:val="TOC3"/>
+            <w:tabs>
+              <w:tab w:val="right" w:leader="dot" w:pos="9062"/>
+            </w:tabs>
+            <w:rPr>
+              <w:rFonts w:asciiTheme="minorHAnsi" w:eastAsiaTheme="minorEastAsia" w:hAnsiTheme="minorHAnsi"/>
+              <w:noProof/>
+              <w:lang w:val="en-US"/>
+            </w:rPr>
+          </w:pPr>
+          <w:hyperlink w:anchor="_Toc223011452" w:history="1">
+            <w:r>
+              <w:rPr>
+                <w:rStyle w:val="Hyperlink"/>
+                <w:noProof/>
+              </w:rPr>
+              <w:t>Стъпка 7:</w:t>
+            </w:r>
+            <w:r>
+              <w:rPr>
+                <w:noProof/>
+                <w:webHidden/>
+              </w:rPr>
+              <w:tab/>
+            </w:r>
+            <w:r>
+              <w:rPr>
+                <w:noProof/>
+                <w:webHidden/>
+              </w:rPr>
+              <w:fldChar w:fldCharType="begin"/>
+            </w:r>
+            <w:r>
+              <w:rPr>
+                <w:noProof/>
+                <w:webHidden/>
+              </w:rPr>
+              <w:instrText xml:space="preserve"> PAGEREF _Toc223011452 \h </w:instrText>
+            </w:r>
+            <w:r>
+              <w:rPr>
+                <w:noProof/>
+                <w:webHidden/>
+              </w:rPr>
+            </w:r>
+            <w:r>
+              <w:rPr>
+                <w:noProof/>
+                <w:webHidden/>
+              </w:rPr>
+              <w:fldChar w:fldCharType="separate"/>
+            </w:r>
+            <w:r>
+              <w:rPr>
+                <w:noProof/>
+                <w:webHidden/>
+              </w:rPr>
+              <w:t>17</w:t>
+            </w:r>
+            <w:r>
+              <w:rPr>
+                <w:noProof/>
+                <w:webHidden/>
+              </w:rPr>
+              <w:fldChar w:fldCharType="end"/>
+            </w:r>
+          </w:hyperlink>
+        </w:p>
+        <w:p>
+          <w:pPr>
+            <w:pStyle w:val="TOC1"/>
+            <w:tabs>
+              <w:tab w:val="right" w:leader="dot" w:pos="9062"/>
+            </w:tabs>
+            <w:rPr>
+              <w:rFonts w:asciiTheme="minorHAnsi" w:eastAsiaTheme="minorEastAsia" w:hAnsiTheme="minorHAnsi"/>
+              <w:noProof/>
+              <w:lang w:val="en-US"/>
+            </w:rPr>
+          </w:pPr>
+          <w:hyperlink w:anchor="_Toc223011453" w:history="1">
+            <w:r>
+              <w:rPr>
+                <w:rStyle w:val="Hyperlink"/>
+                <w:noProof/>
+              </w:rPr>
               <w:t>Цитирани източници</w:t>
             </w:r>
             <w:r>
@@ -959,7 +1842,7 @@
                 <w:noProof/>
                 <w:webHidden/>
               </w:rPr>
-              <w:instrText xml:space="preserve"> PAGEREF _Toc222951178 \h </w:instrText>
+              <w:instrText xml:space="preserve"> PAGEREF _Toc223011453 \h </w:instrText>
             </w:r>
             <w:r>
               <w:rPr>
@@ -979,7 +1862,7 @@
                 <w:noProof/>
                 <w:webHidden/>
               </w:rPr>
-              <w:t>11</w:t>
+              <w:t>18</w:t>
             </w:r>
             <w:r>
               <w:rPr>
@@ -999,10 +1882,10 @@
             <w:rPr>
               <w:rFonts w:asciiTheme="minorHAnsi" w:eastAsiaTheme="minorEastAsia" w:hAnsiTheme="minorHAnsi"/>
               <w:noProof/>
-              <w:lang w:eastAsia="bg-BG"/>
+              <w:lang w:val="en-US"/>
             </w:rPr>
           </w:pPr>
-          <w:hyperlink w:anchor="_Toc222951179" w:history="1">
+          <w:hyperlink w:anchor="_Toc223011454" w:history="1">
             <w:r>
               <w:rPr>
                 <w:rStyle w:val="Hyperlink"/>
@@ -1029,7 +1912,7 @@
                 <w:noProof/>
                 <w:webHidden/>
               </w:rPr>
-              <w:instrText xml:space="preserve"> PAGEREF _Toc222951179 \h </w:instrText>
+              <w:instrText xml:space="preserve"> PAGEREF _Toc223011454 \h </w:instrText>
             </w:r>
             <w:r>
               <w:rPr>
@@ -1049,7 +1932,7 @@
                 <w:noProof/>
                 <w:webHidden/>
               </w:rPr>
-              <w:t>11</w:t>
+              <w:t>18</w:t>
             </w:r>
             <w:r>
               <w:rPr>
@@ -1103,7 +1986,7 @@
           <w:lang w:val="en-US"/>
         </w:rPr>
       </w:pPr>
-      <w:bookmarkStart w:id="0" w:name="_Toc222951172"/>
+      <w:bookmarkStart w:id="0" w:name="_Toc223011435"/>
       <w:r>
         <w:rPr>
           <w:rFonts w:eastAsia="Aptos"/>
@@ -1489,7 +2372,7 @@
           <w:lang w:val="en-US"/>
         </w:rPr>
       </w:pPr>
-      <w:bookmarkStart w:id="1" w:name="_Toc222951173"/>
+      <w:bookmarkStart w:id="1" w:name="_Toc223011436"/>
       <w:r>
         <w:lastRenderedPageBreak/>
         <w:t>Теоретична и технологична обосновка</w:t>
@@ -1511,7 +2394,15 @@
         <w:jc w:val="both"/>
       </w:pPr>
       <w:r>
-        <w:t xml:space="preserve">В настоящия проект е използвана документо-ориентирана база данни </w:t>
+        <w:t xml:space="preserve">В настоящия проект е използвана </w:t>
+      </w:r>
+      <w:proofErr w:type="spellStart"/>
+      <w:r>
+        <w:t>документо</w:t>
+      </w:r>
+      <w:proofErr w:type="spellEnd"/>
+      <w:r>
+        <w:t xml:space="preserve">-ориентирана база данни </w:t>
       </w:r>
       <w:proofErr w:type="spellStart"/>
       <w:r>
@@ -1528,7 +2419,19 @@
         <w:t>, което улеснява тяхната обработка и интеграция с уеб приложения. Всеки запис представлява самостоятелен документ, който може да съдържа вложени структури и различни типове данни.</w:t>
       </w:r>
       <w:r>
-        <w:t xml:space="preserve"> На фиг. 1 полето </w:t>
+        <w:t xml:space="preserve"> На фиг</w:t>
+      </w:r>
+      <w:r>
+        <w:t>ура</w:t>
+      </w:r>
+      <w:r>
+        <w:t xml:space="preserve"> 1</w:t>
+      </w:r>
+      <w:r>
+        <w:t>,</w:t>
+      </w:r>
+      <w:r>
+        <w:t xml:space="preserve"> полето </w:t>
       </w:r>
       <w:proofErr w:type="spellStart"/>
       <w:r>
@@ -1967,7 +2870,7 @@
       <w:pPr>
         <w:pStyle w:val="Heading1"/>
       </w:pPr>
-      <w:bookmarkStart w:id="2" w:name="_Toc222951174"/>
+      <w:bookmarkStart w:id="2" w:name="_Toc223011437"/>
       <w:r>
         <w:lastRenderedPageBreak/>
         <w:t>Архитектура и реализация</w:t>
@@ -2012,7 +2915,7 @@
           <w:lang w:val="en-US"/>
         </w:rPr>
       </w:pPr>
-      <w:bookmarkStart w:id="3" w:name="_Toc222951175"/>
+      <w:bookmarkStart w:id="3" w:name="_Toc223011438"/>
       <w:r>
         <w:rPr>
           <w:lang w:val="en-US"/>
@@ -2801,8 +3704,6 @@
       <w:r>
         <w:t>(Фиг. 2)</w:t>
       </w:r>
-    </w:p>
-    <w:p>
       <w:r>
         <w:br w:type="page"/>
       </w:r>
@@ -2814,7 +3715,7 @@
           <w:lang w:val="en-US"/>
         </w:rPr>
       </w:pPr>
-      <w:bookmarkStart w:id="4" w:name="_Toc222951176"/>
+      <w:bookmarkStart w:id="4" w:name="_Toc223011439"/>
       <w:r>
         <w:rPr>
           <w:lang w:val="en-US"/>
@@ -3188,16 +4089,6 @@
       <w:r>
         <w:t>(Фиг. 3)</w:t>
       </w:r>
-    </w:p>
-    <w:p>
-      <w:pPr>
-        <w:jc w:val="right"/>
-        <w:rPr>
-          <w:rFonts w:ascii="Courier New" w:hAnsi="Courier New"/>
-          <w:b/>
-          <w:sz w:val="20"/>
-        </w:rPr>
-      </w:pPr>
       <w:r>
         <w:br w:type="page"/>
       </w:r>
@@ -3209,7 +4100,7 @@
           <w:lang w:val="en-US"/>
         </w:rPr>
       </w:pPr>
-      <w:bookmarkStart w:id="5" w:name="_Toc222951177"/>
+      <w:bookmarkStart w:id="5" w:name="_Toc223011440"/>
       <w:r>
         <w:rPr>
           <w:lang w:val="en-US"/>
@@ -3485,8 +4376,6 @@
       <w:r>
         <w:t>Фиг. 4)</w:t>
       </w:r>
-    </w:p>
-    <w:p>
       <w:r>
         <w:br w:type="page"/>
       </w:r>
@@ -3495,6 +4384,7 @@
       <w:pPr>
         <w:pStyle w:val="Heading1"/>
       </w:pPr>
+      <w:bookmarkStart w:id="6" w:name="_Toc223011441"/>
       <w:r>
         <w:lastRenderedPageBreak/>
         <w:t xml:space="preserve">Задължителни </w:t>
@@ -3508,37 +4398,164 @@
       <w:r>
         <w:t xml:space="preserve"> операции</w:t>
       </w:r>
+      <w:bookmarkEnd w:id="6"/>
     </w:p>
     <w:p>
       <w:pPr>
         <w:pStyle w:val="Heading3"/>
       </w:pPr>
+      <w:bookmarkStart w:id="7" w:name="_Toc223011442"/>
       <w:r>
         <w:t>Създаване:</w:t>
       </w:r>
-    </w:p>
-    <w:p>
-      <w:pPr>
-        <w:pStyle w:val="code-2"/>
-        <w:rPr>
-          <w:lang w:val="en-US"/>
-        </w:rPr>
-      </w:pPr>
-      <w:proofErr w:type="spellStart"/>
-      <w:r>
-        <w:t>db.createCollection</w:t>
-      </w:r>
-      <w:proofErr w:type="spellEnd"/>
-      <w:r>
-        <w:t>("</w:t>
-      </w:r>
-      <w:proofErr w:type="spellStart"/>
-      <w:r>
-        <w:t>stories</w:t>
-      </w:r>
-      <w:proofErr w:type="spellEnd"/>
-      <w:r>
-        <w:t>")</w:t>
+      <w:bookmarkEnd w:id="7"/>
+    </w:p>
+    <w:p>
+      <w:pPr>
+        <w:pStyle w:val="code-2"/>
+        <w:spacing w:after="0"/>
+        <w:rPr>
+          <w:lang w:val="en-US"/>
+        </w:rPr>
+      </w:pPr>
+      <w:proofErr w:type="spellStart"/>
+      <w:proofErr w:type="gramStart"/>
+      <w:r>
+        <w:rPr>
+          <w:lang w:val="en-US"/>
+        </w:rPr>
+        <w:t>db.votes</w:t>
+      </w:r>
+      <w:proofErr w:type="gramEnd"/>
+      <w:r>
+        <w:rPr>
+          <w:lang w:val="en-US"/>
+        </w:rPr>
+        <w:t>.insertOne</w:t>
+      </w:r>
+      <w:proofErr w:type="spellEnd"/>
+      <w:r>
+        <w:rPr>
+          <w:lang w:val="en-US"/>
+        </w:rPr>
+        <w:t>({</w:t>
+      </w:r>
+    </w:p>
+    <w:p>
+      <w:pPr>
+        <w:pStyle w:val="code-2"/>
+        <w:spacing w:after="0"/>
+        <w:rPr>
+          <w:lang w:val="en-US"/>
+        </w:rPr>
+      </w:pPr>
+      <w:r>
+        <w:rPr>
+          <w:lang w:val="en-US"/>
+        </w:rPr>
+        <w:t xml:space="preserve">  </w:t>
+      </w:r>
+      <w:proofErr w:type="spellStart"/>
+      <w:r>
+        <w:rPr>
+          <w:lang w:val="en-US"/>
+        </w:rPr>
+        <w:t>storyId</w:t>
+      </w:r>
+      <w:proofErr w:type="spellEnd"/>
+      <w:r>
+        <w:rPr>
+          <w:lang w:val="en-US"/>
+        </w:rPr>
+        <w:t xml:space="preserve">: </w:t>
+      </w:r>
+      <w:proofErr w:type="spellStart"/>
+      <w:r>
+        <w:rPr>
+          <w:lang w:val="en-US"/>
+        </w:rPr>
+        <w:t>ObjectId</w:t>
+      </w:r>
+      <w:proofErr w:type="spellEnd"/>
+      <w:r>
+        <w:rPr>
+          <w:lang w:val="en-US"/>
+        </w:rPr>
+        <w:t>("6999d3cfa33e156ef07c2914"),</w:t>
+      </w:r>
+    </w:p>
+    <w:p>
+      <w:pPr>
+        <w:pStyle w:val="code-2"/>
+        <w:spacing w:after="0"/>
+        <w:rPr>
+          <w:lang w:val="en-US"/>
+        </w:rPr>
+      </w:pPr>
+      <w:r>
+        <w:rPr>
+          <w:lang w:val="en-US"/>
+        </w:rPr>
+        <w:t xml:space="preserve">  round: 1,</w:t>
+      </w:r>
+    </w:p>
+    <w:p>
+      <w:pPr>
+        <w:pStyle w:val="code-2"/>
+        <w:spacing w:after="0"/>
+        <w:rPr>
+          <w:lang w:val="en-US"/>
+        </w:rPr>
+      </w:pPr>
+      <w:r>
+        <w:rPr>
+          <w:lang w:val="en-US"/>
+        </w:rPr>
+        <w:t xml:space="preserve">  </w:t>
+      </w:r>
+      <w:proofErr w:type="spellStart"/>
+      <w:r>
+        <w:rPr>
+          <w:lang w:val="en-US"/>
+        </w:rPr>
+        <w:t>participantId</w:t>
+      </w:r>
+      <w:proofErr w:type="spellEnd"/>
+      <w:r>
+        <w:rPr>
+          <w:lang w:val="en-US"/>
+        </w:rPr>
+        <w:t>: "p5",</w:t>
+      </w:r>
+    </w:p>
+    <w:p>
+      <w:pPr>
+        <w:pStyle w:val="code-2"/>
+        <w:spacing w:after="0"/>
+        <w:rPr>
+          <w:lang w:val="en-US"/>
+        </w:rPr>
+      </w:pPr>
+      <w:r>
+        <w:rPr>
+          <w:lang w:val="en-US"/>
+        </w:rPr>
+        <w:t xml:space="preserve">  value: "M"</w:t>
+      </w:r>
+    </w:p>
+    <w:p>
+      <w:pPr>
+        <w:pStyle w:val="code-2"/>
+        <w:spacing w:after="0"/>
+        <w:rPr>
+          <w:lang w:val="en-US"/>
+        </w:rPr>
+      </w:pPr>
+      <w:r>
+        <w:rPr>
+          <w:lang w:val="en-US"/>
+        </w:rPr>
+        <w:t>})</w:t>
       </w:r>
     </w:p>
     <w:p>
@@ -3555,7 +4572,13 @@
         <w:t>(</w:t>
       </w:r>
       <w:r>
-        <w:t>Фиг. 5 – създаване на колекция)</w:t>
+        <w:t xml:space="preserve">Фиг. 5 – създаване на </w:t>
+      </w:r>
+      <w:r>
+        <w:t>вот</w:t>
+      </w:r>
+      <w:r>
+        <w:t>)</w:t>
       </w:r>
     </w:p>
     <w:p>
@@ -3565,6 +4588,7 @@
           <w:lang w:val="en-US"/>
         </w:rPr>
       </w:pPr>
+      <w:bookmarkStart w:id="8" w:name="_Toc223011443"/>
       <w:r>
         <w:t>Актуализация</w:t>
       </w:r>
@@ -3574,6 +4598,7 @@
         </w:rPr>
         <w:t>:</w:t>
       </w:r>
+      <w:bookmarkEnd w:id="8"/>
     </w:p>
     <w:p>
       <w:pPr>
@@ -3984,25 +5009,27 @@
         </w:rPr>
         <w:t>)</w:t>
       </w:r>
-    </w:p>
-    <w:p/>
-    <w:p/>
-    <w:p/>
-    <w:p/>
-    <w:p/>
-    <w:p/>
-    <w:p/>
-    <w:p/>
-    <w:p/>
-    <w:p/>
-    <w:p/>
-    <w:p>
-      <w:pPr>
-        <w:pStyle w:val="code-2"/>
-      </w:pPr>
-      <w:proofErr w:type="spellStart"/>
-      <w:r>
-        <w:lastRenderedPageBreak/>
+      <w:r>
+        <w:rPr>
+          <w:lang w:val="en-US"/>
+        </w:rPr>
+        <w:br w:type="page"/>
+      </w:r>
+    </w:p>
+    <w:p>
+      <w:pPr>
+        <w:jc w:val="right"/>
+        <w:rPr>
+          <w:lang w:val="en-US"/>
+        </w:rPr>
+      </w:pPr>
+    </w:p>
+    <w:p>
+      <w:pPr>
+        <w:pStyle w:val="code-2"/>
+      </w:pPr>
+      <w:proofErr w:type="spellStart"/>
+      <w:r>
         <w:t>db.sessions.updateOne</w:t>
       </w:r>
       <w:proofErr w:type="spellEnd"/>
@@ -4442,23 +5469,58 @@
         <w:rPr>
           <w:lang w:val="en-US"/>
         </w:rPr>
-        <w:t>.</w:t>
+        <w:t>.updateOne</w:t>
+      </w:r>
+      <w:proofErr w:type="spellEnd"/>
+      <w:r>
+        <w:rPr>
+          <w:lang w:val="en-US"/>
+        </w:rPr>
+        <w:t>(</w:t>
+      </w:r>
+    </w:p>
+    <w:p>
+      <w:pPr>
+        <w:pStyle w:val="code-2"/>
+        <w:spacing w:after="0"/>
+        <w:rPr>
+          <w:lang w:val="en-US"/>
+        </w:rPr>
+      </w:pPr>
+      <w:r>
+        <w:rPr>
+          <w:lang w:val="en-US"/>
+        </w:rPr>
+        <w:t xml:space="preserve">  </w:t>
       </w:r>
       <w:proofErr w:type="gramStart"/>
       <w:r>
         <w:rPr>
           <w:lang w:val="en-US"/>
         </w:rPr>
-        <w:t>updateOne</w:t>
-      </w:r>
-      <w:proofErr w:type="spellEnd"/>
-      <w:r>
-        <w:rPr>
-          <w:lang w:val="en-US"/>
-        </w:rPr>
-        <w:t>(</w:t>
+        <w:t>{ _</w:t>
       </w:r>
       <w:proofErr w:type="gramEnd"/>
+      <w:r>
+        <w:rPr>
+          <w:lang w:val="en-US"/>
+        </w:rPr>
+        <w:t xml:space="preserve">id: </w:t>
+      </w:r>
+      <w:proofErr w:type="spellStart"/>
+      <w:r>
+        <w:rPr>
+          <w:lang w:val="en-US"/>
+        </w:rPr>
+        <w:t>ObjectId</w:t>
+      </w:r>
+      <w:proofErr w:type="spellEnd"/>
+      <w:r>
+        <w:rPr>
+          <w:lang w:val="en-US"/>
+        </w:rPr>
+        <w:t>("6999d2f7a33e156ef07c290f") },</w:t>
+      </w:r>
     </w:p>
     <w:p>
       <w:pPr>
@@ -4472,125 +5534,60 @@
         <w:rPr>
           <w:lang w:val="en-US"/>
         </w:rPr>
-        <w:t xml:space="preserve">  </w:t>
+        <w:t xml:space="preserve">  {</w:t>
+      </w:r>
+    </w:p>
+    <w:p>
+      <w:pPr>
+        <w:pStyle w:val="code-2"/>
+        <w:spacing w:after="0"/>
+        <w:rPr>
+          <w:lang w:val="en-US"/>
+        </w:rPr>
+      </w:pPr>
+      <w:r>
+        <w:rPr>
+          <w:lang w:val="en-US"/>
+        </w:rPr>
+        <w:t xml:space="preserve">    $</w:t>
       </w:r>
       <w:proofErr w:type="gramStart"/>
       <w:r>
         <w:rPr>
           <w:lang w:val="en-US"/>
         </w:rPr>
-        <w:t>{ _</w:t>
+        <w:t>pull: {</w:t>
       </w:r>
       <w:proofErr w:type="gramEnd"/>
-      <w:r>
-        <w:rPr>
-          <w:lang w:val="en-US"/>
-        </w:rPr>
-        <w:t xml:space="preserve">id: </w:t>
-      </w:r>
-      <w:proofErr w:type="spellStart"/>
-      <w:r>
-        <w:rPr>
-          <w:lang w:val="en-US"/>
-        </w:rPr>
-        <w:t>ObjectId</w:t>
-      </w:r>
-      <w:proofErr w:type="spellEnd"/>
-      <w:r>
-        <w:rPr>
-          <w:lang w:val="en-US"/>
-        </w:rPr>
-        <w:t>("6999d2f7a33e156ef07c290f"</w:t>
+    </w:p>
+    <w:p>
+      <w:pPr>
+        <w:pStyle w:val="code-2"/>
+        <w:spacing w:after="0"/>
+        <w:rPr>
+          <w:lang w:val="en-US"/>
+        </w:rPr>
+      </w:pPr>
+      <w:r>
+        <w:rPr>
+          <w:lang w:val="en-US"/>
+        </w:rPr>
+        <w:t xml:space="preserve">      participants: </w:t>
       </w:r>
       <w:proofErr w:type="gramStart"/>
       <w:r>
         <w:rPr>
           <w:lang w:val="en-US"/>
         </w:rPr>
-        <w:t>) }</w:t>
+        <w:t>{ name</w:t>
       </w:r>
       <w:proofErr w:type="gramEnd"/>
       <w:r>
         <w:rPr>
           <w:lang w:val="en-US"/>
         </w:rPr>
-        <w:t>,</w:t>
-      </w:r>
-    </w:p>
-    <w:p>
-      <w:pPr>
-        <w:pStyle w:val="code-2"/>
-        <w:spacing w:after="0"/>
-        <w:rPr>
-          <w:lang w:val="en-US"/>
-        </w:rPr>
-      </w:pPr>
-      <w:r>
-        <w:rPr>
-          <w:lang w:val="en-US"/>
-        </w:rPr>
-        <w:t xml:space="preserve">  {</w:t>
-      </w:r>
-    </w:p>
-    <w:p>
-      <w:pPr>
-        <w:pStyle w:val="code-2"/>
-        <w:spacing w:after="0"/>
-        <w:rPr>
-          <w:lang w:val="en-US"/>
-        </w:rPr>
-      </w:pPr>
-      <w:r>
-        <w:rPr>
-          <w:lang w:val="en-US"/>
-        </w:rPr>
-        <w:t xml:space="preserve">    $</w:t>
-      </w:r>
-      <w:proofErr w:type="gramStart"/>
-      <w:r>
-        <w:rPr>
-          <w:lang w:val="en-US"/>
-        </w:rPr>
-        <w:t>pull: {</w:t>
-      </w:r>
-      <w:proofErr w:type="gramEnd"/>
-    </w:p>
-    <w:p>
-      <w:pPr>
-        <w:pStyle w:val="code-2"/>
-        <w:spacing w:after="0"/>
-        <w:rPr>
-          <w:lang w:val="en-US"/>
-        </w:rPr>
-      </w:pPr>
-      <w:r>
-        <w:rPr>
-          <w:lang w:val="en-US"/>
-        </w:rPr>
-        <w:t xml:space="preserve">      participants: </w:t>
-      </w:r>
-      <w:proofErr w:type="gramStart"/>
-      <w:r>
-        <w:rPr>
-          <w:lang w:val="en-US"/>
-        </w:rPr>
-        <w:t>{ name</w:t>
-      </w:r>
-      <w:proofErr w:type="gramEnd"/>
-      <w:r>
-        <w:rPr>
-          <w:lang w:val="en-US"/>
-        </w:rPr>
-        <w:t>: "Simo</w:t>
-      </w:r>
-      <w:proofErr w:type="gramStart"/>
-      <w:r>
-        <w:rPr>
-          <w:lang w:val="en-US"/>
-        </w:rPr>
-        <w:t>" }</w:t>
-      </w:r>
-      <w:proofErr w:type="gramEnd"/>
+        <w:t>: "Simo" }</w:t>
+      </w:r>
     </w:p>
     <w:p>
       <w:pPr>
@@ -4826,46 +5823,12 @@
         </w:rPr>
         <w:t xml:space="preserve"> $pull)</w:t>
       </w:r>
-    </w:p>
-    <w:p>
-      <w:pPr>
-        <w:jc w:val="right"/>
-        <w:rPr>
-          <w:lang w:val="en-US"/>
-        </w:rPr>
-      </w:pPr>
-    </w:p>
-    <w:p>
-      <w:pPr>
-        <w:jc w:val="right"/>
-        <w:rPr>
-          <w:lang w:val="en-US"/>
-        </w:rPr>
-      </w:pPr>
-    </w:p>
-    <w:p>
-      <w:pPr>
-        <w:jc w:val="right"/>
-        <w:rPr>
-          <w:lang w:val="en-US"/>
-        </w:rPr>
-      </w:pPr>
-    </w:p>
-    <w:p>
-      <w:pPr>
-        <w:jc w:val="right"/>
-        <w:rPr>
-          <w:lang w:val="en-US"/>
-        </w:rPr>
-      </w:pPr>
-    </w:p>
-    <w:p>
-      <w:pPr>
-        <w:jc w:val="right"/>
-        <w:rPr>
-          <w:lang w:val="en-US"/>
-        </w:rPr>
-      </w:pPr>
+      <w:r>
+        <w:rPr>
+          <w:lang w:val="en-US"/>
+        </w:rPr>
+        <w:br w:type="page"/>
+      </w:r>
     </w:p>
     <w:p>
       <w:pPr>
@@ -4874,6 +5837,7 @@
           <w:lang w:val="en-US"/>
         </w:rPr>
       </w:pPr>
+      <w:bookmarkStart w:id="9" w:name="_Toc223011444"/>
       <w:r>
         <w:lastRenderedPageBreak/>
         <w:t>Изтриване</w:t>
@@ -4884,6 +5848,7 @@
         </w:rPr>
         <w:t>:</w:t>
       </w:r>
+      <w:bookmarkEnd w:id="9"/>
     </w:p>
     <w:p>
       <w:pPr>
@@ -4905,85 +5870,4437 @@
         <w:rPr>
           <w:lang w:val="en-US"/>
         </w:rPr>
-        <w:t>.</w:t>
+        <w:t>.deleteOne</w:t>
+      </w:r>
+      <w:proofErr w:type="spellEnd"/>
+      <w:r>
+        <w:rPr>
+          <w:lang w:val="en-US"/>
+        </w:rPr>
+        <w:t xml:space="preserve">({_id: </w:t>
+      </w:r>
+      <w:proofErr w:type="spellStart"/>
+      <w:r>
+        <w:rPr>
+          <w:lang w:val="en-US"/>
+        </w:rPr>
+        <w:t>ObjectId</w:t>
+      </w:r>
+      <w:proofErr w:type="spellEnd"/>
+      <w:r>
+        <w:rPr>
+          <w:lang w:val="en-US"/>
+        </w:rPr>
+        <w:t>('699f5632f52dc19e837c2907</w:t>
       </w:r>
       <w:proofErr w:type="gramStart"/>
       <w:r>
         <w:rPr>
           <w:lang w:val="en-US"/>
         </w:rPr>
-        <w:t>deleteOne</w:t>
-      </w:r>
-      <w:proofErr w:type="spellEnd"/>
+        <w:t>')}</w:t>
+      </w:r>
+      <w:proofErr w:type="gramEnd"/>
+      <w:r>
+        <w:rPr>
+          <w:lang w:val="en-US"/>
+        </w:rPr>
+        <w:t>)</w:t>
+      </w:r>
+    </w:p>
+    <w:p>
+      <w:pPr>
+        <w:jc w:val="right"/>
+        <w:rPr>
+          <w:lang w:val="en-US"/>
+        </w:rPr>
+      </w:pPr>
+      <w:r>
+        <w:t xml:space="preserve">(Фиг. 10 – изтриване по </w:t>
+      </w:r>
+      <w:r>
+        <w:rPr>
+          <w:lang w:val="en-US"/>
+        </w:rPr>
+        <w:t>id)</w:t>
+      </w:r>
+    </w:p>
+    <w:p>
+      <w:pPr>
+        <w:pStyle w:val="Heading3"/>
+      </w:pPr>
+      <w:bookmarkStart w:id="10" w:name="_Toc223011445"/>
+      <w:r>
+        <w:t>Четене:</w:t>
+      </w:r>
+      <w:bookmarkEnd w:id="10"/>
+    </w:p>
+    <w:p>
+      <w:pPr>
+        <w:pStyle w:val="code-2"/>
+      </w:pPr>
+      <w:proofErr w:type="spellStart"/>
+      <w:r>
+        <w:t>db.sessions.find</w:t>
+      </w:r>
+      <w:proofErr w:type="spellEnd"/>
+      <w:r>
+        <w:t>({}, {</w:t>
+      </w:r>
+      <w:proofErr w:type="spellStart"/>
+      <w:r>
+        <w:t>status</w:t>
+      </w:r>
+      <w:proofErr w:type="spellEnd"/>
+      <w:r>
+        <w:t xml:space="preserve">: "IN_PROGRESS", </w:t>
+      </w:r>
+      <w:proofErr w:type="spellStart"/>
+      <w:r>
+        <w:t>name</w:t>
+      </w:r>
+      <w:proofErr w:type="spellEnd"/>
+      <w:r>
+        <w:t>: 1, _</w:t>
+      </w:r>
+      <w:proofErr w:type="spellStart"/>
+      <w:r>
+        <w:t>id</w:t>
+      </w:r>
+      <w:proofErr w:type="spellEnd"/>
+      <w:r>
+        <w:t>: 0})</w:t>
+      </w:r>
+    </w:p>
+    <w:p>
+      <w:pPr>
+        <w:pStyle w:val="code-2"/>
+      </w:pPr>
+      <w:r>
+        <w:t>[</w:t>
+      </w:r>
+    </w:p>
+    <w:p>
+      <w:pPr>
+        <w:pStyle w:val="code-2"/>
+      </w:pPr>
+      <w:r>
+        <w:t xml:space="preserve">  { </w:t>
+      </w:r>
+      <w:proofErr w:type="spellStart"/>
+      <w:r>
+        <w:t>name</w:t>
+      </w:r>
+      <w:proofErr w:type="spellEnd"/>
+      <w:r>
+        <w:t>: '</w:t>
+      </w:r>
+      <w:proofErr w:type="spellStart"/>
+      <w:r>
+        <w:t>Spring</w:t>
+      </w:r>
+      <w:proofErr w:type="spellEnd"/>
+      <w:r>
+        <w:t xml:space="preserve"> </w:t>
+      </w:r>
+      <w:proofErr w:type="spellStart"/>
+      <w:r>
+        <w:t>refinement</w:t>
+      </w:r>
+      <w:proofErr w:type="spellEnd"/>
+      <w:r>
+        <w:t xml:space="preserve"> 1', </w:t>
+      </w:r>
+      <w:proofErr w:type="spellStart"/>
+      <w:r>
+        <w:t>status</w:t>
+      </w:r>
+      <w:proofErr w:type="spellEnd"/>
+      <w:r>
+        <w:t>: 'IN_PROGRESS' },</w:t>
+      </w:r>
+    </w:p>
+    <w:p>
+      <w:pPr>
+        <w:pStyle w:val="code-2"/>
+      </w:pPr>
+      <w:r>
+        <w:t xml:space="preserve">  { </w:t>
+      </w:r>
+      <w:proofErr w:type="spellStart"/>
+      <w:r>
+        <w:t>name</w:t>
+      </w:r>
+      <w:proofErr w:type="spellEnd"/>
+      <w:r>
+        <w:t>: '</w:t>
+      </w:r>
+      <w:proofErr w:type="spellStart"/>
+      <w:r>
+        <w:t>Spring</w:t>
+      </w:r>
+      <w:proofErr w:type="spellEnd"/>
+      <w:r>
+        <w:t xml:space="preserve"> </w:t>
+      </w:r>
+      <w:proofErr w:type="spellStart"/>
+      <w:r>
+        <w:t>refinement</w:t>
+      </w:r>
+      <w:proofErr w:type="spellEnd"/>
+      <w:r>
+        <w:t xml:space="preserve"> 2', </w:t>
+      </w:r>
+      <w:proofErr w:type="spellStart"/>
+      <w:r>
+        <w:t>status</w:t>
+      </w:r>
+      <w:proofErr w:type="spellEnd"/>
+      <w:r>
+        <w:t>: 'IN_PROGRESS' },</w:t>
+      </w:r>
+    </w:p>
+    <w:p>
+      <w:pPr>
+        <w:pStyle w:val="code-2"/>
+      </w:pPr>
+      <w:r>
+        <w:t xml:space="preserve">  { </w:t>
+      </w:r>
+      <w:proofErr w:type="spellStart"/>
+      <w:r>
+        <w:t>name</w:t>
+      </w:r>
+      <w:proofErr w:type="spellEnd"/>
+      <w:r>
+        <w:t>: '</w:t>
+      </w:r>
+      <w:proofErr w:type="spellStart"/>
+      <w:r>
+        <w:t>Spring</w:t>
+      </w:r>
+      <w:proofErr w:type="spellEnd"/>
+      <w:r>
+        <w:t xml:space="preserve"> </w:t>
+      </w:r>
+      <w:proofErr w:type="spellStart"/>
+      <w:r>
+        <w:t>refinement</w:t>
+      </w:r>
+      <w:proofErr w:type="spellEnd"/>
+      <w:r>
+        <w:t xml:space="preserve"> 3', </w:t>
+      </w:r>
+      <w:proofErr w:type="spellStart"/>
+      <w:r>
+        <w:t>status</w:t>
+      </w:r>
+      <w:proofErr w:type="spellEnd"/>
+      <w:r>
+        <w:t>: 'IN_PROGRESS' },</w:t>
+      </w:r>
+    </w:p>
+    <w:p>
+      <w:pPr>
+        <w:pStyle w:val="code-2"/>
+      </w:pPr>
+      <w:r>
+        <w:t xml:space="preserve">  { </w:t>
+      </w:r>
+      <w:proofErr w:type="spellStart"/>
+      <w:r>
+        <w:t>name</w:t>
+      </w:r>
+      <w:proofErr w:type="spellEnd"/>
+      <w:r>
+        <w:t>: '</w:t>
+      </w:r>
+      <w:proofErr w:type="spellStart"/>
+      <w:r>
+        <w:t>Spring</w:t>
+      </w:r>
+      <w:proofErr w:type="spellEnd"/>
+      <w:r>
+        <w:t xml:space="preserve"> </w:t>
+      </w:r>
+      <w:proofErr w:type="spellStart"/>
+      <w:r>
+        <w:t>refinement</w:t>
+      </w:r>
+      <w:proofErr w:type="spellEnd"/>
+      <w:r>
+        <w:t xml:space="preserve"> 4', </w:t>
+      </w:r>
+      <w:proofErr w:type="spellStart"/>
+      <w:r>
+        <w:t>status</w:t>
+      </w:r>
+      <w:proofErr w:type="spellEnd"/>
+      <w:r>
+        <w:t>: 'IN_PROGRESS' },</w:t>
+      </w:r>
+    </w:p>
+    <w:p>
+      <w:pPr>
+        <w:pStyle w:val="code-2"/>
+      </w:pPr>
+      <w:r>
+        <w:t xml:space="preserve">  { </w:t>
+      </w:r>
+      <w:proofErr w:type="spellStart"/>
+      <w:r>
+        <w:t>name</w:t>
+      </w:r>
+      <w:proofErr w:type="spellEnd"/>
+      <w:r>
+        <w:t>: '</w:t>
+      </w:r>
+      <w:proofErr w:type="spellStart"/>
+      <w:r>
+        <w:t>Spring</w:t>
+      </w:r>
+      <w:proofErr w:type="spellEnd"/>
+      <w:r>
+        <w:t xml:space="preserve"> </w:t>
+      </w:r>
+      <w:proofErr w:type="spellStart"/>
+      <w:r>
+        <w:t>refinement</w:t>
+      </w:r>
+      <w:proofErr w:type="spellEnd"/>
+      <w:r>
+        <w:t xml:space="preserve"> 5', </w:t>
+      </w:r>
+      <w:proofErr w:type="spellStart"/>
+      <w:r>
+        <w:t>status</w:t>
+      </w:r>
+      <w:proofErr w:type="spellEnd"/>
+      <w:r>
+        <w:t>: 'IN_PROGRESS' },</w:t>
+      </w:r>
+    </w:p>
+    <w:p>
+      <w:pPr>
+        <w:pStyle w:val="code-2"/>
+      </w:pPr>
+      <w:r>
+        <w:t xml:space="preserve">  { </w:t>
+      </w:r>
+      <w:proofErr w:type="spellStart"/>
+      <w:r>
+        <w:t>name</w:t>
+      </w:r>
+      <w:proofErr w:type="spellEnd"/>
+      <w:r>
+        <w:t>: '</w:t>
+      </w:r>
+      <w:proofErr w:type="spellStart"/>
+      <w:r>
+        <w:t>Spring</w:t>
+      </w:r>
+      <w:proofErr w:type="spellEnd"/>
+      <w:r>
+        <w:t xml:space="preserve"> </w:t>
+      </w:r>
+      <w:proofErr w:type="spellStart"/>
+      <w:r>
+        <w:t>refinement</w:t>
+      </w:r>
+      <w:proofErr w:type="spellEnd"/>
+      <w:r>
+        <w:t xml:space="preserve"> 6', </w:t>
+      </w:r>
+      <w:proofErr w:type="spellStart"/>
+      <w:r>
+        <w:t>status</w:t>
+      </w:r>
+      <w:proofErr w:type="spellEnd"/>
+      <w:r>
+        <w:t>: 'IN_PROGRESS' },</w:t>
+      </w:r>
+    </w:p>
+    <w:p>
+      <w:pPr>
+        <w:pStyle w:val="code-2"/>
+      </w:pPr>
+      <w:r>
+        <w:t xml:space="preserve">  { </w:t>
+      </w:r>
+      <w:proofErr w:type="spellStart"/>
+      <w:r>
+        <w:t>name</w:t>
+      </w:r>
+      <w:proofErr w:type="spellEnd"/>
+      <w:r>
+        <w:t>: '</w:t>
+      </w:r>
+      <w:proofErr w:type="spellStart"/>
+      <w:r>
+        <w:t>Spring</w:t>
+      </w:r>
+      <w:proofErr w:type="spellEnd"/>
+      <w:r>
+        <w:t xml:space="preserve"> </w:t>
+      </w:r>
+      <w:proofErr w:type="spellStart"/>
+      <w:r>
+        <w:t>refinement</w:t>
+      </w:r>
+      <w:proofErr w:type="spellEnd"/>
+      <w:r>
+        <w:t xml:space="preserve"> 7', </w:t>
+      </w:r>
+      <w:proofErr w:type="spellStart"/>
+      <w:r>
+        <w:t>status</w:t>
+      </w:r>
+      <w:proofErr w:type="spellEnd"/>
+      <w:r>
+        <w:t>: 'IN_PROGRESS' },</w:t>
+      </w:r>
+    </w:p>
+    <w:p>
+      <w:pPr>
+        <w:pStyle w:val="code-2"/>
+      </w:pPr>
+      <w:r>
+        <w:t xml:space="preserve">  { </w:t>
+      </w:r>
+      <w:proofErr w:type="spellStart"/>
+      <w:r>
+        <w:t>name</w:t>
+      </w:r>
+      <w:proofErr w:type="spellEnd"/>
+      <w:r>
+        <w:t>: '</w:t>
+      </w:r>
+      <w:proofErr w:type="spellStart"/>
+      <w:r>
+        <w:t>Spring</w:t>
+      </w:r>
+      <w:proofErr w:type="spellEnd"/>
+      <w:r>
+        <w:t xml:space="preserve"> </w:t>
+      </w:r>
+      <w:proofErr w:type="spellStart"/>
+      <w:r>
+        <w:t>refinement</w:t>
+      </w:r>
+      <w:proofErr w:type="spellEnd"/>
+      <w:r>
+        <w:t xml:space="preserve"> 8', </w:t>
+      </w:r>
+      <w:proofErr w:type="spellStart"/>
+      <w:r>
+        <w:t>status</w:t>
+      </w:r>
+      <w:proofErr w:type="spellEnd"/>
+      <w:r>
+        <w:t>: 'IN_PROGRESS' },</w:t>
+      </w:r>
+    </w:p>
+    <w:p>
+      <w:pPr>
+        <w:pStyle w:val="code-2"/>
+      </w:pPr>
+      <w:r>
+        <w:t xml:space="preserve">  { </w:t>
+      </w:r>
+      <w:proofErr w:type="spellStart"/>
+      <w:r>
+        <w:t>name</w:t>
+      </w:r>
+      <w:proofErr w:type="spellEnd"/>
+      <w:r>
+        <w:t>: '</w:t>
+      </w:r>
+      <w:proofErr w:type="spellStart"/>
+      <w:r>
+        <w:t>Spring</w:t>
+      </w:r>
+      <w:proofErr w:type="spellEnd"/>
+      <w:r>
+        <w:t xml:space="preserve"> </w:t>
+      </w:r>
+      <w:proofErr w:type="spellStart"/>
+      <w:r>
+        <w:t>refinement</w:t>
+      </w:r>
+      <w:proofErr w:type="spellEnd"/>
+      <w:r>
+        <w:t xml:space="preserve"> 9', </w:t>
+      </w:r>
+      <w:proofErr w:type="spellStart"/>
+      <w:r>
+        <w:t>status</w:t>
+      </w:r>
+      <w:proofErr w:type="spellEnd"/>
+      <w:r>
+        <w:t>: 'IN_PROGRESS' },</w:t>
+      </w:r>
+    </w:p>
+    <w:p>
+      <w:pPr>
+        <w:pStyle w:val="code-2"/>
+      </w:pPr>
+      <w:r>
+        <w:t xml:space="preserve">  { </w:t>
+      </w:r>
+      <w:proofErr w:type="spellStart"/>
+      <w:r>
+        <w:t>name</w:t>
+      </w:r>
+      <w:proofErr w:type="spellEnd"/>
+      <w:r>
+        <w:t>: '</w:t>
+      </w:r>
+      <w:proofErr w:type="spellStart"/>
+      <w:r>
+        <w:t>Spring</w:t>
+      </w:r>
+      <w:proofErr w:type="spellEnd"/>
+      <w:r>
+        <w:t xml:space="preserve"> </w:t>
+      </w:r>
+      <w:proofErr w:type="spellStart"/>
+      <w:r>
+        <w:t>refinement</w:t>
+      </w:r>
+      <w:proofErr w:type="spellEnd"/>
+      <w:r>
+        <w:t xml:space="preserve"> 10', </w:t>
+      </w:r>
+      <w:proofErr w:type="spellStart"/>
+      <w:r>
+        <w:t>status</w:t>
+      </w:r>
+      <w:proofErr w:type="spellEnd"/>
+      <w:r>
+        <w:t>: 'IN_PROGRESS' }</w:t>
+      </w:r>
+    </w:p>
+    <w:p>
+      <w:pPr>
+        <w:pStyle w:val="code-2"/>
+      </w:pPr>
+      <w:r>
+        <w:t>]</w:t>
+      </w:r>
+    </w:p>
+    <w:p>
+      <w:pPr>
+        <w:jc w:val="right"/>
+      </w:pPr>
       <w:r>
         <w:rPr>
           <w:lang w:val="en-US"/>
         </w:rPr>
         <w:t>(</w:t>
       </w:r>
+      <w:r>
+        <w:t xml:space="preserve">Фиг. 11 – четене, като се визуализира само </w:t>
+      </w:r>
+      <w:r>
+        <w:rPr>
+          <w:lang w:val="en-US"/>
+        </w:rPr>
+        <w:t>name, status</w:t>
+      </w:r>
+      <w:r>
+        <w:rPr>
+          <w:lang w:val="en-US"/>
+        </w:rPr>
+        <w:t>)</w:t>
+      </w:r>
+    </w:p>
+    <w:p>
+      <w:pPr>
+        <w:pStyle w:val="code-2"/>
+      </w:pPr>
+      <w:proofErr w:type="spellStart"/>
+      <w:r>
+        <w:t>db.sessions.find</w:t>
+      </w:r>
+      <w:proofErr w:type="spellEnd"/>
+      <w:r>
+        <w:t>({"participants.name": "Angel"}, {</w:t>
+      </w:r>
+      <w:proofErr w:type="spellStart"/>
+      <w:r>
+        <w:t>participants</w:t>
+      </w:r>
+      <w:proofErr w:type="spellEnd"/>
+      <w:r>
+        <w:t>: {$</w:t>
+      </w:r>
+      <w:proofErr w:type="spellStart"/>
+      <w:r>
+        <w:t>elemMatch</w:t>
+      </w:r>
+      <w:proofErr w:type="spellEnd"/>
+      <w:r>
+        <w:t>: {</w:t>
+      </w:r>
+      <w:proofErr w:type="spellStart"/>
+      <w:r>
+        <w:t>name</w:t>
+      </w:r>
+      <w:proofErr w:type="spellEnd"/>
+      <w:r>
+        <w:t>: "Angel"}}, _id:0})</w:t>
+      </w:r>
+    </w:p>
+    <w:p>
+      <w:pPr>
+        <w:pStyle w:val="code-2"/>
+      </w:pPr>
+      <w:r>
+        <w:t>[</w:t>
+      </w:r>
+    </w:p>
+    <w:p>
+      <w:pPr>
+        <w:pStyle w:val="code-2"/>
+      </w:pPr>
+      <w:r>
+        <w:t xml:space="preserve">  { </w:t>
+      </w:r>
+      <w:proofErr w:type="spellStart"/>
+      <w:r>
+        <w:t>participants</w:t>
+      </w:r>
+      <w:proofErr w:type="spellEnd"/>
+      <w:r>
+        <w:t xml:space="preserve">: [ { </w:t>
+      </w:r>
+      <w:proofErr w:type="spellStart"/>
+      <w:r>
+        <w:t>name</w:t>
+      </w:r>
+      <w:proofErr w:type="spellEnd"/>
+      <w:r>
+        <w:t xml:space="preserve">: 'Angel', </w:t>
+      </w:r>
+      <w:proofErr w:type="spellStart"/>
+      <w:r>
+        <w:t>role</w:t>
+      </w:r>
+      <w:proofErr w:type="spellEnd"/>
+      <w:r>
+        <w:t xml:space="preserve">: 'DEV', </w:t>
+      </w:r>
+      <w:proofErr w:type="spellStart"/>
+      <w:r>
+        <w:t>id</w:t>
+      </w:r>
+      <w:proofErr w:type="spellEnd"/>
+      <w:r>
+        <w:t>: 'p1' } ] },</w:t>
+      </w:r>
+    </w:p>
+    <w:p>
+      <w:pPr>
+        <w:pStyle w:val="code-2"/>
+      </w:pPr>
+      <w:r>
+        <w:t xml:space="preserve">  { </w:t>
+      </w:r>
+      <w:proofErr w:type="spellStart"/>
+      <w:r>
+        <w:t>participants</w:t>
+      </w:r>
+      <w:proofErr w:type="spellEnd"/>
+      <w:r>
+        <w:t xml:space="preserve">: [ { </w:t>
+      </w:r>
+      <w:proofErr w:type="spellStart"/>
+      <w:r>
+        <w:t>name</w:t>
+      </w:r>
+      <w:proofErr w:type="spellEnd"/>
+      <w:r>
+        <w:t xml:space="preserve">: 'Angel', </w:t>
+      </w:r>
+      <w:proofErr w:type="spellStart"/>
+      <w:r>
+        <w:t>role</w:t>
+      </w:r>
+      <w:proofErr w:type="spellEnd"/>
+      <w:r>
+        <w:t xml:space="preserve">: 'DEV', </w:t>
+      </w:r>
+      <w:proofErr w:type="spellStart"/>
+      <w:r>
+        <w:t>id</w:t>
+      </w:r>
+      <w:proofErr w:type="spellEnd"/>
+      <w:r>
+        <w:t>: 'p1' } ] },</w:t>
+      </w:r>
+    </w:p>
+    <w:p>
+      <w:pPr>
+        <w:pStyle w:val="code-2"/>
+      </w:pPr>
+      <w:r>
+        <w:t xml:space="preserve">  { </w:t>
+      </w:r>
+      <w:proofErr w:type="spellStart"/>
+      <w:r>
+        <w:t>participants</w:t>
+      </w:r>
+      <w:proofErr w:type="spellEnd"/>
+      <w:r>
+        <w:t xml:space="preserve">: [ { </w:t>
+      </w:r>
+      <w:proofErr w:type="spellStart"/>
+      <w:r>
+        <w:t>name</w:t>
+      </w:r>
+      <w:proofErr w:type="spellEnd"/>
+      <w:r>
+        <w:t xml:space="preserve">: 'Angel', </w:t>
+      </w:r>
+      <w:proofErr w:type="spellStart"/>
+      <w:r>
+        <w:t>role</w:t>
+      </w:r>
+      <w:proofErr w:type="spellEnd"/>
+      <w:r>
+        <w:t xml:space="preserve">: 'DEV', </w:t>
+      </w:r>
+      <w:proofErr w:type="spellStart"/>
+      <w:r>
+        <w:t>id</w:t>
+      </w:r>
+      <w:proofErr w:type="spellEnd"/>
+      <w:r>
+        <w:t>: 'p1' } ] },</w:t>
+      </w:r>
+    </w:p>
+    <w:p>
+      <w:pPr>
+        <w:pStyle w:val="code-2"/>
+      </w:pPr>
+      <w:r>
+        <w:t xml:space="preserve">  { </w:t>
+      </w:r>
+      <w:proofErr w:type="spellStart"/>
+      <w:r>
+        <w:t>participants</w:t>
+      </w:r>
+      <w:proofErr w:type="spellEnd"/>
+      <w:r>
+        <w:t xml:space="preserve">: [ { </w:t>
+      </w:r>
+      <w:proofErr w:type="spellStart"/>
+      <w:r>
+        <w:t>name</w:t>
+      </w:r>
+      <w:proofErr w:type="spellEnd"/>
+      <w:r>
+        <w:t xml:space="preserve">: 'Angel', </w:t>
+      </w:r>
+      <w:proofErr w:type="spellStart"/>
+      <w:r>
+        <w:t>role</w:t>
+      </w:r>
+      <w:proofErr w:type="spellEnd"/>
+      <w:r>
+        <w:t xml:space="preserve">: 'DEV', </w:t>
+      </w:r>
+      <w:proofErr w:type="spellStart"/>
+      <w:r>
+        <w:t>id</w:t>
+      </w:r>
+      <w:proofErr w:type="spellEnd"/>
+      <w:r>
+        <w:t>: 'p1' } ] },</w:t>
+      </w:r>
+    </w:p>
+    <w:p>
+      <w:pPr>
+        <w:pStyle w:val="code-2"/>
+      </w:pPr>
+      <w:r>
+        <w:t xml:space="preserve">  { </w:t>
+      </w:r>
+      <w:proofErr w:type="spellStart"/>
+      <w:r>
+        <w:t>participants</w:t>
+      </w:r>
+      <w:proofErr w:type="spellEnd"/>
+      <w:r>
+        <w:t xml:space="preserve">: [ { </w:t>
+      </w:r>
+      <w:proofErr w:type="spellStart"/>
+      <w:r>
+        <w:t>name</w:t>
+      </w:r>
+      <w:proofErr w:type="spellEnd"/>
+      <w:r>
+        <w:t xml:space="preserve">: 'Angel', </w:t>
+      </w:r>
+      <w:proofErr w:type="spellStart"/>
+      <w:r>
+        <w:t>role</w:t>
+      </w:r>
+      <w:proofErr w:type="spellEnd"/>
+      <w:r>
+        <w:t xml:space="preserve">: 'DEV', </w:t>
+      </w:r>
+      <w:proofErr w:type="spellStart"/>
+      <w:r>
+        <w:t>id</w:t>
+      </w:r>
+      <w:proofErr w:type="spellEnd"/>
+      <w:r>
+        <w:t>: 'p1' } ] },</w:t>
+      </w:r>
+    </w:p>
+    <w:p>
+      <w:pPr>
+        <w:pStyle w:val="code-2"/>
+      </w:pPr>
+      <w:r>
+        <w:t xml:space="preserve">  { </w:t>
+      </w:r>
+      <w:proofErr w:type="spellStart"/>
+      <w:r>
+        <w:t>participants</w:t>
+      </w:r>
+      <w:proofErr w:type="spellEnd"/>
+      <w:r>
+        <w:t xml:space="preserve">: [ { </w:t>
+      </w:r>
+      <w:proofErr w:type="spellStart"/>
+      <w:r>
+        <w:t>name</w:t>
+      </w:r>
+      <w:proofErr w:type="spellEnd"/>
+      <w:r>
+        <w:t xml:space="preserve">: 'Angel', </w:t>
+      </w:r>
+      <w:proofErr w:type="spellStart"/>
+      <w:r>
+        <w:t>role</w:t>
+      </w:r>
+      <w:proofErr w:type="spellEnd"/>
+      <w:r>
+        <w:t xml:space="preserve">: 'DEV', </w:t>
+      </w:r>
+      <w:proofErr w:type="spellStart"/>
+      <w:r>
+        <w:t>id</w:t>
+      </w:r>
+      <w:proofErr w:type="spellEnd"/>
+      <w:r>
+        <w:t>: 'p1' } ] }</w:t>
+      </w:r>
+    </w:p>
+    <w:p>
+      <w:pPr>
+        <w:pStyle w:val="code-2"/>
+      </w:pPr>
+      <w:r>
+        <w:t>]</w:t>
+      </w:r>
+    </w:p>
+    <w:p>
+      <w:pPr>
+        <w:jc w:val="right"/>
+      </w:pPr>
+      <w:r>
+        <w:t xml:space="preserve">(Фиг. 12 – филтрира участници </w:t>
+      </w:r>
+      <w:r>
+        <w:t>по</w:t>
+      </w:r>
+      <w:r>
+        <w:t xml:space="preserve"> име </w:t>
+      </w:r>
+      <w:r>
+        <w:t>„</w:t>
+      </w:r>
+      <w:r>
+        <w:t>Ангел</w:t>
+      </w:r>
+      <w:r>
+        <w:t>“</w:t>
+      </w:r>
+      <w:r>
+        <w:t xml:space="preserve"> и използва</w:t>
+      </w:r>
+      <w:r>
+        <w:rPr>
+          <w:lang w:val="en-US"/>
+        </w:rPr>
+        <w:t xml:space="preserve"> $</w:t>
+      </w:r>
+      <w:proofErr w:type="spellStart"/>
+      <w:r>
+        <w:rPr>
+          <w:lang w:val="en-US"/>
+        </w:rPr>
+        <w:t>elemMatch</w:t>
+      </w:r>
+      <w:proofErr w:type="spellEnd"/>
+      <w:r>
+        <w:t xml:space="preserve"> да извади само участници от масива с име </w:t>
+      </w:r>
+      <w:r>
+        <w:t>„</w:t>
+      </w:r>
+      <w:r>
+        <w:t>Ангел</w:t>
+      </w:r>
+      <w:r>
+        <w:t>“</w:t>
+      </w:r>
+      <w:r>
+        <w:t>)</w:t>
+      </w:r>
+      <w:r>
+        <w:br w:type="page"/>
+      </w:r>
+    </w:p>
+    <w:p>
+      <w:pPr>
+        <w:jc w:val="right"/>
+        <w:rPr>
+          <w:lang w:val="en-US"/>
+        </w:rPr>
+      </w:pPr>
+    </w:p>
+    <w:p>
+      <w:pPr>
+        <w:pStyle w:val="code-2"/>
+      </w:pPr>
+      <w:proofErr w:type="spellStart"/>
+      <w:r>
+        <w:t>db.votes.find</w:t>
+      </w:r>
+      <w:proofErr w:type="spellEnd"/>
+      <w:r>
+        <w:t>({</w:t>
+      </w:r>
+      <w:proofErr w:type="spellStart"/>
+      <w:r>
+        <w:t>round</w:t>
+      </w:r>
+      <w:proofErr w:type="spellEnd"/>
+      <w:r>
+        <w:t>: {$</w:t>
+      </w:r>
+      <w:proofErr w:type="spellStart"/>
+      <w:r>
+        <w:t>gt</w:t>
+      </w:r>
+      <w:proofErr w:type="spellEnd"/>
+      <w:r>
+        <w:t>: 3}})</w:t>
+      </w:r>
+    </w:p>
+    <w:p>
+      <w:pPr>
+        <w:pStyle w:val="code-2"/>
+      </w:pPr>
+      <w:r>
+        <w:t>[</w:t>
+      </w:r>
+    </w:p>
+    <w:p>
+      <w:pPr>
+        <w:pStyle w:val="code-2"/>
+      </w:pPr>
+      <w:r>
+        <w:t xml:space="preserve">  {</w:t>
+      </w:r>
+    </w:p>
+    <w:p>
+      <w:pPr>
+        <w:pStyle w:val="code-2"/>
+      </w:pPr>
+      <w:r>
+        <w:t xml:space="preserve">    _</w:t>
+      </w:r>
+      <w:proofErr w:type="spellStart"/>
+      <w:r>
+        <w:t>id</w:t>
+      </w:r>
+      <w:proofErr w:type="spellEnd"/>
+      <w:r>
+        <w:t xml:space="preserve">: </w:t>
+      </w:r>
+      <w:proofErr w:type="spellStart"/>
+      <w:r>
+        <w:t>ObjectId</w:t>
+      </w:r>
+      <w:proofErr w:type="spellEnd"/>
+      <w:r>
+        <w:t>('6999d50ca33e156ef07c2939'),</w:t>
+      </w:r>
+    </w:p>
+    <w:p>
+      <w:pPr>
+        <w:pStyle w:val="code-2"/>
+      </w:pPr>
+      <w:r>
+        <w:t xml:space="preserve">    </w:t>
+      </w:r>
+      <w:proofErr w:type="spellStart"/>
+      <w:r>
+        <w:t>storyId</w:t>
+      </w:r>
+      <w:proofErr w:type="spellEnd"/>
+      <w:r>
+        <w:t xml:space="preserve">: </w:t>
+      </w:r>
+      <w:proofErr w:type="spellStart"/>
+      <w:r>
+        <w:t>ObjectId</w:t>
+      </w:r>
+      <w:proofErr w:type="spellEnd"/>
+      <w:r>
+        <w:t>('6999d3cfa33e156ef07c2918'),</w:t>
+      </w:r>
+    </w:p>
+    <w:p>
+      <w:pPr>
+        <w:pStyle w:val="code-2"/>
+      </w:pPr>
+      <w:r>
+        <w:t xml:space="preserve">    </w:t>
+      </w:r>
+      <w:proofErr w:type="spellStart"/>
+      <w:r>
+        <w:t>round</w:t>
+      </w:r>
+      <w:proofErr w:type="spellEnd"/>
+      <w:r>
+        <w:t>: 4,</w:t>
+      </w:r>
+    </w:p>
+    <w:p>
+      <w:pPr>
+        <w:pStyle w:val="code-2"/>
+      </w:pPr>
+      <w:r>
+        <w:t xml:space="preserve">    </w:t>
+      </w:r>
+      <w:proofErr w:type="spellStart"/>
+      <w:r>
+        <w:t>participantId</w:t>
+      </w:r>
+      <w:proofErr w:type="spellEnd"/>
+      <w:r>
+        <w:t>: 'p1',</w:t>
+      </w:r>
+    </w:p>
+    <w:p>
+      <w:pPr>
+        <w:pStyle w:val="code-2"/>
+      </w:pPr>
+      <w:r>
+        <w:t xml:space="preserve">    </w:t>
+      </w:r>
+      <w:proofErr w:type="spellStart"/>
+      <w:r>
+        <w:t>value</w:t>
+      </w:r>
+      <w:proofErr w:type="spellEnd"/>
+      <w:r>
+        <w:t>: 'XXL'</w:t>
+      </w:r>
+    </w:p>
+    <w:p>
+      <w:pPr>
+        <w:pStyle w:val="code-2"/>
+      </w:pPr>
+      <w:r>
+        <w:t xml:space="preserve">  },</w:t>
+      </w:r>
+    </w:p>
+    <w:p>
+      <w:pPr>
+        <w:pStyle w:val="code-2"/>
+      </w:pPr>
+      <w:r>
+        <w:t xml:space="preserve">  {</w:t>
+      </w:r>
+    </w:p>
+    <w:p>
+      <w:pPr>
+        <w:pStyle w:val="code-2"/>
+      </w:pPr>
+      <w:r>
+        <w:t xml:space="preserve">    _</w:t>
+      </w:r>
+      <w:proofErr w:type="spellStart"/>
+      <w:r>
+        <w:t>id</w:t>
+      </w:r>
+      <w:proofErr w:type="spellEnd"/>
+      <w:r>
+        <w:t xml:space="preserve">: </w:t>
+      </w:r>
+      <w:proofErr w:type="spellStart"/>
+      <w:r>
+        <w:t>ObjectId</w:t>
+      </w:r>
+      <w:proofErr w:type="spellEnd"/>
+      <w:r>
+        <w:t>('6999d50ca33e156ef07c293a'),</w:t>
+      </w:r>
+    </w:p>
+    <w:p>
+      <w:pPr>
+        <w:pStyle w:val="code-2"/>
+      </w:pPr>
+      <w:r>
+        <w:t xml:space="preserve">    </w:t>
+      </w:r>
+      <w:proofErr w:type="spellStart"/>
+      <w:r>
+        <w:t>storyId</w:t>
+      </w:r>
+      <w:proofErr w:type="spellEnd"/>
+      <w:r>
+        <w:t xml:space="preserve">: </w:t>
+      </w:r>
+      <w:proofErr w:type="spellStart"/>
+      <w:r>
+        <w:t>ObjectId</w:t>
+      </w:r>
+      <w:proofErr w:type="spellEnd"/>
+      <w:r>
+        <w:t>('6999d3cfa33e156ef07c2918'),</w:t>
+      </w:r>
+    </w:p>
+    <w:p>
+      <w:pPr>
+        <w:pStyle w:val="code-2"/>
+      </w:pPr>
+      <w:r>
+        <w:t xml:space="preserve">    </w:t>
+      </w:r>
+      <w:proofErr w:type="spellStart"/>
+      <w:r>
+        <w:t>round</w:t>
+      </w:r>
+      <w:proofErr w:type="spellEnd"/>
+      <w:r>
+        <w:t>: 4,</w:t>
+      </w:r>
+    </w:p>
+    <w:p>
+      <w:pPr>
+        <w:pStyle w:val="code-2"/>
+      </w:pPr>
+      <w:r>
+        <w:t xml:space="preserve">    </w:t>
+      </w:r>
+      <w:proofErr w:type="spellStart"/>
+      <w:r>
+        <w:t>participantId</w:t>
+      </w:r>
+      <w:proofErr w:type="spellEnd"/>
+      <w:r>
+        <w:t>: 'p2',</w:t>
+      </w:r>
+    </w:p>
+    <w:p>
+      <w:pPr>
+        <w:pStyle w:val="code-2"/>
+      </w:pPr>
+      <w:r>
+        <w:t xml:space="preserve">    </w:t>
+      </w:r>
+      <w:proofErr w:type="spellStart"/>
+      <w:r>
+        <w:t>value</w:t>
+      </w:r>
+      <w:proofErr w:type="spellEnd"/>
+      <w:r>
+        <w:t>: 'XL'</w:t>
+      </w:r>
+    </w:p>
+    <w:p>
+      <w:pPr>
+        <w:pStyle w:val="code-2"/>
+      </w:pPr>
+      <w:r>
+        <w:t xml:space="preserve">  },</w:t>
+      </w:r>
+    </w:p>
+    <w:p>
+      <w:pPr>
+        <w:pStyle w:val="code-2"/>
+      </w:pPr>
+      <w:r>
+        <w:t xml:space="preserve">  {</w:t>
+      </w:r>
+    </w:p>
+    <w:p>
+      <w:pPr>
+        <w:pStyle w:val="code-2"/>
+      </w:pPr>
+      <w:r>
+        <w:t xml:space="preserve">    _</w:t>
+      </w:r>
+      <w:proofErr w:type="spellStart"/>
+      <w:r>
+        <w:t>id</w:t>
+      </w:r>
+      <w:proofErr w:type="spellEnd"/>
+      <w:r>
+        <w:t xml:space="preserve">: </w:t>
+      </w:r>
+      <w:proofErr w:type="spellStart"/>
+      <w:r>
+        <w:t>ObjectId</w:t>
+      </w:r>
+      <w:proofErr w:type="spellEnd"/>
+      <w:r>
+        <w:t>('6999d50ca33e156ef07c293b'),</w:t>
+      </w:r>
+    </w:p>
+    <w:p>
+      <w:pPr>
+        <w:pStyle w:val="code-2"/>
+      </w:pPr>
+      <w:r>
+        <w:t xml:space="preserve">    </w:t>
+      </w:r>
+      <w:proofErr w:type="spellStart"/>
+      <w:r>
+        <w:t>storyId</w:t>
+      </w:r>
+      <w:proofErr w:type="spellEnd"/>
+      <w:r>
+        <w:t xml:space="preserve">: </w:t>
+      </w:r>
+      <w:proofErr w:type="spellStart"/>
+      <w:r>
+        <w:t>ObjectId</w:t>
+      </w:r>
+      <w:proofErr w:type="spellEnd"/>
+      <w:r>
+        <w:t>('6999d3cfa33e156ef07c2918'),</w:t>
+      </w:r>
+    </w:p>
+    <w:p>
+      <w:pPr>
+        <w:pStyle w:val="code-2"/>
+      </w:pPr>
+      <w:r>
+        <w:t xml:space="preserve">    </w:t>
+      </w:r>
+      <w:proofErr w:type="spellStart"/>
+      <w:r>
+        <w:t>round</w:t>
+      </w:r>
+      <w:proofErr w:type="spellEnd"/>
+      <w:r>
+        <w:t>: 4,</w:t>
+      </w:r>
+    </w:p>
+    <w:p>
+      <w:pPr>
+        <w:pStyle w:val="code-2"/>
+      </w:pPr>
+      <w:r>
+        <w:t xml:space="preserve">    </w:t>
+      </w:r>
+      <w:proofErr w:type="spellStart"/>
+      <w:r>
+        <w:t>participantId</w:t>
+      </w:r>
+      <w:proofErr w:type="spellEnd"/>
+      <w:r>
+        <w:t>: 'p3',</w:t>
+      </w:r>
+    </w:p>
+    <w:p>
+      <w:pPr>
+        <w:pStyle w:val="code-2"/>
+      </w:pPr>
+      <w:r>
+        <w:t xml:space="preserve">    </w:t>
+      </w:r>
+      <w:proofErr w:type="spellStart"/>
+      <w:r>
+        <w:t>value</w:t>
+      </w:r>
+      <w:proofErr w:type="spellEnd"/>
+      <w:r>
+        <w:t>: 'XXL'</w:t>
+      </w:r>
+    </w:p>
+    <w:p>
+      <w:pPr>
+        <w:pStyle w:val="code-2"/>
+      </w:pPr>
+      <w:r>
+        <w:t xml:space="preserve">  },</w:t>
+      </w:r>
+    </w:p>
+    <w:p>
+      <w:pPr>
+        <w:pStyle w:val="code-2"/>
+      </w:pPr>
+      <w:r>
+        <w:t xml:space="preserve">  {</w:t>
+      </w:r>
+    </w:p>
+    <w:p>
+      <w:pPr>
+        <w:pStyle w:val="code-2"/>
+      </w:pPr>
+      <w:r>
+        <w:t xml:space="preserve">    _</w:t>
+      </w:r>
+      <w:proofErr w:type="spellStart"/>
+      <w:r>
+        <w:t>id</w:t>
+      </w:r>
+      <w:proofErr w:type="spellEnd"/>
+      <w:r>
+        <w:t xml:space="preserve">: </w:t>
+      </w:r>
+      <w:proofErr w:type="spellStart"/>
+      <w:r>
+        <w:t>ObjectId</w:t>
+      </w:r>
+      <w:proofErr w:type="spellEnd"/>
+      <w:r>
+        <w:t>('6999d50ca33e156ef07c293c'),</w:t>
+      </w:r>
+    </w:p>
+    <w:p>
+      <w:pPr>
+        <w:pStyle w:val="code-2"/>
+      </w:pPr>
+      <w:r>
+        <w:t xml:space="preserve">    </w:t>
+      </w:r>
+      <w:proofErr w:type="spellStart"/>
+      <w:r>
+        <w:t>storyId</w:t>
+      </w:r>
+      <w:proofErr w:type="spellEnd"/>
+      <w:r>
+        <w:t xml:space="preserve">: </w:t>
+      </w:r>
+      <w:proofErr w:type="spellStart"/>
+      <w:r>
+        <w:t>ObjectId</w:t>
+      </w:r>
+      <w:proofErr w:type="spellEnd"/>
+      <w:r>
+        <w:t>('6999d3cfa33e156ef07c2918'),</w:t>
+      </w:r>
+    </w:p>
+    <w:p>
+      <w:pPr>
+        <w:pStyle w:val="code-2"/>
+      </w:pPr>
+      <w:r>
+        <w:t xml:space="preserve">    </w:t>
+      </w:r>
+      <w:proofErr w:type="spellStart"/>
+      <w:r>
+        <w:t>round</w:t>
+      </w:r>
+      <w:proofErr w:type="spellEnd"/>
+      <w:r>
+        <w:t>: 4,</w:t>
+      </w:r>
+    </w:p>
+    <w:p>
+      <w:pPr>
+        <w:pStyle w:val="code-2"/>
+      </w:pPr>
+      <w:r>
+        <w:t xml:space="preserve">    </w:t>
+      </w:r>
+      <w:proofErr w:type="spellStart"/>
+      <w:r>
+        <w:t>participantId</w:t>
+      </w:r>
+      <w:proofErr w:type="spellEnd"/>
+      <w:r>
+        <w:t>: 'p7',</w:t>
+      </w:r>
+    </w:p>
+    <w:p>
+      <w:pPr>
+        <w:pStyle w:val="code-2"/>
+      </w:pPr>
+      <w:r>
+        <w:t xml:space="preserve">    </w:t>
+      </w:r>
+      <w:proofErr w:type="spellStart"/>
+      <w:r>
+        <w:t>value</w:t>
+      </w:r>
+      <w:proofErr w:type="spellEnd"/>
+      <w:r>
+        <w:t>: 'XL'</w:t>
+      </w:r>
+    </w:p>
+    <w:p>
+      <w:pPr>
+        <w:pStyle w:val="code-2"/>
+      </w:pPr>
+      <w:r>
+        <w:t xml:space="preserve">  }</w:t>
+      </w:r>
+    </w:p>
+    <w:p>
+      <w:pPr>
+        <w:pStyle w:val="code-2"/>
+      </w:pPr>
+      <w:r>
+        <w:t>]</w:t>
+      </w:r>
+    </w:p>
+    <w:p>
+      <w:pPr>
+        <w:jc w:val="right"/>
+        <w:rPr>
+          <w:lang w:val="en-US"/>
+        </w:rPr>
+      </w:pPr>
+      <w:r>
+        <w:rPr>
+          <w:lang w:val="en-US"/>
+        </w:rPr>
+        <w:t>(</w:t>
+      </w:r>
+      <w:r>
+        <w:t>Фиг. 13 – филтрира по рундове, като връща всички рундове, които са по-големи от 3)</w:t>
+      </w:r>
+      <w:r>
+        <w:rPr>
+          <w:lang w:val="en-US"/>
+        </w:rPr>
+        <w:br w:type="page"/>
+      </w:r>
+    </w:p>
+    <w:p>
+      <w:pPr>
+        <w:pStyle w:val="code-2"/>
+      </w:pPr>
+      <w:proofErr w:type="spellStart"/>
+      <w:r>
+        <w:lastRenderedPageBreak/>
+        <w:t>db.votes.find</w:t>
+      </w:r>
+      <w:proofErr w:type="spellEnd"/>
+      <w:r>
+        <w:t>({</w:t>
+      </w:r>
+      <w:proofErr w:type="spellStart"/>
+      <w:r>
+        <w:t>value</w:t>
+      </w:r>
+      <w:proofErr w:type="spellEnd"/>
+      <w:r>
+        <w:t>: {$</w:t>
+      </w:r>
+      <w:proofErr w:type="spellStart"/>
+      <w:r>
+        <w:t>regex</w:t>
+      </w:r>
+      <w:proofErr w:type="spellEnd"/>
+      <w:r>
+        <w:t>: "L"}}, {</w:t>
+      </w:r>
+      <w:proofErr w:type="spellStart"/>
+      <w:r>
+        <w:t>value</w:t>
+      </w:r>
+      <w:proofErr w:type="spellEnd"/>
+      <w:r>
+        <w:t>: 1})</w:t>
+      </w:r>
+    </w:p>
+    <w:p>
+      <w:pPr>
+        <w:pStyle w:val="code-2"/>
+      </w:pPr>
+      <w:r>
+        <w:t>[</w:t>
+      </w:r>
+    </w:p>
+    <w:p>
+      <w:pPr>
+        <w:pStyle w:val="code-2"/>
+      </w:pPr>
+      <w:r>
+        <w:t xml:space="preserve">  { _</w:t>
+      </w:r>
+      <w:proofErr w:type="spellStart"/>
+      <w:r>
+        <w:t>id</w:t>
+      </w:r>
+      <w:proofErr w:type="spellEnd"/>
+      <w:r>
+        <w:t xml:space="preserve">: </w:t>
+      </w:r>
+      <w:proofErr w:type="spellStart"/>
+      <w:r>
+        <w:t>ObjectId</w:t>
+      </w:r>
+      <w:proofErr w:type="spellEnd"/>
+      <w:r>
+        <w:t xml:space="preserve">('6999d50ca33e156ef07c2919'), </w:t>
+      </w:r>
+      <w:proofErr w:type="spellStart"/>
+      <w:r>
+        <w:t>value</w:t>
+      </w:r>
+      <w:proofErr w:type="spellEnd"/>
+      <w:r>
+        <w:t>: 'L' },</w:t>
+      </w:r>
+    </w:p>
+    <w:p>
+      <w:pPr>
+        <w:pStyle w:val="code-2"/>
+      </w:pPr>
+      <w:r>
+        <w:t xml:space="preserve">  { _</w:t>
+      </w:r>
+      <w:proofErr w:type="spellStart"/>
+      <w:r>
+        <w:t>id</w:t>
+      </w:r>
+      <w:proofErr w:type="spellEnd"/>
+      <w:r>
+        <w:t xml:space="preserve">: </w:t>
+      </w:r>
+      <w:proofErr w:type="spellStart"/>
+      <w:r>
+        <w:t>ObjectId</w:t>
+      </w:r>
+      <w:proofErr w:type="spellEnd"/>
+      <w:r>
+        <w:t xml:space="preserve">('6999d50ca33e156ef07c291b'), </w:t>
+      </w:r>
+      <w:proofErr w:type="spellStart"/>
+      <w:r>
+        <w:t>value</w:t>
+      </w:r>
+      <w:proofErr w:type="spellEnd"/>
+      <w:r>
+        <w:t>: 'L' },</w:t>
+      </w:r>
+    </w:p>
+    <w:p>
+      <w:pPr>
+        <w:pStyle w:val="code-2"/>
+      </w:pPr>
+      <w:r>
+        <w:t xml:space="preserve">  { _</w:t>
+      </w:r>
+      <w:proofErr w:type="spellStart"/>
+      <w:r>
+        <w:t>id</w:t>
+      </w:r>
+      <w:proofErr w:type="spellEnd"/>
+      <w:r>
+        <w:t xml:space="preserve">: </w:t>
+      </w:r>
+      <w:proofErr w:type="spellStart"/>
+      <w:r>
+        <w:t>ObjectId</w:t>
+      </w:r>
+      <w:proofErr w:type="spellEnd"/>
+      <w:r>
+        <w:t xml:space="preserve">('6999d50ca33e156ef07c291c'), </w:t>
+      </w:r>
+      <w:proofErr w:type="spellStart"/>
+      <w:r>
+        <w:t>value</w:t>
+      </w:r>
+      <w:proofErr w:type="spellEnd"/>
+      <w:r>
+        <w:t>: 'XL' },</w:t>
+      </w:r>
+    </w:p>
+    <w:p>
+      <w:pPr>
+        <w:pStyle w:val="code-2"/>
+      </w:pPr>
+      <w:r>
+        <w:t xml:space="preserve">  { _</w:t>
+      </w:r>
+      <w:proofErr w:type="spellStart"/>
+      <w:r>
+        <w:t>id</w:t>
+      </w:r>
+      <w:proofErr w:type="spellEnd"/>
+      <w:r>
+        <w:t xml:space="preserve">: </w:t>
+      </w:r>
+      <w:proofErr w:type="spellStart"/>
+      <w:r>
+        <w:t>ObjectId</w:t>
+      </w:r>
+      <w:proofErr w:type="spellEnd"/>
+      <w:r>
+        <w:t xml:space="preserve">('6999d50ca33e156ef07c2921'), </w:t>
+      </w:r>
+      <w:proofErr w:type="spellStart"/>
+      <w:r>
+        <w:t>value</w:t>
+      </w:r>
+      <w:proofErr w:type="spellEnd"/>
+      <w:r>
+        <w:t>: 'XL' },</w:t>
+      </w:r>
+    </w:p>
+    <w:p>
+      <w:pPr>
+        <w:pStyle w:val="code-2"/>
+      </w:pPr>
+      <w:r>
+        <w:t xml:space="preserve">  { _</w:t>
+      </w:r>
+      <w:proofErr w:type="spellStart"/>
+      <w:r>
+        <w:t>id</w:t>
+      </w:r>
+      <w:proofErr w:type="spellEnd"/>
+      <w:r>
+        <w:t xml:space="preserve">: </w:t>
+      </w:r>
+      <w:proofErr w:type="spellStart"/>
+      <w:r>
+        <w:t>ObjectId</w:t>
+      </w:r>
+      <w:proofErr w:type="spellEnd"/>
+      <w:r>
+        <w:t xml:space="preserve">('6999d50ca33e156ef07c2922'), </w:t>
+      </w:r>
+      <w:proofErr w:type="spellStart"/>
+      <w:r>
+        <w:t>value</w:t>
+      </w:r>
+      <w:proofErr w:type="spellEnd"/>
+      <w:r>
+        <w:t>: 'L' },</w:t>
+      </w:r>
+    </w:p>
+    <w:p>
+      <w:pPr>
+        <w:pStyle w:val="code-2"/>
+      </w:pPr>
+      <w:r>
+        <w:t xml:space="preserve">  { _</w:t>
+      </w:r>
+      <w:proofErr w:type="spellStart"/>
+      <w:r>
+        <w:t>id</w:t>
+      </w:r>
+      <w:proofErr w:type="spellEnd"/>
+      <w:r>
+        <w:t xml:space="preserve">: </w:t>
+      </w:r>
+      <w:proofErr w:type="spellStart"/>
+      <w:r>
+        <w:t>ObjectId</w:t>
+      </w:r>
+      <w:proofErr w:type="spellEnd"/>
+      <w:r>
+        <w:t xml:space="preserve">('6999d50ca33e156ef07c2923'), </w:t>
+      </w:r>
+      <w:proofErr w:type="spellStart"/>
+      <w:r>
+        <w:t>value</w:t>
+      </w:r>
+      <w:proofErr w:type="spellEnd"/>
+      <w:r>
+        <w:t>: 'XL' },</w:t>
+      </w:r>
+    </w:p>
+    <w:p>
+      <w:pPr>
+        <w:pStyle w:val="code-2"/>
+      </w:pPr>
+      <w:r>
+        <w:t xml:space="preserve">  { _</w:t>
+      </w:r>
+      <w:proofErr w:type="spellStart"/>
+      <w:r>
+        <w:t>id</w:t>
+      </w:r>
+      <w:proofErr w:type="spellEnd"/>
+      <w:r>
+        <w:t xml:space="preserve">: </w:t>
+      </w:r>
+      <w:proofErr w:type="spellStart"/>
+      <w:r>
+        <w:t>ObjectId</w:t>
+      </w:r>
+      <w:proofErr w:type="spellEnd"/>
+      <w:r>
+        <w:t xml:space="preserve">('6999d50ca33e156ef07c2924'), </w:t>
+      </w:r>
+      <w:proofErr w:type="spellStart"/>
+      <w:r>
+        <w:t>value</w:t>
+      </w:r>
+      <w:proofErr w:type="spellEnd"/>
+      <w:r>
+        <w:t>: 'L' },</w:t>
+      </w:r>
+    </w:p>
+    <w:p>
+      <w:pPr>
+        <w:pStyle w:val="code-2"/>
+      </w:pPr>
+      <w:r>
+        <w:t xml:space="preserve">  { _</w:t>
+      </w:r>
+      <w:proofErr w:type="spellStart"/>
+      <w:r>
+        <w:t>id</w:t>
+      </w:r>
+      <w:proofErr w:type="spellEnd"/>
+      <w:r>
+        <w:t xml:space="preserve">: </w:t>
+      </w:r>
+      <w:proofErr w:type="spellStart"/>
+      <w:r>
+        <w:t>ObjectId</w:t>
+      </w:r>
+      <w:proofErr w:type="spellEnd"/>
+      <w:r>
+        <w:t xml:space="preserve">('6999d50ca33e156ef07c2927'), </w:t>
+      </w:r>
+      <w:proofErr w:type="spellStart"/>
+      <w:r>
+        <w:t>value</w:t>
+      </w:r>
+      <w:proofErr w:type="spellEnd"/>
+      <w:r>
+        <w:t>: 'L' },</w:t>
+      </w:r>
+    </w:p>
+    <w:p>
+      <w:pPr>
+        <w:pStyle w:val="code-2"/>
+      </w:pPr>
+      <w:r>
+        <w:t xml:space="preserve">  { _</w:t>
+      </w:r>
+      <w:proofErr w:type="spellStart"/>
+      <w:r>
+        <w:t>id</w:t>
+      </w:r>
+      <w:proofErr w:type="spellEnd"/>
+      <w:r>
+        <w:t xml:space="preserve">: </w:t>
+      </w:r>
+      <w:proofErr w:type="spellStart"/>
+      <w:r>
+        <w:t>ObjectId</w:t>
+      </w:r>
+      <w:proofErr w:type="spellEnd"/>
+      <w:r>
+        <w:t xml:space="preserve">('6999d50ca33e156ef07c292d'), </w:t>
+      </w:r>
+      <w:proofErr w:type="spellStart"/>
+      <w:r>
+        <w:t>value</w:t>
+      </w:r>
+      <w:proofErr w:type="spellEnd"/>
+      <w:r>
+        <w:t>: 'L' },</w:t>
+      </w:r>
+    </w:p>
+    <w:p>
+      <w:pPr>
+        <w:pStyle w:val="code-2"/>
+      </w:pPr>
+      <w:r>
+        <w:t xml:space="preserve">  { _</w:t>
+      </w:r>
+      <w:proofErr w:type="spellStart"/>
+      <w:r>
+        <w:t>id</w:t>
+      </w:r>
+      <w:proofErr w:type="spellEnd"/>
+      <w:r>
+        <w:t xml:space="preserve">: </w:t>
+      </w:r>
+      <w:proofErr w:type="spellStart"/>
+      <w:r>
+        <w:t>ObjectId</w:t>
+      </w:r>
+      <w:proofErr w:type="spellEnd"/>
+      <w:r>
+        <w:t xml:space="preserve">('6999d50ca33e156ef07c292f'), </w:t>
+      </w:r>
+      <w:proofErr w:type="spellStart"/>
+      <w:r>
+        <w:t>value</w:t>
+      </w:r>
+      <w:proofErr w:type="spellEnd"/>
+      <w:r>
+        <w:t>: 'L' },</w:t>
+      </w:r>
+    </w:p>
+    <w:p>
+      <w:pPr>
+        <w:pStyle w:val="code-2"/>
+      </w:pPr>
+      <w:r>
+        <w:t xml:space="preserve">  { _</w:t>
+      </w:r>
+      <w:proofErr w:type="spellStart"/>
+      <w:r>
+        <w:t>id</w:t>
+      </w:r>
+      <w:proofErr w:type="spellEnd"/>
+      <w:r>
+        <w:t xml:space="preserve">: </w:t>
+      </w:r>
+      <w:proofErr w:type="spellStart"/>
+      <w:r>
+        <w:t>ObjectId</w:t>
+      </w:r>
+      <w:proofErr w:type="spellEnd"/>
+      <w:r>
+        <w:t xml:space="preserve">('6999d50ca33e156ef07c2930'), </w:t>
+      </w:r>
+      <w:proofErr w:type="spellStart"/>
+      <w:r>
+        <w:t>value</w:t>
+      </w:r>
+      <w:proofErr w:type="spellEnd"/>
+      <w:r>
+        <w:t>: 'XL' },</w:t>
+      </w:r>
+    </w:p>
+    <w:p>
+      <w:pPr>
+        <w:pStyle w:val="code-2"/>
+      </w:pPr>
+      <w:r>
+        <w:t xml:space="preserve">  { _</w:t>
+      </w:r>
+      <w:proofErr w:type="spellStart"/>
+      <w:r>
+        <w:t>id</w:t>
+      </w:r>
+      <w:proofErr w:type="spellEnd"/>
+      <w:r>
+        <w:t xml:space="preserve">: </w:t>
+      </w:r>
+      <w:proofErr w:type="spellStart"/>
+      <w:r>
+        <w:t>ObjectId</w:t>
+      </w:r>
+      <w:proofErr w:type="spellEnd"/>
+      <w:r>
+        <w:t xml:space="preserve">('6999d50ca33e156ef07c2933'), </w:t>
+      </w:r>
+      <w:proofErr w:type="spellStart"/>
+      <w:r>
+        <w:t>value</w:t>
+      </w:r>
+      <w:proofErr w:type="spellEnd"/>
+      <w:r>
+        <w:t>: 'L' },</w:t>
+      </w:r>
+    </w:p>
+    <w:p>
+      <w:pPr>
+        <w:pStyle w:val="code-2"/>
+      </w:pPr>
+      <w:r>
+        <w:t xml:space="preserve">  { _</w:t>
+      </w:r>
+      <w:proofErr w:type="spellStart"/>
+      <w:r>
+        <w:t>id</w:t>
+      </w:r>
+      <w:proofErr w:type="spellEnd"/>
+      <w:r>
+        <w:t xml:space="preserve">: </w:t>
+      </w:r>
+      <w:proofErr w:type="spellStart"/>
+      <w:r>
+        <w:t>ObjectId</w:t>
+      </w:r>
+      <w:proofErr w:type="spellEnd"/>
+      <w:r>
+        <w:t xml:space="preserve">('6999d50ca33e156ef07c2939'), </w:t>
+      </w:r>
+      <w:proofErr w:type="spellStart"/>
+      <w:r>
+        <w:t>value</w:t>
+      </w:r>
+      <w:proofErr w:type="spellEnd"/>
+      <w:r>
+        <w:t>: 'XXL' },</w:t>
+      </w:r>
+    </w:p>
+    <w:p>
+      <w:pPr>
+        <w:pStyle w:val="code-2"/>
+      </w:pPr>
+      <w:r>
+        <w:t xml:space="preserve">  { _</w:t>
+      </w:r>
+      <w:proofErr w:type="spellStart"/>
+      <w:r>
+        <w:t>id</w:t>
+      </w:r>
+      <w:proofErr w:type="spellEnd"/>
+      <w:r>
+        <w:t xml:space="preserve">: </w:t>
+      </w:r>
+      <w:proofErr w:type="spellStart"/>
+      <w:r>
+        <w:t>ObjectId</w:t>
+      </w:r>
+      <w:proofErr w:type="spellEnd"/>
+      <w:r>
+        <w:t xml:space="preserve">('6999d50ca33e156ef07c293a'), </w:t>
+      </w:r>
+      <w:proofErr w:type="spellStart"/>
+      <w:r>
+        <w:t>value</w:t>
+      </w:r>
+      <w:proofErr w:type="spellEnd"/>
+      <w:r>
+        <w:t>: 'XL' },</w:t>
+      </w:r>
+    </w:p>
+    <w:p>
+      <w:pPr>
+        <w:pStyle w:val="code-2"/>
+      </w:pPr>
+      <w:r>
+        <w:t xml:space="preserve">  { _</w:t>
+      </w:r>
+      <w:proofErr w:type="spellStart"/>
+      <w:r>
+        <w:t>id</w:t>
+      </w:r>
+      <w:proofErr w:type="spellEnd"/>
+      <w:r>
+        <w:t xml:space="preserve">: </w:t>
+      </w:r>
+      <w:proofErr w:type="spellStart"/>
+      <w:r>
+        <w:t>ObjectId</w:t>
+      </w:r>
+      <w:proofErr w:type="spellEnd"/>
+      <w:r>
+        <w:t xml:space="preserve">('6999d50ca33e156ef07c293b'), </w:t>
+      </w:r>
+      <w:proofErr w:type="spellStart"/>
+      <w:r>
+        <w:t>value</w:t>
+      </w:r>
+      <w:proofErr w:type="spellEnd"/>
+      <w:r>
+        <w:t>: 'XXL' },</w:t>
+      </w:r>
+    </w:p>
+    <w:p>
+      <w:pPr>
+        <w:pStyle w:val="code-2"/>
+      </w:pPr>
+      <w:r>
+        <w:t xml:space="preserve">  { _</w:t>
+      </w:r>
+      <w:proofErr w:type="spellStart"/>
+      <w:r>
+        <w:t>id</w:t>
+      </w:r>
+      <w:proofErr w:type="spellEnd"/>
+      <w:r>
+        <w:t xml:space="preserve">: </w:t>
+      </w:r>
+      <w:proofErr w:type="spellStart"/>
+      <w:r>
+        <w:t>ObjectId</w:t>
+      </w:r>
+      <w:proofErr w:type="spellEnd"/>
+      <w:r>
+        <w:t xml:space="preserve">('6999d50ca33e156ef07c293c'), </w:t>
+      </w:r>
+      <w:proofErr w:type="spellStart"/>
+      <w:r>
+        <w:t>value</w:t>
+      </w:r>
+      <w:proofErr w:type="spellEnd"/>
+      <w:r>
+        <w:t>: 'XL' }</w:t>
+      </w:r>
+    </w:p>
+    <w:p>
+      <w:pPr>
+        <w:pStyle w:val="code-2"/>
+      </w:pPr>
+      <w:r>
+        <w:t>]</w:t>
+      </w:r>
+    </w:p>
+    <w:p>
+      <w:pPr>
+        <w:jc w:val="right"/>
+        <w:rPr>
+          <w:lang w:val="en-US"/>
+        </w:rPr>
+      </w:pPr>
+      <w:r>
+        <w:t>(Фиг. 14 – филтрира чрез</w:t>
+      </w:r>
+      <w:r>
+        <w:rPr>
+          <w:lang w:val="en-US"/>
+        </w:rPr>
+        <w:t xml:space="preserve"> regex,</w:t>
+      </w:r>
+      <w:r>
+        <w:t xml:space="preserve"> където се съдържа буквата „</w:t>
+      </w:r>
+      <w:r>
+        <w:rPr>
+          <w:lang w:val="en-US"/>
+        </w:rPr>
+        <w:t>L</w:t>
+      </w:r>
+      <w:r>
+        <w:t>“</w:t>
+      </w:r>
+      <w:r>
+        <w:rPr>
+          <w:lang w:val="en-US"/>
+        </w:rPr>
+        <w:t>)</w:t>
+      </w:r>
+      <w:r>
+        <w:rPr>
+          <w:lang w:val="en-US"/>
+        </w:rPr>
+        <w:br w:type="page"/>
+      </w:r>
+    </w:p>
+    <w:p>
+      <w:pPr>
+        <w:jc w:val="right"/>
+        <w:rPr>
+          <w:lang w:val="en-US"/>
+        </w:rPr>
+      </w:pPr>
+    </w:p>
+    <w:p>
+      <w:pPr>
+        <w:pStyle w:val="Heading1"/>
+      </w:pPr>
+      <w:bookmarkStart w:id="11" w:name="_Toc223011446"/>
+      <w:r>
+        <w:t>Допълнителни заявки</w:t>
+      </w:r>
+      <w:bookmarkEnd w:id="11"/>
+    </w:p>
+    <w:p>
+      <w:pPr>
+        <w:pStyle w:val="Heading3"/>
+      </w:pPr>
+      <w:bookmarkStart w:id="12" w:name="_Toc223011447"/>
+      <w:r>
+        <w:t>Заявка, използваща агрегиране, групиране или сортиране:</w:t>
+      </w:r>
+      <w:bookmarkEnd w:id="12"/>
+    </w:p>
+    <w:p>
+      <w:pPr>
+        <w:pStyle w:val="code-2"/>
+        <w:spacing w:after="0"/>
+      </w:pPr>
+      <w:proofErr w:type="spellStart"/>
+      <w:r>
+        <w:t>db.votes.aggregate</w:t>
+      </w:r>
+      <w:proofErr w:type="spellEnd"/>
+      <w:r>
+        <w:t>([</w:t>
+      </w:r>
+    </w:p>
+    <w:p>
+      <w:pPr>
+        <w:pStyle w:val="code-2"/>
+        <w:spacing w:after="0"/>
+      </w:pPr>
+      <w:r>
+        <w:t xml:space="preserve">  {</w:t>
+      </w:r>
+    </w:p>
+    <w:p>
+      <w:pPr>
+        <w:pStyle w:val="code-2"/>
+        <w:spacing w:after="0"/>
+      </w:pPr>
+      <w:r>
+        <w:t xml:space="preserve">    $group: {</w:t>
+      </w:r>
+    </w:p>
+    <w:p>
+      <w:pPr>
+        <w:pStyle w:val="code-2"/>
+        <w:spacing w:after="0"/>
+      </w:pPr>
+      <w:r>
+        <w:t xml:space="preserve">      _</w:t>
+      </w:r>
+      <w:proofErr w:type="spellStart"/>
+      <w:r>
+        <w:t>id</w:t>
+      </w:r>
+      <w:proofErr w:type="spellEnd"/>
+      <w:r>
+        <w:t>: "$</w:t>
+      </w:r>
+      <w:proofErr w:type="spellStart"/>
+      <w:r>
+        <w:t>round</w:t>
+      </w:r>
+      <w:proofErr w:type="spellEnd"/>
+      <w:r>
+        <w:t>",</w:t>
+      </w:r>
+    </w:p>
+    <w:p>
+      <w:pPr>
+        <w:pStyle w:val="code-2"/>
+        <w:spacing w:after="0"/>
+      </w:pPr>
+      <w:r>
+        <w:t xml:space="preserve">      </w:t>
+      </w:r>
+      <w:proofErr w:type="spellStart"/>
+      <w:r>
+        <w:t>total</w:t>
+      </w:r>
+      <w:proofErr w:type="spellEnd"/>
+      <w:r>
+        <w:t>: { $</w:t>
+      </w:r>
+      <w:proofErr w:type="spellStart"/>
+      <w:r>
+        <w:t>sum</w:t>
+      </w:r>
+      <w:proofErr w:type="spellEnd"/>
+      <w:r>
+        <w:t>: 1 }</w:t>
+      </w:r>
+    </w:p>
+    <w:p>
+      <w:pPr>
+        <w:pStyle w:val="code-2"/>
+        <w:spacing w:after="0"/>
+      </w:pPr>
+      <w:r>
+        <w:t xml:space="preserve">    }</w:t>
+      </w:r>
+    </w:p>
+    <w:p>
+      <w:pPr>
+        <w:pStyle w:val="code-2"/>
+        <w:spacing w:after="0"/>
+      </w:pPr>
+      <w:r>
+        <w:t xml:space="preserve">  },</w:t>
+      </w:r>
+    </w:p>
+    <w:p>
+      <w:pPr>
+        <w:pStyle w:val="code-2"/>
+        <w:spacing w:after="0"/>
+      </w:pPr>
+      <w:r>
+        <w:t xml:space="preserve">  {</w:t>
+      </w:r>
+    </w:p>
+    <w:p>
+      <w:pPr>
+        <w:pStyle w:val="code-2"/>
+        <w:spacing w:after="0"/>
+      </w:pPr>
+      <w:r>
+        <w:t xml:space="preserve">    $</w:t>
+      </w:r>
+      <w:proofErr w:type="spellStart"/>
+      <w:r>
+        <w:t>sort</w:t>
+      </w:r>
+      <w:proofErr w:type="spellEnd"/>
+      <w:r>
+        <w:t>: {</w:t>
+      </w:r>
+    </w:p>
+    <w:p>
+      <w:pPr>
+        <w:pStyle w:val="code-2"/>
+        <w:spacing w:after="0"/>
+      </w:pPr>
+      <w:r>
+        <w:t xml:space="preserve">      _</w:t>
+      </w:r>
+      <w:proofErr w:type="spellStart"/>
+      <w:r>
+        <w:t>id</w:t>
+      </w:r>
+      <w:proofErr w:type="spellEnd"/>
+      <w:r>
+        <w:t>: 1</w:t>
+      </w:r>
+    </w:p>
+    <w:p>
+      <w:pPr>
+        <w:pStyle w:val="code-2"/>
+        <w:spacing w:after="0"/>
+      </w:pPr>
+      <w:r>
+        <w:t xml:space="preserve">    }</w:t>
+      </w:r>
+    </w:p>
+    <w:p>
+      <w:pPr>
+        <w:pStyle w:val="code-2"/>
+        <w:spacing w:after="0"/>
+      </w:pPr>
+      <w:r>
+        <w:t xml:space="preserve">  }</w:t>
+      </w:r>
+    </w:p>
+    <w:p>
+      <w:pPr>
+        <w:pStyle w:val="code-2"/>
+        <w:spacing w:after="0"/>
+      </w:pPr>
+      <w:r>
+        <w:t>])</w:t>
+      </w:r>
+    </w:p>
+    <w:p>
+      <w:pPr>
+        <w:pStyle w:val="code-2"/>
+      </w:pPr>
+      <w:r>
+        <w:t>[</w:t>
+      </w:r>
+    </w:p>
+    <w:p>
+      <w:pPr>
+        <w:pStyle w:val="code-2"/>
+      </w:pPr>
+      <w:r>
+        <w:t xml:space="preserve">  { _</w:t>
+      </w:r>
+      <w:proofErr w:type="spellStart"/>
+      <w:r>
+        <w:t>id</w:t>
+      </w:r>
+      <w:proofErr w:type="spellEnd"/>
+      <w:r>
+        <w:t xml:space="preserve">: </w:t>
+      </w:r>
+      <w:proofErr w:type="spellStart"/>
+      <w:r>
+        <w:t>null</w:t>
+      </w:r>
+      <w:proofErr w:type="spellEnd"/>
+      <w:r>
+        <w:t xml:space="preserve">, </w:t>
+      </w:r>
+      <w:proofErr w:type="spellStart"/>
+      <w:r>
+        <w:t>total</w:t>
+      </w:r>
+      <w:proofErr w:type="spellEnd"/>
+      <w:r>
+        <w:t>: 1 },</w:t>
+      </w:r>
+    </w:p>
+    <w:p>
+      <w:pPr>
+        <w:pStyle w:val="code-2"/>
+      </w:pPr>
+      <w:r>
+        <w:t xml:space="preserve">  { _</w:t>
+      </w:r>
+      <w:proofErr w:type="spellStart"/>
+      <w:r>
+        <w:t>id</w:t>
+      </w:r>
+      <w:proofErr w:type="spellEnd"/>
+      <w:r>
+        <w:t xml:space="preserve">: 1, </w:t>
+      </w:r>
+      <w:proofErr w:type="spellStart"/>
+      <w:r>
+        <w:t>total</w:t>
+      </w:r>
+      <w:proofErr w:type="spellEnd"/>
+      <w:r>
+        <w:t>: 15 },</w:t>
+      </w:r>
+    </w:p>
+    <w:p>
+      <w:pPr>
+        <w:pStyle w:val="code-2"/>
+      </w:pPr>
+      <w:r>
+        <w:t xml:space="preserve">  { _</w:t>
+      </w:r>
+      <w:proofErr w:type="spellStart"/>
+      <w:r>
+        <w:t>id</w:t>
+      </w:r>
+      <w:proofErr w:type="spellEnd"/>
+      <w:r>
+        <w:t xml:space="preserve">: 2, </w:t>
+      </w:r>
+      <w:proofErr w:type="spellStart"/>
+      <w:r>
+        <w:t>total</w:t>
+      </w:r>
+      <w:proofErr w:type="spellEnd"/>
+      <w:r>
+        <w:t>: 13 },</w:t>
+      </w:r>
+    </w:p>
+    <w:p>
+      <w:pPr>
+        <w:pStyle w:val="code-2"/>
+      </w:pPr>
+      <w:r>
+        <w:t xml:space="preserve">  { _</w:t>
+      </w:r>
+      <w:proofErr w:type="spellStart"/>
+      <w:r>
+        <w:t>id</w:t>
+      </w:r>
+      <w:proofErr w:type="spellEnd"/>
+      <w:r>
+        <w:t xml:space="preserve">: 3, </w:t>
+      </w:r>
+      <w:proofErr w:type="spellStart"/>
+      <w:r>
+        <w:t>total</w:t>
+      </w:r>
+      <w:proofErr w:type="spellEnd"/>
+      <w:r>
+        <w:t>: 5 },</w:t>
+      </w:r>
+    </w:p>
+    <w:p>
+      <w:pPr>
+        <w:pStyle w:val="code-2"/>
+      </w:pPr>
+      <w:r>
+        <w:t xml:space="preserve">  { _</w:t>
+      </w:r>
+      <w:proofErr w:type="spellStart"/>
+      <w:r>
+        <w:t>id</w:t>
+      </w:r>
+      <w:proofErr w:type="spellEnd"/>
+      <w:r>
+        <w:t xml:space="preserve">: 4, </w:t>
+      </w:r>
+      <w:proofErr w:type="spellStart"/>
+      <w:r>
+        <w:t>total</w:t>
+      </w:r>
+      <w:proofErr w:type="spellEnd"/>
+      <w:r>
+        <w:t>: 4 }</w:t>
+      </w:r>
+    </w:p>
+    <w:p>
+      <w:pPr>
+        <w:pStyle w:val="code-2"/>
+      </w:pPr>
+      <w:r>
+        <w:t>]</w:t>
+      </w:r>
+    </w:p>
+    <w:p>
+      <w:pPr>
+        <w:jc w:val="right"/>
+        <w:rPr>
+          <w:lang w:val="en-US"/>
+        </w:rPr>
+      </w:pPr>
+      <w:r>
+        <w:t xml:space="preserve">(Фиг. 15 – групира по рундове, създава променлива </w:t>
+      </w:r>
+      <w:r>
+        <w:rPr>
+          <w:lang w:val="en-US"/>
+        </w:rPr>
+        <w:t>total</w:t>
+      </w:r>
+      <w:r>
+        <w:t xml:space="preserve"> за общия брой, като сумира с 1. Сортира накрая по </w:t>
+      </w:r>
+      <w:r>
+        <w:rPr>
+          <w:lang w:val="en-US"/>
+        </w:rPr>
+        <w:t>ASC)</w:t>
+      </w:r>
+      <w:r>
+        <w:rPr>
+          <w:lang w:val="en-US"/>
+        </w:rPr>
+        <w:br w:type="page"/>
+      </w:r>
+    </w:p>
+    <w:p>
+      <w:pPr>
+        <w:jc w:val="right"/>
+      </w:pPr>
+    </w:p>
+    <w:p>
+      <w:pPr>
+        <w:pStyle w:val="Heading3"/>
+      </w:pPr>
+      <w:bookmarkStart w:id="13" w:name="_Toc223011448"/>
+      <w:r>
+        <w:t>Заявка, която комбинира данни от две различни колекции</w:t>
+      </w:r>
+      <w:r>
+        <w:t>:</w:t>
+      </w:r>
+      <w:bookmarkEnd w:id="13"/>
+    </w:p>
+    <w:p>
+      <w:pPr>
+        <w:pStyle w:val="code-2"/>
+        <w:spacing w:after="0"/>
+        <w:rPr>
+          <w:lang w:val="en-US"/>
+        </w:rPr>
+      </w:pPr>
+      <w:proofErr w:type="spellStart"/>
+      <w:proofErr w:type="gramStart"/>
+      <w:r>
+        <w:rPr>
+          <w:lang w:val="en-US"/>
+        </w:rPr>
+        <w:t>db.stories</w:t>
+      </w:r>
       <w:proofErr w:type="gramEnd"/>
       <w:r>
         <w:rPr>
           <w:lang w:val="en-US"/>
         </w:rPr>
-        <w:t xml:space="preserve">{_id: </w:t>
-      </w:r>
-      <w:proofErr w:type="spellStart"/>
-      <w:r>
-        <w:rPr>
-          <w:lang w:val="en-US"/>
-        </w:rPr>
-        <w:t>ObjectId</w:t>
-      </w:r>
-      <w:proofErr w:type="spellEnd"/>
-      <w:r>
-        <w:rPr>
-          <w:lang w:val="en-US"/>
-        </w:rPr>
-        <w:t>('699f5632f52dc19e837c2907</w:t>
+        <w:t>.aggregate</w:t>
+      </w:r>
+      <w:proofErr w:type="spellEnd"/>
+      <w:r>
+        <w:rPr>
+          <w:lang w:val="en-US"/>
+        </w:rPr>
+        <w:t>([</w:t>
+      </w:r>
+    </w:p>
+    <w:p>
+      <w:pPr>
+        <w:pStyle w:val="code-2"/>
+        <w:spacing w:after="0"/>
+        <w:rPr>
+          <w:lang w:val="en-US"/>
+        </w:rPr>
+      </w:pPr>
+      <w:r>
+        <w:rPr>
+          <w:lang w:val="en-US"/>
+        </w:rPr>
+        <w:t xml:space="preserve">   {</w:t>
+      </w:r>
+    </w:p>
+    <w:p>
+      <w:pPr>
+        <w:pStyle w:val="code-2"/>
+        <w:spacing w:after="0"/>
+        <w:rPr>
+          <w:lang w:val="en-US"/>
+        </w:rPr>
+      </w:pPr>
+      <w:r>
+        <w:rPr>
+          <w:lang w:val="en-US"/>
+        </w:rPr>
+        <w:t xml:space="preserve">     $</w:t>
       </w:r>
       <w:proofErr w:type="gramStart"/>
       <w:r>
         <w:rPr>
           <w:lang w:val="en-US"/>
         </w:rPr>
-        <w:t>')}</w:t>
+        <w:t>lookup: {</w:t>
       </w:r>
       <w:proofErr w:type="gramEnd"/>
-      <w:r>
-        <w:rPr>
-          <w:lang w:val="en-US"/>
-        </w:rPr>
+    </w:p>
+    <w:p>
+      <w:pPr>
+        <w:pStyle w:val="code-2"/>
+        <w:spacing w:after="0"/>
+        <w:rPr>
+          <w:lang w:val="en-US"/>
+        </w:rPr>
+      </w:pPr>
+      <w:r>
+        <w:rPr>
+          <w:lang w:val="en-US"/>
+        </w:rPr>
+        <w:t xml:space="preserve">       from: "votes",</w:t>
+      </w:r>
+    </w:p>
+    <w:p>
+      <w:pPr>
+        <w:pStyle w:val="code-2"/>
+        <w:spacing w:after="0"/>
+        <w:rPr>
+          <w:lang w:val="en-US"/>
+        </w:rPr>
+      </w:pPr>
+      <w:r>
+        <w:rPr>
+          <w:lang w:val="en-US"/>
+        </w:rPr>
+        <w:t xml:space="preserve">       </w:t>
+      </w:r>
+      <w:proofErr w:type="spellStart"/>
+      <w:r>
+        <w:rPr>
+          <w:lang w:val="en-US"/>
+        </w:rPr>
+        <w:t>localField</w:t>
+      </w:r>
+      <w:proofErr w:type="spellEnd"/>
+      <w:r>
+        <w:rPr>
+          <w:lang w:val="en-US"/>
+        </w:rPr>
+        <w:t>: "_id",</w:t>
+      </w:r>
+    </w:p>
+    <w:p>
+      <w:pPr>
+        <w:pStyle w:val="code-2"/>
+        <w:spacing w:after="0"/>
+        <w:rPr>
+          <w:lang w:val="en-US"/>
+        </w:rPr>
+      </w:pPr>
+      <w:r>
+        <w:rPr>
+          <w:lang w:val="en-US"/>
+        </w:rPr>
+        <w:t xml:space="preserve">       </w:t>
+      </w:r>
+      <w:proofErr w:type="spellStart"/>
+      <w:r>
+        <w:rPr>
+          <w:lang w:val="en-US"/>
+        </w:rPr>
+        <w:t>foreignField</w:t>
+      </w:r>
+      <w:proofErr w:type="spellEnd"/>
+      <w:r>
+        <w:rPr>
+          <w:lang w:val="en-US"/>
+        </w:rPr>
+        <w:t>: "</w:t>
+      </w:r>
+      <w:proofErr w:type="spellStart"/>
+      <w:r>
+        <w:rPr>
+          <w:lang w:val="en-US"/>
+        </w:rPr>
+        <w:t>storyId</w:t>
+      </w:r>
+      <w:proofErr w:type="spellEnd"/>
+      <w:r>
+        <w:rPr>
+          <w:lang w:val="en-US"/>
+        </w:rPr>
+        <w:t>",</w:t>
+      </w:r>
+    </w:p>
+    <w:p>
+      <w:pPr>
+        <w:pStyle w:val="code-2"/>
+        <w:spacing w:after="0"/>
+        <w:rPr>
+          <w:lang w:val="en-US"/>
+        </w:rPr>
+      </w:pPr>
+      <w:r>
+        <w:rPr>
+          <w:lang w:val="en-US"/>
+        </w:rPr>
+        <w:t xml:space="preserve">       as: "votes"</w:t>
+      </w:r>
+    </w:p>
+    <w:p>
+      <w:pPr>
+        <w:pStyle w:val="code-2"/>
+        <w:spacing w:after="0"/>
+        <w:rPr>
+          <w:lang w:val="en-US"/>
+        </w:rPr>
+      </w:pPr>
+      <w:r>
+        <w:rPr>
+          <w:lang w:val="en-US"/>
+        </w:rPr>
+        <w:t xml:space="preserve">     }</w:t>
+      </w:r>
+    </w:p>
+    <w:p>
+      <w:pPr>
+        <w:pStyle w:val="code-2"/>
+        <w:spacing w:after="0"/>
+        <w:rPr>
+          <w:lang w:val="en-US"/>
+        </w:rPr>
+      </w:pPr>
+      <w:r>
+        <w:rPr>
+          <w:lang w:val="en-US"/>
+        </w:rPr>
+        <w:t xml:space="preserve">   },</w:t>
+      </w:r>
+    </w:p>
+    <w:p>
+      <w:pPr>
+        <w:pStyle w:val="code-2"/>
+        <w:spacing w:after="0"/>
+        <w:rPr>
+          <w:lang w:val="en-US"/>
+        </w:rPr>
+      </w:pPr>
+      <w:r>
+        <w:rPr>
+          <w:lang w:val="en-US"/>
+        </w:rPr>
+        <w:t xml:space="preserve">   {</w:t>
+      </w:r>
+    </w:p>
+    <w:p>
+      <w:pPr>
+        <w:pStyle w:val="code-2"/>
+        <w:spacing w:after="0"/>
+        <w:rPr>
+          <w:lang w:val="en-US"/>
+        </w:rPr>
+      </w:pPr>
+      <w:r>
+        <w:rPr>
+          <w:lang w:val="en-US"/>
+        </w:rPr>
+        <w:t xml:space="preserve">     $project: {</w:t>
+      </w:r>
+    </w:p>
+    <w:p>
+      <w:pPr>
+        <w:pStyle w:val="code-2"/>
+        <w:spacing w:after="0"/>
+        <w:rPr>
+          <w:lang w:val="en-US"/>
+        </w:rPr>
+      </w:pPr>
+      <w:r>
+        <w:rPr>
+          <w:lang w:val="en-US"/>
+        </w:rPr>
+        <w:t xml:space="preserve">       _id: 0,</w:t>
+      </w:r>
+    </w:p>
+    <w:p>
+      <w:pPr>
+        <w:pStyle w:val="code-2"/>
+        <w:spacing w:after="0"/>
+        <w:rPr>
+          <w:lang w:val="en-US"/>
+        </w:rPr>
+      </w:pPr>
+      <w:r>
+        <w:rPr>
+          <w:lang w:val="en-US"/>
+        </w:rPr>
+        <w:t xml:space="preserve">       title: 1,</w:t>
+      </w:r>
+    </w:p>
+    <w:p>
+      <w:pPr>
+        <w:pStyle w:val="code-2"/>
+        <w:spacing w:after="0"/>
+        <w:rPr>
+          <w:lang w:val="en-US"/>
+        </w:rPr>
+      </w:pPr>
+      <w:r>
+        <w:rPr>
+          <w:lang w:val="en-US"/>
+        </w:rPr>
+        <w:t xml:space="preserve">       </w:t>
+      </w:r>
+      <w:proofErr w:type="spellStart"/>
+      <w:r>
+        <w:rPr>
+          <w:lang w:val="en-US"/>
+        </w:rPr>
+        <w:t>externalKey</w:t>
+      </w:r>
+      <w:proofErr w:type="spellEnd"/>
+      <w:r>
+        <w:rPr>
+          <w:lang w:val="en-US"/>
+        </w:rPr>
+        <w:t>: 1,</w:t>
+      </w:r>
+    </w:p>
+    <w:p>
+      <w:pPr>
+        <w:pStyle w:val="code-2"/>
+        <w:spacing w:after="0"/>
+        <w:rPr>
+          <w:lang w:val="en-US"/>
+        </w:rPr>
+      </w:pPr>
+      <w:r>
+        <w:rPr>
+          <w:lang w:val="en-US"/>
+        </w:rPr>
+        <w:t xml:space="preserve">       </w:t>
+      </w:r>
+      <w:proofErr w:type="spellStart"/>
+      <w:r>
+        <w:rPr>
+          <w:lang w:val="en-US"/>
+        </w:rPr>
+        <w:t>finalSize</w:t>
+      </w:r>
+      <w:proofErr w:type="spellEnd"/>
+      <w:r>
+        <w:rPr>
+          <w:lang w:val="en-US"/>
+        </w:rPr>
+        <w:t>: 1,</w:t>
+      </w:r>
+    </w:p>
+    <w:p>
+      <w:pPr>
+        <w:pStyle w:val="code-2"/>
+        <w:spacing w:after="0"/>
+        <w:rPr>
+          <w:lang w:val="en-US"/>
+        </w:rPr>
+      </w:pPr>
+      <w:r>
+        <w:rPr>
+          <w:lang w:val="en-US"/>
+        </w:rPr>
+        <w:t xml:space="preserve">       round: 1,</w:t>
+      </w:r>
+    </w:p>
+    <w:p>
+      <w:pPr>
+        <w:pStyle w:val="code-2"/>
+        <w:spacing w:after="0"/>
+        <w:rPr>
+          <w:lang w:val="en-US"/>
+        </w:rPr>
+      </w:pPr>
+      <w:r>
+        <w:rPr>
+          <w:lang w:val="en-US"/>
+        </w:rPr>
+        <w:t xml:space="preserve">       </w:t>
+      </w:r>
+      <w:proofErr w:type="gramStart"/>
+      <w:r>
+        <w:rPr>
+          <w:lang w:val="en-US"/>
+        </w:rPr>
+        <w:t>votes: {</w:t>
+      </w:r>
+      <w:proofErr w:type="gramEnd"/>
+    </w:p>
+    <w:p>
+      <w:pPr>
+        <w:pStyle w:val="code-2"/>
+        <w:spacing w:after="0"/>
+        <w:rPr>
+          <w:lang w:val="en-US"/>
+        </w:rPr>
+      </w:pPr>
+      <w:r>
+        <w:rPr>
+          <w:lang w:val="en-US"/>
+        </w:rPr>
+        <w:t xml:space="preserve">         round: 1,</w:t>
+      </w:r>
+    </w:p>
+    <w:p>
+      <w:pPr>
+        <w:pStyle w:val="code-2"/>
+        <w:spacing w:after="0"/>
+        <w:rPr>
+          <w:lang w:val="en-US"/>
+        </w:rPr>
+      </w:pPr>
+      <w:r>
+        <w:rPr>
+          <w:lang w:val="en-US"/>
+        </w:rPr>
+        <w:t xml:space="preserve">         </w:t>
+      </w:r>
+      <w:proofErr w:type="spellStart"/>
+      <w:r>
+        <w:rPr>
+          <w:lang w:val="en-US"/>
+        </w:rPr>
+        <w:t>participantId</w:t>
+      </w:r>
+      <w:proofErr w:type="spellEnd"/>
+      <w:r>
+        <w:rPr>
+          <w:lang w:val="en-US"/>
+        </w:rPr>
+        <w:t>: 1,</w:t>
+      </w:r>
+    </w:p>
+    <w:p>
+      <w:pPr>
+        <w:pStyle w:val="code-2"/>
+        <w:spacing w:after="0"/>
+        <w:rPr>
+          <w:lang w:val="en-US"/>
+        </w:rPr>
+      </w:pPr>
+      <w:r>
+        <w:rPr>
+          <w:lang w:val="en-US"/>
+        </w:rPr>
+        <w:t xml:space="preserve">         value: 1</w:t>
+      </w:r>
+    </w:p>
+    <w:p>
+      <w:pPr>
+        <w:pStyle w:val="code-2"/>
+        <w:spacing w:after="0"/>
+        <w:rPr>
+          <w:lang w:val="en-US"/>
+        </w:rPr>
+      </w:pPr>
+      <w:r>
+        <w:rPr>
+          <w:lang w:val="en-US"/>
+        </w:rPr>
+        <w:t xml:space="preserve">       }</w:t>
+      </w:r>
+    </w:p>
+    <w:p>
+      <w:pPr>
+        <w:pStyle w:val="code-2"/>
+        <w:spacing w:after="0"/>
+        <w:rPr>
+          <w:lang w:val="en-US"/>
+        </w:rPr>
+      </w:pPr>
+      <w:r>
+        <w:rPr>
+          <w:lang w:val="en-US"/>
+        </w:rPr>
+        <w:tab/>
+        <w:t xml:space="preserve"> }</w:t>
+      </w:r>
+    </w:p>
+    <w:p>
+      <w:pPr>
+        <w:pStyle w:val="code-2"/>
+        <w:spacing w:after="0"/>
+        <w:rPr>
+          <w:lang w:val="en-US"/>
+        </w:rPr>
+      </w:pPr>
+      <w:r>
+        <w:rPr>
+          <w:lang w:val="en-US"/>
+        </w:rPr>
+        <w:tab/>
+        <w:t>}</w:t>
+      </w:r>
+    </w:p>
+    <w:p>
+      <w:pPr>
+        <w:pStyle w:val="code-2"/>
+        <w:spacing w:after="0"/>
+        <w:rPr>
+          <w:lang w:val="en-US"/>
+        </w:rPr>
+      </w:pPr>
+      <w:r>
+        <w:rPr>
+          <w:lang w:val="en-US"/>
+        </w:rPr>
+        <w:t>])</w:t>
+      </w:r>
+    </w:p>
+    <w:p>
+      <w:pPr>
+        <w:pStyle w:val="code-2"/>
+        <w:spacing w:after="0"/>
+        <w:rPr>
+          <w:lang w:val="en-US"/>
+        </w:rPr>
+      </w:pPr>
+    </w:p>
+    <w:p>
+      <w:pPr>
+        <w:pStyle w:val="code-2"/>
+        <w:spacing w:after="0"/>
+        <w:rPr>
+          <w:lang w:val="en-US"/>
+        </w:rPr>
+      </w:pPr>
+      <w:r>
+        <w:rPr>
+          <w:lang w:val="en-US"/>
+        </w:rPr>
+        <w:t xml:space="preserve">  {</w:t>
+      </w:r>
+    </w:p>
+    <w:p>
+      <w:pPr>
+        <w:pStyle w:val="code-2"/>
+        <w:spacing w:after="0"/>
+        <w:rPr>
+          <w:lang w:val="en-US"/>
+        </w:rPr>
+      </w:pPr>
+      <w:r>
+        <w:rPr>
+          <w:lang w:val="en-US"/>
+        </w:rPr>
+        <w:t xml:space="preserve">    </w:t>
+      </w:r>
+      <w:proofErr w:type="spellStart"/>
+      <w:r>
+        <w:rPr>
+          <w:lang w:val="en-US"/>
+        </w:rPr>
+        <w:t>externalKey</w:t>
+      </w:r>
+      <w:proofErr w:type="spellEnd"/>
+      <w:r>
+        <w:rPr>
+          <w:lang w:val="en-US"/>
+        </w:rPr>
+        <w:t>: 'JIRA-101',</w:t>
+      </w:r>
+    </w:p>
+    <w:p>
+      <w:pPr>
+        <w:pStyle w:val="code-2"/>
+        <w:spacing w:after="0"/>
+        <w:rPr>
+          <w:lang w:val="en-US"/>
+        </w:rPr>
+      </w:pPr>
+      <w:r>
+        <w:rPr>
+          <w:lang w:val="en-US"/>
+        </w:rPr>
+        <w:t xml:space="preserve">    </w:t>
+      </w:r>
+      <w:proofErr w:type="spellStart"/>
+      <w:r>
+        <w:rPr>
+          <w:lang w:val="en-US"/>
+        </w:rPr>
+        <w:t>finalSize</w:t>
+      </w:r>
+      <w:proofErr w:type="spellEnd"/>
+      <w:r>
+        <w:rPr>
+          <w:lang w:val="en-US"/>
+        </w:rPr>
+        <w:t>: 'M',</w:t>
+      </w:r>
+    </w:p>
+    <w:p>
+      <w:pPr>
+        <w:pStyle w:val="code-2"/>
+        <w:spacing w:after="0"/>
+        <w:rPr>
+          <w:lang w:val="en-US"/>
+        </w:rPr>
+      </w:pPr>
+      <w:r>
+        <w:rPr>
+          <w:lang w:val="en-US"/>
+        </w:rPr>
+        <w:t xml:space="preserve">    round: 2,</w:t>
+      </w:r>
+    </w:p>
+    <w:p>
+      <w:pPr>
+        <w:pStyle w:val="code-2"/>
+        <w:spacing w:after="0"/>
+        <w:rPr>
+          <w:lang w:val="en-US"/>
+        </w:rPr>
+      </w:pPr>
+      <w:r>
+        <w:rPr>
+          <w:lang w:val="en-US"/>
+        </w:rPr>
+        <w:t xml:space="preserve">    title: 'Run LSR Lombok Recipes',</w:t>
+      </w:r>
+    </w:p>
+    <w:p>
+      <w:pPr>
+        <w:pStyle w:val="code-2"/>
+        <w:spacing w:after="0"/>
+        <w:rPr>
+          <w:lang w:val="en-US"/>
+        </w:rPr>
+      </w:pPr>
+      <w:r>
+        <w:rPr>
+          <w:lang w:val="en-US"/>
+        </w:rPr>
+        <w:t xml:space="preserve">    votes: [ </w:t>
+      </w:r>
+      <w:proofErr w:type="gramStart"/>
+      <w:r>
+        <w:rPr>
+          <w:lang w:val="en-US"/>
+        </w:rPr>
+        <w:t>{ round</w:t>
+      </w:r>
+      <w:proofErr w:type="gramEnd"/>
+      <w:r>
+        <w:rPr>
+          <w:lang w:val="en-US"/>
+        </w:rPr>
+        <w:t xml:space="preserve">: 3, </w:t>
+      </w:r>
+      <w:proofErr w:type="spellStart"/>
+      <w:r>
+        <w:rPr>
+          <w:lang w:val="en-US"/>
+        </w:rPr>
+        <w:t>participantId</w:t>
+      </w:r>
+      <w:proofErr w:type="spellEnd"/>
+      <w:r>
+        <w:rPr>
+          <w:lang w:val="en-US"/>
+        </w:rPr>
+        <w:t>: 'p1', value: 'M' } ]</w:t>
+      </w:r>
+    </w:p>
+    <w:p>
+      <w:pPr>
+        <w:pStyle w:val="code-2"/>
+        <w:spacing w:after="0"/>
+        <w:rPr>
+          <w:lang w:val="en-US"/>
+        </w:rPr>
+      </w:pPr>
+      <w:r>
+        <w:rPr>
+          <w:lang w:val="en-US"/>
+        </w:rPr>
+        <w:t xml:space="preserve">  },</w:t>
+      </w:r>
+    </w:p>
+    <w:p>
+      <w:pPr>
+        <w:pStyle w:val="code-2"/>
+        <w:spacing w:after="0"/>
+        <w:rPr>
+          <w:lang w:val="en-US"/>
+        </w:rPr>
+      </w:pPr>
+      <w:r>
+        <w:rPr>
+          <w:lang w:val="en-US"/>
+        </w:rPr>
+        <w:t xml:space="preserve">  {</w:t>
+      </w:r>
+    </w:p>
+    <w:p>
+      <w:pPr>
+        <w:pStyle w:val="code-2"/>
+        <w:spacing w:after="0"/>
+        <w:rPr>
+          <w:lang w:val="en-US"/>
+        </w:rPr>
+      </w:pPr>
+      <w:r>
+        <w:rPr>
+          <w:lang w:val="en-US"/>
+        </w:rPr>
+        <w:t xml:space="preserve">    </w:t>
+      </w:r>
+      <w:proofErr w:type="spellStart"/>
+      <w:r>
+        <w:rPr>
+          <w:lang w:val="en-US"/>
+        </w:rPr>
+        <w:t>externalKey</w:t>
+      </w:r>
+      <w:proofErr w:type="spellEnd"/>
+      <w:r>
+        <w:rPr>
+          <w:lang w:val="en-US"/>
+        </w:rPr>
+        <w:t>: 'JIRA-102',</w:t>
+      </w:r>
+    </w:p>
+    <w:p>
+      <w:pPr>
+        <w:pStyle w:val="code-2"/>
+        <w:spacing w:after="0"/>
+        <w:rPr>
+          <w:lang w:val="en-US"/>
+        </w:rPr>
+      </w:pPr>
+      <w:r>
+        <w:rPr>
+          <w:lang w:val="en-US"/>
+        </w:rPr>
+        <w:t xml:space="preserve">    </w:t>
+      </w:r>
+      <w:proofErr w:type="spellStart"/>
+      <w:r>
+        <w:rPr>
+          <w:lang w:val="en-US"/>
+        </w:rPr>
+        <w:t>finalSize</w:t>
+      </w:r>
+      <w:proofErr w:type="spellEnd"/>
+      <w:r>
+        <w:rPr>
+          <w:lang w:val="en-US"/>
+        </w:rPr>
+        <w:t>: 'L',</w:t>
+      </w:r>
+    </w:p>
+    <w:p>
+      <w:pPr>
+        <w:pStyle w:val="code-2"/>
+        <w:spacing w:after="0"/>
+        <w:rPr>
+          <w:lang w:val="en-US"/>
+        </w:rPr>
+      </w:pPr>
+      <w:r>
+        <w:rPr>
+          <w:lang w:val="en-US"/>
+        </w:rPr>
+        <w:t xml:space="preserve">    round: 1,</w:t>
+      </w:r>
+    </w:p>
+    <w:p>
+      <w:pPr>
+        <w:pStyle w:val="code-2"/>
+        <w:spacing w:after="0"/>
+        <w:rPr>
+          <w:lang w:val="en-US"/>
+        </w:rPr>
+      </w:pPr>
+      <w:r>
+        <w:rPr>
+          <w:lang w:val="en-US"/>
+        </w:rPr>
+        <w:t xml:space="preserve">    title: 'Implement OpenRewrite Security Recipe',</w:t>
+      </w:r>
+    </w:p>
+    <w:p>
+      <w:pPr>
+        <w:pStyle w:val="code-2"/>
+        <w:spacing w:after="0"/>
+        <w:rPr>
+          <w:lang w:val="en-US"/>
+        </w:rPr>
+      </w:pPr>
+      <w:r>
+        <w:rPr>
+          <w:lang w:val="en-US"/>
+        </w:rPr>
+        <w:t xml:space="preserve">    votes: [</w:t>
+      </w:r>
+    </w:p>
+    <w:p>
+      <w:pPr>
+        <w:pStyle w:val="code-2"/>
+        <w:spacing w:after="0"/>
+        <w:rPr>
+          <w:lang w:val="en-US"/>
+        </w:rPr>
+      </w:pPr>
+      <w:r>
+        <w:rPr>
+          <w:lang w:val="en-US"/>
+        </w:rPr>
+        <w:t xml:space="preserve">      </w:t>
+      </w:r>
+      <w:proofErr w:type="gramStart"/>
+      <w:r>
+        <w:rPr>
+          <w:lang w:val="en-US"/>
+        </w:rPr>
+        <w:t>{ round</w:t>
+      </w:r>
+      <w:proofErr w:type="gramEnd"/>
+      <w:r>
+        <w:rPr>
+          <w:lang w:val="en-US"/>
+        </w:rPr>
+        <w:t xml:space="preserve">: 1, </w:t>
+      </w:r>
+      <w:proofErr w:type="spellStart"/>
+      <w:r>
+        <w:rPr>
+          <w:lang w:val="en-US"/>
+        </w:rPr>
+        <w:t>participantId</w:t>
+      </w:r>
+      <w:proofErr w:type="spellEnd"/>
+      <w:r>
+        <w:rPr>
+          <w:lang w:val="en-US"/>
+        </w:rPr>
+        <w:t>: 'p1', value: 'L' },</w:t>
+      </w:r>
+    </w:p>
+    <w:p>
+      <w:pPr>
+        <w:pStyle w:val="code-2"/>
+        <w:spacing w:after="0"/>
+        <w:rPr>
+          <w:lang w:val="en-US"/>
+        </w:rPr>
+      </w:pPr>
+      <w:r>
+        <w:rPr>
+          <w:lang w:val="en-US"/>
+        </w:rPr>
+        <w:t xml:space="preserve">      </w:t>
+      </w:r>
+      <w:proofErr w:type="gramStart"/>
+      <w:r>
+        <w:rPr>
+          <w:lang w:val="en-US"/>
+        </w:rPr>
+        <w:t>{ round</w:t>
+      </w:r>
+      <w:proofErr w:type="gramEnd"/>
+      <w:r>
+        <w:rPr>
+          <w:lang w:val="en-US"/>
+        </w:rPr>
+        <w:t xml:space="preserve">: 1, </w:t>
+      </w:r>
+      <w:proofErr w:type="spellStart"/>
+      <w:r>
+        <w:rPr>
+          <w:lang w:val="en-US"/>
+        </w:rPr>
+        <w:t>participantId</w:t>
+      </w:r>
+      <w:proofErr w:type="spellEnd"/>
+      <w:r>
+        <w:rPr>
+          <w:lang w:val="en-US"/>
+        </w:rPr>
+        <w:t>: 'p2', value: 'M' },</w:t>
+      </w:r>
+    </w:p>
+    <w:p>
+      <w:pPr>
+        <w:pStyle w:val="code-2"/>
+        <w:spacing w:after="0"/>
+        <w:rPr>
+          <w:lang w:val="en-US"/>
+        </w:rPr>
+      </w:pPr>
+      <w:r>
+        <w:rPr>
+          <w:lang w:val="en-US"/>
+        </w:rPr>
+        <w:t xml:space="preserve">      </w:t>
+      </w:r>
+      <w:proofErr w:type="gramStart"/>
+      <w:r>
+        <w:rPr>
+          <w:lang w:val="en-US"/>
+        </w:rPr>
+        <w:t>{ round</w:t>
+      </w:r>
+      <w:proofErr w:type="gramEnd"/>
+      <w:r>
+        <w:rPr>
+          <w:lang w:val="en-US"/>
+        </w:rPr>
+        <w:t xml:space="preserve">: 1, </w:t>
+      </w:r>
+      <w:proofErr w:type="spellStart"/>
+      <w:r>
+        <w:rPr>
+          <w:lang w:val="en-US"/>
+        </w:rPr>
+        <w:t>participantId</w:t>
+      </w:r>
+      <w:proofErr w:type="spellEnd"/>
+      <w:r>
+        <w:rPr>
+          <w:lang w:val="en-US"/>
+        </w:rPr>
+        <w:t>: 'p3', value: 'L' },</w:t>
+      </w:r>
+    </w:p>
+    <w:p>
+      <w:pPr>
+        <w:pStyle w:val="code-2"/>
+        <w:spacing w:after="0"/>
+        <w:rPr>
+          <w:lang w:val="en-US"/>
+        </w:rPr>
+      </w:pPr>
+      <w:r>
+        <w:rPr>
+          <w:lang w:val="en-US"/>
+        </w:rPr>
+        <w:t xml:space="preserve">      </w:t>
+      </w:r>
+      <w:proofErr w:type="gramStart"/>
+      <w:r>
+        <w:rPr>
+          <w:lang w:val="en-US"/>
+        </w:rPr>
+        <w:t>{ round</w:t>
+      </w:r>
+      <w:proofErr w:type="gramEnd"/>
+      <w:r>
+        <w:rPr>
+          <w:lang w:val="en-US"/>
+        </w:rPr>
+        <w:t xml:space="preserve">: 1, </w:t>
+      </w:r>
+      <w:proofErr w:type="spellStart"/>
+      <w:r>
+        <w:rPr>
+          <w:lang w:val="en-US"/>
+        </w:rPr>
+        <w:t>participantId</w:t>
+      </w:r>
+      <w:proofErr w:type="spellEnd"/>
+      <w:r>
+        <w:rPr>
+          <w:lang w:val="en-US"/>
+        </w:rPr>
+        <w:t>: 'p4', value: 'XL' }</w:t>
+      </w:r>
+    </w:p>
+    <w:p>
+      <w:pPr>
+        <w:pStyle w:val="code-2"/>
+        <w:spacing w:after="0"/>
+        <w:rPr>
+          <w:lang w:val="en-US"/>
+        </w:rPr>
+      </w:pPr>
+      <w:r>
+        <w:rPr>
+          <w:lang w:val="en-US"/>
+        </w:rPr>
+        <w:t xml:space="preserve">    ]</w:t>
+      </w:r>
+    </w:p>
+    <w:p>
+      <w:pPr>
+        <w:pStyle w:val="code-2"/>
+        <w:spacing w:after="0"/>
+      </w:pPr>
+      <w:r>
+        <w:rPr>
+          <w:lang w:val="en-US"/>
+        </w:rPr>
+        <w:t xml:space="preserve">  },</w:t>
+      </w:r>
+    </w:p>
+    <w:p>
+      <w:pPr>
+        <w:jc w:val="right"/>
+        <w:rPr>
+          <w:lang w:val="en-US"/>
+        </w:rPr>
+      </w:pPr>
+      <w:r>
+        <w:rPr>
+          <w:lang w:val="en-US"/>
+        </w:rPr>
+        <w:t>(</w:t>
+      </w:r>
+      <w:r>
+        <w:t>Фиг. 16 – комбинира 2 колекции и извежда общ резултат)</w:t>
+      </w:r>
+      <w:r>
+        <w:rPr>
+          <w:lang w:val="en-US"/>
+        </w:rPr>
+        <w:br w:type="page"/>
+      </w:r>
+    </w:p>
+    <w:p>
+      <w:pPr>
+        <w:pStyle w:val="Heading1"/>
+      </w:pPr>
+      <w:bookmarkStart w:id="14" w:name="_Toc223011449"/>
+      <w:r>
+        <w:lastRenderedPageBreak/>
+        <w:t>Контрол на достъпа до данните</w:t>
+      </w:r>
+      <w:bookmarkEnd w:id="14"/>
+    </w:p>
+    <w:p>
+      <w:pPr>
+        <w:pStyle w:val="ListParagraph"/>
+        <w:numPr>
+          <w:ilvl w:val="0"/>
+          <w:numId w:val="2"/>
+        </w:numPr>
+        <w:rPr>
+          <w:i/>
+          <w:iCs/>
+          <w:lang w:val="en-US"/>
+        </w:rPr>
+      </w:pPr>
+      <w:r>
+        <w:t xml:space="preserve">Редактиране на </w:t>
+      </w:r>
+      <w:r>
+        <w:rPr>
+          <w:i/>
+          <w:iCs/>
+          <w:lang w:val="en-US"/>
+        </w:rPr>
+        <w:t>C:\Program Files\MongoDB\Server\8.2\bin</w:t>
+      </w:r>
+      <w:r>
+        <w:rPr>
+          <w:i/>
+          <w:iCs/>
+          <w:lang w:val="en-US"/>
+        </w:rPr>
+        <w:t>\</w:t>
+      </w:r>
+      <w:proofErr w:type="spellStart"/>
+      <w:r>
+        <w:rPr>
+          <w:i/>
+          <w:iCs/>
+          <w:lang w:val="en-US"/>
+        </w:rPr>
+        <w:t>mongod.cfg</w:t>
+      </w:r>
+      <w:proofErr w:type="spellEnd"/>
+    </w:p>
+    <w:p>
+      <w:pPr>
+        <w:pStyle w:val="ListParagraph"/>
+        <w:numPr>
+          <w:ilvl w:val="0"/>
+          <w:numId w:val="2"/>
+        </w:numPr>
+        <w:rPr>
+          <w:lang w:val="en-US"/>
+        </w:rPr>
+      </w:pPr>
+      <w:r>
+        <w:t xml:space="preserve">Маха се коментара на </w:t>
+      </w:r>
+      <w:r>
+        <w:rPr>
+          <w:i/>
+          <w:iCs/>
+          <w:lang w:val="en-US"/>
+        </w:rPr>
+        <w:t>Security</w:t>
+      </w:r>
+    </w:p>
+    <w:p>
+      <w:pPr>
+        <w:pStyle w:val="ListParagraph"/>
+        <w:numPr>
+          <w:ilvl w:val="0"/>
+          <w:numId w:val="2"/>
+        </w:numPr>
+        <w:rPr>
+          <w:lang w:val="en-US"/>
+        </w:rPr>
+      </w:pPr>
+      <w:r>
+        <w:t xml:space="preserve">Под </w:t>
+      </w:r>
+      <w:r>
+        <w:rPr>
+          <w:i/>
+          <w:iCs/>
+          <w:lang w:val="en-US"/>
+        </w:rPr>
+        <w:t>Security</w:t>
+      </w:r>
+      <w:r>
+        <w:t xml:space="preserve"> добавяме: </w:t>
+      </w:r>
+      <w:proofErr w:type="spellStart"/>
+      <w:r>
+        <w:rPr>
+          <w:i/>
+          <w:iCs/>
+        </w:rPr>
+        <w:t>authorization</w:t>
+      </w:r>
+      <w:proofErr w:type="spellEnd"/>
+      <w:r>
+        <w:rPr>
+          <w:i/>
+          <w:iCs/>
+        </w:rPr>
+        <w:t xml:space="preserve">: </w:t>
+      </w:r>
+      <w:proofErr w:type="spellStart"/>
+      <w:r>
+        <w:rPr>
+          <w:i/>
+          <w:iCs/>
+        </w:rPr>
+        <w:t>enabled</w:t>
+      </w:r>
+      <w:proofErr w:type="spellEnd"/>
+    </w:p>
+    <w:p>
+      <w:pPr>
+        <w:pStyle w:val="ListParagraph"/>
+        <w:numPr>
+          <w:ilvl w:val="0"/>
+          <w:numId w:val="2"/>
+        </w:numPr>
+        <w:rPr>
+          <w:lang w:val="en-US"/>
+        </w:rPr>
+      </w:pPr>
+      <w:r>
+        <w:t xml:space="preserve">Рестарт на </w:t>
+      </w:r>
+      <w:proofErr w:type="spellStart"/>
+      <w:r>
+        <w:rPr>
+          <w:lang w:val="en-US"/>
+        </w:rPr>
+        <w:t>MongoDb</w:t>
+      </w:r>
+      <w:proofErr w:type="spellEnd"/>
+    </w:p>
+    <w:p>
+      <w:pPr>
+        <w:pStyle w:val="ListParagraph"/>
+        <w:numPr>
+          <w:ilvl w:val="0"/>
+          <w:numId w:val="2"/>
+        </w:numPr>
+        <w:rPr>
+          <w:lang w:val="en-US"/>
+        </w:rPr>
+      </w:pPr>
+      <w:r>
+        <w:t>Създава се програмно роли</w:t>
+      </w:r>
+    </w:p>
+    <w:p>
+      <w:pPr>
+        <w:pStyle w:val="ListParagraph"/>
+        <w:numPr>
+          <w:ilvl w:val="0"/>
+          <w:numId w:val="2"/>
+        </w:numPr>
+        <w:rPr>
+          <w:lang w:val="en-US"/>
+        </w:rPr>
+      </w:pPr>
+      <w:r>
+        <w:t>Създава се програмно потребители</w:t>
+      </w:r>
+    </w:p>
+    <w:p>
+      <w:pPr>
+        <w:pStyle w:val="ListParagraph"/>
+        <w:numPr>
+          <w:ilvl w:val="0"/>
+          <w:numId w:val="2"/>
+        </w:numPr>
+        <w:rPr>
+          <w:lang w:val="en-US"/>
+        </w:rPr>
+      </w:pPr>
+      <w:proofErr w:type="spellStart"/>
+      <w:r>
+        <w:t>Логин</w:t>
+      </w:r>
+      <w:proofErr w:type="spellEnd"/>
+    </w:p>
+    <w:p>
+      <w:pPr>
+        <w:rPr>
+          <w:lang w:val="en-US"/>
+        </w:rPr>
+      </w:pPr>
+    </w:p>
+    <w:p>
+      <w:pPr>
+        <w:pStyle w:val="Heading3"/>
+      </w:pPr>
+      <w:bookmarkStart w:id="15" w:name="_Toc223011450"/>
+      <w:r>
+        <w:t>Стъпка 5:</w:t>
+      </w:r>
+      <w:bookmarkEnd w:id="15"/>
+    </w:p>
+    <w:p>
+      <w:pPr>
+        <w:pStyle w:val="code-2"/>
+      </w:pPr>
+      <w:proofErr w:type="spellStart"/>
+      <w:r>
+        <w:t>db.createRole</w:t>
+      </w:r>
+      <w:proofErr w:type="spellEnd"/>
+      <w:r>
+        <w:t>({</w:t>
+      </w:r>
+    </w:p>
+    <w:p>
+      <w:pPr>
+        <w:pStyle w:val="code-2"/>
+      </w:pPr>
+      <w:r>
+        <w:t xml:space="preserve">  </w:t>
+      </w:r>
+      <w:proofErr w:type="spellStart"/>
+      <w:r>
+        <w:t>role</w:t>
+      </w:r>
+      <w:proofErr w:type="spellEnd"/>
+      <w:r>
+        <w:t>: "</w:t>
+      </w:r>
+      <w:proofErr w:type="spellStart"/>
+      <w:r>
+        <w:t>reader</w:t>
+      </w:r>
+      <w:proofErr w:type="spellEnd"/>
+      <w:r>
+        <w:t>",</w:t>
+      </w:r>
+    </w:p>
+    <w:p>
+      <w:pPr>
+        <w:pStyle w:val="code-2"/>
+      </w:pPr>
+      <w:r>
+        <w:t xml:space="preserve">  </w:t>
+      </w:r>
+      <w:proofErr w:type="spellStart"/>
+      <w:r>
+        <w:t>privileges</w:t>
+      </w:r>
+      <w:proofErr w:type="spellEnd"/>
+      <w:r>
+        <w:t>: [</w:t>
+      </w:r>
+    </w:p>
+    <w:p>
+      <w:pPr>
+        <w:pStyle w:val="code-2"/>
+      </w:pPr>
+      <w:r>
+        <w:t xml:space="preserve">    {</w:t>
+      </w:r>
+    </w:p>
+    <w:p>
+      <w:pPr>
+        <w:pStyle w:val="code-2"/>
+      </w:pPr>
+      <w:r>
+        <w:t xml:space="preserve">      </w:t>
+      </w:r>
+      <w:proofErr w:type="spellStart"/>
+      <w:r>
+        <w:t>resource</w:t>
+      </w:r>
+      <w:proofErr w:type="spellEnd"/>
+      <w:r>
+        <w:t>: {</w:t>
+      </w:r>
+    </w:p>
+    <w:p>
+      <w:pPr>
+        <w:pStyle w:val="code-2"/>
+      </w:pPr>
+      <w:r>
+        <w:t xml:space="preserve">        </w:t>
+      </w:r>
+      <w:proofErr w:type="spellStart"/>
+      <w:r>
+        <w:t>db</w:t>
+      </w:r>
+      <w:proofErr w:type="spellEnd"/>
+      <w:r>
+        <w:t>: "</w:t>
+      </w:r>
+      <w:proofErr w:type="spellStart"/>
+      <w:r>
+        <w:t>refinementDb</w:t>
+      </w:r>
+      <w:proofErr w:type="spellEnd"/>
+      <w:r>
+        <w:t>",</w:t>
+      </w:r>
+    </w:p>
+    <w:p>
+      <w:pPr>
+        <w:pStyle w:val="code-2"/>
+      </w:pPr>
+      <w:r>
+        <w:t xml:space="preserve">        </w:t>
+      </w:r>
+      <w:proofErr w:type="spellStart"/>
+      <w:r>
+        <w:t>collection</w:t>
+      </w:r>
+      <w:proofErr w:type="spellEnd"/>
+      <w:r>
+        <w:t>: "</w:t>
+      </w:r>
+      <w:proofErr w:type="spellStart"/>
+      <w:r>
+        <w:t>stories</w:t>
+      </w:r>
+      <w:proofErr w:type="spellEnd"/>
+      <w:r>
+        <w:t>"</w:t>
+      </w:r>
+    </w:p>
+    <w:p>
+      <w:pPr>
+        <w:pStyle w:val="code-2"/>
+      </w:pPr>
+      <w:r>
+        <w:t xml:space="preserve">      },</w:t>
+      </w:r>
+    </w:p>
+    <w:p>
+      <w:pPr>
+        <w:pStyle w:val="code-2"/>
+      </w:pPr>
+      <w:r>
+        <w:t xml:space="preserve">      </w:t>
+      </w:r>
+      <w:proofErr w:type="spellStart"/>
+      <w:r>
+        <w:t>actions</w:t>
+      </w:r>
+      <w:proofErr w:type="spellEnd"/>
+      <w:r>
+        <w:t>: ["</w:t>
+      </w:r>
+      <w:proofErr w:type="spellStart"/>
+      <w:r>
+        <w:t>find</w:t>
+      </w:r>
+      <w:proofErr w:type="spellEnd"/>
+      <w:r>
+        <w:t>"]</w:t>
+      </w:r>
+    </w:p>
+    <w:p>
+      <w:pPr>
+        <w:pStyle w:val="code-2"/>
+      </w:pPr>
+      <w:r>
+        <w:t xml:space="preserve">    },</w:t>
+      </w:r>
+    </w:p>
+    <w:p>
+      <w:pPr>
+        <w:pStyle w:val="code-2"/>
+      </w:pPr>
+      <w:r>
+        <w:t xml:space="preserve">    {</w:t>
+      </w:r>
+    </w:p>
+    <w:p>
+      <w:pPr>
+        <w:pStyle w:val="code-2"/>
+      </w:pPr>
+      <w:r>
+        <w:t xml:space="preserve">      </w:t>
+      </w:r>
+      <w:proofErr w:type="spellStart"/>
+      <w:r>
+        <w:t>resource</w:t>
+      </w:r>
+      <w:proofErr w:type="spellEnd"/>
+      <w:r>
+        <w:t>: {</w:t>
+      </w:r>
+    </w:p>
+    <w:p>
+      <w:pPr>
+        <w:pStyle w:val="code-2"/>
+      </w:pPr>
+      <w:r>
+        <w:t xml:space="preserve">        </w:t>
+      </w:r>
+      <w:proofErr w:type="spellStart"/>
+      <w:r>
+        <w:t>db</w:t>
+      </w:r>
+      <w:proofErr w:type="spellEnd"/>
+      <w:r>
+        <w:t>: "</w:t>
+      </w:r>
+      <w:proofErr w:type="spellStart"/>
+      <w:r>
+        <w:t>refinementDb</w:t>
+      </w:r>
+      <w:proofErr w:type="spellEnd"/>
+      <w:r>
+        <w:t>",</w:t>
+      </w:r>
+    </w:p>
+    <w:p>
+      <w:pPr>
+        <w:pStyle w:val="code-2"/>
+      </w:pPr>
+      <w:r>
+        <w:t xml:space="preserve">        </w:t>
+      </w:r>
+      <w:proofErr w:type="spellStart"/>
+      <w:r>
+        <w:t>collection</w:t>
+      </w:r>
+      <w:proofErr w:type="spellEnd"/>
+      <w:r>
+        <w:t>: "</w:t>
+      </w:r>
+      <w:proofErr w:type="spellStart"/>
+      <w:r>
+        <w:t>votes</w:t>
+      </w:r>
+      <w:proofErr w:type="spellEnd"/>
+      <w:r>
+        <w:t>"</w:t>
+      </w:r>
+    </w:p>
+    <w:p>
+      <w:pPr>
+        <w:pStyle w:val="code-2"/>
+      </w:pPr>
+      <w:r>
+        <w:t xml:space="preserve">      },</w:t>
+      </w:r>
+    </w:p>
+    <w:p>
+      <w:pPr>
+        <w:pStyle w:val="code-2"/>
+      </w:pPr>
+      <w:r>
+        <w:t xml:space="preserve">      </w:t>
+      </w:r>
+      <w:proofErr w:type="spellStart"/>
+      <w:r>
+        <w:t>actions</w:t>
+      </w:r>
+      <w:proofErr w:type="spellEnd"/>
+      <w:r>
+        <w:t>: ["</w:t>
+      </w:r>
+      <w:proofErr w:type="spellStart"/>
+      <w:r>
+        <w:t>find</w:t>
+      </w:r>
+      <w:proofErr w:type="spellEnd"/>
+      <w:r>
+        <w:t>"]</w:t>
+      </w:r>
+    </w:p>
+    <w:p>
+      <w:pPr>
+        <w:pStyle w:val="code-2"/>
+      </w:pPr>
+      <w:r>
+        <w:t xml:space="preserve">    }</w:t>
+      </w:r>
+    </w:p>
+    <w:p>
+      <w:pPr>
+        <w:pStyle w:val="code-2"/>
+      </w:pPr>
+      <w:r>
+        <w:t xml:space="preserve">  ],</w:t>
+      </w:r>
+    </w:p>
+    <w:p>
+      <w:pPr>
+        <w:pStyle w:val="code-2"/>
+      </w:pPr>
+      <w:r>
+        <w:t xml:space="preserve">  </w:t>
+      </w:r>
+      <w:proofErr w:type="spellStart"/>
+      <w:r>
+        <w:t>roles</w:t>
+      </w:r>
+      <w:proofErr w:type="spellEnd"/>
+      <w:r>
+        <w:t>: []</w:t>
+      </w:r>
+    </w:p>
+    <w:p>
+      <w:pPr>
+        <w:pStyle w:val="code-2"/>
+      </w:pPr>
+    </w:p>
+    <w:p>
+      <w:pPr>
+        <w:jc w:val="right"/>
+        <w:rPr>
+          <w:rFonts w:ascii="Courier New" w:hAnsi="Courier New"/>
+          <w:b/>
+          <w:sz w:val="20"/>
+          <w:lang w:val="en-US"/>
+        </w:rPr>
+      </w:pPr>
+      <w:r>
+        <w:rPr>
+          <w:lang w:val="en-US"/>
+        </w:rPr>
+        <w:t>(</w:t>
+      </w:r>
+      <w:r>
+        <w:t>Фиг. 17 – създаване на роля само за четене. Същото се прави и за останалите роли, разликата е в правата.)</w:t>
+      </w:r>
+      <w:r>
+        <w:br w:type="page"/>
+      </w:r>
+    </w:p>
+    <w:p>
+      <w:pPr>
+        <w:pStyle w:val="Heading3"/>
+      </w:pPr>
+      <w:bookmarkStart w:id="16" w:name="_Toc223011451"/>
+      <w:r>
+        <w:lastRenderedPageBreak/>
+        <w:t>Стъпка 6:</w:t>
+      </w:r>
+      <w:bookmarkEnd w:id="16"/>
+    </w:p>
+    <w:p>
+      <w:pPr>
+        <w:pStyle w:val="code-2"/>
+      </w:pPr>
+      <w:proofErr w:type="spellStart"/>
+      <w:r>
+        <w:t>db.createUser</w:t>
+      </w:r>
+      <w:proofErr w:type="spellEnd"/>
+      <w:r>
+        <w:t>({</w:t>
+      </w:r>
+    </w:p>
+    <w:p>
+      <w:pPr>
+        <w:pStyle w:val="code-2"/>
+      </w:pPr>
+      <w:r>
+        <w:t xml:space="preserve">  </w:t>
+      </w:r>
+      <w:proofErr w:type="spellStart"/>
+      <w:r>
+        <w:t>user</w:t>
+      </w:r>
+      <w:proofErr w:type="spellEnd"/>
+      <w:r>
+        <w:t>: "</w:t>
+      </w:r>
+      <w:r>
+        <w:rPr>
+          <w:lang w:val="en-US"/>
+        </w:rPr>
+        <w:t>DB_ADMIN</w:t>
+      </w:r>
+      <w:r>
+        <w:t>",</w:t>
+      </w:r>
+    </w:p>
+    <w:p>
+      <w:pPr>
+        <w:pStyle w:val="code-2"/>
+      </w:pPr>
+      <w:r>
+        <w:t xml:space="preserve">  </w:t>
+      </w:r>
+      <w:proofErr w:type="spellStart"/>
+      <w:r>
+        <w:t>pwd</w:t>
+      </w:r>
+      <w:proofErr w:type="spellEnd"/>
+      <w:r>
+        <w:t>: "</w:t>
+      </w:r>
+      <w:r>
+        <w:rPr>
+          <w:lang w:val="en-US"/>
+        </w:rPr>
+        <w:t>Abcd1234</w:t>
+      </w:r>
+      <w:r>
+        <w:t>",</w:t>
+      </w:r>
+    </w:p>
+    <w:p>
+      <w:pPr>
+        <w:pStyle w:val="code-2"/>
+      </w:pPr>
+      <w:r>
+        <w:t xml:space="preserve">  </w:t>
+      </w:r>
+      <w:proofErr w:type="spellStart"/>
+      <w:r>
+        <w:t>roles</w:t>
+      </w:r>
+      <w:proofErr w:type="spellEnd"/>
+      <w:r>
+        <w:t>: [</w:t>
+      </w:r>
+    </w:p>
+    <w:p>
+      <w:pPr>
+        <w:pStyle w:val="code-2"/>
+      </w:pPr>
+      <w:r>
+        <w:t xml:space="preserve">    { </w:t>
+      </w:r>
+      <w:proofErr w:type="spellStart"/>
+      <w:r>
+        <w:t>role</w:t>
+      </w:r>
+      <w:proofErr w:type="spellEnd"/>
+      <w:r>
+        <w:t>: "</w:t>
+      </w:r>
+      <w:r>
+        <w:rPr>
+          <w:lang w:val="en-US"/>
+        </w:rPr>
+        <w:t>reader</w:t>
+      </w:r>
+      <w:r>
+        <w:t xml:space="preserve">", </w:t>
+      </w:r>
+      <w:proofErr w:type="spellStart"/>
+      <w:r>
+        <w:t>db</w:t>
+      </w:r>
+      <w:proofErr w:type="spellEnd"/>
+      <w:r>
+        <w:t>: "</w:t>
+      </w:r>
+      <w:proofErr w:type="spellStart"/>
+      <w:r>
+        <w:t>refinementDb</w:t>
+      </w:r>
+      <w:proofErr w:type="spellEnd"/>
+      <w:r>
+        <w:t>" }</w:t>
+      </w:r>
+    </w:p>
+    <w:p>
+      <w:pPr>
+        <w:pStyle w:val="code-2"/>
+      </w:pPr>
+      <w:r>
+        <w:t xml:space="preserve">  ]</w:t>
+      </w:r>
+    </w:p>
+    <w:p>
+      <w:pPr>
+        <w:pStyle w:val="code-2"/>
+      </w:pPr>
+      <w:r>
+        <w:t>})</w:t>
+      </w:r>
+    </w:p>
+    <w:p>
+      <w:pPr>
+        <w:jc w:val="right"/>
+        <w:rPr>
+          <w:lang w:val="en-US"/>
+        </w:rPr>
+      </w:pPr>
+      <w:r>
+        <w:t>(Фиг. 17 – създаване на потребител с права само за четене)</w:t>
+      </w:r>
+    </w:p>
+    <w:p>
+      <w:pPr>
+        <w:pStyle w:val="code-2"/>
+      </w:pPr>
+      <w:proofErr w:type="spellStart"/>
+      <w:r>
+        <w:t>db.createUser</w:t>
+      </w:r>
+      <w:proofErr w:type="spellEnd"/>
+      <w:r>
+        <w:t>({</w:t>
+      </w:r>
+    </w:p>
+    <w:p>
+      <w:pPr>
+        <w:pStyle w:val="code-2"/>
+      </w:pPr>
+      <w:r>
+        <w:t xml:space="preserve">  </w:t>
+      </w:r>
+      <w:proofErr w:type="spellStart"/>
+      <w:r>
+        <w:t>user</w:t>
+      </w:r>
+      <w:proofErr w:type="spellEnd"/>
+      <w:r>
+        <w:t>: "</w:t>
+      </w:r>
+      <w:r>
+        <w:rPr>
+          <w:lang w:val="en-US"/>
+        </w:rPr>
+        <w:t>XS</w:t>
+      </w:r>
+      <w:r>
+        <w:rPr>
+          <w:lang w:val="en-US"/>
+        </w:rPr>
+        <w:t>ADMIN</w:t>
+      </w:r>
+      <w:r>
+        <w:t>",</w:t>
+      </w:r>
+    </w:p>
+    <w:p>
+      <w:pPr>
+        <w:pStyle w:val="code-2"/>
+      </w:pPr>
+      <w:r>
+        <w:t xml:space="preserve">  </w:t>
+      </w:r>
+      <w:proofErr w:type="spellStart"/>
+      <w:r>
+        <w:t>pwd</w:t>
+      </w:r>
+      <w:proofErr w:type="spellEnd"/>
+      <w:r>
+        <w:t>: "</w:t>
+      </w:r>
+      <w:r>
+        <w:rPr>
+          <w:lang w:val="en-US"/>
+        </w:rPr>
+        <w:t>Abcd1234</w:t>
+      </w:r>
+      <w:r>
+        <w:t>",</w:t>
+      </w:r>
+    </w:p>
+    <w:p>
+      <w:pPr>
+        <w:pStyle w:val="code-2"/>
+      </w:pPr>
+      <w:r>
+        <w:t xml:space="preserve">  </w:t>
+      </w:r>
+      <w:proofErr w:type="spellStart"/>
+      <w:r>
+        <w:t>roles</w:t>
+      </w:r>
+      <w:proofErr w:type="spellEnd"/>
+      <w:r>
+        <w:t>: [</w:t>
+      </w:r>
+    </w:p>
+    <w:p>
+      <w:pPr>
+        <w:pStyle w:val="code-2"/>
+      </w:pPr>
+      <w:r>
+        <w:t xml:space="preserve">    { </w:t>
+      </w:r>
+      <w:proofErr w:type="spellStart"/>
+      <w:r>
+        <w:t>role</w:t>
+      </w:r>
+      <w:proofErr w:type="spellEnd"/>
+      <w:r>
+        <w:t>: "</w:t>
+      </w:r>
+      <w:r>
+        <w:rPr>
+          <w:lang w:val="en-US"/>
+        </w:rPr>
+        <w:t>writer</w:t>
+      </w:r>
+      <w:r>
+        <w:t xml:space="preserve">", </w:t>
+      </w:r>
+      <w:proofErr w:type="spellStart"/>
+      <w:r>
+        <w:t>db</w:t>
+      </w:r>
+      <w:proofErr w:type="spellEnd"/>
+      <w:r>
+        <w:t>: "</w:t>
+      </w:r>
+      <w:proofErr w:type="spellStart"/>
+      <w:r>
+        <w:t>refinementDb</w:t>
+      </w:r>
+      <w:proofErr w:type="spellEnd"/>
+      <w:r>
+        <w:t>" }</w:t>
+      </w:r>
+    </w:p>
+    <w:p>
+      <w:pPr>
+        <w:pStyle w:val="code-2"/>
+      </w:pPr>
+      <w:r>
+        <w:t xml:space="preserve">  ]</w:t>
+      </w:r>
+    </w:p>
+    <w:p>
+      <w:pPr>
+        <w:pStyle w:val="code-2"/>
+      </w:pPr>
+      <w:r>
+        <w:t>})</w:t>
+      </w:r>
+    </w:p>
+    <w:p>
+      <w:pPr>
+        <w:jc w:val="right"/>
+      </w:pPr>
+      <w:r>
+        <w:t>(Фиг. 1</w:t>
+      </w:r>
+      <w:r>
+        <w:t xml:space="preserve">8 </w:t>
+      </w:r>
+      <w:r>
+        <w:t xml:space="preserve">– създаване на потребител с права само за </w:t>
+      </w:r>
+      <w:r>
+        <w:t>писане</w:t>
+      </w:r>
+      <w:r>
         <w:t>)</w:t>
       </w:r>
     </w:p>
     <w:p>
       <w:pPr>
         <w:jc w:val="right"/>
-        <w:rPr>
-          <w:lang w:val="en-US"/>
-        </w:rPr>
-      </w:pPr>
-      <w:r>
-        <w:t xml:space="preserve">(Фиг. 10 – изтриване по </w:t>
-      </w:r>
-      <w:r>
-        <w:rPr>
-          <w:lang w:val="en-US"/>
-        </w:rPr>
-        <w:t>id)</w:t>
-      </w:r>
-    </w:p>
-    <w:p/>
-    <w:p/>
-    <w:p/>
-    <w:p/>
-    <w:p>
-      <w:pPr>
-        <w:jc w:val="right"/>
-      </w:pPr>
-    </w:p>
-    <w:bookmarkStart w:id="6" w:name="_Toc222951178" w:displacedByCustomXml="next"/>
+      </w:pPr>
+    </w:p>
+    <w:p>
+      <w:pPr>
+        <w:pStyle w:val="Heading3"/>
+        <w:rPr>
+          <w:lang w:val="en-US"/>
+        </w:rPr>
+      </w:pPr>
+      <w:bookmarkStart w:id="17" w:name="_Toc223011452"/>
+      <w:r>
+        <w:t>Стъпка 7:</w:t>
+      </w:r>
+      <w:bookmarkEnd w:id="17"/>
+    </w:p>
+    <w:p>
+      <w:pPr>
+        <w:pStyle w:val="code-2"/>
+        <w:ind w:firstLine="0"/>
+        <w:rPr>
+          <w:lang w:val="en-US"/>
+        </w:rPr>
+      </w:pPr>
+      <w:proofErr w:type="spellStart"/>
+      <w:r>
+        <w:t>mongosh</w:t>
+      </w:r>
+      <w:proofErr w:type="spellEnd"/>
+      <w:r>
+        <w:t xml:space="preserve"> -u DB_ADMIN -p Abcd1234 --</w:t>
+      </w:r>
+      <w:proofErr w:type="spellStart"/>
+      <w:r>
+        <w:t>authenticationDatabase</w:t>
+      </w:r>
+      <w:proofErr w:type="spellEnd"/>
+      <w:r>
+        <w:t xml:space="preserve"> </w:t>
+      </w:r>
+      <w:proofErr w:type="spellStart"/>
+      <w:r>
+        <w:t>refinementDb</w:t>
+      </w:r>
+      <w:proofErr w:type="spellEnd"/>
+    </w:p>
+    <w:p>
+      <w:pPr>
+        <w:pStyle w:val="code-2"/>
+        <w:ind w:firstLine="0"/>
+      </w:pPr>
+      <w:proofErr w:type="spellStart"/>
+      <w:r>
+        <w:t>db.votes.insertOne</w:t>
+      </w:r>
+      <w:proofErr w:type="spellEnd"/>
+      <w:r>
+        <w:t xml:space="preserve">({ </w:t>
+      </w:r>
+      <w:proofErr w:type="spellStart"/>
+      <w:r>
+        <w:t>value</w:t>
+      </w:r>
+      <w:proofErr w:type="spellEnd"/>
+      <w:r>
+        <w:t>: "L" })</w:t>
+      </w:r>
+    </w:p>
+    <w:p>
+      <w:pPr>
+        <w:pStyle w:val="code-2"/>
+        <w:ind w:firstLine="0"/>
+        <w:rPr>
+          <w:lang w:val="en-US"/>
+        </w:rPr>
+      </w:pPr>
+      <w:proofErr w:type="spellStart"/>
+      <w:r>
+        <w:t>MongoServerError</w:t>
+      </w:r>
+      <w:proofErr w:type="spellEnd"/>
+      <w:r>
+        <w:t>[</w:t>
+      </w:r>
+      <w:proofErr w:type="spellStart"/>
+      <w:r>
+        <w:t>Unauthorized</w:t>
+      </w:r>
+      <w:proofErr w:type="spellEnd"/>
+      <w:r>
+        <w:t xml:space="preserve">]: </w:t>
+      </w:r>
+      <w:proofErr w:type="spellStart"/>
+      <w:r>
+        <w:t>not</w:t>
+      </w:r>
+      <w:proofErr w:type="spellEnd"/>
+      <w:r>
+        <w:t xml:space="preserve"> </w:t>
+      </w:r>
+      <w:proofErr w:type="spellStart"/>
+      <w:r>
+        <w:t>authorized</w:t>
+      </w:r>
+      <w:proofErr w:type="spellEnd"/>
+      <w:r>
+        <w:t xml:space="preserve"> </w:t>
+      </w:r>
+      <w:proofErr w:type="spellStart"/>
+      <w:r>
+        <w:t>on</w:t>
+      </w:r>
+      <w:proofErr w:type="spellEnd"/>
+      <w:r>
+        <w:t xml:space="preserve"> </w:t>
+      </w:r>
+      <w:proofErr w:type="spellStart"/>
+      <w:r>
+        <w:t>refinementDb</w:t>
+      </w:r>
+      <w:proofErr w:type="spellEnd"/>
+      <w:r>
+        <w:t xml:space="preserve"> </w:t>
+      </w:r>
+      <w:proofErr w:type="spellStart"/>
+      <w:r>
+        <w:t>to</w:t>
+      </w:r>
+      <w:proofErr w:type="spellEnd"/>
+      <w:r>
+        <w:t xml:space="preserve"> </w:t>
+      </w:r>
+      <w:proofErr w:type="spellStart"/>
+      <w:r>
+        <w:t>execute</w:t>
+      </w:r>
+      <w:proofErr w:type="spellEnd"/>
+      <w:r>
+        <w:t xml:space="preserve"> </w:t>
+      </w:r>
+      <w:proofErr w:type="spellStart"/>
+      <w:r>
+        <w:t>command</w:t>
+      </w:r>
+      <w:proofErr w:type="spellEnd"/>
+      <w:r>
+        <w:t xml:space="preserve"> </w:t>
+      </w:r>
+      <w:r>
+        <w:rPr>
+          <w:lang w:val="en-US"/>
+        </w:rPr>
+        <w:t>[…]</w:t>
+      </w:r>
+      <w:r>
+        <w:br w:type="page"/>
+      </w:r>
+    </w:p>
+    <w:bookmarkStart w:id="18" w:name="_Toc223011453" w:displacedByCustomXml="next"/>
     <w:sdt>
       <w:sdtPr>
         <w:rPr>
@@ -5012,7 +10329,7 @@
           <w:r>
             <w:t>Цитирани източници</w:t>
           </w:r>
-          <w:bookmarkEnd w:id="6"/>
+          <w:bookmarkEnd w:id="18"/>
         </w:p>
         <w:p>
           <w:pPr>
@@ -5049,7 +10366,7 @@
           </w:tblGrid>
           <w:tr>
             <w:trPr>
-              <w:divId w:val="1108280509"/>
+              <w:divId w:val="350186897"/>
               <w:tblCellSpacing w:w="15" w:type="dxa"/>
             </w:trPr>
             <w:tc>
@@ -5097,7 +10414,7 @@
           </w:tr>
           <w:tr>
             <w:trPr>
-              <w:divId w:val="1108280509"/>
+              <w:divId w:val="350186897"/>
               <w:tblCellSpacing w:w="15" w:type="dxa"/>
             </w:trPr>
             <w:tc>
@@ -5143,7 +10460,7 @@
           </w:tr>
           <w:tr>
             <w:trPr>
-              <w:divId w:val="1108280509"/>
+              <w:divId w:val="350186897"/>
               <w:tblCellSpacing w:w="15" w:type="dxa"/>
             </w:trPr>
             <w:tc>
@@ -5189,7 +10506,7 @@
           </w:tr>
           <w:tr>
             <w:trPr>
-              <w:divId w:val="1108280509"/>
+              <w:divId w:val="350186897"/>
               <w:tblCellSpacing w:w="15" w:type="dxa"/>
             </w:trPr>
             <w:tc>
@@ -5228,14 +10545,14 @@
                   <w:rPr>
                     <w:noProof/>
                   </w:rPr>
-                  <w:t>A. Amazon, „Object relational mapping,“ [Онлайн]. Available: https://aws.amazon.com/what-is/object-relational-mapping/.</w:t>
+                  <w:t>„Websockets API,“ [Онлайн]. Available: https://developer.mozilla.org/en-US/docs/Web/API/WebSockets_API.</w:t>
                 </w:r>
               </w:p>
             </w:tc>
           </w:tr>
           <w:tr>
             <w:trPr>
-              <w:divId w:val="1108280509"/>
+              <w:divId w:val="350186897"/>
               <w:tblCellSpacing w:w="15" w:type="dxa"/>
             </w:trPr>
             <w:tc>
@@ -5281,7 +10598,7 @@
           </w:tr>
           <w:tr>
             <w:trPr>
-              <w:divId w:val="1108280509"/>
+              <w:divId w:val="350186897"/>
               <w:tblCellSpacing w:w="15" w:type="dxa"/>
             </w:trPr>
             <w:tc>
@@ -5320,7 +10637,7 @@
                   <w:rPr>
                     <w:noProof/>
                   </w:rPr>
-                  <w:t>„Websockets API,“ [Онлайн]. Available: https://developer.mozilla.org/en-US/docs/Web/API/WebSockets_API.</w:t>
+                  <w:t>A. Amazon, „Object relational mapping,“ [Онлайн]. Available: https://aws.amazon.com/what-is/object-relational-mapping/.</w:t>
                 </w:r>
               </w:p>
             </w:tc>
@@ -5328,7 +10645,7 @@
         </w:tbl>
         <w:p>
           <w:pPr>
-            <w:divId w:val="1108280509"/>
+            <w:divId w:val="350186897"/>
             <w:rPr>
               <w:rFonts w:eastAsia="Times New Roman"/>
               <w:noProof/>
@@ -5353,11 +10670,11 @@
           <w:lang w:val="en-US"/>
         </w:rPr>
       </w:pPr>
-      <w:bookmarkStart w:id="7" w:name="_Toc222951179"/>
+      <w:bookmarkStart w:id="19" w:name="_Toc223011454"/>
       <w:r>
         <w:t>Използвани съкращения</w:t>
       </w:r>
-      <w:bookmarkEnd w:id="7"/>
+      <w:bookmarkEnd w:id="19"/>
     </w:p>
     <w:p>
       <w:pPr>
@@ -5404,6 +10721,19 @@
           <w:lang w:val="en-US"/>
         </w:rPr>
         <w:t>JSON – JavaScript object notation</w:t>
+      </w:r>
+    </w:p>
+    <w:p>
+      <w:pPr>
+        <w:rPr>
+          <w:lang w:val="en-US"/>
+        </w:rPr>
+      </w:pPr>
+      <w:r>
+        <w:rPr>
+          <w:lang w:val="en-US"/>
+        </w:rPr>
+        <w:t>ASC - ascending</w:t>
       </w:r>
     </w:p>
     <w:sectPr>
@@ -5536,6 +10866,95 @@
 <file path=word/numbering.xml><?xml version="1.0" encoding="utf-8"?>
 <w:numbering xmlns:wpc="http://schemas.microsoft.com/office/word/2010/wordprocessingCanvas" xmlns:cx="http://schemas.microsoft.com/office/drawing/2014/chartex" xmlns:cx1="http://schemas.microsoft.com/office/drawing/2015/9/8/chartex" xmlns:cx2="http://schemas.microsoft.com/office/drawing/2015/10/21/chartex" xmlns:cx3="http://schemas.microsoft.com/office/drawing/2016/5/9/chartex" xmlns:cx4="http://schemas.microsoft.com/office/drawing/2016/5/10/chartex" xmlns:cx5="http://schemas.microsoft.com/office/drawing/2016/5/11/chartex" xmlns:cx6="http://schemas.microsoft.com/office/drawing/2016/5/12/chartex" xmlns:cx7="http://schemas.microsoft.com/office/drawing/2016/5/13/chartex" xmlns:cx8="http://schemas.microsoft.com/office/drawing/2016/5/14/chartex" xmlns:mc="http://schemas.openxmlformats.org/markup-compatibility/2006" xmlns:aink="http://schemas.microsoft.com/office/drawing/2016/ink" xmlns:am3d="http://schemas.microsoft.com/office/drawing/2017/model3d" xmlns:o="urn:schemas-microsoft-com:office:office" xmlns:oel="http://schemas.microsoft.com/office/2019/extlst" xmlns:r="http://schemas.openxmlformats.org/officeDocument/2006/relationships" xmlns:m="http://schemas.openxmlformats.org/officeDocument/2006/math" xmlns:v="urn:schemas-microsoft-com:vml" xmlns:wp14="http://schemas.microsoft.com/office/word/2010/wordprocessingDrawing" xmlns:wp="http://schemas.openxmlformats.org/drawingml/2006/wordprocessingDrawing" xmlns:w10="urn:schemas-microsoft-com:office:word" xmlns:w="http://schemas.openxmlformats.org/wordprocessingml/2006/main" xmlns:w14="http://schemas.microsoft.com/office/word/2010/wordml" xmlns:w15="http://schemas.microsoft.com/office/word/2012/wordml" xmlns:w16cex="http://schemas.microsoft.com/office/word/2018/wordml/cex" xmlns:w16cid="http://schemas.microsoft.com/office/word/2016/wordml/cid" xmlns:w16="http://schemas.microsoft.com/office/word/2018/wordml" xmlns:w16du="http://schemas.microsoft.com/office/word/2023/wordml/word16du" xmlns:w16sdtdh="http://schemas.microsoft.com/office/word/2020/wordml/sdtdatahash" xmlns:w16sdtfl="http://schemas.microsoft.com/office/word/2024/wordml/sdtformatlock" xmlns:w16se="http://schemas.microsoft.com/office/word/2015/wordml/symex" xmlns:wpg="http://schemas.microsoft.com/office/word/2010/wordprocessingGroup" xmlns:wpi="http://schemas.microsoft.com/office/word/2010/wordprocessingInk" xmlns:wne="http://schemas.microsoft.com/office/word/2006/wordml" xmlns:wps="http://schemas.microsoft.com/office/word/2010/wordprocessingShape" mc:Ignorable="w14 w15 w16se w16cid w16 w16cex w16sdtdh w16sdtfl w16du wp14">
   <w:abstractNum w:abstractNumId="0" w15:restartNumberingAfterBreak="0">
+    <w:nsid w:val="189B27D3"/>
+    <w:multiLevelType w:val="hybridMultilevel"/>
+    <w:tmpl w:val="C3947FEE"/>
+    <w:lvl w:ilvl="0" w:tplc="0409000F">
+      <w:start w:val="1"/>
+      <w:numFmt w:val="decimal"/>
+      <w:lvlText w:val="%1."/>
+      <w:lvlJc w:val="left"/>
+      <w:pPr>
+        <w:ind w:left="720" w:hanging="360"/>
+      </w:pPr>
+      <w:rPr>
+        <w:rFonts w:hint="default"/>
+      </w:rPr>
+    </w:lvl>
+    <w:lvl w:ilvl="1" w:tplc="04090019" w:tentative="1">
+      <w:start w:val="1"/>
+      <w:numFmt w:val="lowerLetter"/>
+      <w:lvlText w:val="%2."/>
+      <w:lvlJc w:val="left"/>
+      <w:pPr>
+        <w:ind w:left="1440" w:hanging="360"/>
+      </w:pPr>
+    </w:lvl>
+    <w:lvl w:ilvl="2" w:tplc="0409001B" w:tentative="1">
+      <w:start w:val="1"/>
+      <w:numFmt w:val="lowerRoman"/>
+      <w:lvlText w:val="%3."/>
+      <w:lvlJc w:val="right"/>
+      <w:pPr>
+        <w:ind w:left="2160" w:hanging="180"/>
+      </w:pPr>
+    </w:lvl>
+    <w:lvl w:ilvl="3" w:tplc="0409000F" w:tentative="1">
+      <w:start w:val="1"/>
+      <w:numFmt w:val="decimal"/>
+      <w:lvlText w:val="%4."/>
+      <w:lvlJc w:val="left"/>
+      <w:pPr>
+        <w:ind w:left="2880" w:hanging="360"/>
+      </w:pPr>
+    </w:lvl>
+    <w:lvl w:ilvl="4" w:tplc="04090019" w:tentative="1">
+      <w:start w:val="1"/>
+      <w:numFmt w:val="lowerLetter"/>
+      <w:lvlText w:val="%5."/>
+      <w:lvlJc w:val="left"/>
+      <w:pPr>
+        <w:ind w:left="3600" w:hanging="360"/>
+      </w:pPr>
+    </w:lvl>
+    <w:lvl w:ilvl="5" w:tplc="0409001B" w:tentative="1">
+      <w:start w:val="1"/>
+      <w:numFmt w:val="lowerRoman"/>
+      <w:lvlText w:val="%6."/>
+      <w:lvlJc w:val="right"/>
+      <w:pPr>
+        <w:ind w:left="4320" w:hanging="180"/>
+      </w:pPr>
+    </w:lvl>
+    <w:lvl w:ilvl="6" w:tplc="0409000F" w:tentative="1">
+      <w:start w:val="1"/>
+      <w:numFmt w:val="decimal"/>
+      <w:lvlText w:val="%7."/>
+      <w:lvlJc w:val="left"/>
+      <w:pPr>
+        <w:ind w:left="5040" w:hanging="360"/>
+      </w:pPr>
+    </w:lvl>
+    <w:lvl w:ilvl="7" w:tplc="04090019" w:tentative="1">
+      <w:start w:val="1"/>
+      <w:numFmt w:val="lowerLetter"/>
+      <w:lvlText w:val="%8."/>
+      <w:lvlJc w:val="left"/>
+      <w:pPr>
+        <w:ind w:left="5760" w:hanging="360"/>
+      </w:pPr>
+    </w:lvl>
+    <w:lvl w:ilvl="8" w:tplc="0409001B" w:tentative="1">
+      <w:start w:val="1"/>
+      <w:numFmt w:val="lowerRoman"/>
+      <w:lvlText w:val="%9."/>
+      <w:lvlJc w:val="right"/>
+      <w:pPr>
+        <w:ind w:left="6480" w:hanging="180"/>
+      </w:pPr>
+    </w:lvl>
+  </w:abstractNum>
+  <w:abstractNum w:abstractNumId="1" w15:restartNumberingAfterBreak="0">
     <w:nsid w:val="3FCB01AA"/>
     <w:multiLevelType w:val="hybridMultilevel"/>
     <w:tmpl w:val="EF4014F0"/>
@@ -5649,6 +11068,9 @@
     </w:lvl>
   </w:abstractNum>
   <w:num w:numId="1" w16cid:durableId="1219783411">
+    <w:abstractNumId w:val="1"/>
+  </w:num>
+  <w:num w:numId="2" w16cid:durableId="1799906703">
     <w:abstractNumId w:val="0"/>
   </w:num>
 </w:numbering>
@@ -6054,7 +11476,7 @@
   <w:style w:type="paragraph" w:default="1" w:styleId="Normal">
     <w:name w:val="Normal"/>
     <w:qFormat/>
-    <w:rsid w:val="004522AA"/>
+    <w:rsid w:val="006576DE"/>
     <w:rPr>
       <w:rFonts w:ascii="Times New Roman" w:hAnsi="Times New Roman"/>
     </w:rPr>
@@ -6736,6 +12158,19 @@
     <w:unhideWhenUsed/>
     <w:rsid w:val="004636A2"/>
   </w:style>
+  <w:style w:type="paragraph" w:styleId="TOC3">
+    <w:name w:val="toc 3"/>
+    <w:basedOn w:val="Normal"/>
+    <w:next w:val="Normal"/>
+    <w:autoRedefine/>
+    <w:uiPriority w:val="39"/>
+    <w:unhideWhenUsed/>
+    <w:rsid w:val="00A83F44"/>
+    <w:pPr>
+      <w:spacing w:after="100"/>
+      <w:ind w:left="480"/>
+    </w:pPr>
+  </w:style>
 </w:styles>
 </file>
 
@@ -7086,7 +12521,7 @@
     <b:Guid>{0F4C5591-E609-4CD8-A59A-93C81E4EE16A}</b:Guid>
     <b:Title>Websockets API</b:Title>
     <b:URL>https://developer.mozilla.org/en-US/docs/Web/API/WebSockets_API</b:URL>
-    <b:RefOrder>6</b:RefOrder>
+    <b:RefOrder>4</b:RefOrder>
   </b:Source>
   <b:Source>
     <b:Tag>AWS</b:Tag>
@@ -7122,15 +12557,21 @@
     </b:Author>
     <b:Title>Object relational mapping</b:Title>
     <b:URL>https://aws.amazon.com/what-is/object-relational-mapping/</b:URL>
-    <b:RefOrder>4</b:RefOrder>
+    <b:RefOrder>6</b:RefOrder>
   </b:Source>
 </b:Sources>
 </file>
 
 <file path=customXml/itemProps1.xml><?xml version="1.0" encoding="utf-8"?>
-<ds:datastoreItem xmlns:ds="http://schemas.openxmlformats.org/officeDocument/2006/customXml" ds:itemID="{1A3F3680-1E47-47F0-9371-8F699E81D252}">
+<ds:datastoreItem xmlns:ds="http://schemas.openxmlformats.org/officeDocument/2006/customXml" ds:itemID="{CE051DB2-BC94-4436-8488-09414155AC63}">
   <ds:schemaRefs>
     <ds:schemaRef ds:uri="http://schemas.openxmlformats.org/officeDocument/2006/bibliography"/>
   </ds:schemaRefs>
 </ds:datastoreItem>
+</file>
+
+<file path=docMetadata/LabelInfo.xml><?xml version="1.0" encoding="utf-8"?>
+<clbl:labelList xmlns:clbl="http://schemas.microsoft.com/office/2020/mipLabelMetadata">
+  <clbl:label id="{0cf7ac0a-4681-4823-ab0b-04ef02c5f873}" enabled="1" method="Standard" siteId="{42f7676c-f455-423c-82f6-dc2d99791af7}" contentBits="0" removed="0"/>
+</clbl:labelList>
 </file>